--- a/bai-tap-dai-so-quan-he.docx
+++ b/bai-tap-dai-so-quan-he.docx
@@ -59,21 +59,7 @@
             <w:rStyle w:val="fontstyle01"/>
             <w:rFonts w:ascii="Cambria Math" w:eastAsiaTheme="minorEastAsia" w:hAnsi="Cambria Math"/>
           </w:rPr>
-          <m:t>σ</m:t>
-        </m:r>
-        <m:r>
-          <w:rPr>
-            <w:rStyle w:val="fontstyle01"/>
-            <w:rFonts w:ascii="Cambria Math" w:eastAsiaTheme="minorEastAsia" w:hAnsi="Cambria Math"/>
-          </w:rPr>
-          <m:t>(NH</m:t>
-        </m:r>
-        <m:r>
-          <w:rPr>
-            <w:rStyle w:val="fontstyle01"/>
-            <w:rFonts w:ascii="Cambria Math" w:eastAsiaTheme="minorEastAsia" w:hAnsi="Cambria Math"/>
-          </w:rPr>
-          <m:t>ANVIEN)</m:t>
+          <m:t>NHANVIEN</m:t>
         </m:r>
       </m:oMath>
     </w:p>
@@ -180,7 +166,25 @@
           <w:sz w:val="30"/>
           <w:szCs w:val="30"/>
         </w:rPr>
-        <w:t>(R)</w:t>
+        <w:t>(</w:t>
+      </w:r>
+      <w:r>
+        <w:rPr>
+          <w:rStyle w:val="fontstyle01"/>
+          <w:rFonts w:ascii="Times New Roman" w:eastAsiaTheme="minorEastAsia" w:hAnsi="Times New Roman" w:cs="Times New Roman"/>
+          <w:sz w:val="30"/>
+          <w:szCs w:val="30"/>
+        </w:rPr>
+        <w:t>NHANVIEN</w:t>
+      </w:r>
+      <w:r>
+        <w:rPr>
+          <w:rStyle w:val="fontstyle01"/>
+          <w:rFonts w:ascii="Times New Roman" w:eastAsiaTheme="minorEastAsia" w:hAnsi="Times New Roman" w:cs="Times New Roman"/>
+          <w:sz w:val="30"/>
+          <w:szCs w:val="30"/>
+        </w:rPr>
+        <w:t>)</w:t>
       </w:r>
     </w:p>
     <w:p>
@@ -302,16 +306,7 @@
                     <w:sz w:val="30"/>
                     <w:szCs w:val="30"/>
                   </w:rPr>
-                  <m:t>'</m:t>
-                </m:r>
-                <m:r>
-                  <w:rPr>
-                    <w:rStyle w:val="fontstyle01"/>
-                    <w:rFonts w:ascii="Cambria Math" w:hAnsi="Cambria Math" w:cs="Times New Roman"/>
-                    <w:sz w:val="30"/>
-                    <w:szCs w:val="30"/>
-                  </w:rPr>
-                  <m:t>Phú Nhuậ</m:t>
+                  <m:t>'Phú Nhuậ</m:t>
                 </m:r>
                 <m:sSup>
                   <m:sSupPr>
@@ -403,105 +398,7 @@
           <w:sz w:val="30"/>
           <w:szCs w:val="30"/>
         </w:rPr>
-        <w:t>KQ</w:t>
-      </w:r>
-      <m:oMath>
-        <m:r>
-          <w:rPr>
-            <w:rFonts w:ascii="Cambria Math" w:hAnsi="Cambria Math" w:cs="Times New Roman"/>
-            <w:sz w:val="30"/>
-            <w:szCs w:val="30"/>
-          </w:rPr>
-          <m:t>←</m:t>
-        </m:r>
-        <m:sSub>
-          <m:sSubPr>
-            <m:ctrlPr>
-              <w:rPr>
-                <w:rFonts w:ascii="Cambria Math" w:hAnsi="Cambria Math" w:cs="Times New Roman"/>
-                <w:i/>
-                <w:sz w:val="30"/>
-                <w:szCs w:val="30"/>
-              </w:rPr>
-            </m:ctrlPr>
-          </m:sSubPr>
-          <m:e>
-            <m:r>
-              <w:rPr>
-                <w:rFonts w:ascii="Cambria Math" w:hAnsi="Cambria Math" w:cs="Times New Roman"/>
-                <w:sz w:val="30"/>
-                <w:szCs w:val="30"/>
-              </w:rPr>
-              <m:t>π</m:t>
-            </m:r>
-          </m:e>
-          <m:sub>
-            <m:r>
-              <w:rPr>
-                <w:rFonts w:ascii="Cambria Math" w:hAnsi="Cambria Math" w:cs="Times New Roman"/>
-                <w:sz w:val="30"/>
-                <w:szCs w:val="30"/>
-              </w:rPr>
-              <m:t>NGSING</m:t>
-            </m:r>
-            <m:r>
-              <w:rPr>
-                <w:rFonts w:ascii="Cambria Math" w:hAnsi="Cambria Math" w:cs="Times New Roman"/>
-                <w:sz w:val="30"/>
-                <w:szCs w:val="30"/>
-              </w:rPr>
-              <m:t>,</m:t>
-            </m:r>
-            <m:r>
-              <w:rPr>
-                <w:rFonts w:ascii="Cambria Math" w:hAnsi="Cambria Math" w:cs="Times New Roman"/>
-                <w:sz w:val="30"/>
-                <w:szCs w:val="30"/>
-              </w:rPr>
-              <m:t>DCHI</m:t>
-            </m:r>
-          </m:sub>
-        </m:sSub>
-        <m:d>
-          <m:dPr>
-            <m:ctrlPr>
-              <w:rPr>
-                <w:rFonts w:ascii="Cambria Math" w:hAnsi="Cambria Math" w:cs="Times New Roman"/>
-                <w:i/>
-                <w:sz w:val="30"/>
-                <w:szCs w:val="30"/>
-              </w:rPr>
-            </m:ctrlPr>
-          </m:dPr>
-          <m:e>
-            <m:r>
-              <w:rPr>
-                <w:rFonts w:ascii="Cambria Math" w:hAnsi="Cambria Math" w:cs="Times New Roman"/>
-                <w:sz w:val="30"/>
-                <w:szCs w:val="30"/>
-              </w:rPr>
-              <m:t>R</m:t>
-            </m:r>
-          </m:e>
-        </m:d>
-      </m:oMath>
-    </w:p>
-    <w:p>
-      <w:pPr>
-        <w:jc w:val="center"/>
-        <w:rPr>
-          <w:rFonts w:ascii="Times New Roman" w:eastAsiaTheme="minorEastAsia" w:hAnsi="Times New Roman" w:cs="Times New Roman"/>
-          <w:sz w:val="30"/>
-          <w:szCs w:val="30"/>
-        </w:rPr>
-      </w:pPr>
-      <w:r>
-        <w:rPr>
-          <w:rFonts w:ascii="Times New Roman" w:hAnsi="Times New Roman" w:cs="Times New Roman"/>
-          <w:sz w:val="30"/>
-          <w:szCs w:val="30"/>
-        </w:rPr>
-        <w:t>KQ</w:t>
+        <w:t>R</w:t>
       </w:r>
       <m:oMath>
         <m:r>
@@ -642,6 +539,88 @@
     </w:p>
     <w:p>
       <w:pPr>
+        <w:jc w:val="center"/>
+        <w:rPr>
+          <w:rFonts w:ascii="Times New Roman" w:eastAsiaTheme="minorEastAsia" w:hAnsi="Times New Roman" w:cs="Times New Roman"/>
+          <w:sz w:val="30"/>
+          <w:szCs w:val="30"/>
+        </w:rPr>
+      </w:pPr>
+      <w:r>
+        <w:rPr>
+          <w:rFonts w:ascii="Times New Roman" w:hAnsi="Times New Roman" w:cs="Times New Roman"/>
+          <w:sz w:val="30"/>
+          <w:szCs w:val="30"/>
+        </w:rPr>
+        <w:t>KQ</w:t>
+      </w:r>
+      <m:oMath>
+        <m:r>
+          <w:rPr>
+            <w:rFonts w:ascii="Cambria Math" w:hAnsi="Cambria Math" w:cs="Times New Roman"/>
+            <w:sz w:val="30"/>
+            <w:szCs w:val="30"/>
+          </w:rPr>
+          <m:t>←</m:t>
+        </m:r>
+        <m:sSub>
+          <m:sSubPr>
+            <m:ctrlPr>
+              <w:rPr>
+                <w:rFonts w:ascii="Cambria Math" w:hAnsi="Cambria Math" w:cs="Times New Roman"/>
+                <w:i/>
+                <w:sz w:val="30"/>
+                <w:szCs w:val="30"/>
+              </w:rPr>
+            </m:ctrlPr>
+          </m:sSubPr>
+          <m:e>
+            <m:r>
+              <w:rPr>
+                <w:rFonts w:ascii="Cambria Math" w:hAnsi="Cambria Math" w:cs="Times New Roman"/>
+                <w:sz w:val="30"/>
+                <w:szCs w:val="30"/>
+              </w:rPr>
+              <m:t>π</m:t>
+            </m:r>
+          </m:e>
+          <m:sub>
+            <m:r>
+              <w:rPr>
+                <w:rFonts w:ascii="Cambria Math" w:hAnsi="Cambria Math" w:cs="Times New Roman"/>
+                <w:sz w:val="30"/>
+                <w:szCs w:val="30"/>
+              </w:rPr>
+              <m:t>NGSING,DCHI</m:t>
+            </m:r>
+          </m:sub>
+        </m:sSub>
+        <m:d>
+          <m:dPr>
+            <m:ctrlPr>
+              <w:rPr>
+                <w:rFonts w:ascii="Cambria Math" w:hAnsi="Cambria Math" w:cs="Times New Roman"/>
+                <w:i/>
+                <w:sz w:val="30"/>
+                <w:szCs w:val="30"/>
+              </w:rPr>
+            </m:ctrlPr>
+          </m:dPr>
+          <m:e>
+            <m:r>
+              <w:rPr>
+                <w:rFonts w:ascii="Cambria Math" w:hAnsi="Cambria Math" w:cs="Times New Roman"/>
+                <w:sz w:val="30"/>
+                <w:szCs w:val="30"/>
+              </w:rPr>
+              <m:t>R</m:t>
+            </m:r>
+          </m:e>
+        </m:d>
+      </m:oMath>
+    </w:p>
+    <w:p>
+      <w:pPr>
         <w:rPr>
           <w:rFonts w:ascii="Times New Roman" w:eastAsiaTheme="minorEastAsia" w:hAnsi="Times New Roman" w:cs="Times New Roman"/>
           <w:sz w:val="30"/>
@@ -739,7 +718,15 @@
                     <w:sz w:val="30"/>
                     <w:szCs w:val="30"/>
                   </w:rPr>
-                  <m:t>NGSING</m:t>
+                  <m:t>NGSIN</m:t>
+                </m:r>
+                <m:r>
+                  <w:rPr>
+                    <w:rFonts w:ascii="Cambria Math" w:eastAsiaTheme="minorEastAsia" w:hAnsi="Cambria Math" w:cs="Times New Roman"/>
+                    <w:sz w:val="30"/>
+                    <w:szCs w:val="30"/>
+                  </w:rPr>
+                  <m:t>H</m:t>
                 </m:r>
               </m:e>
             </m:d>
@@ -749,7 +736,23 @@
                 <w:sz w:val="30"/>
                 <w:szCs w:val="30"/>
               </w:rPr>
-              <m:t>≥1950 and year</m:t>
+              <m:t xml:space="preserve">≥1950 </m:t>
+            </m:r>
+            <m:r>
+              <w:rPr>
+                <w:rFonts w:ascii="Cambria Math" w:eastAsiaTheme="minorEastAsia" w:hAnsi="Cambria Math" w:cs="Times New Roman"/>
+                <w:sz w:val="30"/>
+                <w:szCs w:val="30"/>
+              </w:rPr>
+              <m:t>∧</m:t>
+            </m:r>
+            <m:r>
+              <w:rPr>
+                <w:rFonts w:ascii="Cambria Math" w:eastAsiaTheme="minorEastAsia" w:hAnsi="Cambria Math" w:cs="Times New Roman"/>
+                <w:sz w:val="30"/>
+                <w:szCs w:val="30"/>
+              </w:rPr>
+              <m:t xml:space="preserve"> year</m:t>
             </m:r>
             <m:d>
               <m:dPr>
@@ -1378,71 +1381,12 @@
     <w:p>
       <w:pPr>
         <w:ind w:left="360"/>
-        <w:jc w:val="center"/>
-        <w:rPr>
-          <w:rFonts w:ascii="Times New Roman" w:eastAsiaTheme="minorEastAsia" w:hAnsi="Times New Roman" w:cs="Times New Roman"/>
-          <w:sz w:val="30"/>
-          <w:szCs w:val="30"/>
-        </w:rPr>
-      </w:pPr>
-      <w:r>
-        <w:rPr>
-          <w:rFonts w:ascii="Times New Roman" w:hAnsi="Times New Roman" w:cs="Times New Roman"/>
-          <w:sz w:val="30"/>
-          <w:szCs w:val="30"/>
-        </w:rPr>
-        <w:t>KQ</w:t>
-      </w:r>
-      <m:oMath>
-        <m:r>
-          <w:rPr>
-            <w:rFonts w:ascii="Cambria Math" w:hAnsi="Cambria Math" w:cs="Times New Roman"/>
-            <w:sz w:val="30"/>
-            <w:szCs w:val="30"/>
-          </w:rPr>
-          <m:t>←</m:t>
-        </m:r>
-        <m:sSub>
-          <m:sSubPr>
-            <m:ctrlPr>
-              <w:rPr>
-                <w:rFonts w:ascii="Cambria Math" w:eastAsiaTheme="minorEastAsia" w:hAnsi="Cambria Math" w:cs="Times New Roman"/>
-                <w:i/>
-                <w:sz w:val="30"/>
-                <w:szCs w:val="30"/>
-              </w:rPr>
-            </m:ctrlPr>
-          </m:sSubPr>
-          <m:e>
-            <m:r>
-              <w:rPr>
-                <w:rFonts w:ascii="Cambria Math" w:eastAsiaTheme="minorEastAsia" w:hAnsi="Cambria Math" w:cs="Times New Roman"/>
-                <w:sz w:val="30"/>
-                <w:szCs w:val="30"/>
-              </w:rPr>
-              <m:t>π</m:t>
-            </m:r>
-          </m:e>
-          <m:sub>
-            <m:r>
-              <w:rPr>
-                <w:rFonts w:ascii="Cambria Math" w:eastAsiaTheme="minorEastAsia" w:hAnsi="Cambria Math" w:cs="Times New Roman"/>
-                <w:sz w:val="30"/>
-                <w:szCs w:val="30"/>
-              </w:rPr>
-              <m:t>MADA,PHONG,TENNV,NGSINH,DCHI</m:t>
-            </m:r>
-          </m:sub>
-        </m:sSub>
-        <m:r>
-          <w:rPr>
-            <w:rFonts w:ascii="Cambria Math" w:eastAsiaTheme="minorEastAsia" w:hAnsi="Cambria Math" w:cs="Times New Roman"/>
-            <w:sz w:val="30"/>
-            <w:szCs w:val="30"/>
-          </w:rPr>
-          <m:t>(R)</m:t>
-        </m:r>
-      </m:oMath>
+        <w:rPr>
+          <w:rFonts w:ascii="Times New Roman" w:hAnsi="Times New Roman" w:cs="Times New Roman"/>
+          <w:sz w:val="30"/>
+          <w:szCs w:val="30"/>
+        </w:rPr>
+      </w:pPr>
     </w:p>
     <w:p>
       <w:pPr>
@@ -1607,8 +1551,6 @@
             </m:r>
           </m:sub>
         </m:sSub>
-        <w:bookmarkStart w:id="0" w:name="_GoBack"/>
-        <w:bookmarkEnd w:id="0"/>
         <m:r>
           <w:rPr>
             <w:rFonts w:ascii="Cambria Math" w:hAnsi="Cambria Math" w:cs="Times New Roman"/>
@@ -1646,6 +1588,75 @@
             <w:rFonts w:ascii="Cambria Math" w:hAnsi="Cambria Math" w:cs="Times New Roman"/>
           </w:rPr>
           <m:t>DEAN)</m:t>
+        </m:r>
+      </m:oMath>
+    </w:p>
+    <w:p>
+      <w:pPr>
+        <w:ind w:left="360"/>
+        <w:jc w:val="center"/>
+        <w:rPr>
+          <w:rFonts w:ascii="Times New Roman" w:eastAsiaTheme="minorEastAsia" w:hAnsi="Times New Roman" w:cs="Times New Roman"/>
+          <w:sz w:val="30"/>
+          <w:szCs w:val="30"/>
+        </w:rPr>
+      </w:pPr>
+      <w:r>
+        <w:rPr>
+          <w:rFonts w:ascii="Times New Roman" w:hAnsi="Times New Roman" w:cs="Times New Roman"/>
+          <w:sz w:val="30"/>
+          <w:szCs w:val="30"/>
+        </w:rPr>
+        <w:t>KQ</w:t>
+      </w:r>
+      <m:oMath>
+        <m:r>
+          <w:rPr>
+            <w:rFonts w:ascii="Cambria Math" w:hAnsi="Cambria Math" w:cs="Times New Roman"/>
+            <w:sz w:val="30"/>
+            <w:szCs w:val="30"/>
+          </w:rPr>
+          <m:t>←</m:t>
+        </m:r>
+        <m:sSub>
+          <m:sSubPr>
+            <m:ctrlPr>
+              <w:rPr>
+                <w:rFonts w:ascii="Cambria Math" w:eastAsiaTheme="minorEastAsia" w:hAnsi="Cambria Math" w:cs="Times New Roman"/>
+                <w:i/>
+                <w:sz w:val="30"/>
+                <w:szCs w:val="30"/>
+              </w:rPr>
+            </m:ctrlPr>
+          </m:sSubPr>
+          <m:e>
+            <m:r>
+              <w:rPr>
+                <w:rFonts w:ascii="Cambria Math" w:eastAsiaTheme="minorEastAsia" w:hAnsi="Cambria Math" w:cs="Times New Roman"/>
+                <w:sz w:val="30"/>
+                <w:szCs w:val="30"/>
+              </w:rPr>
+              <m:t>π</m:t>
+            </m:r>
+          </m:e>
+          <m:sub>
+            <m:r>
+              <w:rPr>
+                <w:rFonts w:ascii="Cambria Math" w:eastAsiaTheme="minorEastAsia" w:hAnsi="Cambria Math" w:cs="Times New Roman"/>
+                <w:sz w:val="30"/>
+                <w:szCs w:val="30"/>
+              </w:rPr>
+              <m:t>MADA,PHONG,TENNV,NGSINH,DCHI</m:t>
+            </m:r>
+          </m:sub>
+        </m:sSub>
+        <m:r>
+          <w:rPr>
+            <w:rFonts w:ascii="Cambria Math" w:eastAsiaTheme="minorEastAsia" w:hAnsi="Cambria Math" w:cs="Times New Roman"/>
+            <w:sz w:val="30"/>
+            <w:szCs w:val="30"/>
+          </w:rPr>
+          <m:t>(R)</m:t>
         </m:r>
       </m:oMath>
     </w:p>
@@ -1843,6 +1854,173 @@
           <w:szCs w:val="30"/>
         </w:rPr>
       </w:pPr>
+    </w:p>
+    <w:p>
+      <w:pPr>
+        <w:ind w:left="360"/>
+        <w:jc w:val="center"/>
+        <w:rPr>
+          <w:rFonts w:ascii="Times New Roman" w:eastAsiaTheme="minorEastAsia" w:hAnsi="Times New Roman" w:cs="Times New Roman"/>
+          <w:sz w:val="30"/>
+          <w:szCs w:val="30"/>
+        </w:rPr>
+      </w:pPr>
+      <w:r>
+        <w:rPr>
+          <w:rFonts w:ascii="Times New Roman" w:eastAsiaTheme="minorEastAsia" w:hAnsi="Times New Roman" w:cs="Times New Roman"/>
+          <w:sz w:val="30"/>
+          <w:szCs w:val="30"/>
+        </w:rPr>
+        <w:t>R</w:t>
+      </w:r>
+      <m:oMath>
+        <m:r>
+          <w:rPr>
+            <w:rFonts w:ascii="Cambria Math" w:eastAsiaTheme="minorEastAsia" w:hAnsi="Cambria Math" w:cs="Times New Roman"/>
+            <w:sz w:val="30"/>
+            <w:szCs w:val="30"/>
+          </w:rPr>
+          <m:t>←</m:t>
+        </m:r>
+        <m:r>
+          <w:rPr>
+            <w:rFonts w:ascii="Cambria Math" w:eastAsiaTheme="minorEastAsia" w:hAnsi="Cambria Math" w:cs="Times New Roman"/>
+            <w:sz w:val="30"/>
+            <w:szCs w:val="30"/>
+          </w:rPr>
+          <m:t>NHANVIEN_Q</m:t>
+        </m:r>
+        <m:r>
+          <w:rPr>
+            <w:rFonts w:ascii="Cambria Math" w:eastAsiaTheme="minorEastAsia" w:hAnsi="Cambria Math" w:cs="Times New Roman"/>
+            <w:sz w:val="30"/>
+            <w:szCs w:val="30"/>
+          </w:rPr>
+          <m:t>L</m:t>
+        </m:r>
+        <m:sSub>
+          <m:sSubPr>
+            <m:ctrlPr>
+              <w:rPr>
+                <w:rFonts w:ascii="Cambria Math" w:eastAsiaTheme="minorEastAsia" w:hAnsi="Cambria Math" w:cs="Times New Roman"/>
+                <w:i/>
+                <w:sz w:val="30"/>
+                <w:szCs w:val="30"/>
+              </w:rPr>
+            </m:ctrlPr>
+          </m:sSubPr>
+          <m:e>
+            <m:r>
+              <w:rPr>
+                <w:rFonts w:ascii="Cambria Math" w:eastAsiaTheme="minorEastAsia" w:hAnsi="Cambria Math" w:cs="Times New Roman"/>
+                <w:sz w:val="30"/>
+                <w:szCs w:val="30"/>
+              </w:rPr>
+              <m:t>⋈</m:t>
+            </m:r>
+          </m:e>
+          <m:sub>
+            <m:r>
+              <w:rPr>
+                <w:rFonts w:ascii="Cambria Math" w:eastAsiaTheme="minorEastAsia" w:hAnsi="Cambria Math" w:cs="Times New Roman"/>
+                <w:sz w:val="30"/>
+                <w:szCs w:val="30"/>
+              </w:rPr>
+              <m:t>MANV=MA_NQL</m:t>
+            </m:r>
+          </m:sub>
+        </m:sSub>
+        <m:r>
+          <w:rPr>
+            <w:rFonts w:ascii="Cambria Math" w:eastAsiaTheme="minorEastAsia" w:hAnsi="Cambria Math" w:cs="Times New Roman"/>
+            <w:sz w:val="30"/>
+            <w:szCs w:val="30"/>
+          </w:rPr>
+          <m:t>NHANVIEN</m:t>
+        </m:r>
+      </m:oMath>
+    </w:p>
+    <w:p>
+      <w:pPr>
+        <w:ind w:left="360"/>
+        <w:rPr>
+          <w:rFonts w:ascii="Times New Roman" w:eastAsiaTheme="minorEastAsia" w:hAnsi="Times New Roman" w:cs="Times New Roman"/>
+          <w:sz w:val="30"/>
+          <w:szCs w:val="30"/>
+        </w:rPr>
+      </w:pPr>
+      <m:oMathPara>
+        <m:oMath>
+          <m:r>
+            <w:rPr>
+              <w:rFonts w:ascii="Cambria Math" w:eastAsiaTheme="minorEastAsia" w:hAnsi="Cambria Math" w:cs="Times New Roman"/>
+              <w:sz w:val="30"/>
+              <w:szCs w:val="30"/>
+            </w:rPr>
+            <m:t>KQ←</m:t>
+          </m:r>
+          <m:sSub>
+            <m:sSubPr>
+              <m:ctrlPr>
+                <w:rPr>
+                  <w:rFonts w:ascii="Cambria Math" w:eastAsiaTheme="minorEastAsia" w:hAnsi="Cambria Math" w:cs="Times New Roman"/>
+                  <w:i/>
+                  <w:sz w:val="30"/>
+                  <w:szCs w:val="30"/>
+                </w:rPr>
+              </m:ctrlPr>
+            </m:sSubPr>
+            <m:e>
+              <m:r>
+                <w:rPr>
+                  <w:rFonts w:ascii="Cambria Math" w:eastAsiaTheme="minorEastAsia" w:hAnsi="Cambria Math" w:cs="Times New Roman"/>
+                  <w:sz w:val="30"/>
+                  <w:szCs w:val="30"/>
+                </w:rPr>
+                <m:t>π</m:t>
+              </m:r>
+            </m:e>
+            <m:sub>
+              <m:r>
+                <w:rPr>
+                  <w:rFonts w:ascii="Cambria Math" w:eastAsiaTheme="minorEastAsia" w:hAnsi="Cambria Math" w:cs="Times New Roman"/>
+                  <w:sz w:val="30"/>
+                  <w:szCs w:val="30"/>
+                </w:rPr>
+                <m:t>HONV, TENLOT, TENNV, HONVQL, TENLOTQL, TENNVQL</m:t>
+              </m:r>
+            </m:sub>
+          </m:sSub>
+          <m:r>
+            <w:rPr>
+              <w:rFonts w:ascii="Cambria Math" w:eastAsiaTheme="minorEastAsia" w:hAnsi="Cambria Math" w:cs="Times New Roman"/>
+              <w:sz w:val="30"/>
+              <w:szCs w:val="30"/>
+            </w:rPr>
+            <m:t>(R)</m:t>
+          </m:r>
+        </m:oMath>
+      </m:oMathPara>
+    </w:p>
+    <w:p>
+      <w:pPr>
+        <w:ind w:left="360"/>
+        <w:rPr>
+          <w:rFonts w:ascii="Times New Roman" w:eastAsiaTheme="minorEastAsia" w:hAnsi="Times New Roman" w:cs="Times New Roman"/>
+          <w:sz w:val="30"/>
+          <w:szCs w:val="30"/>
+        </w:rPr>
+      </w:pPr>
+    </w:p>
+    <w:p>
+      <w:pPr>
+        <w:ind w:left="360"/>
+        <w:rPr>
+          <w:rFonts w:ascii="Times New Roman" w:eastAsiaTheme="minorEastAsia" w:hAnsi="Times New Roman" w:cs="Times New Roman"/>
+          <w:sz w:val="30"/>
+          <w:szCs w:val="30"/>
+        </w:rPr>
+      </w:pPr>
       <w:r>
         <w:rPr>
           <w:rFonts w:ascii="Times New Roman" w:eastAsiaTheme="minorEastAsia" w:hAnsi="Times New Roman" w:cs="Times New Roman"/>
@@ -2002,23 +2180,447 @@
     </w:p>
     <w:p>
       <w:pPr>
-        <w:pStyle w:val="ListParagraph"/>
-        <w:rPr>
-          <w:rFonts w:ascii="Times New Roman" w:hAnsi="Times New Roman" w:cs="Times New Roman"/>
-          <w:sz w:val="30"/>
-          <w:szCs w:val="30"/>
-        </w:rPr>
-      </w:pPr>
-    </w:p>
-    <w:p>
-      <w:pPr>
-        <w:pStyle w:val="ListParagraph"/>
-        <w:rPr>
-          <w:rFonts w:ascii="Times New Roman" w:hAnsi="Times New Roman" w:cs="Times New Roman"/>
-          <w:sz w:val="30"/>
-          <w:szCs w:val="30"/>
-        </w:rPr>
-      </w:pPr>
+        <w:ind w:left="360"/>
+        <w:rPr>
+          <w:rFonts w:ascii="Times New Roman" w:eastAsiaTheme="minorEastAsia" w:hAnsi="Times New Roman" w:cs="Times New Roman"/>
+          <w:sz w:val="30"/>
+          <w:szCs w:val="30"/>
+        </w:rPr>
+      </w:pPr>
+    </w:p>
+    <w:p>
+      <w:pPr>
+        <w:jc w:val="center"/>
+        <w:rPr>
+          <w:rFonts w:ascii="Times New Roman" w:eastAsiaTheme="minorEastAsia" w:hAnsi="Times New Roman" w:cs="Times New Roman"/>
+          <w:sz w:val="20"/>
+          <w:szCs w:val="20"/>
+        </w:rPr>
+      </w:pPr>
+      <w:r>
+        <w:rPr>
+          <w:rFonts w:ascii="Times New Roman" w:hAnsi="Times New Roman" w:cs="Times New Roman"/>
+          <w:sz w:val="20"/>
+          <w:szCs w:val="20"/>
+        </w:rPr>
+        <w:t>R</w:t>
+      </w:r>
+      <m:oMath>
+        <m:r>
+          <w:rPr>
+            <w:rFonts w:ascii="Cambria Math" w:hAnsi="Cambria Math" w:cs="Times New Roman"/>
+            <w:sz w:val="20"/>
+            <w:szCs w:val="20"/>
+          </w:rPr>
+          <m:t>←</m:t>
+        </m:r>
+        <m:sSub>
+          <m:sSubPr>
+            <m:ctrlPr>
+              <w:rPr>
+                <w:rFonts w:ascii="Cambria Math" w:hAnsi="Cambria Math" w:cs="Times New Roman"/>
+                <w:i/>
+                <w:sz w:val="20"/>
+                <w:szCs w:val="20"/>
+              </w:rPr>
+            </m:ctrlPr>
+          </m:sSubPr>
+          <m:e>
+            <m:r>
+              <w:rPr>
+                <w:rFonts w:ascii="Cambria Math" w:hAnsi="Cambria Math" w:cs="Times New Roman"/>
+                <w:sz w:val="20"/>
+                <w:szCs w:val="20"/>
+              </w:rPr>
+              <m:t>σ</m:t>
+            </m:r>
+          </m:e>
+          <m:sub>
+            <m:r>
+              <w:rPr>
+                <w:rFonts w:ascii="Cambria Math" w:hAnsi="Cambria Math" w:cs="Times New Roman"/>
+                <w:sz w:val="20"/>
+                <w:szCs w:val="20"/>
+              </w:rPr>
+              <m:t>TENDA</m:t>
+            </m:r>
+            <m:sSup>
+              <m:sSupPr>
+                <m:ctrlPr>
+                  <w:rPr>
+                    <w:rFonts w:ascii="Cambria Math" w:hAnsi="Cambria Math" w:cs="Times New Roman"/>
+                    <w:i/>
+                    <w:sz w:val="20"/>
+                    <w:szCs w:val="20"/>
+                  </w:rPr>
+                </m:ctrlPr>
+              </m:sSupPr>
+              <m:e>
+                <m:r>
+                  <w:rPr>
+                    <w:rFonts w:ascii="Cambria Math" w:hAnsi="Cambria Math" w:cs="Times New Roman"/>
+                    <w:sz w:val="20"/>
+                    <w:szCs w:val="20"/>
+                  </w:rPr>
+                  <m:t>=</m:t>
+                </m:r>
+              </m:e>
+              <m:sup>
+                <m:r>
+                  <w:rPr>
+                    <w:rFonts w:ascii="Cambria Math" w:hAnsi="Cambria Math" w:cs="Times New Roman"/>
+                    <w:sz w:val="20"/>
+                    <w:szCs w:val="20"/>
+                  </w:rPr>
+                  <m:t>'</m:t>
+                </m:r>
+              </m:sup>
+            </m:sSup>
+            <m:r>
+              <w:rPr>
+                <w:rFonts w:ascii="Cambria Math" w:hAnsi="Cambria Math" w:cs="Times New Roman"/>
+                <w:sz w:val="20"/>
+                <w:szCs w:val="20"/>
+              </w:rPr>
+              <m:t xml:space="preserve">Sản phẩm </m:t>
+            </m:r>
+            <m:sSup>
+              <m:sSupPr>
+                <m:ctrlPr>
+                  <w:rPr>
+                    <w:rFonts w:ascii="Cambria Math" w:hAnsi="Cambria Math" w:cs="Times New Roman"/>
+                    <w:i/>
+                    <w:sz w:val="20"/>
+                    <w:szCs w:val="20"/>
+                  </w:rPr>
+                </m:ctrlPr>
+              </m:sSupPr>
+              <m:e>
+                <m:r>
+                  <w:rPr>
+                    <w:rFonts w:ascii="Cambria Math" w:hAnsi="Cambria Math" w:cs="Times New Roman"/>
+                    <w:sz w:val="20"/>
+                    <w:szCs w:val="20"/>
+                  </w:rPr>
+                  <m:t>X</m:t>
+                </m:r>
+              </m:e>
+              <m:sup>
+                <m:r>
+                  <w:rPr>
+                    <w:rFonts w:ascii="Cambria Math" w:hAnsi="Cambria Math" w:cs="Times New Roman"/>
+                    <w:sz w:val="20"/>
+                    <w:szCs w:val="20"/>
+                  </w:rPr>
+                  <m:t>'</m:t>
+                </m:r>
+              </m:sup>
+            </m:sSup>
+          </m:sub>
+        </m:sSub>
+        <m:r>
+          <w:rPr>
+            <w:rFonts w:ascii="Cambria Math" w:hAnsi="Cambria Math" w:cs="Times New Roman"/>
+            <w:sz w:val="20"/>
+            <w:szCs w:val="20"/>
+          </w:rPr>
+          <m:t>(NHANVIEN</m:t>
+        </m:r>
+        <m:sSub>
+          <m:sSubPr>
+            <m:ctrlPr>
+              <w:rPr>
+                <w:rFonts w:ascii="Cambria Math" w:hAnsi="Cambria Math" w:cs="Times New Roman"/>
+                <w:i/>
+                <w:sz w:val="20"/>
+                <w:szCs w:val="20"/>
+              </w:rPr>
+            </m:ctrlPr>
+          </m:sSubPr>
+          <m:e>
+            <m:r>
+              <w:rPr>
+                <w:rFonts w:ascii="Cambria Math" w:hAnsi="Cambria Math" w:cs="Times New Roman"/>
+                <w:sz w:val="20"/>
+                <w:szCs w:val="20"/>
+              </w:rPr>
+              <m:t>⋈</m:t>
+            </m:r>
+          </m:e>
+          <m:sub>
+            <m:r>
+              <w:rPr>
+                <w:rFonts w:ascii="Cambria Math" w:hAnsi="Cambria Math" w:cs="Times New Roman"/>
+                <w:sz w:val="20"/>
+                <w:szCs w:val="20"/>
+              </w:rPr>
+              <m:t>MANV=M</m:t>
+            </m:r>
+            <m:sSub>
+              <m:sSubPr>
+                <m:ctrlPr>
+                  <w:rPr>
+                    <w:rFonts w:ascii="Cambria Math" w:hAnsi="Cambria Math" w:cs="Times New Roman"/>
+                    <w:i/>
+                    <w:sz w:val="20"/>
+                    <w:szCs w:val="20"/>
+                  </w:rPr>
+                </m:ctrlPr>
+              </m:sSubPr>
+              <m:e>
+                <m:r>
+                  <w:rPr>
+                    <w:rFonts w:ascii="Cambria Math" w:hAnsi="Cambria Math" w:cs="Times New Roman"/>
+                    <w:sz w:val="20"/>
+                    <w:szCs w:val="20"/>
+                  </w:rPr>
+                  <m:t>A</m:t>
+                </m:r>
+              </m:e>
+              <m:sub>
+                <m:r>
+                  <w:rPr>
+                    <w:rFonts w:ascii="Cambria Math" w:hAnsi="Cambria Math" w:cs="Times New Roman"/>
+                    <w:sz w:val="20"/>
+                    <w:szCs w:val="20"/>
+                  </w:rPr>
+                  <m:t>NVIEN</m:t>
+                </m:r>
+              </m:sub>
+            </m:sSub>
+          </m:sub>
+        </m:sSub>
+        <m:r>
+          <w:rPr>
+            <w:rFonts w:ascii="Cambria Math" w:hAnsi="Cambria Math" w:cs="Times New Roman"/>
+            <w:sz w:val="20"/>
+            <w:szCs w:val="20"/>
+          </w:rPr>
+          <m:t>PHANCONG</m:t>
+        </m:r>
+        <m:sSub>
+          <m:sSubPr>
+            <m:ctrlPr>
+              <w:rPr>
+                <w:rFonts w:ascii="Cambria Math" w:hAnsi="Cambria Math" w:cs="Times New Roman"/>
+                <w:i/>
+                <w:sz w:val="20"/>
+                <w:szCs w:val="20"/>
+              </w:rPr>
+            </m:ctrlPr>
+          </m:sSubPr>
+          <m:e>
+            <m:r>
+              <w:rPr>
+                <w:rFonts w:ascii="Cambria Math" w:hAnsi="Cambria Math" w:cs="Times New Roman"/>
+                <w:sz w:val="20"/>
+                <w:szCs w:val="20"/>
+              </w:rPr>
+              <m:t>⋈</m:t>
+            </m:r>
+          </m:e>
+          <m:sub>
+            <m:r>
+              <w:rPr>
+                <w:rFonts w:ascii="Cambria Math" w:hAnsi="Cambria Math" w:cs="Times New Roman"/>
+                <w:sz w:val="20"/>
+                <w:szCs w:val="20"/>
+              </w:rPr>
+              <m:t>PHANCONG.MADA=DEAN.MADA</m:t>
+            </m:r>
+          </m:sub>
+        </m:sSub>
+        <m:r>
+          <w:rPr>
+            <w:rFonts w:ascii="Cambria Math" w:hAnsi="Cambria Math" w:cs="Times New Roman"/>
+            <w:sz w:val="20"/>
+            <w:szCs w:val="20"/>
+          </w:rPr>
+          <m:t>DEAN)</m:t>
+        </m:r>
+      </m:oMath>
+    </w:p>
+    <w:p>
+      <w:pPr>
+        <w:jc w:val="center"/>
+        <w:rPr>
+          <w:rFonts w:ascii="Times New Roman" w:hAnsi="Times New Roman" w:cs="Times New Roman"/>
+          <w:sz w:val="36"/>
+          <w:szCs w:val="36"/>
+        </w:rPr>
+      </w:pPr>
+      <w:r>
+        <w:rPr>
+          <w:rFonts w:ascii="Times New Roman" w:eastAsiaTheme="minorEastAsia" w:hAnsi="Times New Roman" w:cs="Times New Roman"/>
+          <w:sz w:val="36"/>
+          <w:szCs w:val="36"/>
+        </w:rPr>
+        <w:t>KQ</w:t>
+      </w:r>
+      <m:oMath>
+        <m:r>
+          <w:rPr>
+            <w:rFonts w:ascii="Cambria Math" w:eastAsiaTheme="minorEastAsia" w:hAnsi="Cambria Math" w:cs="Times New Roman"/>
+            <w:sz w:val="36"/>
+            <w:szCs w:val="36"/>
+          </w:rPr>
+          <m:t>←</m:t>
+        </m:r>
+        <m:sSub>
+          <m:sSubPr>
+            <m:ctrlPr>
+              <w:rPr>
+                <w:rFonts w:ascii="Cambria Math" w:eastAsiaTheme="minorEastAsia" w:hAnsi="Cambria Math" w:cs="Times New Roman"/>
+                <w:i/>
+                <w:sz w:val="36"/>
+                <w:szCs w:val="36"/>
+              </w:rPr>
+            </m:ctrlPr>
+          </m:sSubPr>
+          <m:e>
+            <m:r>
+              <w:rPr>
+                <w:rFonts w:ascii="Cambria Math" w:eastAsiaTheme="minorEastAsia" w:hAnsi="Cambria Math" w:cs="Times New Roman"/>
+                <w:sz w:val="36"/>
+                <w:szCs w:val="36"/>
+              </w:rPr>
+              <m:t>π</m:t>
+            </m:r>
+          </m:e>
+          <m:sub>
+            <m:r>
+              <m:rPr>
+                <m:sty m:val="p"/>
+              </m:rPr>
+              <w:rPr>
+                <w:rFonts w:ascii="Cambria Math" w:hAnsi="Cambria Math" w:cs="Consolas"/>
+                <w:color w:val="000000"/>
+                <w:sz w:val="36"/>
+                <w:szCs w:val="36"/>
+              </w:rPr>
+              <m:t>MANV</m:t>
+            </m:r>
+            <m:r>
+              <m:rPr>
+                <m:sty m:val="p"/>
+              </m:rPr>
+              <w:rPr>
+                <w:rFonts w:ascii="Cambria Math" w:hAnsi="Cambria Math" w:cs="Consolas"/>
+                <w:color w:val="808080"/>
+                <w:sz w:val="36"/>
+                <w:szCs w:val="36"/>
+              </w:rPr>
+              <m:t>,</m:t>
+            </m:r>
+            <m:r>
+              <m:rPr>
+                <m:sty m:val="p"/>
+              </m:rPr>
+              <w:rPr>
+                <w:rFonts w:ascii="Cambria Math" w:hAnsi="Cambria Math" w:cs="Consolas"/>
+                <w:color w:val="000000"/>
+                <w:sz w:val="36"/>
+                <w:szCs w:val="36"/>
+              </w:rPr>
+              <m:t>TENNV</m:t>
+            </m:r>
+            <m:r>
+              <m:rPr>
+                <m:sty m:val="p"/>
+              </m:rPr>
+              <w:rPr>
+                <w:rFonts w:ascii="Cambria Math" w:hAnsi="Cambria Math" w:cs="Consolas"/>
+                <w:color w:val="808080"/>
+                <w:sz w:val="36"/>
+                <w:szCs w:val="36"/>
+              </w:rPr>
+              <m:t>,</m:t>
+            </m:r>
+            <m:r>
+              <m:rPr>
+                <m:sty m:val="p"/>
+              </m:rPr>
+              <w:rPr>
+                <w:rFonts w:ascii="Cambria Math" w:hAnsi="Cambria Math" w:cs="Consolas"/>
+                <w:color w:val="000000"/>
+                <w:sz w:val="36"/>
+                <w:szCs w:val="36"/>
+              </w:rPr>
+              <m:t xml:space="preserve">LUONG </m:t>
+            </m:r>
+            <m:r>
+              <m:rPr>
+                <m:sty m:val="p"/>
+              </m:rPr>
+              <w:rPr>
+                <w:rFonts w:ascii="Cambria Math" w:hAnsi="Cambria Math" w:cs="Consolas"/>
+                <w:color w:val="0000FF"/>
+                <w:sz w:val="36"/>
+                <w:szCs w:val="36"/>
+              </w:rPr>
+              <m:t>,</m:t>
+            </m:r>
+            <m:d>
+              <m:dPr>
+                <m:ctrlPr>
+                  <w:rPr>
+                    <w:rFonts w:ascii="Cambria Math" w:hAnsi="Cambria Math" w:cs="Consolas"/>
+                    <w:color w:val="808080"/>
+                    <w:sz w:val="36"/>
+                    <w:szCs w:val="36"/>
+                  </w:rPr>
+                </m:ctrlPr>
+              </m:dPr>
+              <m:e>
+                <m:r>
+                  <m:rPr>
+                    <m:sty m:val="p"/>
+                  </m:rPr>
+                  <w:rPr>
+                    <w:rFonts w:ascii="Cambria Math" w:hAnsi="Cambria Math" w:cs="Consolas"/>
+                    <w:color w:val="000000"/>
+                    <w:sz w:val="36"/>
+                    <w:szCs w:val="36"/>
+                  </w:rPr>
+                  <m:t xml:space="preserve">LUONG </m:t>
+                </m:r>
+                <m:r>
+                  <m:rPr>
+                    <m:sty m:val="p"/>
+                  </m:rPr>
+                  <w:rPr>
+                    <w:rFonts w:ascii="Cambria Math" w:hAnsi="Cambria Math" w:cs="Consolas"/>
+                    <w:color w:val="808080"/>
+                    <w:sz w:val="36"/>
+                    <w:szCs w:val="36"/>
+                  </w:rPr>
+                  <m:t>*</m:t>
+                </m:r>
+                <m:r>
+                  <m:rPr>
+                    <m:sty m:val="p"/>
+                  </m:rPr>
+                  <w:rPr>
+                    <w:rFonts w:ascii="Cambria Math" w:hAnsi="Cambria Math" w:cs="Consolas"/>
+                    <w:color w:val="000000"/>
+                    <w:sz w:val="36"/>
+                    <w:szCs w:val="36"/>
+                  </w:rPr>
+                  <m:t xml:space="preserve"> 1.1</m:t>
+                </m:r>
+              </m:e>
+            </m:d>
+          </m:sub>
+        </m:sSub>
+        <m:r>
+          <w:rPr>
+            <w:rFonts w:ascii="Cambria Math" w:eastAsiaTheme="minorEastAsia" w:hAnsi="Cambria Math" w:cs="Times New Roman"/>
+            <w:sz w:val="36"/>
+            <w:szCs w:val="36"/>
+          </w:rPr>
+          <m:t>(R)</m:t>
+        </m:r>
+      </m:oMath>
     </w:p>
     <w:p>
       <w:pPr>
@@ -2140,6 +2742,120 @@
           <w:szCs w:val="30"/>
         </w:rPr>
       </w:pPr>
+    </w:p>
+    <w:p>
+      <w:pPr>
+        <w:jc w:val="center"/>
+        <w:rPr>
+          <w:rFonts w:ascii="Times New Roman" w:eastAsiaTheme="minorEastAsia" w:hAnsi="Times New Roman" w:cs="Times New Roman"/>
+          <w:sz w:val="30"/>
+          <w:szCs w:val="30"/>
+        </w:rPr>
+      </w:pPr>
+      <w:r>
+        <w:rPr>
+          <w:rFonts w:ascii="Times New Roman" w:eastAsiaTheme="minorEastAsia" w:hAnsi="Times New Roman" w:cs="Times New Roman"/>
+          <w:sz w:val="30"/>
+          <w:szCs w:val="30"/>
+        </w:rPr>
+        <w:t>KQ</w:t>
+      </w:r>
+      <m:oMath>
+        <m:r>
+          <w:rPr>
+            <w:rFonts w:ascii="Cambria Math" w:eastAsiaTheme="minorEastAsia" w:hAnsi="Cambria Math" w:cs="Times New Roman"/>
+            <w:sz w:val="30"/>
+            <w:szCs w:val="30"/>
+          </w:rPr>
+          <m:t>←</m:t>
+        </m:r>
+        <m:sSub>
+          <m:sSubPr>
+            <m:ctrlPr>
+              <w:rPr>
+                <w:rFonts w:ascii="Cambria Math" w:eastAsiaTheme="minorEastAsia" w:hAnsi="Cambria Math" w:cs="Times New Roman"/>
+                <w:i/>
+                <w:sz w:val="30"/>
+                <w:szCs w:val="30"/>
+              </w:rPr>
+            </m:ctrlPr>
+          </m:sSubPr>
+          <m:e>
+            <m:r>
+              <w:rPr>
+                <w:rFonts w:ascii="Cambria Math" w:eastAsiaTheme="minorEastAsia" w:hAnsi="Cambria Math" w:cs="Times New Roman"/>
+                <w:sz w:val="30"/>
+                <w:szCs w:val="30"/>
+              </w:rPr>
+              <m:t>σ</m:t>
+            </m:r>
+          </m:e>
+          <m:sub>
+            <m:r>
+              <w:rPr>
+                <w:rFonts w:ascii="Cambria Math" w:eastAsiaTheme="minorEastAsia" w:hAnsi="Cambria Math" w:cs="Times New Roman"/>
+                <w:sz w:val="30"/>
+                <w:szCs w:val="30"/>
+              </w:rPr>
+              <m:t>LƯƠNG≥30000</m:t>
+            </m:r>
+            <m:r>
+              <w:rPr>
+                <w:rFonts w:ascii="Cambria Math" w:eastAsiaTheme="minorEastAsia" w:hAnsi="Cambria Math" w:cs="Times New Roman"/>
+                <w:sz w:val="30"/>
+                <w:szCs w:val="30"/>
+              </w:rPr>
+              <m:t>⋀</m:t>
+            </m:r>
+            <m:r>
+              <w:rPr>
+                <w:rFonts w:ascii="Cambria Math" w:eastAsiaTheme="minorEastAsia" w:hAnsi="Cambria Math" w:cs="Times New Roman"/>
+                <w:sz w:val="30"/>
+                <w:szCs w:val="30"/>
+              </w:rPr>
+              <m:t>LƯƠNG≤50000⋀PHG=5</m:t>
+            </m:r>
+          </m:sub>
+        </m:sSub>
+        <m:r>
+          <w:rPr>
+            <w:rFonts w:ascii="Cambria Math" w:eastAsiaTheme="minorEastAsia" w:hAnsi="Cambria Math" w:cs="Times New Roman"/>
+            <w:sz w:val="30"/>
+            <w:szCs w:val="30"/>
+          </w:rPr>
+          <m:t>(NHANVIEN)</m:t>
+        </m:r>
+      </m:oMath>
+    </w:p>
+    <w:p>
+      <w:pPr>
+        <w:jc w:val="center"/>
+        <w:rPr>
+          <w:rFonts w:ascii="Times New Roman" w:eastAsiaTheme="minorEastAsia" w:hAnsi="Times New Roman" w:cs="Times New Roman"/>
+          <w:sz w:val="30"/>
+          <w:szCs w:val="30"/>
+        </w:rPr>
+      </w:pPr>
+    </w:p>
+    <w:p>
+      <w:pPr>
+        <w:jc w:val="center"/>
+        <w:rPr>
+          <w:rFonts w:ascii="Times New Roman" w:eastAsiaTheme="minorEastAsia" w:hAnsi="Times New Roman" w:cs="Times New Roman"/>
+          <w:sz w:val="30"/>
+          <w:szCs w:val="30"/>
+        </w:rPr>
+      </w:pPr>
+    </w:p>
+    <w:p>
+      <w:pPr>
+        <w:ind w:left="360"/>
+        <w:rPr>
+          <w:rFonts w:ascii="Times New Roman" w:eastAsiaTheme="minorEastAsia" w:hAnsi="Times New Roman" w:cs="Times New Roman"/>
+          <w:sz w:val="30"/>
+          <w:szCs w:val="30"/>
+        </w:rPr>
+      </w:pPr>
       <w:r>
         <w:rPr>
           <w:rFonts w:ascii="Times New Roman" w:eastAsiaTheme="minorEastAsia" w:hAnsi="Times New Roman" w:cs="Times New Roman"/>
@@ -2241,6 +2957,211 @@
     </w:p>
     <w:p>
       <w:pPr>
+        <w:rPr>
+          <w:rFonts w:ascii="Times New Roman" w:eastAsiaTheme="minorEastAsia" w:hAnsi="Times New Roman" w:cs="Times New Roman"/>
+          <w:sz w:val="30"/>
+          <w:szCs w:val="30"/>
+        </w:rPr>
+      </w:pPr>
+    </w:p>
+    <w:p>
+      <w:pPr>
+        <w:jc w:val="center"/>
+        <w:rPr>
+          <w:rFonts w:ascii="Times New Roman" w:eastAsiaTheme="minorEastAsia" w:hAnsi="Times New Roman" w:cs="Times New Roman"/>
+          <w:sz w:val="24"/>
+          <w:szCs w:val="24"/>
+        </w:rPr>
+      </w:pPr>
+      <w:r>
+        <w:rPr>
+          <w:rFonts w:ascii="Times New Roman" w:eastAsiaTheme="minorEastAsia" w:hAnsi="Times New Roman" w:cs="Times New Roman"/>
+          <w:sz w:val="24"/>
+          <w:szCs w:val="24"/>
+        </w:rPr>
+        <w:t>R</w:t>
+      </w:r>
+      <m:oMath>
+        <m:r>
+          <w:rPr>
+            <w:rFonts w:ascii="Cambria Math" w:eastAsiaTheme="minorEastAsia" w:hAnsi="Cambria Math" w:cs="Times New Roman"/>
+            <w:sz w:val="24"/>
+            <w:szCs w:val="24"/>
+          </w:rPr>
+          <m:t>←</m:t>
+        </m:r>
+        <m:sSub>
+          <m:sSubPr>
+            <m:ctrlPr>
+              <w:rPr>
+                <w:rFonts w:ascii="Cambria Math" w:eastAsiaTheme="minorEastAsia" w:hAnsi="Cambria Math" w:cs="Times New Roman"/>
+                <w:i/>
+                <w:sz w:val="24"/>
+                <w:szCs w:val="24"/>
+              </w:rPr>
+            </m:ctrlPr>
+          </m:sSubPr>
+          <m:e>
+            <m:r>
+              <w:rPr>
+                <w:rFonts w:ascii="Cambria Math" w:eastAsiaTheme="minorEastAsia" w:hAnsi="Cambria Math" w:cs="Times New Roman"/>
+                <w:sz w:val="24"/>
+                <w:szCs w:val="24"/>
+              </w:rPr>
+              <m:t>NHANVIEN⋈</m:t>
+            </m:r>
+          </m:e>
+          <m:sub>
+            <m:r>
+              <w:rPr>
+                <w:rFonts w:ascii="Cambria Math" w:eastAsiaTheme="minorEastAsia" w:hAnsi="Cambria Math" w:cs="Times New Roman"/>
+                <w:sz w:val="24"/>
+                <w:szCs w:val="24"/>
+              </w:rPr>
+              <m:t>MANV=MA_NVIEN</m:t>
+            </m:r>
+          </m:sub>
+        </m:sSub>
+        <m:r>
+          <w:rPr>
+            <w:rFonts w:ascii="Cambria Math" w:eastAsiaTheme="minorEastAsia" w:hAnsi="Cambria Math" w:cs="Times New Roman"/>
+            <w:sz w:val="24"/>
+            <w:szCs w:val="24"/>
+          </w:rPr>
+          <m:t>PHANCONG</m:t>
+        </m:r>
+        <m:sSub>
+          <m:sSubPr>
+            <m:ctrlPr>
+              <w:rPr>
+                <w:rFonts w:ascii="Cambria Math" w:eastAsiaTheme="minorEastAsia" w:hAnsi="Cambria Math" w:cs="Times New Roman"/>
+                <w:i/>
+                <w:sz w:val="24"/>
+                <w:szCs w:val="24"/>
+              </w:rPr>
+            </m:ctrlPr>
+          </m:sSubPr>
+          <m:e>
+            <m:r>
+              <w:rPr>
+                <w:rFonts w:ascii="Cambria Math" w:eastAsiaTheme="minorEastAsia" w:hAnsi="Cambria Math" w:cs="Times New Roman"/>
+                <w:sz w:val="24"/>
+                <w:szCs w:val="24"/>
+              </w:rPr>
+              <m:t>⋈</m:t>
+            </m:r>
+          </m:e>
+          <m:sub>
+            <m:r>
+              <w:rPr>
+                <w:rFonts w:ascii="Cambria Math" w:eastAsiaTheme="minorEastAsia" w:hAnsi="Cambria Math" w:cs="Times New Roman"/>
+                <w:sz w:val="24"/>
+                <w:szCs w:val="24"/>
+              </w:rPr>
+              <m:t>PHANCONG.MADA=DEAN.MAD</m:t>
+            </m:r>
+            <m:r>
+              <w:rPr>
+                <w:rFonts w:ascii="Cambria Math" w:eastAsiaTheme="minorEastAsia" w:hAnsi="Cambria Math" w:cs="Times New Roman"/>
+                <w:sz w:val="24"/>
+                <w:szCs w:val="24"/>
+              </w:rPr>
+              <m:t>A</m:t>
+            </m:r>
+          </m:sub>
+        </m:sSub>
+        <m:r>
+          <w:rPr>
+            <w:rFonts w:ascii="Cambria Math" w:eastAsiaTheme="minorEastAsia" w:hAnsi="Cambria Math" w:cs="Times New Roman"/>
+            <w:sz w:val="24"/>
+            <w:szCs w:val="24"/>
+          </w:rPr>
+          <m:t>DEAN</m:t>
+        </m:r>
+      </m:oMath>
+    </w:p>
+    <w:p>
+      <w:pPr>
+        <w:tabs>
+          <w:tab w:val="left" w:pos="4958"/>
+        </w:tabs>
+        <w:jc w:val="center"/>
+        <w:rPr>
+          <w:rFonts w:ascii="Times New Roman" w:eastAsiaTheme="minorEastAsia" w:hAnsi="Times New Roman" w:cs="Times New Roman"/>
+          <w:sz w:val="30"/>
+          <w:szCs w:val="30"/>
+        </w:rPr>
+      </w:pPr>
+      <w:r>
+        <w:rPr>
+          <w:rFonts w:ascii="Times New Roman" w:eastAsiaTheme="minorEastAsia" w:hAnsi="Times New Roman" w:cs="Times New Roman"/>
+          <w:sz w:val="30"/>
+          <w:szCs w:val="30"/>
+        </w:rPr>
+        <w:t>KQ</w:t>
+      </w:r>
+      <m:oMath>
+        <m:r>
+          <w:rPr>
+            <w:rFonts w:ascii="Cambria Math" w:eastAsiaTheme="minorEastAsia" w:hAnsi="Cambria Math" w:cs="Times New Roman"/>
+            <w:sz w:val="30"/>
+            <w:szCs w:val="30"/>
+          </w:rPr>
+          <m:t>←</m:t>
+        </m:r>
+        <m:sSub>
+          <m:sSubPr>
+            <m:ctrlPr>
+              <w:rPr>
+                <w:rFonts w:ascii="Cambria Math" w:eastAsiaTheme="minorEastAsia" w:hAnsi="Cambria Math" w:cs="Times New Roman"/>
+                <w:i/>
+                <w:sz w:val="30"/>
+                <w:szCs w:val="30"/>
+              </w:rPr>
+            </m:ctrlPr>
+          </m:sSubPr>
+          <m:e>
+            <m:r>
+              <w:rPr>
+                <w:rFonts w:ascii="Cambria Math" w:eastAsiaTheme="minorEastAsia" w:hAnsi="Cambria Math" w:cs="Times New Roman"/>
+                <w:sz w:val="30"/>
+                <w:szCs w:val="30"/>
+              </w:rPr>
+              <m:t>π</m:t>
+            </m:r>
+          </m:e>
+          <m:sub>
+            <m:r>
+              <w:rPr>
+                <w:rFonts w:ascii="Cambria Math" w:eastAsiaTheme="minorEastAsia" w:hAnsi="Cambria Math" w:cs="Times New Roman"/>
+                <w:sz w:val="30"/>
+                <w:szCs w:val="30"/>
+              </w:rPr>
+              <m:t>HONV,TENLOT,TENNV,TENDA</m:t>
+            </m:r>
+          </m:sub>
+        </m:sSub>
+        <m:r>
+          <w:rPr>
+            <w:rFonts w:ascii="Cambria Math" w:eastAsiaTheme="minorEastAsia" w:hAnsi="Cambria Math" w:cs="Times New Roman"/>
+            <w:sz w:val="30"/>
+            <w:szCs w:val="30"/>
+          </w:rPr>
+          <m:t>(R)</m:t>
+        </m:r>
+      </m:oMath>
+    </w:p>
+    <w:p>
+      <w:pPr>
+        <w:rPr>
+          <w:rFonts w:ascii="Times New Roman" w:eastAsiaTheme="minorEastAsia" w:hAnsi="Times New Roman" w:cs="Times New Roman"/>
+          <w:sz w:val="30"/>
+          <w:szCs w:val="30"/>
+        </w:rPr>
+      </w:pPr>
+    </w:p>
+    <w:p>
+      <w:pPr>
         <w:ind w:left="360"/>
         <w:rPr>
           <w:rFonts w:ascii="Times New Roman" w:eastAsiaTheme="minorEastAsia" w:hAnsi="Times New Roman" w:cs="Times New Roman"/>
@@ -2349,6 +3270,46 @@
     </w:p>
     <w:p>
       <w:pPr>
+        <w:rPr>
+          <w:rFonts w:ascii="Times New Roman" w:eastAsiaTheme="minorEastAsia" w:hAnsi="Times New Roman" w:cs="Times New Roman"/>
+          <w:sz w:val="30"/>
+          <w:szCs w:val="30"/>
+        </w:rPr>
+      </w:pPr>
+    </w:p>
+    <w:p>
+      <w:pPr>
+        <w:tabs>
+          <w:tab w:val="left" w:pos="5692"/>
+        </w:tabs>
+        <w:rPr>
+          <w:rFonts w:ascii="Times New Roman" w:eastAsiaTheme="minorEastAsia" w:hAnsi="Times New Roman" w:cs="Times New Roman"/>
+          <w:sz w:val="30"/>
+          <w:szCs w:val="30"/>
+        </w:rPr>
+      </w:pPr>
+      <w:r>
+        <w:rPr>
+          <w:rFonts w:ascii="Times New Roman" w:eastAsiaTheme="minorEastAsia" w:hAnsi="Times New Roman" w:cs="Times New Roman"/>
+          <w:sz w:val="30"/>
+          <w:szCs w:val="30"/>
+        </w:rPr>
+        <w:tab/>
+      </w:r>
+      <w:bookmarkStart w:id="0" w:name="_GoBack"/>
+      <w:bookmarkEnd w:id="0"/>
+    </w:p>
+    <w:p>
+      <w:pPr>
+        <w:rPr>
+          <w:rFonts w:ascii="Times New Roman" w:eastAsiaTheme="minorEastAsia" w:hAnsi="Times New Roman" w:cs="Times New Roman"/>
+          <w:sz w:val="30"/>
+          <w:szCs w:val="30"/>
+        </w:rPr>
+      </w:pPr>
+    </w:p>
+    <w:p>
+      <w:pPr>
         <w:ind w:left="360"/>
         <w:rPr>
           <w:rFonts w:ascii="Times New Roman" w:eastAsiaTheme="minorEastAsia" w:hAnsi="Times New Roman" w:cs="Times New Roman"/>
@@ -2392,7 +3353,6 @@
           <w:sz w:val="30"/>
           <w:szCs w:val="30"/>
         </w:rPr>
-        <w:lastRenderedPageBreak/>
         <w:t xml:space="preserve">Quan hệ: </w:t>
       </w:r>
       <w:r>
@@ -2603,6 +3563,7 @@
           <w:sz w:val="30"/>
           <w:szCs w:val="30"/>
         </w:rPr>
+        <w:lastRenderedPageBreak/>
         <w:t xml:space="preserve">Câu 17: </w:t>
       </w:r>
       <w:r>
@@ -3121,7 +4082,6 @@
           <w:sz w:val="30"/>
           <w:szCs w:val="30"/>
         </w:rPr>
-        <w:lastRenderedPageBreak/>
         <w:t xml:space="preserve">Quan hệ: </w:t>
       </w:r>
       <w:r>
@@ -4110,7 +5070,7 @@
 </file>
 
 <file path=customXml/itemProps1.xml><?xml version="1.0" encoding="utf-8"?>
-<ds:datastoreItem xmlns:ds="http://schemas.openxmlformats.org/officeDocument/2006/customXml" ds:itemID="{F672F016-ECCA-47EE-A12E-4886510AD121}">
+<ds:datastoreItem xmlns:ds="http://schemas.openxmlformats.org/officeDocument/2006/customXml" ds:itemID="{AE7FFA85-F176-4071-9404-D4B76872A22C}">
   <ds:schemaRefs>
     <ds:schemaRef ds:uri="http://schemas.openxmlformats.org/officeDocument/2006/bibliography"/>
   </ds:schemaRefs>

--- a/bai-tap-dai-so-quan-he.docx
+++ b/bai-tap-dai-so-quan-he.docx
@@ -1,6 +1,6 @@
 
 <file path=word/document.xml><?xml version="1.0" encoding="utf-8"?>
-<w:document xmlns:wpc="http://schemas.microsoft.com/office/word/2010/wordprocessingCanvas" xmlns:cx="http://schemas.microsoft.com/office/drawing/2014/chartex" xmlns:cx1="http://schemas.microsoft.com/office/drawing/2015/9/8/chartex" xmlns:cx2="http://schemas.microsoft.com/office/drawing/2015/10/21/chartex" xmlns:cx3="http://schemas.microsoft.com/office/drawing/2016/5/9/chartex" xmlns:cx4="http://schemas.microsoft.com/office/drawing/2016/5/10/chartex" xmlns:cx5="http://schemas.microsoft.com/office/drawing/2016/5/11/chartex" xmlns:cx6="http://schemas.microsoft.com/office/drawing/2016/5/12/chartex" xmlns:cx7="http://schemas.microsoft.com/office/drawing/2016/5/13/chartex" xmlns:cx8="http://schemas.microsoft.com/office/drawing/2016/5/14/chartex" xmlns:mc="http://schemas.openxmlformats.org/markup-compatibility/2006" xmlns:aink="http://schemas.microsoft.com/office/drawing/2016/ink" xmlns:am3d="http://schemas.microsoft.com/office/drawing/2017/model3d" xmlns:o="urn:schemas-microsoft-com:office:office" xmlns:r="http://schemas.openxmlformats.org/officeDocument/2006/relationships" xmlns:m="http://schemas.openxmlformats.org/officeDocument/2006/math" xmlns:v="urn:schemas-microsoft-com:vml" xmlns:wp14="http://schemas.microsoft.com/office/word/2010/wordprocessingDrawing" xmlns:wp="http://schemas.openxmlformats.org/drawingml/2006/wordprocessingDrawing" xmlns:w10="urn:schemas-microsoft-com:office:word" xmlns:w="http://schemas.openxmlformats.org/wordprocessingml/2006/main" xmlns:w14="http://schemas.microsoft.com/office/word/2010/wordml" xmlns:w15="http://schemas.microsoft.com/office/word/2012/wordml" xmlns:w16cex="http://schemas.microsoft.com/office/word/2018/wordml/cex" xmlns:w16cid="http://schemas.microsoft.com/office/word/2016/wordml/cid" xmlns:w16="http://schemas.microsoft.com/office/word/2018/wordml" xmlns:w16se="http://schemas.microsoft.com/office/word/2015/wordml/symex" xmlns:wpg="http://schemas.microsoft.com/office/word/2010/wordprocessingGroup" xmlns:wpi="http://schemas.microsoft.com/office/word/2010/wordprocessingInk" xmlns:wne="http://schemas.microsoft.com/office/word/2006/wordml" xmlns:wps="http://schemas.microsoft.com/office/word/2010/wordprocessingShape" mc:Ignorable="w14 w15 w16se w16cid w16 w16cex wp14">
+<w:document xmlns:wpc="http://schemas.microsoft.com/office/word/2010/wordprocessingCanvas" xmlns:cx="http://schemas.microsoft.com/office/drawing/2014/chartex" xmlns:cx1="http://schemas.microsoft.com/office/drawing/2015/9/8/chartex" xmlns:cx2="http://schemas.microsoft.com/office/drawing/2015/10/21/chartex" xmlns:cx3="http://schemas.microsoft.com/office/drawing/2016/5/9/chartex" xmlns:cx4="http://schemas.microsoft.com/office/drawing/2016/5/10/chartex" xmlns:cx5="http://schemas.microsoft.com/office/drawing/2016/5/11/chartex" xmlns:cx6="http://schemas.microsoft.com/office/drawing/2016/5/12/chartex" xmlns:cx7="http://schemas.microsoft.com/office/drawing/2016/5/13/chartex" xmlns:cx8="http://schemas.microsoft.com/office/drawing/2016/5/14/chartex" xmlns:mc="http://schemas.openxmlformats.org/markup-compatibility/2006" xmlns:aink="http://schemas.microsoft.com/office/drawing/2016/ink" xmlns:am3d="http://schemas.microsoft.com/office/drawing/2017/model3d" xmlns:o="urn:schemas-microsoft-com:office:office" xmlns:r="http://schemas.openxmlformats.org/officeDocument/2006/relationships" xmlns:m="http://schemas.openxmlformats.org/officeDocument/2006/math" xmlns:v="urn:schemas-microsoft-com:vml" xmlns:wp14="http://schemas.microsoft.com/office/word/2010/wordprocessingDrawing" xmlns:wp="http://schemas.openxmlformats.org/drawingml/2006/wordprocessingDrawing" xmlns:w10="urn:schemas-microsoft-com:office:word" xmlns:w="http://schemas.openxmlformats.org/wordprocessingml/2006/main" xmlns:w14="http://schemas.microsoft.com/office/word/2010/wordml" xmlns:w15="http://schemas.microsoft.com/office/word/2012/wordml" xmlns:w16cex="http://schemas.microsoft.com/office/word/2018/wordml/cex" xmlns:w16cid="http://schemas.microsoft.com/office/word/2016/wordml/cid" xmlns:w16="http://schemas.microsoft.com/office/word/2018/wordml" xmlns:w16sdtdh="http://schemas.microsoft.com/office/word/2020/wordml/sdtdatahash" xmlns:w16se="http://schemas.microsoft.com/office/word/2015/wordml/symex" xmlns:wpg="http://schemas.microsoft.com/office/word/2010/wordprocessingGroup" xmlns:wpi="http://schemas.microsoft.com/office/word/2010/wordprocessingInk" xmlns:wne="http://schemas.microsoft.com/office/word/2006/wordml" xmlns:wps="http://schemas.microsoft.com/office/word/2010/wordprocessingShape" mc:Ignorable="w14 w15 w16se w16cid w16 w16cex w16sdtdh wp14">
   <w:body>
     <w:p>
       <w:pPr>
@@ -8,20 +8,108 @@
           <w:rStyle w:val="fontstyle01"/>
         </w:rPr>
       </w:pPr>
-      <w:r>
-        <w:rPr>
-          <w:rFonts w:ascii="Times New Roman" w:hAnsi="Times New Roman" w:cs="Times New Roman"/>
-          <w:sz w:val="30"/>
-          <w:szCs w:val="30"/>
-        </w:rPr>
-        <w:t xml:space="preserve">Câu 1: </w:t>
+      <w:proofErr w:type="spellStart"/>
+      <w:r>
+        <w:rPr>
+          <w:rFonts w:ascii="Times New Roman" w:hAnsi="Times New Roman" w:cs="Times New Roman"/>
+          <w:sz w:val="30"/>
+          <w:szCs w:val="30"/>
+        </w:rPr>
+        <w:t>Câu</w:t>
+      </w:r>
+      <w:proofErr w:type="spellEnd"/>
+      <w:r>
+        <w:rPr>
+          <w:rFonts w:ascii="Times New Roman" w:hAnsi="Times New Roman" w:cs="Times New Roman"/>
+          <w:sz w:val="30"/>
+          <w:szCs w:val="30"/>
+        </w:rPr>
+        <w:t xml:space="preserve"> 1: </w:t>
       </w:r>
       <w:r>
         <w:rPr>
           <w:rStyle w:val="fontstyle01"/>
         </w:rPr>
-        <w:t>Cho biết thông tin tất cả nhân viên</w:t>
-      </w:r>
+        <w:t xml:space="preserve">Cho </w:t>
+      </w:r>
+      <w:proofErr w:type="spellStart"/>
+      <w:r>
+        <w:rPr>
+          <w:rStyle w:val="fontstyle01"/>
+        </w:rPr>
+        <w:t>biết</w:t>
+      </w:r>
+      <w:proofErr w:type="spellEnd"/>
+      <w:r>
+        <w:rPr>
+          <w:rStyle w:val="fontstyle01"/>
+        </w:rPr>
+        <w:t xml:space="preserve"> </w:t>
+      </w:r>
+      <w:proofErr w:type="spellStart"/>
+      <w:r>
+        <w:rPr>
+          <w:rStyle w:val="fontstyle01"/>
+        </w:rPr>
+        <w:t>thông</w:t>
+      </w:r>
+      <w:proofErr w:type="spellEnd"/>
+      <w:r>
+        <w:rPr>
+          <w:rStyle w:val="fontstyle01"/>
+        </w:rPr>
+        <w:t xml:space="preserve"> tin </w:t>
+      </w:r>
+      <w:proofErr w:type="spellStart"/>
+      <w:r>
+        <w:rPr>
+          <w:rStyle w:val="fontstyle01"/>
+        </w:rPr>
+        <w:t>tất</w:t>
+      </w:r>
+      <w:proofErr w:type="spellEnd"/>
+      <w:r>
+        <w:rPr>
+          <w:rStyle w:val="fontstyle01"/>
+        </w:rPr>
+        <w:t xml:space="preserve"> </w:t>
+      </w:r>
+      <w:proofErr w:type="spellStart"/>
+      <w:r>
+        <w:rPr>
+          <w:rStyle w:val="fontstyle01"/>
+        </w:rPr>
+        <w:t>cả</w:t>
+      </w:r>
+      <w:proofErr w:type="spellEnd"/>
+      <w:r>
+        <w:rPr>
+          <w:rStyle w:val="fontstyle01"/>
+        </w:rPr>
+        <w:t xml:space="preserve"> </w:t>
+      </w:r>
+      <w:proofErr w:type="spellStart"/>
+      <w:r>
+        <w:rPr>
+          <w:rStyle w:val="fontstyle01"/>
+        </w:rPr>
+        <w:t>nhân</w:t>
+      </w:r>
+      <w:proofErr w:type="spellEnd"/>
+      <w:r>
+        <w:rPr>
+          <w:rStyle w:val="fontstyle01"/>
+        </w:rPr>
+        <w:t xml:space="preserve"> </w:t>
+      </w:r>
+      <w:proofErr w:type="spellStart"/>
+      <w:r>
+        <w:rPr>
+          <w:rStyle w:val="fontstyle01"/>
+        </w:rPr>
+        <w:t>viên</w:t>
+      </w:r>
+      <w:proofErr w:type="spellEnd"/>
     </w:p>
     <w:p>
       <w:pPr>
@@ -29,6 +117,7 @@
         <w:rPr>
           <w:rStyle w:val="fontstyle01"/>
           <w:rFonts w:eastAsiaTheme="minorEastAsia"/>
+          <w:lang w:val="vi-VN"/>
         </w:rPr>
       </w:pPr>
       <w:r>
@@ -59,9 +148,17 @@
             <w:rStyle w:val="fontstyle01"/>
             <w:rFonts w:ascii="Cambria Math" w:eastAsiaTheme="minorEastAsia" w:hAnsi="Cambria Math"/>
           </w:rPr>
-          <m:t>NHANVIEN</m:t>
+          <m:t>σ(NHANVIEN</m:t>
         </m:r>
       </m:oMath>
+      <w:r>
+        <w:rPr>
+          <w:rStyle w:val="fontstyle01"/>
+          <w:rFonts w:eastAsiaTheme="minorEastAsia"/>
+          <w:lang w:val="vi-VN"/>
+        </w:rPr>
+        <w:t>)</w:t>
+      </w:r>
     </w:p>
     <w:p>
       <w:pPr>
@@ -72,6 +169,7 @@
           <w:szCs w:val="30"/>
         </w:rPr>
       </w:pPr>
+      <w:proofErr w:type="spellStart"/>
       <w:r>
         <w:rPr>
           <w:rStyle w:val="fontstyle01"/>
@@ -79,11 +177,9 @@
           <w:sz w:val="30"/>
           <w:szCs w:val="30"/>
         </w:rPr>
-        <w:t>Câu 2:</w:t>
-      </w:r>
-      <w:r>
-        <w:t xml:space="preserve"> </w:t>
-      </w:r>
+        <w:t>Câu</w:t>
+      </w:r>
+      <w:proofErr w:type="spellEnd"/>
       <w:r>
         <w:rPr>
           <w:rStyle w:val="fontstyle01"/>
@@ -91,7 +187,219 @@
           <w:sz w:val="30"/>
           <w:szCs w:val="30"/>
         </w:rPr>
-        <w:t>Cho biết các mức lương riêng biệt của các nhân viên.</w:t>
+        <w:t xml:space="preserve"> 2:</w:t>
+      </w:r>
+      <w:r>
+        <w:t xml:space="preserve"> </w:t>
+      </w:r>
+      <w:r>
+        <w:rPr>
+          <w:rStyle w:val="fontstyle01"/>
+          <w:rFonts w:ascii="Times New Roman" w:hAnsi="Times New Roman" w:cs="Times New Roman"/>
+          <w:sz w:val="30"/>
+          <w:szCs w:val="30"/>
+        </w:rPr>
+        <w:t xml:space="preserve">Cho </w:t>
+      </w:r>
+      <w:proofErr w:type="spellStart"/>
+      <w:r>
+        <w:rPr>
+          <w:rStyle w:val="fontstyle01"/>
+          <w:rFonts w:ascii="Times New Roman" w:hAnsi="Times New Roman" w:cs="Times New Roman"/>
+          <w:sz w:val="30"/>
+          <w:szCs w:val="30"/>
+        </w:rPr>
+        <w:t>biết</w:t>
+      </w:r>
+      <w:proofErr w:type="spellEnd"/>
+      <w:r>
+        <w:rPr>
+          <w:rStyle w:val="fontstyle01"/>
+          <w:rFonts w:ascii="Times New Roman" w:hAnsi="Times New Roman" w:cs="Times New Roman"/>
+          <w:sz w:val="30"/>
+          <w:szCs w:val="30"/>
+        </w:rPr>
+        <w:t xml:space="preserve"> </w:t>
+      </w:r>
+      <w:proofErr w:type="spellStart"/>
+      <w:r>
+        <w:rPr>
+          <w:rStyle w:val="fontstyle01"/>
+          <w:rFonts w:ascii="Times New Roman" w:hAnsi="Times New Roman" w:cs="Times New Roman"/>
+          <w:sz w:val="30"/>
+          <w:szCs w:val="30"/>
+        </w:rPr>
+        <w:t>các</w:t>
+      </w:r>
+      <w:proofErr w:type="spellEnd"/>
+      <w:r>
+        <w:rPr>
+          <w:rStyle w:val="fontstyle01"/>
+          <w:rFonts w:ascii="Times New Roman" w:hAnsi="Times New Roman" w:cs="Times New Roman"/>
+          <w:sz w:val="30"/>
+          <w:szCs w:val="30"/>
+        </w:rPr>
+        <w:t xml:space="preserve"> </w:t>
+      </w:r>
+      <w:proofErr w:type="spellStart"/>
+      <w:r>
+        <w:rPr>
+          <w:rStyle w:val="fontstyle01"/>
+          <w:rFonts w:ascii="Times New Roman" w:hAnsi="Times New Roman" w:cs="Times New Roman"/>
+          <w:sz w:val="30"/>
+          <w:szCs w:val="30"/>
+        </w:rPr>
+        <w:t>mức</w:t>
+      </w:r>
+      <w:proofErr w:type="spellEnd"/>
+      <w:r>
+        <w:rPr>
+          <w:rStyle w:val="fontstyle01"/>
+          <w:rFonts w:ascii="Times New Roman" w:hAnsi="Times New Roman" w:cs="Times New Roman"/>
+          <w:sz w:val="30"/>
+          <w:szCs w:val="30"/>
+        </w:rPr>
+        <w:t xml:space="preserve"> </w:t>
+      </w:r>
+      <w:proofErr w:type="spellStart"/>
+      <w:r>
+        <w:rPr>
+          <w:rStyle w:val="fontstyle01"/>
+          <w:rFonts w:ascii="Times New Roman" w:hAnsi="Times New Roman" w:cs="Times New Roman"/>
+          <w:sz w:val="30"/>
+          <w:szCs w:val="30"/>
+        </w:rPr>
+        <w:t>lương</w:t>
+      </w:r>
+      <w:proofErr w:type="spellEnd"/>
+      <w:r>
+        <w:rPr>
+          <w:rStyle w:val="fontstyle01"/>
+          <w:rFonts w:ascii="Times New Roman" w:hAnsi="Times New Roman" w:cs="Times New Roman"/>
+          <w:sz w:val="30"/>
+          <w:szCs w:val="30"/>
+        </w:rPr>
+        <w:t xml:space="preserve"> </w:t>
+      </w:r>
+      <w:proofErr w:type="spellStart"/>
+      <w:r>
+        <w:rPr>
+          <w:rStyle w:val="fontstyle01"/>
+          <w:rFonts w:ascii="Times New Roman" w:hAnsi="Times New Roman" w:cs="Times New Roman"/>
+          <w:sz w:val="30"/>
+          <w:szCs w:val="30"/>
+        </w:rPr>
+        <w:t>riêng</w:t>
+      </w:r>
+      <w:proofErr w:type="spellEnd"/>
+      <w:r>
+        <w:rPr>
+          <w:rStyle w:val="fontstyle01"/>
+          <w:rFonts w:ascii="Times New Roman" w:hAnsi="Times New Roman" w:cs="Times New Roman"/>
+          <w:sz w:val="30"/>
+          <w:szCs w:val="30"/>
+        </w:rPr>
+        <w:t xml:space="preserve"> </w:t>
+      </w:r>
+      <w:proofErr w:type="spellStart"/>
+      <w:r>
+        <w:rPr>
+          <w:rStyle w:val="fontstyle01"/>
+          <w:rFonts w:ascii="Times New Roman" w:hAnsi="Times New Roman" w:cs="Times New Roman"/>
+          <w:sz w:val="30"/>
+          <w:szCs w:val="30"/>
+        </w:rPr>
+        <w:t>biệt</w:t>
+      </w:r>
+      <w:proofErr w:type="spellEnd"/>
+      <w:r>
+        <w:rPr>
+          <w:rStyle w:val="fontstyle01"/>
+          <w:rFonts w:ascii="Times New Roman" w:hAnsi="Times New Roman" w:cs="Times New Roman"/>
+          <w:sz w:val="30"/>
+          <w:szCs w:val="30"/>
+        </w:rPr>
+        <w:t xml:space="preserve"> </w:t>
+      </w:r>
+      <w:proofErr w:type="spellStart"/>
+      <w:r>
+        <w:rPr>
+          <w:rStyle w:val="fontstyle01"/>
+          <w:rFonts w:ascii="Times New Roman" w:hAnsi="Times New Roman" w:cs="Times New Roman"/>
+          <w:sz w:val="30"/>
+          <w:szCs w:val="30"/>
+        </w:rPr>
+        <w:t>của</w:t>
+      </w:r>
+      <w:proofErr w:type="spellEnd"/>
+      <w:r>
+        <w:rPr>
+          <w:rStyle w:val="fontstyle01"/>
+          <w:rFonts w:ascii="Times New Roman" w:hAnsi="Times New Roman" w:cs="Times New Roman"/>
+          <w:sz w:val="30"/>
+          <w:szCs w:val="30"/>
+        </w:rPr>
+        <w:t xml:space="preserve"> </w:t>
+      </w:r>
+      <w:proofErr w:type="spellStart"/>
+      <w:r>
+        <w:rPr>
+          <w:rStyle w:val="fontstyle01"/>
+          <w:rFonts w:ascii="Times New Roman" w:hAnsi="Times New Roman" w:cs="Times New Roman"/>
+          <w:sz w:val="30"/>
+          <w:szCs w:val="30"/>
+        </w:rPr>
+        <w:t>các</w:t>
+      </w:r>
+      <w:proofErr w:type="spellEnd"/>
+      <w:r>
+        <w:rPr>
+          <w:rStyle w:val="fontstyle01"/>
+          <w:rFonts w:ascii="Times New Roman" w:hAnsi="Times New Roman" w:cs="Times New Roman"/>
+          <w:sz w:val="30"/>
+          <w:szCs w:val="30"/>
+        </w:rPr>
+        <w:t xml:space="preserve"> </w:t>
+      </w:r>
+      <w:proofErr w:type="spellStart"/>
+      <w:r>
+        <w:rPr>
+          <w:rStyle w:val="fontstyle01"/>
+          <w:rFonts w:ascii="Times New Roman" w:hAnsi="Times New Roman" w:cs="Times New Roman"/>
+          <w:sz w:val="30"/>
+          <w:szCs w:val="30"/>
+        </w:rPr>
+        <w:t>nhân</w:t>
+      </w:r>
+      <w:proofErr w:type="spellEnd"/>
+      <w:r>
+        <w:rPr>
+          <w:rStyle w:val="fontstyle01"/>
+          <w:rFonts w:ascii="Times New Roman" w:hAnsi="Times New Roman" w:cs="Times New Roman"/>
+          <w:sz w:val="30"/>
+          <w:szCs w:val="30"/>
+        </w:rPr>
+        <w:t xml:space="preserve"> </w:t>
+      </w:r>
+      <w:proofErr w:type="spellStart"/>
+      <w:r>
+        <w:rPr>
+          <w:rStyle w:val="fontstyle01"/>
+          <w:rFonts w:ascii="Times New Roman" w:hAnsi="Times New Roman" w:cs="Times New Roman"/>
+          <w:sz w:val="30"/>
+          <w:szCs w:val="30"/>
+        </w:rPr>
+        <w:t>viên</w:t>
+      </w:r>
+      <w:proofErr w:type="spellEnd"/>
+      <w:r>
+        <w:rPr>
+          <w:rStyle w:val="fontstyle01"/>
+          <w:rFonts w:ascii="Times New Roman" w:hAnsi="Times New Roman" w:cs="Times New Roman"/>
+          <w:sz w:val="30"/>
+          <w:szCs w:val="30"/>
+        </w:rPr>
+        <w:t>.</w:t>
       </w:r>
     </w:p>
     <w:p>
@@ -196,6 +504,7 @@
           <w:szCs w:val="30"/>
         </w:rPr>
       </w:pPr>
+      <w:proofErr w:type="spellStart"/>
       <w:r>
         <w:rPr>
           <w:rStyle w:val="fontstyle01"/>
@@ -203,8 +512,9 @@
           <w:sz w:val="30"/>
           <w:szCs w:val="30"/>
         </w:rPr>
-        <w:t xml:space="preserve">Câu 3: </w:t>
-      </w:r>
+        <w:t>Câu</w:t>
+      </w:r>
+      <w:proofErr w:type="spellEnd"/>
       <w:r>
         <w:rPr>
           <w:rStyle w:val="fontstyle01"/>
@@ -212,7 +522,287 @@
           <w:sz w:val="30"/>
           <w:szCs w:val="30"/>
         </w:rPr>
-        <w:t>Liệt kê tất cả các nhân viên có địa chỉ thuộc quận “Phú Nhuận”</w:t>
+        <w:t xml:space="preserve"> 3: </w:t>
+      </w:r>
+      <w:proofErr w:type="spellStart"/>
+      <w:r>
+        <w:rPr>
+          <w:rStyle w:val="fontstyle01"/>
+          <w:rFonts w:ascii="Times New Roman" w:hAnsi="Times New Roman" w:cs="Times New Roman"/>
+          <w:sz w:val="30"/>
+          <w:szCs w:val="30"/>
+        </w:rPr>
+        <w:t>Liệt</w:t>
+      </w:r>
+      <w:proofErr w:type="spellEnd"/>
+      <w:r>
+        <w:rPr>
+          <w:rStyle w:val="fontstyle01"/>
+          <w:rFonts w:ascii="Times New Roman" w:hAnsi="Times New Roman" w:cs="Times New Roman"/>
+          <w:sz w:val="30"/>
+          <w:szCs w:val="30"/>
+        </w:rPr>
+        <w:t xml:space="preserve"> </w:t>
+      </w:r>
+      <w:proofErr w:type="spellStart"/>
+      <w:r>
+        <w:rPr>
+          <w:rStyle w:val="fontstyle01"/>
+          <w:rFonts w:ascii="Times New Roman" w:hAnsi="Times New Roman" w:cs="Times New Roman"/>
+          <w:sz w:val="30"/>
+          <w:szCs w:val="30"/>
+        </w:rPr>
+        <w:t>kê</w:t>
+      </w:r>
+      <w:proofErr w:type="spellEnd"/>
+      <w:r>
+        <w:rPr>
+          <w:rStyle w:val="fontstyle01"/>
+          <w:rFonts w:ascii="Times New Roman" w:hAnsi="Times New Roman" w:cs="Times New Roman"/>
+          <w:sz w:val="30"/>
+          <w:szCs w:val="30"/>
+        </w:rPr>
+        <w:t xml:space="preserve"> </w:t>
+      </w:r>
+      <w:proofErr w:type="spellStart"/>
+      <w:r>
+        <w:rPr>
+          <w:rStyle w:val="fontstyle01"/>
+          <w:rFonts w:ascii="Times New Roman" w:hAnsi="Times New Roman" w:cs="Times New Roman"/>
+          <w:sz w:val="30"/>
+          <w:szCs w:val="30"/>
+        </w:rPr>
+        <w:t>tất</w:t>
+      </w:r>
+      <w:proofErr w:type="spellEnd"/>
+      <w:r>
+        <w:rPr>
+          <w:rStyle w:val="fontstyle01"/>
+          <w:rFonts w:ascii="Times New Roman" w:hAnsi="Times New Roman" w:cs="Times New Roman"/>
+          <w:sz w:val="30"/>
+          <w:szCs w:val="30"/>
+        </w:rPr>
+        <w:t xml:space="preserve"> </w:t>
+      </w:r>
+      <w:proofErr w:type="spellStart"/>
+      <w:r>
+        <w:rPr>
+          <w:rStyle w:val="fontstyle01"/>
+          <w:rFonts w:ascii="Times New Roman" w:hAnsi="Times New Roman" w:cs="Times New Roman"/>
+          <w:sz w:val="30"/>
+          <w:szCs w:val="30"/>
+        </w:rPr>
+        <w:t>cả</w:t>
+      </w:r>
+      <w:proofErr w:type="spellEnd"/>
+      <w:r>
+        <w:rPr>
+          <w:rStyle w:val="fontstyle01"/>
+          <w:rFonts w:ascii="Times New Roman" w:hAnsi="Times New Roman" w:cs="Times New Roman"/>
+          <w:sz w:val="30"/>
+          <w:szCs w:val="30"/>
+        </w:rPr>
+        <w:t xml:space="preserve"> </w:t>
+      </w:r>
+      <w:proofErr w:type="spellStart"/>
+      <w:r>
+        <w:rPr>
+          <w:rStyle w:val="fontstyle01"/>
+          <w:rFonts w:ascii="Times New Roman" w:hAnsi="Times New Roman" w:cs="Times New Roman"/>
+          <w:sz w:val="30"/>
+          <w:szCs w:val="30"/>
+        </w:rPr>
+        <w:t>các</w:t>
+      </w:r>
+      <w:proofErr w:type="spellEnd"/>
+      <w:r>
+        <w:rPr>
+          <w:rStyle w:val="fontstyle01"/>
+          <w:rFonts w:ascii="Times New Roman" w:hAnsi="Times New Roman" w:cs="Times New Roman"/>
+          <w:sz w:val="30"/>
+          <w:szCs w:val="30"/>
+        </w:rPr>
+        <w:t xml:space="preserve"> </w:t>
+      </w:r>
+      <w:proofErr w:type="spellStart"/>
+      <w:r>
+        <w:rPr>
+          <w:rStyle w:val="fontstyle01"/>
+          <w:rFonts w:ascii="Times New Roman" w:hAnsi="Times New Roman" w:cs="Times New Roman"/>
+          <w:sz w:val="30"/>
+          <w:szCs w:val="30"/>
+        </w:rPr>
+        <w:t>nhân</w:t>
+      </w:r>
+      <w:proofErr w:type="spellEnd"/>
+      <w:r>
+        <w:rPr>
+          <w:rStyle w:val="fontstyle01"/>
+          <w:rFonts w:ascii="Times New Roman" w:hAnsi="Times New Roman" w:cs="Times New Roman"/>
+          <w:sz w:val="30"/>
+          <w:szCs w:val="30"/>
+        </w:rPr>
+        <w:t xml:space="preserve"> </w:t>
+      </w:r>
+      <w:proofErr w:type="spellStart"/>
+      <w:r>
+        <w:rPr>
+          <w:rStyle w:val="fontstyle01"/>
+          <w:rFonts w:ascii="Times New Roman" w:hAnsi="Times New Roman" w:cs="Times New Roman"/>
+          <w:sz w:val="30"/>
+          <w:szCs w:val="30"/>
+        </w:rPr>
+        <w:t>viên</w:t>
+      </w:r>
+      <w:proofErr w:type="spellEnd"/>
+      <w:r>
+        <w:rPr>
+          <w:rStyle w:val="fontstyle01"/>
+          <w:rFonts w:ascii="Times New Roman" w:hAnsi="Times New Roman" w:cs="Times New Roman"/>
+          <w:sz w:val="30"/>
+          <w:szCs w:val="30"/>
+        </w:rPr>
+        <w:t xml:space="preserve"> </w:t>
+      </w:r>
+      <w:proofErr w:type="spellStart"/>
+      <w:r>
+        <w:rPr>
+          <w:rStyle w:val="fontstyle01"/>
+          <w:rFonts w:ascii="Times New Roman" w:hAnsi="Times New Roman" w:cs="Times New Roman"/>
+          <w:sz w:val="30"/>
+          <w:szCs w:val="30"/>
+        </w:rPr>
+        <w:t>có</w:t>
+      </w:r>
+      <w:proofErr w:type="spellEnd"/>
+      <w:r>
+        <w:rPr>
+          <w:rStyle w:val="fontstyle01"/>
+          <w:rFonts w:ascii="Times New Roman" w:hAnsi="Times New Roman" w:cs="Times New Roman"/>
+          <w:sz w:val="30"/>
+          <w:szCs w:val="30"/>
+        </w:rPr>
+        <w:t xml:space="preserve"> </w:t>
+      </w:r>
+      <w:proofErr w:type="spellStart"/>
+      <w:r>
+        <w:rPr>
+          <w:rStyle w:val="fontstyle01"/>
+          <w:rFonts w:ascii="Times New Roman" w:hAnsi="Times New Roman" w:cs="Times New Roman"/>
+          <w:sz w:val="30"/>
+          <w:szCs w:val="30"/>
+        </w:rPr>
+        <w:t>địa</w:t>
+      </w:r>
+      <w:proofErr w:type="spellEnd"/>
+      <w:r>
+        <w:rPr>
+          <w:rStyle w:val="fontstyle01"/>
+          <w:rFonts w:ascii="Times New Roman" w:hAnsi="Times New Roman" w:cs="Times New Roman"/>
+          <w:sz w:val="30"/>
+          <w:szCs w:val="30"/>
+        </w:rPr>
+        <w:t xml:space="preserve"> </w:t>
+      </w:r>
+      <w:proofErr w:type="spellStart"/>
+      <w:r>
+        <w:rPr>
+          <w:rStyle w:val="fontstyle01"/>
+          <w:rFonts w:ascii="Times New Roman" w:hAnsi="Times New Roman" w:cs="Times New Roman"/>
+          <w:sz w:val="30"/>
+          <w:szCs w:val="30"/>
+        </w:rPr>
+        <w:t>chỉ</w:t>
+      </w:r>
+      <w:proofErr w:type="spellEnd"/>
+      <w:r>
+        <w:rPr>
+          <w:rStyle w:val="fontstyle01"/>
+          <w:rFonts w:ascii="Times New Roman" w:hAnsi="Times New Roman" w:cs="Times New Roman"/>
+          <w:sz w:val="30"/>
+          <w:szCs w:val="30"/>
+        </w:rPr>
+        <w:t xml:space="preserve"> </w:t>
+      </w:r>
+      <w:proofErr w:type="spellStart"/>
+      <w:r>
+        <w:rPr>
+          <w:rStyle w:val="fontstyle01"/>
+          <w:rFonts w:ascii="Times New Roman" w:hAnsi="Times New Roman" w:cs="Times New Roman"/>
+          <w:sz w:val="30"/>
+          <w:szCs w:val="30"/>
+        </w:rPr>
+        <w:t>thuộc</w:t>
+      </w:r>
+      <w:proofErr w:type="spellEnd"/>
+      <w:r>
+        <w:rPr>
+          <w:rStyle w:val="fontstyle01"/>
+          <w:rFonts w:ascii="Times New Roman" w:hAnsi="Times New Roman" w:cs="Times New Roman"/>
+          <w:sz w:val="30"/>
+          <w:szCs w:val="30"/>
+        </w:rPr>
+        <w:t xml:space="preserve"> </w:t>
+      </w:r>
+      <w:proofErr w:type="spellStart"/>
+      <w:r>
+        <w:rPr>
+          <w:rStyle w:val="fontstyle01"/>
+          <w:rFonts w:ascii="Times New Roman" w:hAnsi="Times New Roman" w:cs="Times New Roman"/>
+          <w:sz w:val="30"/>
+          <w:szCs w:val="30"/>
+        </w:rPr>
+        <w:t>quận</w:t>
+      </w:r>
+      <w:proofErr w:type="spellEnd"/>
+      <w:r>
+        <w:rPr>
+          <w:rStyle w:val="fontstyle01"/>
+          <w:rFonts w:ascii="Times New Roman" w:hAnsi="Times New Roman" w:cs="Times New Roman"/>
+          <w:sz w:val="30"/>
+          <w:szCs w:val="30"/>
+        </w:rPr>
+        <w:t xml:space="preserve"> “</w:t>
+      </w:r>
+      <w:proofErr w:type="spellStart"/>
+      <w:r>
+        <w:rPr>
+          <w:rStyle w:val="fontstyle01"/>
+          <w:rFonts w:ascii="Times New Roman" w:hAnsi="Times New Roman" w:cs="Times New Roman"/>
+          <w:sz w:val="30"/>
+          <w:szCs w:val="30"/>
+        </w:rPr>
+        <w:t>Phú</w:t>
+      </w:r>
+      <w:proofErr w:type="spellEnd"/>
+      <w:r>
+        <w:rPr>
+          <w:rStyle w:val="fontstyle01"/>
+          <w:rFonts w:ascii="Times New Roman" w:hAnsi="Times New Roman" w:cs="Times New Roman"/>
+          <w:sz w:val="30"/>
+          <w:szCs w:val="30"/>
+        </w:rPr>
+        <w:t xml:space="preserve"> </w:t>
+      </w:r>
+      <w:proofErr w:type="spellStart"/>
+      <w:r>
+        <w:rPr>
+          <w:rStyle w:val="fontstyle01"/>
+          <w:rFonts w:ascii="Times New Roman" w:hAnsi="Times New Roman" w:cs="Times New Roman"/>
+          <w:sz w:val="30"/>
+          <w:szCs w:val="30"/>
+        </w:rPr>
+        <w:t>Nhuận</w:t>
+      </w:r>
+      <w:proofErr w:type="spellEnd"/>
+      <w:r>
+        <w:rPr>
+          <w:rStyle w:val="fontstyle01"/>
+          <w:rFonts w:ascii="Times New Roman" w:hAnsi="Times New Roman" w:cs="Times New Roman"/>
+          <w:sz w:val="30"/>
+          <w:szCs w:val="30"/>
+        </w:rPr>
+        <w:t>”</w:t>
       </w:r>
     </w:p>
     <w:p>
@@ -366,21 +956,265 @@
           <w:szCs w:val="30"/>
         </w:rPr>
       </w:pPr>
-      <w:r>
-        <w:rPr>
-          <w:rFonts w:ascii="Times New Roman" w:hAnsi="Times New Roman" w:cs="Times New Roman"/>
-          <w:sz w:val="30"/>
-          <w:szCs w:val="30"/>
-        </w:rPr>
-        <w:t xml:space="preserve">Câu 4: </w:t>
-      </w:r>
-      <w:r>
-        <w:rPr>
-          <w:rFonts w:ascii="Times New Roman" w:hAnsi="Times New Roman" w:cs="Times New Roman"/>
-          <w:sz w:val="30"/>
-          <w:szCs w:val="30"/>
-        </w:rPr>
-        <w:t>Cho biết ngày sinh và địa chỉ của nhân viên có tên là “Hùng”</w:t>
+      <w:proofErr w:type="spellStart"/>
+      <w:r>
+        <w:rPr>
+          <w:rFonts w:ascii="Times New Roman" w:hAnsi="Times New Roman" w:cs="Times New Roman"/>
+          <w:sz w:val="30"/>
+          <w:szCs w:val="30"/>
+        </w:rPr>
+        <w:t>Câu</w:t>
+      </w:r>
+      <w:proofErr w:type="spellEnd"/>
+      <w:r>
+        <w:rPr>
+          <w:rFonts w:ascii="Times New Roman" w:hAnsi="Times New Roman" w:cs="Times New Roman"/>
+          <w:sz w:val="30"/>
+          <w:szCs w:val="30"/>
+        </w:rPr>
+        <w:t xml:space="preserve"> 4: </w:t>
+      </w:r>
+      <w:r>
+        <w:rPr>
+          <w:rFonts w:ascii="Times New Roman" w:hAnsi="Times New Roman" w:cs="Times New Roman"/>
+          <w:sz w:val="30"/>
+          <w:szCs w:val="30"/>
+        </w:rPr>
+        <w:t xml:space="preserve">Cho </w:t>
+      </w:r>
+      <w:proofErr w:type="spellStart"/>
+      <w:r>
+        <w:rPr>
+          <w:rFonts w:ascii="Times New Roman" w:hAnsi="Times New Roman" w:cs="Times New Roman"/>
+          <w:sz w:val="30"/>
+          <w:szCs w:val="30"/>
+        </w:rPr>
+        <w:t>biết</w:t>
+      </w:r>
+      <w:proofErr w:type="spellEnd"/>
+      <w:r>
+        <w:rPr>
+          <w:rFonts w:ascii="Times New Roman" w:hAnsi="Times New Roman" w:cs="Times New Roman"/>
+          <w:sz w:val="30"/>
+          <w:szCs w:val="30"/>
+        </w:rPr>
+        <w:t xml:space="preserve"> </w:t>
+      </w:r>
+      <w:proofErr w:type="spellStart"/>
+      <w:r>
+        <w:rPr>
+          <w:rFonts w:ascii="Times New Roman" w:hAnsi="Times New Roman" w:cs="Times New Roman"/>
+          <w:sz w:val="30"/>
+          <w:szCs w:val="30"/>
+        </w:rPr>
+        <w:t>ngày</w:t>
+      </w:r>
+      <w:proofErr w:type="spellEnd"/>
+      <w:r>
+        <w:rPr>
+          <w:rFonts w:ascii="Times New Roman" w:hAnsi="Times New Roman" w:cs="Times New Roman"/>
+          <w:sz w:val="30"/>
+          <w:szCs w:val="30"/>
+        </w:rPr>
+        <w:t xml:space="preserve"> </w:t>
+      </w:r>
+      <w:proofErr w:type="spellStart"/>
+      <w:r>
+        <w:rPr>
+          <w:rFonts w:ascii="Times New Roman" w:hAnsi="Times New Roman" w:cs="Times New Roman"/>
+          <w:sz w:val="30"/>
+          <w:szCs w:val="30"/>
+        </w:rPr>
+        <w:t>sinh</w:t>
+      </w:r>
+      <w:proofErr w:type="spellEnd"/>
+      <w:r>
+        <w:rPr>
+          <w:rFonts w:ascii="Times New Roman" w:hAnsi="Times New Roman" w:cs="Times New Roman"/>
+          <w:sz w:val="30"/>
+          <w:szCs w:val="30"/>
+        </w:rPr>
+        <w:t xml:space="preserve"> </w:t>
+      </w:r>
+      <w:proofErr w:type="spellStart"/>
+      <w:r>
+        <w:rPr>
+          <w:rFonts w:ascii="Times New Roman" w:hAnsi="Times New Roman" w:cs="Times New Roman"/>
+          <w:sz w:val="30"/>
+          <w:szCs w:val="30"/>
+        </w:rPr>
+        <w:t>và</w:t>
+      </w:r>
+      <w:proofErr w:type="spellEnd"/>
+      <w:r>
+        <w:rPr>
+          <w:rFonts w:ascii="Times New Roman" w:hAnsi="Times New Roman" w:cs="Times New Roman"/>
+          <w:sz w:val="30"/>
+          <w:szCs w:val="30"/>
+        </w:rPr>
+        <w:t xml:space="preserve"> </w:t>
+      </w:r>
+      <w:proofErr w:type="spellStart"/>
+      <w:r>
+        <w:rPr>
+          <w:rFonts w:ascii="Times New Roman" w:hAnsi="Times New Roman" w:cs="Times New Roman"/>
+          <w:sz w:val="30"/>
+          <w:szCs w:val="30"/>
+        </w:rPr>
+        <w:t>địa</w:t>
+      </w:r>
+      <w:proofErr w:type="spellEnd"/>
+      <w:r>
+        <w:rPr>
+          <w:rFonts w:ascii="Times New Roman" w:hAnsi="Times New Roman" w:cs="Times New Roman"/>
+          <w:sz w:val="30"/>
+          <w:szCs w:val="30"/>
+        </w:rPr>
+        <w:t xml:space="preserve"> </w:t>
+      </w:r>
+      <w:proofErr w:type="spellStart"/>
+      <w:r>
+        <w:rPr>
+          <w:rFonts w:ascii="Times New Roman" w:hAnsi="Times New Roman" w:cs="Times New Roman"/>
+          <w:sz w:val="30"/>
+          <w:szCs w:val="30"/>
+        </w:rPr>
+        <w:t>chỉ</w:t>
+      </w:r>
+      <w:proofErr w:type="spellEnd"/>
+      <w:r>
+        <w:rPr>
+          <w:rFonts w:ascii="Times New Roman" w:hAnsi="Times New Roman" w:cs="Times New Roman"/>
+          <w:sz w:val="30"/>
+          <w:szCs w:val="30"/>
+        </w:rPr>
+        <w:t xml:space="preserve"> </w:t>
+      </w:r>
+      <w:proofErr w:type="spellStart"/>
+      <w:r>
+        <w:rPr>
+          <w:rFonts w:ascii="Times New Roman" w:hAnsi="Times New Roman" w:cs="Times New Roman"/>
+          <w:sz w:val="30"/>
+          <w:szCs w:val="30"/>
+        </w:rPr>
+        <w:t>của</w:t>
+      </w:r>
+      <w:proofErr w:type="spellEnd"/>
+      <w:r>
+        <w:rPr>
+          <w:rFonts w:ascii="Times New Roman" w:hAnsi="Times New Roman" w:cs="Times New Roman"/>
+          <w:sz w:val="30"/>
+          <w:szCs w:val="30"/>
+        </w:rPr>
+        <w:t xml:space="preserve"> </w:t>
+      </w:r>
+      <w:proofErr w:type="spellStart"/>
+      <w:r>
+        <w:rPr>
+          <w:rFonts w:ascii="Times New Roman" w:hAnsi="Times New Roman" w:cs="Times New Roman"/>
+          <w:sz w:val="30"/>
+          <w:szCs w:val="30"/>
+        </w:rPr>
+        <w:t>nhân</w:t>
+      </w:r>
+      <w:proofErr w:type="spellEnd"/>
+      <w:r>
+        <w:rPr>
+          <w:rFonts w:ascii="Times New Roman" w:hAnsi="Times New Roman" w:cs="Times New Roman"/>
+          <w:sz w:val="30"/>
+          <w:szCs w:val="30"/>
+        </w:rPr>
+        <w:t xml:space="preserve"> </w:t>
+      </w:r>
+      <w:proofErr w:type="spellStart"/>
+      <w:r>
+        <w:rPr>
+          <w:rFonts w:ascii="Times New Roman" w:hAnsi="Times New Roman" w:cs="Times New Roman"/>
+          <w:sz w:val="30"/>
+          <w:szCs w:val="30"/>
+        </w:rPr>
+        <w:t>viên</w:t>
+      </w:r>
+      <w:proofErr w:type="spellEnd"/>
+      <w:r>
+        <w:rPr>
+          <w:rFonts w:ascii="Times New Roman" w:hAnsi="Times New Roman" w:cs="Times New Roman"/>
+          <w:sz w:val="30"/>
+          <w:szCs w:val="30"/>
+        </w:rPr>
+        <w:t xml:space="preserve"> </w:t>
+      </w:r>
+      <w:proofErr w:type="spellStart"/>
+      <w:r>
+        <w:rPr>
+          <w:rFonts w:ascii="Times New Roman" w:hAnsi="Times New Roman" w:cs="Times New Roman"/>
+          <w:sz w:val="30"/>
+          <w:szCs w:val="30"/>
+        </w:rPr>
+        <w:t>có</w:t>
+      </w:r>
+      <w:proofErr w:type="spellEnd"/>
+      <w:r>
+        <w:rPr>
+          <w:rFonts w:ascii="Times New Roman" w:hAnsi="Times New Roman" w:cs="Times New Roman"/>
+          <w:sz w:val="30"/>
+          <w:szCs w:val="30"/>
+        </w:rPr>
+        <w:t xml:space="preserve"> </w:t>
+      </w:r>
+      <w:proofErr w:type="spellStart"/>
+      <w:r>
+        <w:rPr>
+          <w:rFonts w:ascii="Times New Roman" w:hAnsi="Times New Roman" w:cs="Times New Roman"/>
+          <w:sz w:val="30"/>
+          <w:szCs w:val="30"/>
+        </w:rPr>
+        <w:t>tên</w:t>
+      </w:r>
+      <w:proofErr w:type="spellEnd"/>
+      <w:r>
+        <w:rPr>
+          <w:rFonts w:ascii="Times New Roman" w:hAnsi="Times New Roman" w:cs="Times New Roman"/>
+          <w:sz w:val="30"/>
+          <w:szCs w:val="30"/>
+        </w:rPr>
+        <w:t xml:space="preserve"> </w:t>
+      </w:r>
+      <w:proofErr w:type="spellStart"/>
+      <w:r>
+        <w:rPr>
+          <w:rFonts w:ascii="Times New Roman" w:hAnsi="Times New Roman" w:cs="Times New Roman"/>
+          <w:sz w:val="30"/>
+          <w:szCs w:val="30"/>
+        </w:rPr>
+        <w:t>là</w:t>
+      </w:r>
+      <w:proofErr w:type="spellEnd"/>
+      <w:r>
+        <w:rPr>
+          <w:rFonts w:ascii="Times New Roman" w:hAnsi="Times New Roman" w:cs="Times New Roman"/>
+          <w:sz w:val="30"/>
+          <w:szCs w:val="30"/>
+        </w:rPr>
+        <w:t xml:space="preserve"> “</w:t>
+      </w:r>
+      <w:proofErr w:type="spellStart"/>
+      <w:r>
+        <w:rPr>
+          <w:rFonts w:ascii="Times New Roman" w:hAnsi="Times New Roman" w:cs="Times New Roman"/>
+          <w:sz w:val="30"/>
+          <w:szCs w:val="30"/>
+        </w:rPr>
+        <w:t>Hùng</w:t>
+      </w:r>
+      <w:proofErr w:type="spellEnd"/>
+      <w:r>
+        <w:rPr>
+          <w:rFonts w:ascii="Times New Roman" w:hAnsi="Times New Roman" w:cs="Times New Roman"/>
+          <w:sz w:val="30"/>
+          <w:szCs w:val="30"/>
+        </w:rPr>
+        <w:t>”</w:t>
       </w:r>
     </w:p>
     <w:p>
@@ -627,21 +1461,185 @@
           <w:szCs w:val="30"/>
         </w:rPr>
       </w:pPr>
-      <w:r>
-        <w:rPr>
-          <w:rFonts w:ascii="Times New Roman" w:eastAsiaTheme="minorEastAsia" w:hAnsi="Times New Roman" w:cs="Times New Roman"/>
-          <w:sz w:val="30"/>
-          <w:szCs w:val="30"/>
-        </w:rPr>
-        <w:t xml:space="preserve">Câu 5: </w:t>
-      </w:r>
-      <w:r>
-        <w:rPr>
-          <w:rFonts w:ascii="Times New Roman" w:eastAsiaTheme="minorEastAsia" w:hAnsi="Times New Roman" w:cs="Times New Roman"/>
-          <w:sz w:val="30"/>
-          <w:szCs w:val="30"/>
-        </w:rPr>
-        <w:t>Tìm tất cả nhân viên sinh vào thập niên 1950</w:t>
+      <w:proofErr w:type="spellStart"/>
+      <w:r>
+        <w:rPr>
+          <w:rFonts w:ascii="Times New Roman" w:eastAsiaTheme="minorEastAsia" w:hAnsi="Times New Roman" w:cs="Times New Roman"/>
+          <w:sz w:val="30"/>
+          <w:szCs w:val="30"/>
+        </w:rPr>
+        <w:t>Câu</w:t>
+      </w:r>
+      <w:proofErr w:type="spellEnd"/>
+      <w:r>
+        <w:rPr>
+          <w:rFonts w:ascii="Times New Roman" w:eastAsiaTheme="minorEastAsia" w:hAnsi="Times New Roman" w:cs="Times New Roman"/>
+          <w:sz w:val="30"/>
+          <w:szCs w:val="30"/>
+        </w:rPr>
+        <w:t xml:space="preserve"> 5: </w:t>
+      </w:r>
+      <w:proofErr w:type="spellStart"/>
+      <w:r>
+        <w:rPr>
+          <w:rFonts w:ascii="Times New Roman" w:eastAsiaTheme="minorEastAsia" w:hAnsi="Times New Roman" w:cs="Times New Roman"/>
+          <w:sz w:val="30"/>
+          <w:szCs w:val="30"/>
+        </w:rPr>
+        <w:t>Tìm</w:t>
+      </w:r>
+      <w:proofErr w:type="spellEnd"/>
+      <w:r>
+        <w:rPr>
+          <w:rFonts w:ascii="Times New Roman" w:eastAsiaTheme="minorEastAsia" w:hAnsi="Times New Roman" w:cs="Times New Roman"/>
+          <w:sz w:val="30"/>
+          <w:szCs w:val="30"/>
+        </w:rPr>
+        <w:t xml:space="preserve"> </w:t>
+      </w:r>
+      <w:proofErr w:type="spellStart"/>
+      <w:r>
+        <w:rPr>
+          <w:rFonts w:ascii="Times New Roman" w:eastAsiaTheme="minorEastAsia" w:hAnsi="Times New Roman" w:cs="Times New Roman"/>
+          <w:sz w:val="30"/>
+          <w:szCs w:val="30"/>
+        </w:rPr>
+        <w:t>tất</w:t>
+      </w:r>
+      <w:proofErr w:type="spellEnd"/>
+      <w:r>
+        <w:rPr>
+          <w:rFonts w:ascii="Times New Roman" w:eastAsiaTheme="minorEastAsia" w:hAnsi="Times New Roman" w:cs="Times New Roman"/>
+          <w:sz w:val="30"/>
+          <w:szCs w:val="30"/>
+        </w:rPr>
+        <w:t xml:space="preserve"> </w:t>
+      </w:r>
+      <w:proofErr w:type="spellStart"/>
+      <w:r>
+        <w:rPr>
+          <w:rFonts w:ascii="Times New Roman" w:eastAsiaTheme="minorEastAsia" w:hAnsi="Times New Roman" w:cs="Times New Roman"/>
+          <w:sz w:val="30"/>
+          <w:szCs w:val="30"/>
+        </w:rPr>
+        <w:t>cả</w:t>
+      </w:r>
+      <w:proofErr w:type="spellEnd"/>
+      <w:r>
+        <w:rPr>
+          <w:rFonts w:ascii="Times New Roman" w:eastAsiaTheme="minorEastAsia" w:hAnsi="Times New Roman" w:cs="Times New Roman"/>
+          <w:sz w:val="30"/>
+          <w:szCs w:val="30"/>
+        </w:rPr>
+        <w:t xml:space="preserve"> </w:t>
+      </w:r>
+      <w:proofErr w:type="spellStart"/>
+      <w:r>
+        <w:rPr>
+          <w:rFonts w:ascii="Times New Roman" w:eastAsiaTheme="minorEastAsia" w:hAnsi="Times New Roman" w:cs="Times New Roman"/>
+          <w:sz w:val="30"/>
+          <w:szCs w:val="30"/>
+        </w:rPr>
+        <w:t>nhân</w:t>
+      </w:r>
+      <w:proofErr w:type="spellEnd"/>
+      <w:r>
+        <w:rPr>
+          <w:rFonts w:ascii="Times New Roman" w:eastAsiaTheme="minorEastAsia" w:hAnsi="Times New Roman" w:cs="Times New Roman"/>
+          <w:sz w:val="30"/>
+          <w:szCs w:val="30"/>
+        </w:rPr>
+        <w:t xml:space="preserve"> </w:t>
+      </w:r>
+      <w:proofErr w:type="spellStart"/>
+      <w:r>
+        <w:rPr>
+          <w:rFonts w:ascii="Times New Roman" w:eastAsiaTheme="minorEastAsia" w:hAnsi="Times New Roman" w:cs="Times New Roman"/>
+          <w:sz w:val="30"/>
+          <w:szCs w:val="30"/>
+        </w:rPr>
+        <w:t>viên</w:t>
+      </w:r>
+      <w:proofErr w:type="spellEnd"/>
+      <w:r>
+        <w:rPr>
+          <w:rFonts w:ascii="Times New Roman" w:eastAsiaTheme="minorEastAsia" w:hAnsi="Times New Roman" w:cs="Times New Roman"/>
+          <w:sz w:val="30"/>
+          <w:szCs w:val="30"/>
+        </w:rPr>
+        <w:t xml:space="preserve"> </w:t>
+      </w:r>
+      <w:proofErr w:type="spellStart"/>
+      <w:r>
+        <w:rPr>
+          <w:rFonts w:ascii="Times New Roman" w:eastAsiaTheme="minorEastAsia" w:hAnsi="Times New Roman" w:cs="Times New Roman"/>
+          <w:sz w:val="30"/>
+          <w:szCs w:val="30"/>
+        </w:rPr>
+        <w:t>sinh</w:t>
+      </w:r>
+      <w:proofErr w:type="spellEnd"/>
+      <w:r>
+        <w:rPr>
+          <w:rFonts w:ascii="Times New Roman" w:eastAsiaTheme="minorEastAsia" w:hAnsi="Times New Roman" w:cs="Times New Roman"/>
+          <w:sz w:val="30"/>
+          <w:szCs w:val="30"/>
+        </w:rPr>
+        <w:t xml:space="preserve"> </w:t>
+      </w:r>
+      <w:proofErr w:type="spellStart"/>
+      <w:r>
+        <w:rPr>
+          <w:rFonts w:ascii="Times New Roman" w:eastAsiaTheme="minorEastAsia" w:hAnsi="Times New Roman" w:cs="Times New Roman"/>
+          <w:sz w:val="30"/>
+          <w:szCs w:val="30"/>
+        </w:rPr>
+        <w:t>vào</w:t>
+      </w:r>
+      <w:proofErr w:type="spellEnd"/>
+      <w:r>
+        <w:rPr>
+          <w:rFonts w:ascii="Times New Roman" w:eastAsiaTheme="minorEastAsia" w:hAnsi="Times New Roman" w:cs="Times New Roman"/>
+          <w:sz w:val="30"/>
+          <w:szCs w:val="30"/>
+        </w:rPr>
+        <w:t xml:space="preserve"> </w:t>
+      </w:r>
+      <w:proofErr w:type="spellStart"/>
+      <w:r>
+        <w:rPr>
+          <w:rFonts w:ascii="Times New Roman" w:eastAsiaTheme="minorEastAsia" w:hAnsi="Times New Roman" w:cs="Times New Roman"/>
+          <w:sz w:val="30"/>
+          <w:szCs w:val="30"/>
+        </w:rPr>
+        <w:t>thập</w:t>
+      </w:r>
+      <w:proofErr w:type="spellEnd"/>
+      <w:r>
+        <w:rPr>
+          <w:rFonts w:ascii="Times New Roman" w:eastAsiaTheme="minorEastAsia" w:hAnsi="Times New Roman" w:cs="Times New Roman"/>
+          <w:sz w:val="30"/>
+          <w:szCs w:val="30"/>
+        </w:rPr>
+        <w:t xml:space="preserve"> </w:t>
+      </w:r>
+      <w:proofErr w:type="spellStart"/>
+      <w:r>
+        <w:rPr>
+          <w:rFonts w:ascii="Times New Roman" w:eastAsiaTheme="minorEastAsia" w:hAnsi="Times New Roman" w:cs="Times New Roman"/>
+          <w:sz w:val="30"/>
+          <w:szCs w:val="30"/>
+        </w:rPr>
+        <w:t>niên</w:t>
+      </w:r>
+      <w:proofErr w:type="spellEnd"/>
+      <w:r>
+        <w:rPr>
+          <w:rFonts w:ascii="Times New Roman" w:eastAsiaTheme="minorEastAsia" w:hAnsi="Times New Roman" w:cs="Times New Roman"/>
+          <w:sz w:val="30"/>
+          <w:szCs w:val="30"/>
+        </w:rPr>
+        <w:t xml:space="preserve"> 1950</w:t>
       </w:r>
     </w:p>
     <w:p>
@@ -718,15 +1716,7 @@
                     <w:sz w:val="30"/>
                     <w:szCs w:val="30"/>
                   </w:rPr>
-                  <m:t>NGSIN</m:t>
-                </m:r>
-                <m:r>
-                  <w:rPr>
-                    <w:rFonts w:ascii="Cambria Math" w:eastAsiaTheme="minorEastAsia" w:hAnsi="Cambria Math" w:cs="Times New Roman"/>
-                    <w:sz w:val="30"/>
-                    <w:szCs w:val="30"/>
-                  </w:rPr>
-                  <m:t>H</m:t>
+                  <m:t>NGSINH</m:t>
                 </m:r>
               </m:e>
             </m:d>
@@ -736,23 +1726,7 @@
                 <w:sz w:val="30"/>
                 <w:szCs w:val="30"/>
               </w:rPr>
-              <m:t xml:space="preserve">≥1950 </m:t>
-            </m:r>
-            <m:r>
-              <w:rPr>
-                <w:rFonts w:ascii="Cambria Math" w:eastAsiaTheme="minorEastAsia" w:hAnsi="Cambria Math" w:cs="Times New Roman"/>
-                <w:sz w:val="30"/>
-                <w:szCs w:val="30"/>
-              </w:rPr>
-              <m:t>∧</m:t>
-            </m:r>
-            <m:r>
-              <w:rPr>
-                <w:rFonts w:ascii="Cambria Math" w:eastAsiaTheme="minorEastAsia" w:hAnsi="Cambria Math" w:cs="Times New Roman"/>
-                <w:sz w:val="30"/>
-                <w:szCs w:val="30"/>
-              </w:rPr>
-              <m:t xml:space="preserve"> year</m:t>
+              <m:t>≥1950 ∧ year</m:t>
             </m:r>
             <m:d>
               <m:dPr>
@@ -804,22 +1778,51 @@
           <w:szCs w:val="30"/>
         </w:rPr>
       </w:pPr>
-      <w:r>
-        <w:rPr>
-          <w:rFonts w:ascii="Times New Roman" w:eastAsiaTheme="minorEastAsia" w:hAnsi="Times New Roman" w:cs="Times New Roman"/>
-          <w:sz w:val="30"/>
-          <w:szCs w:val="30"/>
-        </w:rPr>
-        <w:t xml:space="preserve">Câu 6: </w:t>
-      </w:r>
-      <w:r>
-        <w:rPr>
-          <w:rFonts w:ascii="Times New Roman" w:eastAsiaTheme="minorEastAsia" w:hAnsi="Times New Roman" w:cs="Times New Roman"/>
-          <w:sz w:val="30"/>
-          <w:szCs w:val="30"/>
-        </w:rPr>
-        <w:t xml:space="preserve">Cho biết </w:t>
-      </w:r>
+      <w:proofErr w:type="spellStart"/>
+      <w:r>
+        <w:rPr>
+          <w:rFonts w:ascii="Times New Roman" w:eastAsiaTheme="minorEastAsia" w:hAnsi="Times New Roman" w:cs="Times New Roman"/>
+          <w:sz w:val="30"/>
+          <w:szCs w:val="30"/>
+        </w:rPr>
+        <w:t>Câu</w:t>
+      </w:r>
+      <w:proofErr w:type="spellEnd"/>
+      <w:r>
+        <w:rPr>
+          <w:rFonts w:ascii="Times New Roman" w:eastAsiaTheme="minorEastAsia" w:hAnsi="Times New Roman" w:cs="Times New Roman"/>
+          <w:sz w:val="30"/>
+          <w:szCs w:val="30"/>
+        </w:rPr>
+        <w:t xml:space="preserve"> 6: </w:t>
+      </w:r>
+      <w:r>
+        <w:rPr>
+          <w:rFonts w:ascii="Times New Roman" w:eastAsiaTheme="minorEastAsia" w:hAnsi="Times New Roman" w:cs="Times New Roman"/>
+          <w:sz w:val="30"/>
+          <w:szCs w:val="30"/>
+        </w:rPr>
+        <w:t xml:space="preserve">Cho </w:t>
+      </w:r>
+      <w:proofErr w:type="spellStart"/>
+      <w:r>
+        <w:rPr>
+          <w:rFonts w:ascii="Times New Roman" w:eastAsiaTheme="minorEastAsia" w:hAnsi="Times New Roman" w:cs="Times New Roman"/>
+          <w:sz w:val="30"/>
+          <w:szCs w:val="30"/>
+        </w:rPr>
+        <w:t>biết</w:t>
+      </w:r>
+      <w:proofErr w:type="spellEnd"/>
+      <w:r>
+        <w:rPr>
+          <w:rFonts w:ascii="Times New Roman" w:eastAsiaTheme="minorEastAsia" w:hAnsi="Times New Roman" w:cs="Times New Roman"/>
+          <w:sz w:val="30"/>
+          <w:szCs w:val="30"/>
+        </w:rPr>
+        <w:t xml:space="preserve"> </w:t>
+      </w:r>
+      <w:proofErr w:type="spellStart"/>
       <w:r>
         <w:rPr>
           <w:rFonts w:ascii="Times New Roman" w:eastAsiaTheme="minorEastAsia" w:hAnsi="Times New Roman" w:cs="Times New Roman"/>
@@ -827,16 +1830,9 @@
           <w:sz w:val="30"/>
           <w:szCs w:val="30"/>
         </w:rPr>
-        <w:t xml:space="preserve">tên và địa chỉ </w:t>
-      </w:r>
-      <w:r>
-        <w:rPr>
-          <w:rFonts w:ascii="Times New Roman" w:eastAsiaTheme="minorEastAsia" w:hAnsi="Times New Roman" w:cs="Times New Roman"/>
-          <w:sz w:val="30"/>
-          <w:szCs w:val="30"/>
-        </w:rPr>
-        <w:t xml:space="preserve">của các </w:t>
-      </w:r>
+        <w:t>tên</w:t>
+      </w:r>
+      <w:proofErr w:type="spellEnd"/>
       <w:r>
         <w:rPr>
           <w:rFonts w:ascii="Times New Roman" w:eastAsiaTheme="minorEastAsia" w:hAnsi="Times New Roman" w:cs="Times New Roman"/>
@@ -844,16 +1840,9 @@
           <w:sz w:val="30"/>
           <w:szCs w:val="30"/>
         </w:rPr>
-        <w:t xml:space="preserve">nhân viên </w:t>
-      </w:r>
-      <w:r>
-        <w:rPr>
-          <w:rFonts w:ascii="Times New Roman" w:eastAsiaTheme="minorEastAsia" w:hAnsi="Times New Roman" w:cs="Times New Roman"/>
-          <w:sz w:val="30"/>
-          <w:szCs w:val="30"/>
-        </w:rPr>
-        <w:t xml:space="preserve">làm việc ở </w:t>
-      </w:r>
+        <w:t xml:space="preserve"> </w:t>
+      </w:r>
+      <w:proofErr w:type="spellStart"/>
       <w:r>
         <w:rPr>
           <w:rFonts w:ascii="Times New Roman" w:eastAsiaTheme="minorEastAsia" w:hAnsi="Times New Roman" w:cs="Times New Roman"/>
@@ -861,7 +1850,229 @@
           <w:sz w:val="30"/>
           <w:szCs w:val="30"/>
         </w:rPr>
-        <w:t>phòng “Nghiên cứu”</w:t>
+        <w:t>và</w:t>
+      </w:r>
+      <w:proofErr w:type="spellEnd"/>
+      <w:r>
+        <w:rPr>
+          <w:rFonts w:ascii="Times New Roman" w:eastAsiaTheme="minorEastAsia" w:hAnsi="Times New Roman" w:cs="Times New Roman"/>
+          <w:color w:val="FF0000"/>
+          <w:sz w:val="30"/>
+          <w:szCs w:val="30"/>
+        </w:rPr>
+        <w:t xml:space="preserve"> </w:t>
+      </w:r>
+      <w:proofErr w:type="spellStart"/>
+      <w:r>
+        <w:rPr>
+          <w:rFonts w:ascii="Times New Roman" w:eastAsiaTheme="minorEastAsia" w:hAnsi="Times New Roman" w:cs="Times New Roman"/>
+          <w:color w:val="FF0000"/>
+          <w:sz w:val="30"/>
+          <w:szCs w:val="30"/>
+        </w:rPr>
+        <w:t>địa</w:t>
+      </w:r>
+      <w:proofErr w:type="spellEnd"/>
+      <w:r>
+        <w:rPr>
+          <w:rFonts w:ascii="Times New Roman" w:eastAsiaTheme="minorEastAsia" w:hAnsi="Times New Roman" w:cs="Times New Roman"/>
+          <w:color w:val="FF0000"/>
+          <w:sz w:val="30"/>
+          <w:szCs w:val="30"/>
+        </w:rPr>
+        <w:t xml:space="preserve"> </w:t>
+      </w:r>
+      <w:proofErr w:type="spellStart"/>
+      <w:r>
+        <w:rPr>
+          <w:rFonts w:ascii="Times New Roman" w:eastAsiaTheme="minorEastAsia" w:hAnsi="Times New Roman" w:cs="Times New Roman"/>
+          <w:color w:val="FF0000"/>
+          <w:sz w:val="30"/>
+          <w:szCs w:val="30"/>
+        </w:rPr>
+        <w:t>chỉ</w:t>
+      </w:r>
+      <w:proofErr w:type="spellEnd"/>
+      <w:r>
+        <w:rPr>
+          <w:rFonts w:ascii="Times New Roman" w:eastAsiaTheme="minorEastAsia" w:hAnsi="Times New Roman" w:cs="Times New Roman"/>
+          <w:color w:val="FF0000"/>
+          <w:sz w:val="30"/>
+          <w:szCs w:val="30"/>
+        </w:rPr>
+        <w:t xml:space="preserve"> </w:t>
+      </w:r>
+      <w:proofErr w:type="spellStart"/>
+      <w:r>
+        <w:rPr>
+          <w:rFonts w:ascii="Times New Roman" w:eastAsiaTheme="minorEastAsia" w:hAnsi="Times New Roman" w:cs="Times New Roman"/>
+          <w:sz w:val="30"/>
+          <w:szCs w:val="30"/>
+        </w:rPr>
+        <w:t>của</w:t>
+      </w:r>
+      <w:proofErr w:type="spellEnd"/>
+      <w:r>
+        <w:rPr>
+          <w:rFonts w:ascii="Times New Roman" w:eastAsiaTheme="minorEastAsia" w:hAnsi="Times New Roman" w:cs="Times New Roman"/>
+          <w:sz w:val="30"/>
+          <w:szCs w:val="30"/>
+        </w:rPr>
+        <w:t xml:space="preserve"> </w:t>
+      </w:r>
+      <w:proofErr w:type="spellStart"/>
+      <w:r>
+        <w:rPr>
+          <w:rFonts w:ascii="Times New Roman" w:eastAsiaTheme="minorEastAsia" w:hAnsi="Times New Roman" w:cs="Times New Roman"/>
+          <w:sz w:val="30"/>
+          <w:szCs w:val="30"/>
+        </w:rPr>
+        <w:t>các</w:t>
+      </w:r>
+      <w:proofErr w:type="spellEnd"/>
+      <w:r>
+        <w:rPr>
+          <w:rFonts w:ascii="Times New Roman" w:eastAsiaTheme="minorEastAsia" w:hAnsi="Times New Roman" w:cs="Times New Roman"/>
+          <w:sz w:val="30"/>
+          <w:szCs w:val="30"/>
+        </w:rPr>
+        <w:t xml:space="preserve"> </w:t>
+      </w:r>
+      <w:proofErr w:type="spellStart"/>
+      <w:r>
+        <w:rPr>
+          <w:rFonts w:ascii="Times New Roman" w:eastAsiaTheme="minorEastAsia" w:hAnsi="Times New Roman" w:cs="Times New Roman"/>
+          <w:color w:val="FF0000"/>
+          <w:sz w:val="30"/>
+          <w:szCs w:val="30"/>
+        </w:rPr>
+        <w:t>nhân</w:t>
+      </w:r>
+      <w:proofErr w:type="spellEnd"/>
+      <w:r>
+        <w:rPr>
+          <w:rFonts w:ascii="Times New Roman" w:eastAsiaTheme="minorEastAsia" w:hAnsi="Times New Roman" w:cs="Times New Roman"/>
+          <w:color w:val="FF0000"/>
+          <w:sz w:val="30"/>
+          <w:szCs w:val="30"/>
+        </w:rPr>
+        <w:t xml:space="preserve"> </w:t>
+      </w:r>
+      <w:proofErr w:type="spellStart"/>
+      <w:r>
+        <w:rPr>
+          <w:rFonts w:ascii="Times New Roman" w:eastAsiaTheme="minorEastAsia" w:hAnsi="Times New Roman" w:cs="Times New Roman"/>
+          <w:color w:val="FF0000"/>
+          <w:sz w:val="30"/>
+          <w:szCs w:val="30"/>
+        </w:rPr>
+        <w:t>viên</w:t>
+      </w:r>
+      <w:proofErr w:type="spellEnd"/>
+      <w:r>
+        <w:rPr>
+          <w:rFonts w:ascii="Times New Roman" w:eastAsiaTheme="minorEastAsia" w:hAnsi="Times New Roman" w:cs="Times New Roman"/>
+          <w:color w:val="FF0000"/>
+          <w:sz w:val="30"/>
+          <w:szCs w:val="30"/>
+        </w:rPr>
+        <w:t xml:space="preserve"> </w:t>
+      </w:r>
+      <w:proofErr w:type="spellStart"/>
+      <w:r>
+        <w:rPr>
+          <w:rFonts w:ascii="Times New Roman" w:eastAsiaTheme="minorEastAsia" w:hAnsi="Times New Roman" w:cs="Times New Roman"/>
+          <w:sz w:val="30"/>
+          <w:szCs w:val="30"/>
+        </w:rPr>
+        <w:t>làm</w:t>
+      </w:r>
+      <w:proofErr w:type="spellEnd"/>
+      <w:r>
+        <w:rPr>
+          <w:rFonts w:ascii="Times New Roman" w:eastAsiaTheme="minorEastAsia" w:hAnsi="Times New Roman" w:cs="Times New Roman"/>
+          <w:sz w:val="30"/>
+          <w:szCs w:val="30"/>
+        </w:rPr>
+        <w:t xml:space="preserve"> </w:t>
+      </w:r>
+      <w:proofErr w:type="spellStart"/>
+      <w:r>
+        <w:rPr>
+          <w:rFonts w:ascii="Times New Roman" w:eastAsiaTheme="minorEastAsia" w:hAnsi="Times New Roman" w:cs="Times New Roman"/>
+          <w:sz w:val="30"/>
+          <w:szCs w:val="30"/>
+        </w:rPr>
+        <w:t>việc</w:t>
+      </w:r>
+      <w:proofErr w:type="spellEnd"/>
+      <w:r>
+        <w:rPr>
+          <w:rFonts w:ascii="Times New Roman" w:eastAsiaTheme="minorEastAsia" w:hAnsi="Times New Roman" w:cs="Times New Roman"/>
+          <w:sz w:val="30"/>
+          <w:szCs w:val="30"/>
+        </w:rPr>
+        <w:t xml:space="preserve"> ở </w:t>
+      </w:r>
+      <w:proofErr w:type="spellStart"/>
+      <w:r>
+        <w:rPr>
+          <w:rFonts w:ascii="Times New Roman" w:eastAsiaTheme="minorEastAsia" w:hAnsi="Times New Roman" w:cs="Times New Roman"/>
+          <w:color w:val="FF0000"/>
+          <w:sz w:val="30"/>
+          <w:szCs w:val="30"/>
+        </w:rPr>
+        <w:t>phòng</w:t>
+      </w:r>
+      <w:proofErr w:type="spellEnd"/>
+      <w:r>
+        <w:rPr>
+          <w:rFonts w:ascii="Times New Roman" w:eastAsiaTheme="minorEastAsia" w:hAnsi="Times New Roman" w:cs="Times New Roman"/>
+          <w:color w:val="FF0000"/>
+          <w:sz w:val="30"/>
+          <w:szCs w:val="30"/>
+        </w:rPr>
+        <w:t xml:space="preserve"> “</w:t>
+      </w:r>
+      <w:proofErr w:type="spellStart"/>
+      <w:r>
+        <w:rPr>
+          <w:rFonts w:ascii="Times New Roman" w:eastAsiaTheme="minorEastAsia" w:hAnsi="Times New Roman" w:cs="Times New Roman"/>
+          <w:color w:val="FF0000"/>
+          <w:sz w:val="30"/>
+          <w:szCs w:val="30"/>
+        </w:rPr>
+        <w:t>Nghiên</w:t>
+      </w:r>
+      <w:proofErr w:type="spellEnd"/>
+      <w:r>
+        <w:rPr>
+          <w:rFonts w:ascii="Times New Roman" w:eastAsiaTheme="minorEastAsia" w:hAnsi="Times New Roman" w:cs="Times New Roman"/>
+          <w:color w:val="FF0000"/>
+          <w:sz w:val="30"/>
+          <w:szCs w:val="30"/>
+        </w:rPr>
+        <w:t xml:space="preserve"> </w:t>
+      </w:r>
+      <w:proofErr w:type="spellStart"/>
+      <w:r>
+        <w:rPr>
+          <w:rFonts w:ascii="Times New Roman" w:eastAsiaTheme="minorEastAsia" w:hAnsi="Times New Roman" w:cs="Times New Roman"/>
+          <w:color w:val="FF0000"/>
+          <w:sz w:val="30"/>
+          <w:szCs w:val="30"/>
+        </w:rPr>
+        <w:t>cứu</w:t>
+      </w:r>
+      <w:proofErr w:type="spellEnd"/>
+      <w:r>
+        <w:rPr>
+          <w:rFonts w:ascii="Times New Roman" w:eastAsiaTheme="minorEastAsia" w:hAnsi="Times New Roman" w:cs="Times New Roman"/>
+          <w:color w:val="FF0000"/>
+          <w:sz w:val="30"/>
+          <w:szCs w:val="30"/>
+        </w:rPr>
+        <w:t>”</w:t>
       </w:r>
     </w:p>
     <w:p>
@@ -883,7 +2094,25 @@
           <w:sz w:val="30"/>
           <w:szCs w:val="30"/>
         </w:rPr>
-        <w:t>Quan hệ: NHANVIEN, PHONGBAN</w:t>
+        <w:t xml:space="preserve">Quan </w:t>
+      </w:r>
+      <w:proofErr w:type="spellStart"/>
+      <w:r>
+        <w:rPr>
+          <w:rFonts w:ascii="Times New Roman" w:hAnsi="Times New Roman" w:cs="Times New Roman"/>
+          <w:sz w:val="30"/>
+          <w:szCs w:val="30"/>
+        </w:rPr>
+        <w:t>hệ</w:t>
+      </w:r>
+      <w:proofErr w:type="spellEnd"/>
+      <w:r>
+        <w:rPr>
+          <w:rFonts w:ascii="Times New Roman" w:hAnsi="Times New Roman" w:cs="Times New Roman"/>
+          <w:sz w:val="30"/>
+          <w:szCs w:val="30"/>
+        </w:rPr>
+        <w:t>: NHANVIEN, PHONGBAN</w:t>
       </w:r>
     </w:p>
     <w:p>
@@ -899,13 +2128,41 @@
           <w:szCs w:val="30"/>
         </w:rPr>
       </w:pPr>
-      <w:r>
-        <w:rPr>
-          <w:rFonts w:ascii="Times New Roman" w:hAnsi="Times New Roman" w:cs="Times New Roman"/>
-          <w:sz w:val="30"/>
-          <w:szCs w:val="30"/>
-        </w:rPr>
-        <w:t>Thuộc tính: TENNV, DCHI</w:t>
+      <w:proofErr w:type="spellStart"/>
+      <w:r>
+        <w:rPr>
+          <w:rFonts w:ascii="Times New Roman" w:hAnsi="Times New Roman" w:cs="Times New Roman"/>
+          <w:sz w:val="30"/>
+          <w:szCs w:val="30"/>
+        </w:rPr>
+        <w:t>Thuộc</w:t>
+      </w:r>
+      <w:proofErr w:type="spellEnd"/>
+      <w:r>
+        <w:rPr>
+          <w:rFonts w:ascii="Times New Roman" w:hAnsi="Times New Roman" w:cs="Times New Roman"/>
+          <w:sz w:val="30"/>
+          <w:szCs w:val="30"/>
+        </w:rPr>
+        <w:t xml:space="preserve"> </w:t>
+      </w:r>
+      <w:proofErr w:type="spellStart"/>
+      <w:r>
+        <w:rPr>
+          <w:rFonts w:ascii="Times New Roman" w:hAnsi="Times New Roman" w:cs="Times New Roman"/>
+          <w:sz w:val="30"/>
+          <w:szCs w:val="30"/>
+        </w:rPr>
+        <w:t>tính</w:t>
+      </w:r>
+      <w:proofErr w:type="spellEnd"/>
+      <w:r>
+        <w:rPr>
+          <w:rFonts w:ascii="Times New Roman" w:hAnsi="Times New Roman" w:cs="Times New Roman"/>
+          <w:sz w:val="30"/>
+          <w:szCs w:val="30"/>
+        </w:rPr>
+        <w:t>: TENNV, DCHI</w:t>
       </w:r>
     </w:p>
     <w:p>
@@ -921,13 +2178,77 @@
           <w:szCs w:val="30"/>
         </w:rPr>
       </w:pPr>
-      <w:r>
-        <w:rPr>
-          <w:rFonts w:ascii="Times New Roman" w:hAnsi="Times New Roman" w:cs="Times New Roman"/>
-          <w:sz w:val="30"/>
-          <w:szCs w:val="30"/>
-        </w:rPr>
-        <w:t>Điều kiện: TENPHG = “Nghiên cứu”</w:t>
+      <w:proofErr w:type="spellStart"/>
+      <w:r>
+        <w:rPr>
+          <w:rFonts w:ascii="Times New Roman" w:hAnsi="Times New Roman" w:cs="Times New Roman"/>
+          <w:sz w:val="30"/>
+          <w:szCs w:val="30"/>
+        </w:rPr>
+        <w:t>Điều</w:t>
+      </w:r>
+      <w:proofErr w:type="spellEnd"/>
+      <w:r>
+        <w:rPr>
+          <w:rFonts w:ascii="Times New Roman" w:hAnsi="Times New Roman" w:cs="Times New Roman"/>
+          <w:sz w:val="30"/>
+          <w:szCs w:val="30"/>
+        </w:rPr>
+        <w:t xml:space="preserve"> </w:t>
+      </w:r>
+      <w:proofErr w:type="spellStart"/>
+      <w:r>
+        <w:rPr>
+          <w:rFonts w:ascii="Times New Roman" w:hAnsi="Times New Roman" w:cs="Times New Roman"/>
+          <w:sz w:val="30"/>
+          <w:szCs w:val="30"/>
+        </w:rPr>
+        <w:t>kiện</w:t>
+      </w:r>
+      <w:proofErr w:type="spellEnd"/>
+      <w:r>
+        <w:rPr>
+          <w:rFonts w:ascii="Times New Roman" w:hAnsi="Times New Roman" w:cs="Times New Roman"/>
+          <w:sz w:val="30"/>
+          <w:szCs w:val="30"/>
+        </w:rPr>
+        <w:t>: TENPHG = “</w:t>
+      </w:r>
+      <w:proofErr w:type="spellStart"/>
+      <w:r>
+        <w:rPr>
+          <w:rFonts w:ascii="Times New Roman" w:hAnsi="Times New Roman" w:cs="Times New Roman"/>
+          <w:sz w:val="30"/>
+          <w:szCs w:val="30"/>
+        </w:rPr>
+        <w:t>Nghiên</w:t>
+      </w:r>
+      <w:proofErr w:type="spellEnd"/>
+      <w:r>
+        <w:rPr>
+          <w:rFonts w:ascii="Times New Roman" w:hAnsi="Times New Roman" w:cs="Times New Roman"/>
+          <w:sz w:val="30"/>
+          <w:szCs w:val="30"/>
+        </w:rPr>
+        <w:t xml:space="preserve"> </w:t>
+      </w:r>
+      <w:proofErr w:type="spellStart"/>
+      <w:r>
+        <w:rPr>
+          <w:rFonts w:ascii="Times New Roman" w:hAnsi="Times New Roman" w:cs="Times New Roman"/>
+          <w:sz w:val="30"/>
+          <w:szCs w:val="30"/>
+        </w:rPr>
+        <w:t>cứu</w:t>
+      </w:r>
+      <w:proofErr w:type="spellEnd"/>
+      <w:r>
+        <w:rPr>
+          <w:rFonts w:ascii="Times New Roman" w:hAnsi="Times New Roman" w:cs="Times New Roman"/>
+          <w:sz w:val="30"/>
+          <w:szCs w:val="30"/>
+        </w:rPr>
+        <w:t>”</w:t>
       </w:r>
     </w:p>
     <w:p>
@@ -1188,22 +2509,61 @@
           <w:szCs w:val="30"/>
         </w:rPr>
       </w:pPr>
-      <w:r>
-        <w:rPr>
-          <w:rFonts w:ascii="Times New Roman" w:eastAsiaTheme="minorEastAsia" w:hAnsi="Times New Roman" w:cs="Times New Roman"/>
-          <w:sz w:val="30"/>
-          <w:szCs w:val="30"/>
-        </w:rPr>
-        <w:t xml:space="preserve">Câu 7: </w:t>
-      </w:r>
-      <w:r>
-        <w:rPr>
-          <w:rFonts w:ascii="Times New Roman" w:eastAsiaTheme="minorEastAsia" w:hAnsi="Times New Roman" w:cs="Times New Roman"/>
-          <w:sz w:val="30"/>
-          <w:szCs w:val="30"/>
-        </w:rPr>
-        <w:t xml:space="preserve">Với mỗi </w:t>
-      </w:r>
+      <w:proofErr w:type="spellStart"/>
+      <w:r>
+        <w:rPr>
+          <w:rFonts w:ascii="Times New Roman" w:eastAsiaTheme="minorEastAsia" w:hAnsi="Times New Roman" w:cs="Times New Roman"/>
+          <w:sz w:val="30"/>
+          <w:szCs w:val="30"/>
+        </w:rPr>
+        <w:t>Câu</w:t>
+      </w:r>
+      <w:proofErr w:type="spellEnd"/>
+      <w:r>
+        <w:rPr>
+          <w:rFonts w:ascii="Times New Roman" w:eastAsiaTheme="minorEastAsia" w:hAnsi="Times New Roman" w:cs="Times New Roman"/>
+          <w:sz w:val="30"/>
+          <w:szCs w:val="30"/>
+        </w:rPr>
+        <w:t xml:space="preserve"> 7: </w:t>
+      </w:r>
+      <w:proofErr w:type="spellStart"/>
+      <w:r>
+        <w:rPr>
+          <w:rFonts w:ascii="Times New Roman" w:eastAsiaTheme="minorEastAsia" w:hAnsi="Times New Roman" w:cs="Times New Roman"/>
+          <w:sz w:val="30"/>
+          <w:szCs w:val="30"/>
+        </w:rPr>
+        <w:t>Với</w:t>
+      </w:r>
+      <w:proofErr w:type="spellEnd"/>
+      <w:r>
+        <w:rPr>
+          <w:rFonts w:ascii="Times New Roman" w:eastAsiaTheme="minorEastAsia" w:hAnsi="Times New Roman" w:cs="Times New Roman"/>
+          <w:sz w:val="30"/>
+          <w:szCs w:val="30"/>
+        </w:rPr>
+        <w:t xml:space="preserve"> </w:t>
+      </w:r>
+      <w:proofErr w:type="spellStart"/>
+      <w:r>
+        <w:rPr>
+          <w:rFonts w:ascii="Times New Roman" w:eastAsiaTheme="minorEastAsia" w:hAnsi="Times New Roman" w:cs="Times New Roman"/>
+          <w:sz w:val="30"/>
+          <w:szCs w:val="30"/>
+        </w:rPr>
+        <w:t>mỗi</w:t>
+      </w:r>
+      <w:proofErr w:type="spellEnd"/>
+      <w:r>
+        <w:rPr>
+          <w:rFonts w:ascii="Times New Roman" w:eastAsiaTheme="minorEastAsia" w:hAnsi="Times New Roman" w:cs="Times New Roman"/>
+          <w:sz w:val="30"/>
+          <w:szCs w:val="30"/>
+        </w:rPr>
+        <w:t xml:space="preserve"> </w:t>
+      </w:r>
+      <w:proofErr w:type="spellStart"/>
       <w:r>
         <w:rPr>
           <w:rFonts w:ascii="Times New Roman" w:eastAsiaTheme="minorEastAsia" w:hAnsi="Times New Roman" w:cs="Times New Roman"/>
@@ -1211,16 +2571,9 @@
           <w:sz w:val="30"/>
           <w:szCs w:val="30"/>
         </w:rPr>
-        <w:t>đề án có địa điểm ở “Gò Vấp”</w:t>
-      </w:r>
-      <w:r>
-        <w:rPr>
-          <w:rFonts w:ascii="Times New Roman" w:eastAsiaTheme="minorEastAsia" w:hAnsi="Times New Roman" w:cs="Times New Roman"/>
-          <w:sz w:val="30"/>
-          <w:szCs w:val="30"/>
-        </w:rPr>
-        <w:t xml:space="preserve">, cho biết </w:t>
-      </w:r>
+        <w:t>đề</w:t>
+      </w:r>
+      <w:proofErr w:type="spellEnd"/>
       <w:r>
         <w:rPr>
           <w:rFonts w:ascii="Times New Roman" w:eastAsiaTheme="minorEastAsia" w:hAnsi="Times New Roman" w:cs="Times New Roman"/>
@@ -1228,16 +2581,9 @@
           <w:sz w:val="30"/>
           <w:szCs w:val="30"/>
         </w:rPr>
-        <w:t>mã dự án, mã phòng quản lý</w:t>
-      </w:r>
-      <w:r>
-        <w:rPr>
-          <w:rFonts w:ascii="Times New Roman" w:eastAsiaTheme="minorEastAsia" w:hAnsi="Times New Roman" w:cs="Times New Roman"/>
-          <w:sz w:val="30"/>
-          <w:szCs w:val="30"/>
-        </w:rPr>
-        <w:t xml:space="preserve"> và </w:t>
-      </w:r>
+        <w:t xml:space="preserve"> </w:t>
+      </w:r>
+      <w:proofErr w:type="spellStart"/>
       <w:r>
         <w:rPr>
           <w:rFonts w:ascii="Times New Roman" w:eastAsiaTheme="minorEastAsia" w:hAnsi="Times New Roman" w:cs="Times New Roman"/>
@@ -1245,8 +2591,490 @@
           <w:sz w:val="30"/>
           <w:szCs w:val="30"/>
         </w:rPr>
-        <w:t>tên, địa chỉ, ngày sinh của người trưởng phòng</w:t>
-      </w:r>
+        <w:t>án</w:t>
+      </w:r>
+      <w:proofErr w:type="spellEnd"/>
+      <w:r>
+        <w:rPr>
+          <w:rFonts w:ascii="Times New Roman" w:eastAsiaTheme="minorEastAsia" w:hAnsi="Times New Roman" w:cs="Times New Roman"/>
+          <w:color w:val="FF0000"/>
+          <w:sz w:val="30"/>
+          <w:szCs w:val="30"/>
+        </w:rPr>
+        <w:t xml:space="preserve"> </w:t>
+      </w:r>
+      <w:proofErr w:type="spellStart"/>
+      <w:r>
+        <w:rPr>
+          <w:rFonts w:ascii="Times New Roman" w:eastAsiaTheme="minorEastAsia" w:hAnsi="Times New Roman" w:cs="Times New Roman"/>
+          <w:color w:val="FF0000"/>
+          <w:sz w:val="30"/>
+          <w:szCs w:val="30"/>
+        </w:rPr>
+        <w:t>có</w:t>
+      </w:r>
+      <w:proofErr w:type="spellEnd"/>
+      <w:r>
+        <w:rPr>
+          <w:rFonts w:ascii="Times New Roman" w:eastAsiaTheme="minorEastAsia" w:hAnsi="Times New Roman" w:cs="Times New Roman"/>
+          <w:color w:val="FF0000"/>
+          <w:sz w:val="30"/>
+          <w:szCs w:val="30"/>
+        </w:rPr>
+        <w:t xml:space="preserve"> </w:t>
+      </w:r>
+      <w:proofErr w:type="spellStart"/>
+      <w:r>
+        <w:rPr>
+          <w:rFonts w:ascii="Times New Roman" w:eastAsiaTheme="minorEastAsia" w:hAnsi="Times New Roman" w:cs="Times New Roman"/>
+          <w:color w:val="FF0000"/>
+          <w:sz w:val="30"/>
+          <w:szCs w:val="30"/>
+        </w:rPr>
+        <w:t>địa</w:t>
+      </w:r>
+      <w:proofErr w:type="spellEnd"/>
+      <w:r>
+        <w:rPr>
+          <w:rFonts w:ascii="Times New Roman" w:eastAsiaTheme="minorEastAsia" w:hAnsi="Times New Roman" w:cs="Times New Roman"/>
+          <w:color w:val="FF0000"/>
+          <w:sz w:val="30"/>
+          <w:szCs w:val="30"/>
+        </w:rPr>
+        <w:t xml:space="preserve"> </w:t>
+      </w:r>
+      <w:proofErr w:type="spellStart"/>
+      <w:r>
+        <w:rPr>
+          <w:rFonts w:ascii="Times New Roman" w:eastAsiaTheme="minorEastAsia" w:hAnsi="Times New Roman" w:cs="Times New Roman"/>
+          <w:color w:val="FF0000"/>
+          <w:sz w:val="30"/>
+          <w:szCs w:val="30"/>
+        </w:rPr>
+        <w:t>điểm</w:t>
+      </w:r>
+      <w:proofErr w:type="spellEnd"/>
+      <w:r>
+        <w:rPr>
+          <w:rFonts w:ascii="Times New Roman" w:eastAsiaTheme="minorEastAsia" w:hAnsi="Times New Roman" w:cs="Times New Roman"/>
+          <w:color w:val="FF0000"/>
+          <w:sz w:val="30"/>
+          <w:szCs w:val="30"/>
+        </w:rPr>
+        <w:t xml:space="preserve"> ở “</w:t>
+      </w:r>
+      <w:proofErr w:type="spellStart"/>
+      <w:r>
+        <w:rPr>
+          <w:rFonts w:ascii="Times New Roman" w:eastAsiaTheme="minorEastAsia" w:hAnsi="Times New Roman" w:cs="Times New Roman"/>
+          <w:color w:val="FF0000"/>
+          <w:sz w:val="30"/>
+          <w:szCs w:val="30"/>
+        </w:rPr>
+        <w:t>Gò</w:t>
+      </w:r>
+      <w:proofErr w:type="spellEnd"/>
+      <w:r>
+        <w:rPr>
+          <w:rFonts w:ascii="Times New Roman" w:eastAsiaTheme="minorEastAsia" w:hAnsi="Times New Roman" w:cs="Times New Roman"/>
+          <w:color w:val="FF0000"/>
+          <w:sz w:val="30"/>
+          <w:szCs w:val="30"/>
+        </w:rPr>
+        <w:t xml:space="preserve"> </w:t>
+      </w:r>
+      <w:proofErr w:type="spellStart"/>
+      <w:r>
+        <w:rPr>
+          <w:rFonts w:ascii="Times New Roman" w:eastAsiaTheme="minorEastAsia" w:hAnsi="Times New Roman" w:cs="Times New Roman"/>
+          <w:color w:val="FF0000"/>
+          <w:sz w:val="30"/>
+          <w:szCs w:val="30"/>
+        </w:rPr>
+        <w:t>Vấp</w:t>
+      </w:r>
+      <w:proofErr w:type="spellEnd"/>
+      <w:r>
+        <w:rPr>
+          <w:rFonts w:ascii="Times New Roman" w:eastAsiaTheme="minorEastAsia" w:hAnsi="Times New Roman" w:cs="Times New Roman"/>
+          <w:color w:val="FF0000"/>
+          <w:sz w:val="30"/>
+          <w:szCs w:val="30"/>
+        </w:rPr>
+        <w:t>”</w:t>
+      </w:r>
+      <w:r>
+        <w:rPr>
+          <w:rFonts w:ascii="Times New Roman" w:eastAsiaTheme="minorEastAsia" w:hAnsi="Times New Roman" w:cs="Times New Roman"/>
+          <w:sz w:val="30"/>
+          <w:szCs w:val="30"/>
+        </w:rPr>
+        <w:t xml:space="preserve">, </w:t>
+      </w:r>
+      <w:proofErr w:type="spellStart"/>
+      <w:r>
+        <w:rPr>
+          <w:rFonts w:ascii="Times New Roman" w:eastAsiaTheme="minorEastAsia" w:hAnsi="Times New Roman" w:cs="Times New Roman"/>
+          <w:sz w:val="30"/>
+          <w:szCs w:val="30"/>
+        </w:rPr>
+        <w:t>cho</w:t>
+      </w:r>
+      <w:proofErr w:type="spellEnd"/>
+      <w:r>
+        <w:rPr>
+          <w:rFonts w:ascii="Times New Roman" w:eastAsiaTheme="minorEastAsia" w:hAnsi="Times New Roman" w:cs="Times New Roman"/>
+          <w:sz w:val="30"/>
+          <w:szCs w:val="30"/>
+        </w:rPr>
+        <w:t xml:space="preserve"> </w:t>
+      </w:r>
+      <w:proofErr w:type="spellStart"/>
+      <w:r>
+        <w:rPr>
+          <w:rFonts w:ascii="Times New Roman" w:eastAsiaTheme="minorEastAsia" w:hAnsi="Times New Roman" w:cs="Times New Roman"/>
+          <w:sz w:val="30"/>
+          <w:szCs w:val="30"/>
+        </w:rPr>
+        <w:t>biết</w:t>
+      </w:r>
+      <w:proofErr w:type="spellEnd"/>
+      <w:r>
+        <w:rPr>
+          <w:rFonts w:ascii="Times New Roman" w:eastAsiaTheme="minorEastAsia" w:hAnsi="Times New Roman" w:cs="Times New Roman"/>
+          <w:sz w:val="30"/>
+          <w:szCs w:val="30"/>
+        </w:rPr>
+        <w:t xml:space="preserve"> </w:t>
+      </w:r>
+      <w:proofErr w:type="spellStart"/>
+      <w:r>
+        <w:rPr>
+          <w:rFonts w:ascii="Times New Roman" w:eastAsiaTheme="minorEastAsia" w:hAnsi="Times New Roman" w:cs="Times New Roman"/>
+          <w:color w:val="FF0000"/>
+          <w:sz w:val="30"/>
+          <w:szCs w:val="30"/>
+        </w:rPr>
+        <w:t>mã</w:t>
+      </w:r>
+      <w:proofErr w:type="spellEnd"/>
+      <w:r>
+        <w:rPr>
+          <w:rFonts w:ascii="Times New Roman" w:eastAsiaTheme="minorEastAsia" w:hAnsi="Times New Roman" w:cs="Times New Roman"/>
+          <w:color w:val="FF0000"/>
+          <w:sz w:val="30"/>
+          <w:szCs w:val="30"/>
+        </w:rPr>
+        <w:t xml:space="preserve"> </w:t>
+      </w:r>
+      <w:proofErr w:type="spellStart"/>
+      <w:r>
+        <w:rPr>
+          <w:rFonts w:ascii="Times New Roman" w:eastAsiaTheme="minorEastAsia" w:hAnsi="Times New Roman" w:cs="Times New Roman"/>
+          <w:color w:val="FF0000"/>
+          <w:sz w:val="30"/>
+          <w:szCs w:val="30"/>
+        </w:rPr>
+        <w:t>dự</w:t>
+      </w:r>
+      <w:proofErr w:type="spellEnd"/>
+      <w:r>
+        <w:rPr>
+          <w:rFonts w:ascii="Times New Roman" w:eastAsiaTheme="minorEastAsia" w:hAnsi="Times New Roman" w:cs="Times New Roman"/>
+          <w:color w:val="FF0000"/>
+          <w:sz w:val="30"/>
+          <w:szCs w:val="30"/>
+        </w:rPr>
+        <w:t xml:space="preserve"> </w:t>
+      </w:r>
+      <w:proofErr w:type="spellStart"/>
+      <w:r>
+        <w:rPr>
+          <w:rFonts w:ascii="Times New Roman" w:eastAsiaTheme="minorEastAsia" w:hAnsi="Times New Roman" w:cs="Times New Roman"/>
+          <w:color w:val="FF0000"/>
+          <w:sz w:val="30"/>
+          <w:szCs w:val="30"/>
+        </w:rPr>
+        <w:t>án</w:t>
+      </w:r>
+      <w:proofErr w:type="spellEnd"/>
+      <w:r>
+        <w:rPr>
+          <w:rFonts w:ascii="Times New Roman" w:eastAsiaTheme="minorEastAsia" w:hAnsi="Times New Roman" w:cs="Times New Roman"/>
+          <w:color w:val="FF0000"/>
+          <w:sz w:val="30"/>
+          <w:szCs w:val="30"/>
+        </w:rPr>
+        <w:t xml:space="preserve">, </w:t>
+      </w:r>
+      <w:proofErr w:type="spellStart"/>
+      <w:r>
+        <w:rPr>
+          <w:rFonts w:ascii="Times New Roman" w:eastAsiaTheme="minorEastAsia" w:hAnsi="Times New Roman" w:cs="Times New Roman"/>
+          <w:color w:val="FF0000"/>
+          <w:sz w:val="30"/>
+          <w:szCs w:val="30"/>
+        </w:rPr>
+        <w:t>mã</w:t>
+      </w:r>
+      <w:proofErr w:type="spellEnd"/>
+      <w:r>
+        <w:rPr>
+          <w:rFonts w:ascii="Times New Roman" w:eastAsiaTheme="minorEastAsia" w:hAnsi="Times New Roman" w:cs="Times New Roman"/>
+          <w:color w:val="FF0000"/>
+          <w:sz w:val="30"/>
+          <w:szCs w:val="30"/>
+        </w:rPr>
+        <w:t xml:space="preserve"> </w:t>
+      </w:r>
+      <w:proofErr w:type="spellStart"/>
+      <w:r>
+        <w:rPr>
+          <w:rFonts w:ascii="Times New Roman" w:eastAsiaTheme="minorEastAsia" w:hAnsi="Times New Roman" w:cs="Times New Roman"/>
+          <w:color w:val="FF0000"/>
+          <w:sz w:val="30"/>
+          <w:szCs w:val="30"/>
+        </w:rPr>
+        <w:t>phòng</w:t>
+      </w:r>
+      <w:proofErr w:type="spellEnd"/>
+      <w:r>
+        <w:rPr>
+          <w:rFonts w:ascii="Times New Roman" w:eastAsiaTheme="minorEastAsia" w:hAnsi="Times New Roman" w:cs="Times New Roman"/>
+          <w:color w:val="FF0000"/>
+          <w:sz w:val="30"/>
+          <w:szCs w:val="30"/>
+        </w:rPr>
+        <w:t xml:space="preserve"> </w:t>
+      </w:r>
+      <w:proofErr w:type="spellStart"/>
+      <w:r>
+        <w:rPr>
+          <w:rFonts w:ascii="Times New Roman" w:eastAsiaTheme="minorEastAsia" w:hAnsi="Times New Roman" w:cs="Times New Roman"/>
+          <w:color w:val="FF0000"/>
+          <w:sz w:val="30"/>
+          <w:szCs w:val="30"/>
+        </w:rPr>
+        <w:t>quản</w:t>
+      </w:r>
+      <w:proofErr w:type="spellEnd"/>
+      <w:r>
+        <w:rPr>
+          <w:rFonts w:ascii="Times New Roman" w:eastAsiaTheme="minorEastAsia" w:hAnsi="Times New Roman" w:cs="Times New Roman"/>
+          <w:color w:val="FF0000"/>
+          <w:sz w:val="30"/>
+          <w:szCs w:val="30"/>
+        </w:rPr>
+        <w:t xml:space="preserve"> </w:t>
+      </w:r>
+      <w:proofErr w:type="spellStart"/>
+      <w:r>
+        <w:rPr>
+          <w:rFonts w:ascii="Times New Roman" w:eastAsiaTheme="minorEastAsia" w:hAnsi="Times New Roman" w:cs="Times New Roman"/>
+          <w:color w:val="FF0000"/>
+          <w:sz w:val="30"/>
+          <w:szCs w:val="30"/>
+        </w:rPr>
+        <w:t>lý</w:t>
+      </w:r>
+      <w:proofErr w:type="spellEnd"/>
+      <w:r>
+        <w:rPr>
+          <w:rFonts w:ascii="Times New Roman" w:eastAsiaTheme="minorEastAsia" w:hAnsi="Times New Roman" w:cs="Times New Roman"/>
+          <w:sz w:val="30"/>
+          <w:szCs w:val="30"/>
+        </w:rPr>
+        <w:t xml:space="preserve"> </w:t>
+      </w:r>
+      <w:proofErr w:type="spellStart"/>
+      <w:r>
+        <w:rPr>
+          <w:rFonts w:ascii="Times New Roman" w:eastAsiaTheme="minorEastAsia" w:hAnsi="Times New Roman" w:cs="Times New Roman"/>
+          <w:sz w:val="30"/>
+          <w:szCs w:val="30"/>
+        </w:rPr>
+        <w:t>và</w:t>
+      </w:r>
+      <w:proofErr w:type="spellEnd"/>
+      <w:r>
+        <w:rPr>
+          <w:rFonts w:ascii="Times New Roman" w:eastAsiaTheme="minorEastAsia" w:hAnsi="Times New Roman" w:cs="Times New Roman"/>
+          <w:sz w:val="30"/>
+          <w:szCs w:val="30"/>
+        </w:rPr>
+        <w:t xml:space="preserve"> </w:t>
+      </w:r>
+      <w:proofErr w:type="spellStart"/>
+      <w:r>
+        <w:rPr>
+          <w:rFonts w:ascii="Times New Roman" w:eastAsiaTheme="minorEastAsia" w:hAnsi="Times New Roman" w:cs="Times New Roman"/>
+          <w:color w:val="FF0000"/>
+          <w:sz w:val="30"/>
+          <w:szCs w:val="30"/>
+        </w:rPr>
+        <w:t>tên</w:t>
+      </w:r>
+      <w:proofErr w:type="spellEnd"/>
+      <w:r>
+        <w:rPr>
+          <w:rFonts w:ascii="Times New Roman" w:eastAsiaTheme="minorEastAsia" w:hAnsi="Times New Roman" w:cs="Times New Roman"/>
+          <w:color w:val="FF0000"/>
+          <w:sz w:val="30"/>
+          <w:szCs w:val="30"/>
+        </w:rPr>
+        <w:t xml:space="preserve">, </w:t>
+      </w:r>
+      <w:proofErr w:type="spellStart"/>
+      <w:r>
+        <w:rPr>
+          <w:rFonts w:ascii="Times New Roman" w:eastAsiaTheme="minorEastAsia" w:hAnsi="Times New Roman" w:cs="Times New Roman"/>
+          <w:color w:val="FF0000"/>
+          <w:sz w:val="30"/>
+          <w:szCs w:val="30"/>
+        </w:rPr>
+        <w:t>địa</w:t>
+      </w:r>
+      <w:proofErr w:type="spellEnd"/>
+      <w:r>
+        <w:rPr>
+          <w:rFonts w:ascii="Times New Roman" w:eastAsiaTheme="minorEastAsia" w:hAnsi="Times New Roman" w:cs="Times New Roman"/>
+          <w:color w:val="FF0000"/>
+          <w:sz w:val="30"/>
+          <w:szCs w:val="30"/>
+        </w:rPr>
+        <w:t xml:space="preserve"> </w:t>
+      </w:r>
+      <w:proofErr w:type="spellStart"/>
+      <w:r>
+        <w:rPr>
+          <w:rFonts w:ascii="Times New Roman" w:eastAsiaTheme="minorEastAsia" w:hAnsi="Times New Roman" w:cs="Times New Roman"/>
+          <w:color w:val="FF0000"/>
+          <w:sz w:val="30"/>
+          <w:szCs w:val="30"/>
+        </w:rPr>
+        <w:t>chỉ</w:t>
+      </w:r>
+      <w:proofErr w:type="spellEnd"/>
+      <w:r>
+        <w:rPr>
+          <w:rFonts w:ascii="Times New Roman" w:eastAsiaTheme="minorEastAsia" w:hAnsi="Times New Roman" w:cs="Times New Roman"/>
+          <w:color w:val="FF0000"/>
+          <w:sz w:val="30"/>
+          <w:szCs w:val="30"/>
+        </w:rPr>
+        <w:t xml:space="preserve">, </w:t>
+      </w:r>
+      <w:proofErr w:type="spellStart"/>
+      <w:r>
+        <w:rPr>
+          <w:rFonts w:ascii="Times New Roman" w:eastAsiaTheme="minorEastAsia" w:hAnsi="Times New Roman" w:cs="Times New Roman"/>
+          <w:color w:val="FF0000"/>
+          <w:sz w:val="30"/>
+          <w:szCs w:val="30"/>
+        </w:rPr>
+        <w:t>ngày</w:t>
+      </w:r>
+      <w:proofErr w:type="spellEnd"/>
+      <w:r>
+        <w:rPr>
+          <w:rFonts w:ascii="Times New Roman" w:eastAsiaTheme="minorEastAsia" w:hAnsi="Times New Roman" w:cs="Times New Roman"/>
+          <w:color w:val="FF0000"/>
+          <w:sz w:val="30"/>
+          <w:szCs w:val="30"/>
+        </w:rPr>
+        <w:t xml:space="preserve"> </w:t>
+      </w:r>
+      <w:proofErr w:type="spellStart"/>
+      <w:r>
+        <w:rPr>
+          <w:rFonts w:ascii="Times New Roman" w:eastAsiaTheme="minorEastAsia" w:hAnsi="Times New Roman" w:cs="Times New Roman"/>
+          <w:color w:val="FF0000"/>
+          <w:sz w:val="30"/>
+          <w:szCs w:val="30"/>
+        </w:rPr>
+        <w:t>sinh</w:t>
+      </w:r>
+      <w:proofErr w:type="spellEnd"/>
+      <w:r>
+        <w:rPr>
+          <w:rFonts w:ascii="Times New Roman" w:eastAsiaTheme="minorEastAsia" w:hAnsi="Times New Roman" w:cs="Times New Roman"/>
+          <w:color w:val="FF0000"/>
+          <w:sz w:val="30"/>
+          <w:szCs w:val="30"/>
+        </w:rPr>
+        <w:t xml:space="preserve"> </w:t>
+      </w:r>
+      <w:proofErr w:type="spellStart"/>
+      <w:r>
+        <w:rPr>
+          <w:rFonts w:ascii="Times New Roman" w:eastAsiaTheme="minorEastAsia" w:hAnsi="Times New Roman" w:cs="Times New Roman"/>
+          <w:color w:val="FF0000"/>
+          <w:sz w:val="30"/>
+          <w:szCs w:val="30"/>
+        </w:rPr>
+        <w:t>của</w:t>
+      </w:r>
+      <w:proofErr w:type="spellEnd"/>
+      <w:r>
+        <w:rPr>
+          <w:rFonts w:ascii="Times New Roman" w:eastAsiaTheme="minorEastAsia" w:hAnsi="Times New Roman" w:cs="Times New Roman"/>
+          <w:color w:val="FF0000"/>
+          <w:sz w:val="30"/>
+          <w:szCs w:val="30"/>
+        </w:rPr>
+        <w:t xml:space="preserve"> </w:t>
+      </w:r>
+      <w:proofErr w:type="spellStart"/>
+      <w:r>
+        <w:rPr>
+          <w:rFonts w:ascii="Times New Roman" w:eastAsiaTheme="minorEastAsia" w:hAnsi="Times New Roman" w:cs="Times New Roman"/>
+          <w:color w:val="FF0000"/>
+          <w:sz w:val="30"/>
+          <w:szCs w:val="30"/>
+        </w:rPr>
+        <w:t>người</w:t>
+      </w:r>
+      <w:proofErr w:type="spellEnd"/>
+      <w:r>
+        <w:rPr>
+          <w:rFonts w:ascii="Times New Roman" w:eastAsiaTheme="minorEastAsia" w:hAnsi="Times New Roman" w:cs="Times New Roman"/>
+          <w:color w:val="FF0000"/>
+          <w:sz w:val="30"/>
+          <w:szCs w:val="30"/>
+        </w:rPr>
+        <w:t xml:space="preserve"> </w:t>
+      </w:r>
+      <w:proofErr w:type="spellStart"/>
+      <w:r>
+        <w:rPr>
+          <w:rFonts w:ascii="Times New Roman" w:eastAsiaTheme="minorEastAsia" w:hAnsi="Times New Roman" w:cs="Times New Roman"/>
+          <w:color w:val="FF0000"/>
+          <w:sz w:val="30"/>
+          <w:szCs w:val="30"/>
+        </w:rPr>
+        <w:t>trưởng</w:t>
+      </w:r>
+      <w:proofErr w:type="spellEnd"/>
+      <w:r>
+        <w:rPr>
+          <w:rFonts w:ascii="Times New Roman" w:eastAsiaTheme="minorEastAsia" w:hAnsi="Times New Roman" w:cs="Times New Roman"/>
+          <w:color w:val="FF0000"/>
+          <w:sz w:val="30"/>
+          <w:szCs w:val="30"/>
+        </w:rPr>
+        <w:t xml:space="preserve"> </w:t>
+      </w:r>
+      <w:proofErr w:type="spellStart"/>
+      <w:r>
+        <w:rPr>
+          <w:rFonts w:ascii="Times New Roman" w:eastAsiaTheme="minorEastAsia" w:hAnsi="Times New Roman" w:cs="Times New Roman"/>
+          <w:color w:val="FF0000"/>
+          <w:sz w:val="30"/>
+          <w:szCs w:val="30"/>
+        </w:rPr>
+        <w:t>phòng</w:t>
+      </w:r>
+      <w:proofErr w:type="spellEnd"/>
     </w:p>
     <w:p>
       <w:pPr>
@@ -1267,7 +3095,25 @@
           <w:sz w:val="30"/>
           <w:szCs w:val="30"/>
         </w:rPr>
-        <w:t>Quan hệ: NHANVIEN, PHONGBAN, DEAN</w:t>
+        <w:t xml:space="preserve">Quan </w:t>
+      </w:r>
+      <w:proofErr w:type="spellStart"/>
+      <w:r>
+        <w:rPr>
+          <w:rFonts w:ascii="Times New Roman" w:hAnsi="Times New Roman" w:cs="Times New Roman"/>
+          <w:sz w:val="30"/>
+          <w:szCs w:val="30"/>
+        </w:rPr>
+        <w:t>hệ</w:t>
+      </w:r>
+      <w:proofErr w:type="spellEnd"/>
+      <w:r>
+        <w:rPr>
+          <w:rFonts w:ascii="Times New Roman" w:hAnsi="Times New Roman" w:cs="Times New Roman"/>
+          <w:sz w:val="30"/>
+          <w:szCs w:val="30"/>
+        </w:rPr>
+        <w:t>: NHANVIEN, PHONGBAN, DEAN</w:t>
       </w:r>
     </w:p>
     <w:p>
@@ -1283,13 +3129,41 @@
           <w:szCs w:val="30"/>
         </w:rPr>
       </w:pPr>
-      <w:r>
-        <w:rPr>
-          <w:rFonts w:ascii="Times New Roman" w:hAnsi="Times New Roman" w:cs="Times New Roman"/>
-          <w:sz w:val="30"/>
-          <w:szCs w:val="30"/>
-        </w:rPr>
-        <w:t xml:space="preserve">Thuộc tính: </w:t>
+      <w:proofErr w:type="spellStart"/>
+      <w:r>
+        <w:rPr>
+          <w:rFonts w:ascii="Times New Roman" w:hAnsi="Times New Roman" w:cs="Times New Roman"/>
+          <w:sz w:val="30"/>
+          <w:szCs w:val="30"/>
+        </w:rPr>
+        <w:t>Thuộc</w:t>
+      </w:r>
+      <w:proofErr w:type="spellEnd"/>
+      <w:r>
+        <w:rPr>
+          <w:rFonts w:ascii="Times New Roman" w:hAnsi="Times New Roman" w:cs="Times New Roman"/>
+          <w:sz w:val="30"/>
+          <w:szCs w:val="30"/>
+        </w:rPr>
+        <w:t xml:space="preserve"> </w:t>
+      </w:r>
+      <w:proofErr w:type="spellStart"/>
+      <w:r>
+        <w:rPr>
+          <w:rFonts w:ascii="Times New Roman" w:hAnsi="Times New Roman" w:cs="Times New Roman"/>
+          <w:sz w:val="30"/>
+          <w:szCs w:val="30"/>
+        </w:rPr>
+        <w:t>tính</w:t>
+      </w:r>
+      <w:proofErr w:type="spellEnd"/>
+      <w:r>
+        <w:rPr>
+          <w:rFonts w:ascii="Times New Roman" w:hAnsi="Times New Roman" w:cs="Times New Roman"/>
+          <w:sz w:val="30"/>
+          <w:szCs w:val="30"/>
+        </w:rPr>
+        <w:t xml:space="preserve">: </w:t>
       </w:r>
       <w:r>
         <w:rPr>
@@ -1337,13 +3211,41 @@
           <w:szCs w:val="30"/>
         </w:rPr>
       </w:pPr>
-      <w:r>
-        <w:rPr>
-          <w:rFonts w:ascii="Times New Roman" w:hAnsi="Times New Roman" w:cs="Times New Roman"/>
-          <w:sz w:val="30"/>
-          <w:szCs w:val="30"/>
-        </w:rPr>
-        <w:t xml:space="preserve">Điều kiện: </w:t>
+      <w:proofErr w:type="spellStart"/>
+      <w:r>
+        <w:rPr>
+          <w:rFonts w:ascii="Times New Roman" w:hAnsi="Times New Roman" w:cs="Times New Roman"/>
+          <w:sz w:val="30"/>
+          <w:szCs w:val="30"/>
+        </w:rPr>
+        <w:t>Điều</w:t>
+      </w:r>
+      <w:proofErr w:type="spellEnd"/>
+      <w:r>
+        <w:rPr>
+          <w:rFonts w:ascii="Times New Roman" w:hAnsi="Times New Roman" w:cs="Times New Roman"/>
+          <w:sz w:val="30"/>
+          <w:szCs w:val="30"/>
+        </w:rPr>
+        <w:t xml:space="preserve"> </w:t>
+      </w:r>
+      <w:proofErr w:type="spellStart"/>
+      <w:r>
+        <w:rPr>
+          <w:rFonts w:ascii="Times New Roman" w:hAnsi="Times New Roman" w:cs="Times New Roman"/>
+          <w:sz w:val="30"/>
+          <w:szCs w:val="30"/>
+        </w:rPr>
+        <w:t>kiện</w:t>
+      </w:r>
+      <w:proofErr w:type="spellEnd"/>
+      <w:r>
+        <w:rPr>
+          <w:rFonts w:ascii="Times New Roman" w:hAnsi="Times New Roman" w:cs="Times New Roman"/>
+          <w:sz w:val="30"/>
+          <w:szCs w:val="30"/>
+        </w:rPr>
+        <w:t xml:space="preserve">: </w:t>
       </w:r>
       <w:r>
         <w:rPr>
@@ -1361,14 +3263,34 @@
         </w:rPr>
         <w:t xml:space="preserve"> = “</w:t>
       </w:r>
-      <w:r>
-        <w:rPr>
-          <w:rFonts w:ascii="Times New Roman" w:hAnsi="Times New Roman" w:cs="Times New Roman"/>
-          <w:sz w:val="30"/>
-          <w:szCs w:val="30"/>
-        </w:rPr>
-        <w:t>Gò Vấp</w:t>
-      </w:r>
+      <w:proofErr w:type="spellStart"/>
+      <w:r>
+        <w:rPr>
+          <w:rFonts w:ascii="Times New Roman" w:hAnsi="Times New Roman" w:cs="Times New Roman"/>
+          <w:sz w:val="30"/>
+          <w:szCs w:val="30"/>
+        </w:rPr>
+        <w:t>Gò</w:t>
+      </w:r>
+      <w:proofErr w:type="spellEnd"/>
+      <w:r>
+        <w:rPr>
+          <w:rFonts w:ascii="Times New Roman" w:hAnsi="Times New Roman" w:cs="Times New Roman"/>
+          <w:sz w:val="30"/>
+          <w:szCs w:val="30"/>
+        </w:rPr>
+        <w:t xml:space="preserve"> </w:t>
+      </w:r>
+      <w:proofErr w:type="spellStart"/>
+      <w:r>
+        <w:rPr>
+          <w:rFonts w:ascii="Times New Roman" w:hAnsi="Times New Roman" w:cs="Times New Roman"/>
+          <w:sz w:val="30"/>
+          <w:szCs w:val="30"/>
+        </w:rPr>
+        <w:t>Vấp</w:t>
+      </w:r>
+      <w:proofErr w:type="spellEnd"/>
       <w:r>
         <w:rPr>
           <w:rFonts w:ascii="Times New Roman" w:hAnsi="Times New Roman" w:cs="Times New Roman"/>
@@ -1669,6 +3591,7 @@
           <w:szCs w:val="30"/>
         </w:rPr>
       </w:pPr>
+      <w:proofErr w:type="spellStart"/>
       <w:r>
         <w:rPr>
           <w:rFonts w:ascii="Times New Roman" w:eastAsiaTheme="minorEastAsia" w:hAnsi="Times New Roman" w:cs="Times New Roman"/>
@@ -1676,32 +3599,459 @@
           <w:szCs w:val="30"/>
         </w:rPr>
         <w:lastRenderedPageBreak/>
-        <w:t xml:space="preserve">Câu 8: </w:t>
-      </w:r>
-      <w:r>
-        <w:rPr>
-          <w:rFonts w:ascii="Times New Roman" w:eastAsiaTheme="minorEastAsia" w:hAnsi="Times New Roman" w:cs="Times New Roman"/>
-          <w:sz w:val="30"/>
-          <w:szCs w:val="30"/>
-        </w:rPr>
-        <w:t>Với mỗi nhân viên, cho biết họ, tên lót, tên của nhân viên và họ, tên lót, tên của</w:t>
-      </w:r>
-      <w:r>
-        <w:rPr>
-          <w:rFonts w:ascii="Times New Roman" w:eastAsiaTheme="minorEastAsia" w:hAnsi="Times New Roman" w:cs="Times New Roman"/>
-          <w:sz w:val="30"/>
-          <w:szCs w:val="30"/>
-        </w:rPr>
-        <w:t xml:space="preserve"> </w:t>
-      </w:r>
-      <w:r>
-        <w:rPr>
-          <w:rFonts w:ascii="Times New Roman" w:eastAsiaTheme="minorEastAsia" w:hAnsi="Times New Roman" w:cs="Times New Roman"/>
-          <w:sz w:val="30"/>
-          <w:szCs w:val="30"/>
-        </w:rPr>
-        <w:t>người quản lý nhân viên đó</w:t>
-      </w:r>
+        <w:t>Câu</w:t>
+      </w:r>
+      <w:proofErr w:type="spellEnd"/>
+      <w:r>
+        <w:rPr>
+          <w:rFonts w:ascii="Times New Roman" w:eastAsiaTheme="minorEastAsia" w:hAnsi="Times New Roman" w:cs="Times New Roman"/>
+          <w:sz w:val="30"/>
+          <w:szCs w:val="30"/>
+        </w:rPr>
+        <w:t xml:space="preserve"> 8: </w:t>
+      </w:r>
+      <w:proofErr w:type="spellStart"/>
+      <w:r>
+        <w:rPr>
+          <w:rFonts w:ascii="Times New Roman" w:eastAsiaTheme="minorEastAsia" w:hAnsi="Times New Roman" w:cs="Times New Roman"/>
+          <w:sz w:val="30"/>
+          <w:szCs w:val="30"/>
+        </w:rPr>
+        <w:t>Với</w:t>
+      </w:r>
+      <w:proofErr w:type="spellEnd"/>
+      <w:r>
+        <w:rPr>
+          <w:rFonts w:ascii="Times New Roman" w:eastAsiaTheme="minorEastAsia" w:hAnsi="Times New Roman" w:cs="Times New Roman"/>
+          <w:sz w:val="30"/>
+          <w:szCs w:val="30"/>
+        </w:rPr>
+        <w:t xml:space="preserve"> </w:t>
+      </w:r>
+      <w:proofErr w:type="spellStart"/>
+      <w:r>
+        <w:rPr>
+          <w:rFonts w:ascii="Times New Roman" w:eastAsiaTheme="minorEastAsia" w:hAnsi="Times New Roman" w:cs="Times New Roman"/>
+          <w:sz w:val="30"/>
+          <w:szCs w:val="30"/>
+        </w:rPr>
+        <w:t>mỗi</w:t>
+      </w:r>
+      <w:proofErr w:type="spellEnd"/>
+      <w:r>
+        <w:rPr>
+          <w:rFonts w:ascii="Times New Roman" w:eastAsiaTheme="minorEastAsia" w:hAnsi="Times New Roman" w:cs="Times New Roman"/>
+          <w:sz w:val="30"/>
+          <w:szCs w:val="30"/>
+        </w:rPr>
+        <w:t xml:space="preserve"> </w:t>
+      </w:r>
+      <w:proofErr w:type="spellStart"/>
+      <w:r>
+        <w:rPr>
+          <w:rFonts w:ascii="Times New Roman" w:eastAsiaTheme="minorEastAsia" w:hAnsi="Times New Roman" w:cs="Times New Roman"/>
+          <w:sz w:val="30"/>
+          <w:szCs w:val="30"/>
+        </w:rPr>
+        <w:t>nhân</w:t>
+      </w:r>
+      <w:proofErr w:type="spellEnd"/>
+      <w:r>
+        <w:rPr>
+          <w:rFonts w:ascii="Times New Roman" w:eastAsiaTheme="minorEastAsia" w:hAnsi="Times New Roman" w:cs="Times New Roman"/>
+          <w:sz w:val="30"/>
+          <w:szCs w:val="30"/>
+        </w:rPr>
+        <w:t xml:space="preserve"> </w:t>
+      </w:r>
+      <w:proofErr w:type="spellStart"/>
+      <w:r>
+        <w:rPr>
+          <w:rFonts w:ascii="Times New Roman" w:eastAsiaTheme="minorEastAsia" w:hAnsi="Times New Roman" w:cs="Times New Roman"/>
+          <w:sz w:val="30"/>
+          <w:szCs w:val="30"/>
+        </w:rPr>
+        <w:t>viên</w:t>
+      </w:r>
+      <w:proofErr w:type="spellEnd"/>
+      <w:r>
+        <w:rPr>
+          <w:rFonts w:ascii="Times New Roman" w:eastAsiaTheme="minorEastAsia" w:hAnsi="Times New Roman" w:cs="Times New Roman"/>
+          <w:sz w:val="30"/>
+          <w:szCs w:val="30"/>
+        </w:rPr>
+        <w:t xml:space="preserve">, </w:t>
+      </w:r>
+      <w:proofErr w:type="spellStart"/>
+      <w:r>
+        <w:rPr>
+          <w:rFonts w:ascii="Times New Roman" w:eastAsiaTheme="minorEastAsia" w:hAnsi="Times New Roman" w:cs="Times New Roman"/>
+          <w:sz w:val="30"/>
+          <w:szCs w:val="30"/>
+        </w:rPr>
+        <w:t>cho</w:t>
+      </w:r>
+      <w:proofErr w:type="spellEnd"/>
+      <w:r>
+        <w:rPr>
+          <w:rFonts w:ascii="Times New Roman" w:eastAsiaTheme="minorEastAsia" w:hAnsi="Times New Roman" w:cs="Times New Roman"/>
+          <w:sz w:val="30"/>
+          <w:szCs w:val="30"/>
+        </w:rPr>
+        <w:t xml:space="preserve"> </w:t>
+      </w:r>
+      <w:proofErr w:type="spellStart"/>
+      <w:r>
+        <w:rPr>
+          <w:rFonts w:ascii="Times New Roman" w:eastAsiaTheme="minorEastAsia" w:hAnsi="Times New Roman" w:cs="Times New Roman"/>
+          <w:sz w:val="30"/>
+          <w:szCs w:val="30"/>
+        </w:rPr>
+        <w:t>biết</w:t>
+      </w:r>
+      <w:proofErr w:type="spellEnd"/>
+      <w:r>
+        <w:rPr>
+          <w:rFonts w:ascii="Times New Roman" w:eastAsiaTheme="minorEastAsia" w:hAnsi="Times New Roman" w:cs="Times New Roman"/>
+          <w:sz w:val="30"/>
+          <w:szCs w:val="30"/>
+        </w:rPr>
+        <w:t xml:space="preserve"> </w:t>
+      </w:r>
+      <w:proofErr w:type="spellStart"/>
+      <w:r>
+        <w:rPr>
+          <w:rFonts w:ascii="Times New Roman" w:eastAsiaTheme="minorEastAsia" w:hAnsi="Times New Roman" w:cs="Times New Roman"/>
+          <w:sz w:val="30"/>
+          <w:szCs w:val="30"/>
+        </w:rPr>
+        <w:t>họ</w:t>
+      </w:r>
+      <w:proofErr w:type="spellEnd"/>
+      <w:r>
+        <w:rPr>
+          <w:rFonts w:ascii="Times New Roman" w:eastAsiaTheme="minorEastAsia" w:hAnsi="Times New Roman" w:cs="Times New Roman"/>
+          <w:sz w:val="30"/>
+          <w:szCs w:val="30"/>
+        </w:rPr>
+        <w:t xml:space="preserve">, </w:t>
+      </w:r>
+      <w:proofErr w:type="spellStart"/>
+      <w:r>
+        <w:rPr>
+          <w:rFonts w:ascii="Times New Roman" w:eastAsiaTheme="minorEastAsia" w:hAnsi="Times New Roman" w:cs="Times New Roman"/>
+          <w:sz w:val="30"/>
+          <w:szCs w:val="30"/>
+        </w:rPr>
+        <w:t>tên</w:t>
+      </w:r>
+      <w:proofErr w:type="spellEnd"/>
+      <w:r>
+        <w:rPr>
+          <w:rFonts w:ascii="Times New Roman" w:eastAsiaTheme="minorEastAsia" w:hAnsi="Times New Roman" w:cs="Times New Roman"/>
+          <w:sz w:val="30"/>
+          <w:szCs w:val="30"/>
+        </w:rPr>
+        <w:t xml:space="preserve"> </w:t>
+      </w:r>
+      <w:proofErr w:type="spellStart"/>
+      <w:r>
+        <w:rPr>
+          <w:rFonts w:ascii="Times New Roman" w:eastAsiaTheme="minorEastAsia" w:hAnsi="Times New Roman" w:cs="Times New Roman"/>
+          <w:sz w:val="30"/>
+          <w:szCs w:val="30"/>
+        </w:rPr>
+        <w:t>lót</w:t>
+      </w:r>
+      <w:proofErr w:type="spellEnd"/>
+      <w:r>
+        <w:rPr>
+          <w:rFonts w:ascii="Times New Roman" w:eastAsiaTheme="minorEastAsia" w:hAnsi="Times New Roman" w:cs="Times New Roman"/>
+          <w:sz w:val="30"/>
+          <w:szCs w:val="30"/>
+        </w:rPr>
+        <w:t xml:space="preserve">, </w:t>
+      </w:r>
+      <w:proofErr w:type="spellStart"/>
+      <w:r>
+        <w:rPr>
+          <w:rFonts w:ascii="Times New Roman" w:eastAsiaTheme="minorEastAsia" w:hAnsi="Times New Roman" w:cs="Times New Roman"/>
+          <w:sz w:val="30"/>
+          <w:szCs w:val="30"/>
+        </w:rPr>
+        <w:t>tên</w:t>
+      </w:r>
+      <w:proofErr w:type="spellEnd"/>
+      <w:r>
+        <w:rPr>
+          <w:rFonts w:ascii="Times New Roman" w:eastAsiaTheme="minorEastAsia" w:hAnsi="Times New Roman" w:cs="Times New Roman"/>
+          <w:sz w:val="30"/>
+          <w:szCs w:val="30"/>
+        </w:rPr>
+        <w:t xml:space="preserve"> </w:t>
+      </w:r>
+      <w:proofErr w:type="spellStart"/>
+      <w:r>
+        <w:rPr>
+          <w:rFonts w:ascii="Times New Roman" w:eastAsiaTheme="minorEastAsia" w:hAnsi="Times New Roman" w:cs="Times New Roman"/>
+          <w:sz w:val="30"/>
+          <w:szCs w:val="30"/>
+        </w:rPr>
+        <w:t>của</w:t>
+      </w:r>
+      <w:proofErr w:type="spellEnd"/>
+      <w:r>
+        <w:rPr>
+          <w:rFonts w:ascii="Times New Roman" w:eastAsiaTheme="minorEastAsia" w:hAnsi="Times New Roman" w:cs="Times New Roman"/>
+          <w:sz w:val="30"/>
+          <w:szCs w:val="30"/>
+        </w:rPr>
+        <w:t xml:space="preserve"> </w:t>
+      </w:r>
+      <w:proofErr w:type="spellStart"/>
+      <w:r>
+        <w:rPr>
+          <w:rFonts w:ascii="Times New Roman" w:eastAsiaTheme="minorEastAsia" w:hAnsi="Times New Roman" w:cs="Times New Roman"/>
+          <w:sz w:val="30"/>
+          <w:szCs w:val="30"/>
+        </w:rPr>
+        <w:t>nhân</w:t>
+      </w:r>
+      <w:proofErr w:type="spellEnd"/>
+      <w:r>
+        <w:rPr>
+          <w:rFonts w:ascii="Times New Roman" w:eastAsiaTheme="minorEastAsia" w:hAnsi="Times New Roman" w:cs="Times New Roman"/>
+          <w:sz w:val="30"/>
+          <w:szCs w:val="30"/>
+        </w:rPr>
+        <w:t xml:space="preserve"> </w:t>
+      </w:r>
+      <w:proofErr w:type="spellStart"/>
+      <w:r>
+        <w:rPr>
+          <w:rFonts w:ascii="Times New Roman" w:eastAsiaTheme="minorEastAsia" w:hAnsi="Times New Roman" w:cs="Times New Roman"/>
+          <w:sz w:val="30"/>
+          <w:szCs w:val="30"/>
+        </w:rPr>
+        <w:t>viên</w:t>
+      </w:r>
+      <w:proofErr w:type="spellEnd"/>
+      <w:r>
+        <w:rPr>
+          <w:rFonts w:ascii="Times New Roman" w:eastAsiaTheme="minorEastAsia" w:hAnsi="Times New Roman" w:cs="Times New Roman"/>
+          <w:sz w:val="30"/>
+          <w:szCs w:val="30"/>
+        </w:rPr>
+        <w:t xml:space="preserve"> </w:t>
+      </w:r>
+      <w:proofErr w:type="spellStart"/>
+      <w:r>
+        <w:rPr>
+          <w:rFonts w:ascii="Times New Roman" w:eastAsiaTheme="minorEastAsia" w:hAnsi="Times New Roman" w:cs="Times New Roman"/>
+          <w:sz w:val="30"/>
+          <w:szCs w:val="30"/>
+        </w:rPr>
+        <w:t>và</w:t>
+      </w:r>
+      <w:proofErr w:type="spellEnd"/>
+      <w:r>
+        <w:rPr>
+          <w:rFonts w:ascii="Times New Roman" w:eastAsiaTheme="minorEastAsia" w:hAnsi="Times New Roman" w:cs="Times New Roman"/>
+          <w:sz w:val="30"/>
+          <w:szCs w:val="30"/>
+        </w:rPr>
+        <w:t xml:space="preserve"> </w:t>
+      </w:r>
+      <w:proofErr w:type="spellStart"/>
+      <w:r>
+        <w:rPr>
+          <w:rFonts w:ascii="Times New Roman" w:eastAsiaTheme="minorEastAsia" w:hAnsi="Times New Roman" w:cs="Times New Roman"/>
+          <w:sz w:val="30"/>
+          <w:szCs w:val="30"/>
+        </w:rPr>
+        <w:t>họ</w:t>
+      </w:r>
+      <w:proofErr w:type="spellEnd"/>
+      <w:r>
+        <w:rPr>
+          <w:rFonts w:ascii="Times New Roman" w:eastAsiaTheme="minorEastAsia" w:hAnsi="Times New Roman" w:cs="Times New Roman"/>
+          <w:sz w:val="30"/>
+          <w:szCs w:val="30"/>
+        </w:rPr>
+        <w:t xml:space="preserve">, </w:t>
+      </w:r>
+      <w:proofErr w:type="spellStart"/>
+      <w:r>
+        <w:rPr>
+          <w:rFonts w:ascii="Times New Roman" w:eastAsiaTheme="minorEastAsia" w:hAnsi="Times New Roman" w:cs="Times New Roman"/>
+          <w:sz w:val="30"/>
+          <w:szCs w:val="30"/>
+        </w:rPr>
+        <w:t>tên</w:t>
+      </w:r>
+      <w:proofErr w:type="spellEnd"/>
+      <w:r>
+        <w:rPr>
+          <w:rFonts w:ascii="Times New Roman" w:eastAsiaTheme="minorEastAsia" w:hAnsi="Times New Roman" w:cs="Times New Roman"/>
+          <w:sz w:val="30"/>
+          <w:szCs w:val="30"/>
+        </w:rPr>
+        <w:t xml:space="preserve"> </w:t>
+      </w:r>
+      <w:proofErr w:type="spellStart"/>
+      <w:r>
+        <w:rPr>
+          <w:rFonts w:ascii="Times New Roman" w:eastAsiaTheme="minorEastAsia" w:hAnsi="Times New Roman" w:cs="Times New Roman"/>
+          <w:sz w:val="30"/>
+          <w:szCs w:val="30"/>
+        </w:rPr>
+        <w:t>lót</w:t>
+      </w:r>
+      <w:proofErr w:type="spellEnd"/>
+      <w:r>
+        <w:rPr>
+          <w:rFonts w:ascii="Times New Roman" w:eastAsiaTheme="minorEastAsia" w:hAnsi="Times New Roman" w:cs="Times New Roman"/>
+          <w:sz w:val="30"/>
+          <w:szCs w:val="30"/>
+        </w:rPr>
+        <w:t xml:space="preserve">, </w:t>
+      </w:r>
+      <w:proofErr w:type="spellStart"/>
+      <w:r>
+        <w:rPr>
+          <w:rFonts w:ascii="Times New Roman" w:eastAsiaTheme="minorEastAsia" w:hAnsi="Times New Roman" w:cs="Times New Roman"/>
+          <w:sz w:val="30"/>
+          <w:szCs w:val="30"/>
+        </w:rPr>
+        <w:t>tên</w:t>
+      </w:r>
+      <w:proofErr w:type="spellEnd"/>
+      <w:r>
+        <w:rPr>
+          <w:rFonts w:ascii="Times New Roman" w:eastAsiaTheme="minorEastAsia" w:hAnsi="Times New Roman" w:cs="Times New Roman"/>
+          <w:sz w:val="30"/>
+          <w:szCs w:val="30"/>
+        </w:rPr>
+        <w:t xml:space="preserve"> </w:t>
+      </w:r>
+      <w:proofErr w:type="spellStart"/>
+      <w:r>
+        <w:rPr>
+          <w:rFonts w:ascii="Times New Roman" w:eastAsiaTheme="minorEastAsia" w:hAnsi="Times New Roman" w:cs="Times New Roman"/>
+          <w:sz w:val="30"/>
+          <w:szCs w:val="30"/>
+        </w:rPr>
+        <w:t>của</w:t>
+      </w:r>
+      <w:proofErr w:type="spellEnd"/>
+      <w:r>
+        <w:rPr>
+          <w:rFonts w:ascii="Times New Roman" w:eastAsiaTheme="minorEastAsia" w:hAnsi="Times New Roman" w:cs="Times New Roman"/>
+          <w:sz w:val="30"/>
+          <w:szCs w:val="30"/>
+        </w:rPr>
+        <w:t xml:space="preserve"> </w:t>
+      </w:r>
+      <w:proofErr w:type="spellStart"/>
+      <w:r>
+        <w:rPr>
+          <w:rFonts w:ascii="Times New Roman" w:eastAsiaTheme="minorEastAsia" w:hAnsi="Times New Roman" w:cs="Times New Roman"/>
+          <w:sz w:val="30"/>
+          <w:szCs w:val="30"/>
+        </w:rPr>
+        <w:t>người</w:t>
+      </w:r>
+      <w:proofErr w:type="spellEnd"/>
+      <w:r>
+        <w:rPr>
+          <w:rFonts w:ascii="Times New Roman" w:eastAsiaTheme="minorEastAsia" w:hAnsi="Times New Roman" w:cs="Times New Roman"/>
+          <w:sz w:val="30"/>
+          <w:szCs w:val="30"/>
+        </w:rPr>
+        <w:t xml:space="preserve"> </w:t>
+      </w:r>
+      <w:proofErr w:type="spellStart"/>
+      <w:r>
+        <w:rPr>
+          <w:rFonts w:ascii="Times New Roman" w:eastAsiaTheme="minorEastAsia" w:hAnsi="Times New Roman" w:cs="Times New Roman"/>
+          <w:sz w:val="30"/>
+          <w:szCs w:val="30"/>
+        </w:rPr>
+        <w:t>quản</w:t>
+      </w:r>
+      <w:proofErr w:type="spellEnd"/>
+      <w:r>
+        <w:rPr>
+          <w:rFonts w:ascii="Times New Roman" w:eastAsiaTheme="minorEastAsia" w:hAnsi="Times New Roman" w:cs="Times New Roman"/>
+          <w:sz w:val="30"/>
+          <w:szCs w:val="30"/>
+        </w:rPr>
+        <w:t xml:space="preserve"> </w:t>
+      </w:r>
+      <w:proofErr w:type="spellStart"/>
+      <w:r>
+        <w:rPr>
+          <w:rFonts w:ascii="Times New Roman" w:eastAsiaTheme="minorEastAsia" w:hAnsi="Times New Roman" w:cs="Times New Roman"/>
+          <w:sz w:val="30"/>
+          <w:szCs w:val="30"/>
+        </w:rPr>
+        <w:t>lý</w:t>
+      </w:r>
+      <w:proofErr w:type="spellEnd"/>
+      <w:r>
+        <w:rPr>
+          <w:rFonts w:ascii="Times New Roman" w:eastAsiaTheme="minorEastAsia" w:hAnsi="Times New Roman" w:cs="Times New Roman"/>
+          <w:sz w:val="30"/>
+          <w:szCs w:val="30"/>
+        </w:rPr>
+        <w:t xml:space="preserve"> </w:t>
+      </w:r>
+      <w:proofErr w:type="spellStart"/>
+      <w:r>
+        <w:rPr>
+          <w:rFonts w:ascii="Times New Roman" w:eastAsiaTheme="minorEastAsia" w:hAnsi="Times New Roman" w:cs="Times New Roman"/>
+          <w:sz w:val="30"/>
+          <w:szCs w:val="30"/>
+        </w:rPr>
+        <w:t>nhân</w:t>
+      </w:r>
+      <w:proofErr w:type="spellEnd"/>
+      <w:r>
+        <w:rPr>
+          <w:rFonts w:ascii="Times New Roman" w:eastAsiaTheme="minorEastAsia" w:hAnsi="Times New Roman" w:cs="Times New Roman"/>
+          <w:sz w:val="30"/>
+          <w:szCs w:val="30"/>
+        </w:rPr>
+        <w:t xml:space="preserve"> </w:t>
+      </w:r>
+      <w:proofErr w:type="spellStart"/>
+      <w:r>
+        <w:rPr>
+          <w:rFonts w:ascii="Times New Roman" w:eastAsiaTheme="minorEastAsia" w:hAnsi="Times New Roman" w:cs="Times New Roman"/>
+          <w:sz w:val="30"/>
+          <w:szCs w:val="30"/>
+        </w:rPr>
+        <w:t>viên</w:t>
+      </w:r>
+      <w:proofErr w:type="spellEnd"/>
+      <w:r>
+        <w:rPr>
+          <w:rFonts w:ascii="Times New Roman" w:eastAsiaTheme="minorEastAsia" w:hAnsi="Times New Roman" w:cs="Times New Roman"/>
+          <w:sz w:val="30"/>
+          <w:szCs w:val="30"/>
+        </w:rPr>
+        <w:t xml:space="preserve"> </w:t>
+      </w:r>
+      <w:proofErr w:type="spellStart"/>
+      <w:r>
+        <w:rPr>
+          <w:rFonts w:ascii="Times New Roman" w:eastAsiaTheme="minorEastAsia" w:hAnsi="Times New Roman" w:cs="Times New Roman"/>
+          <w:sz w:val="30"/>
+          <w:szCs w:val="30"/>
+        </w:rPr>
+        <w:t>đó</w:t>
+      </w:r>
+      <w:proofErr w:type="spellEnd"/>
     </w:p>
     <w:p>
       <w:pPr>
@@ -1722,7 +4072,25 @@
           <w:sz w:val="30"/>
           <w:szCs w:val="30"/>
         </w:rPr>
-        <w:t>Quan hệ: NHANVIEN</w:t>
+        <w:t xml:space="preserve">Quan </w:t>
+      </w:r>
+      <w:proofErr w:type="spellStart"/>
+      <w:r>
+        <w:rPr>
+          <w:rFonts w:ascii="Times New Roman" w:hAnsi="Times New Roman" w:cs="Times New Roman"/>
+          <w:sz w:val="30"/>
+          <w:szCs w:val="30"/>
+        </w:rPr>
+        <w:t>hệ</w:t>
+      </w:r>
+      <w:proofErr w:type="spellEnd"/>
+      <w:r>
+        <w:rPr>
+          <w:rFonts w:ascii="Times New Roman" w:hAnsi="Times New Roman" w:cs="Times New Roman"/>
+          <w:sz w:val="30"/>
+          <w:szCs w:val="30"/>
+        </w:rPr>
+        <w:t>: NHANVIEN</w:t>
       </w:r>
       <w:r>
         <w:rPr>
@@ -1746,13 +4114,41 @@
           <w:szCs w:val="30"/>
         </w:rPr>
       </w:pPr>
-      <w:r>
-        <w:rPr>
-          <w:rFonts w:ascii="Times New Roman" w:hAnsi="Times New Roman" w:cs="Times New Roman"/>
-          <w:sz w:val="30"/>
-          <w:szCs w:val="30"/>
-        </w:rPr>
-        <w:t xml:space="preserve">Thuộc tính: </w:t>
+      <w:proofErr w:type="spellStart"/>
+      <w:r>
+        <w:rPr>
+          <w:rFonts w:ascii="Times New Roman" w:hAnsi="Times New Roman" w:cs="Times New Roman"/>
+          <w:sz w:val="30"/>
+          <w:szCs w:val="30"/>
+        </w:rPr>
+        <w:t>Thuộc</w:t>
+      </w:r>
+      <w:proofErr w:type="spellEnd"/>
+      <w:r>
+        <w:rPr>
+          <w:rFonts w:ascii="Times New Roman" w:hAnsi="Times New Roman" w:cs="Times New Roman"/>
+          <w:sz w:val="30"/>
+          <w:szCs w:val="30"/>
+        </w:rPr>
+        <w:t xml:space="preserve"> </w:t>
+      </w:r>
+      <w:proofErr w:type="spellStart"/>
+      <w:r>
+        <w:rPr>
+          <w:rFonts w:ascii="Times New Roman" w:hAnsi="Times New Roman" w:cs="Times New Roman"/>
+          <w:sz w:val="30"/>
+          <w:szCs w:val="30"/>
+        </w:rPr>
+        <w:t>tính</w:t>
+      </w:r>
+      <w:proofErr w:type="spellEnd"/>
+      <w:r>
+        <w:rPr>
+          <w:rFonts w:ascii="Times New Roman" w:hAnsi="Times New Roman" w:cs="Times New Roman"/>
+          <w:sz w:val="30"/>
+          <w:szCs w:val="30"/>
+        </w:rPr>
+        <w:t xml:space="preserve">: </w:t>
       </w:r>
       <w:r>
         <w:rPr>
@@ -1792,13 +4188,41 @@
           <w:szCs w:val="30"/>
         </w:rPr>
       </w:pPr>
-      <w:r>
-        <w:rPr>
-          <w:rFonts w:ascii="Times New Roman" w:hAnsi="Times New Roman" w:cs="Times New Roman"/>
-          <w:sz w:val="30"/>
-          <w:szCs w:val="30"/>
-        </w:rPr>
-        <w:t xml:space="preserve">Điều kiện: </w:t>
+      <w:proofErr w:type="spellStart"/>
+      <w:r>
+        <w:rPr>
+          <w:rFonts w:ascii="Times New Roman" w:hAnsi="Times New Roman" w:cs="Times New Roman"/>
+          <w:sz w:val="30"/>
+          <w:szCs w:val="30"/>
+        </w:rPr>
+        <w:t>Điều</w:t>
+      </w:r>
+      <w:proofErr w:type="spellEnd"/>
+      <w:r>
+        <w:rPr>
+          <w:rFonts w:ascii="Times New Roman" w:hAnsi="Times New Roman" w:cs="Times New Roman"/>
+          <w:sz w:val="30"/>
+          <w:szCs w:val="30"/>
+        </w:rPr>
+        <w:t xml:space="preserve"> </w:t>
+      </w:r>
+      <w:proofErr w:type="spellStart"/>
+      <w:r>
+        <w:rPr>
+          <w:rFonts w:ascii="Times New Roman" w:hAnsi="Times New Roman" w:cs="Times New Roman"/>
+          <w:sz w:val="30"/>
+          <w:szCs w:val="30"/>
+        </w:rPr>
+        <w:t>kiện</w:t>
+      </w:r>
+      <w:proofErr w:type="spellEnd"/>
+      <w:r>
+        <w:rPr>
+          <w:rFonts w:ascii="Times New Roman" w:hAnsi="Times New Roman" w:cs="Times New Roman"/>
+          <w:sz w:val="30"/>
+          <w:szCs w:val="30"/>
+        </w:rPr>
+        <w:t xml:space="preserve">: </w:t>
       </w:r>
     </w:p>
     <w:p>
@@ -1880,23 +4304,7 @@
             <w:sz w:val="30"/>
             <w:szCs w:val="30"/>
           </w:rPr>
-          <m:t>←</m:t>
-        </m:r>
-        <m:r>
-          <w:rPr>
-            <w:rFonts w:ascii="Cambria Math" w:eastAsiaTheme="minorEastAsia" w:hAnsi="Cambria Math" w:cs="Times New Roman"/>
-            <w:sz w:val="30"/>
-            <w:szCs w:val="30"/>
-          </w:rPr>
-          <m:t>NHANVIEN_Q</m:t>
-        </m:r>
-        <m:r>
-          <w:rPr>
-            <w:rFonts w:ascii="Cambria Math" w:eastAsiaTheme="minorEastAsia" w:hAnsi="Cambria Math" w:cs="Times New Roman"/>
-            <w:sz w:val="30"/>
-            <w:szCs w:val="30"/>
-          </w:rPr>
-          <m:t>L</m:t>
+          <m:t>←NHANVIEN_QL</m:t>
         </m:r>
         <m:sSub>
           <m:sSubPr>
@@ -2021,22 +4429,87 @@
           <w:szCs w:val="30"/>
         </w:rPr>
       </w:pPr>
-      <w:r>
-        <w:rPr>
-          <w:rFonts w:ascii="Times New Roman" w:eastAsiaTheme="minorEastAsia" w:hAnsi="Times New Roman" w:cs="Times New Roman"/>
-          <w:sz w:val="30"/>
-          <w:szCs w:val="30"/>
-        </w:rPr>
-        <w:t xml:space="preserve">Câu 9: </w:t>
-      </w:r>
-      <w:r>
-        <w:rPr>
-          <w:rFonts w:ascii="Times New Roman" w:eastAsiaTheme="minorEastAsia" w:hAnsi="Times New Roman" w:cs="Times New Roman"/>
-          <w:sz w:val="30"/>
-          <w:szCs w:val="30"/>
-        </w:rPr>
-        <w:t xml:space="preserve">Cho biết kết quả </w:t>
-      </w:r>
+      <w:proofErr w:type="spellStart"/>
+      <w:r>
+        <w:rPr>
+          <w:rFonts w:ascii="Times New Roman" w:eastAsiaTheme="minorEastAsia" w:hAnsi="Times New Roman" w:cs="Times New Roman"/>
+          <w:sz w:val="30"/>
+          <w:szCs w:val="30"/>
+        </w:rPr>
+        <w:t>Câu</w:t>
+      </w:r>
+      <w:proofErr w:type="spellEnd"/>
+      <w:r>
+        <w:rPr>
+          <w:rFonts w:ascii="Times New Roman" w:eastAsiaTheme="minorEastAsia" w:hAnsi="Times New Roman" w:cs="Times New Roman"/>
+          <w:sz w:val="30"/>
+          <w:szCs w:val="30"/>
+        </w:rPr>
+        <w:t xml:space="preserve"> 9: </w:t>
+      </w:r>
+      <w:r>
+        <w:rPr>
+          <w:rFonts w:ascii="Times New Roman" w:eastAsiaTheme="minorEastAsia" w:hAnsi="Times New Roman" w:cs="Times New Roman"/>
+          <w:sz w:val="30"/>
+          <w:szCs w:val="30"/>
+        </w:rPr>
+        <w:t xml:space="preserve">Cho </w:t>
+      </w:r>
+      <w:proofErr w:type="spellStart"/>
+      <w:r>
+        <w:rPr>
+          <w:rFonts w:ascii="Times New Roman" w:eastAsiaTheme="minorEastAsia" w:hAnsi="Times New Roman" w:cs="Times New Roman"/>
+          <w:sz w:val="30"/>
+          <w:szCs w:val="30"/>
+        </w:rPr>
+        <w:t>biết</w:t>
+      </w:r>
+      <w:proofErr w:type="spellEnd"/>
+      <w:r>
+        <w:rPr>
+          <w:rFonts w:ascii="Times New Roman" w:eastAsiaTheme="minorEastAsia" w:hAnsi="Times New Roman" w:cs="Times New Roman"/>
+          <w:sz w:val="30"/>
+          <w:szCs w:val="30"/>
+        </w:rPr>
+        <w:t xml:space="preserve"> </w:t>
+      </w:r>
+      <w:proofErr w:type="spellStart"/>
+      <w:r>
+        <w:rPr>
+          <w:rFonts w:ascii="Times New Roman" w:eastAsiaTheme="minorEastAsia" w:hAnsi="Times New Roman" w:cs="Times New Roman"/>
+          <w:sz w:val="30"/>
+          <w:szCs w:val="30"/>
+        </w:rPr>
+        <w:t>kết</w:t>
+      </w:r>
+      <w:proofErr w:type="spellEnd"/>
+      <w:r>
+        <w:rPr>
+          <w:rFonts w:ascii="Times New Roman" w:eastAsiaTheme="minorEastAsia" w:hAnsi="Times New Roman" w:cs="Times New Roman"/>
+          <w:sz w:val="30"/>
+          <w:szCs w:val="30"/>
+        </w:rPr>
+        <w:t xml:space="preserve"> </w:t>
+      </w:r>
+      <w:proofErr w:type="spellStart"/>
+      <w:r>
+        <w:rPr>
+          <w:rFonts w:ascii="Times New Roman" w:eastAsiaTheme="minorEastAsia" w:hAnsi="Times New Roman" w:cs="Times New Roman"/>
+          <w:sz w:val="30"/>
+          <w:szCs w:val="30"/>
+        </w:rPr>
+        <w:t>quả</w:t>
+      </w:r>
+      <w:proofErr w:type="spellEnd"/>
+      <w:r>
+        <w:rPr>
+          <w:rFonts w:ascii="Times New Roman" w:eastAsiaTheme="minorEastAsia" w:hAnsi="Times New Roman" w:cs="Times New Roman"/>
+          <w:sz w:val="30"/>
+          <w:szCs w:val="30"/>
+        </w:rPr>
+        <w:t xml:space="preserve"> </w:t>
+      </w:r>
+      <w:proofErr w:type="spellStart"/>
       <w:r>
         <w:rPr>
           <w:rFonts w:ascii="Times New Roman" w:eastAsiaTheme="minorEastAsia" w:hAnsi="Times New Roman" w:cs="Times New Roman"/>
@@ -2044,16 +4517,9 @@
           <w:sz w:val="30"/>
           <w:szCs w:val="30"/>
         </w:rPr>
-        <w:t xml:space="preserve">lương mới </w:t>
-      </w:r>
-      <w:r>
-        <w:rPr>
-          <w:rFonts w:ascii="Times New Roman" w:eastAsiaTheme="minorEastAsia" w:hAnsi="Times New Roman" w:cs="Times New Roman"/>
-          <w:sz w:val="30"/>
-          <w:szCs w:val="30"/>
-        </w:rPr>
-        <w:t xml:space="preserve">của các nhân viên tham gia </w:t>
-      </w:r>
+        <w:t>lương</w:t>
+      </w:r>
+      <w:proofErr w:type="spellEnd"/>
       <w:r>
         <w:rPr>
           <w:rFonts w:ascii="Times New Roman" w:eastAsiaTheme="minorEastAsia" w:hAnsi="Times New Roman" w:cs="Times New Roman"/>
@@ -2061,32 +4527,324 @@
           <w:sz w:val="30"/>
           <w:szCs w:val="30"/>
         </w:rPr>
-        <w:t>dự án “Sản phẩm X”</w:t>
-      </w:r>
-      <w:r>
-        <w:rPr>
-          <w:rFonts w:ascii="Times New Roman" w:eastAsiaTheme="minorEastAsia" w:hAnsi="Times New Roman" w:cs="Times New Roman"/>
-          <w:sz w:val="30"/>
-          <w:szCs w:val="30"/>
-        </w:rPr>
-        <w:t xml:space="preserve"> nếu như</w:t>
-      </w:r>
-      <w:r>
-        <w:rPr>
-          <w:rFonts w:ascii="Times New Roman" w:eastAsiaTheme="minorEastAsia" w:hAnsi="Times New Roman" w:cs="Times New Roman"/>
-          <w:sz w:val="30"/>
-          <w:szCs w:val="30"/>
-        </w:rPr>
-        <w:t xml:space="preserve"> </w:t>
-      </w:r>
-      <w:r>
-        <w:rPr>
-          <w:rFonts w:ascii="Times New Roman" w:eastAsiaTheme="minorEastAsia" w:hAnsi="Times New Roman" w:cs="Times New Roman"/>
-          <w:sz w:val="30"/>
-          <w:szCs w:val="30"/>
-        </w:rPr>
-        <w:t>họ được tăng 10% lương</w:t>
-      </w:r>
+        <w:t xml:space="preserve"> </w:t>
+      </w:r>
+      <w:proofErr w:type="spellStart"/>
+      <w:r>
+        <w:rPr>
+          <w:rFonts w:ascii="Times New Roman" w:eastAsiaTheme="minorEastAsia" w:hAnsi="Times New Roman" w:cs="Times New Roman"/>
+          <w:color w:val="FF0000"/>
+          <w:sz w:val="30"/>
+          <w:szCs w:val="30"/>
+        </w:rPr>
+        <w:t>mới</w:t>
+      </w:r>
+      <w:proofErr w:type="spellEnd"/>
+      <w:r>
+        <w:rPr>
+          <w:rFonts w:ascii="Times New Roman" w:eastAsiaTheme="minorEastAsia" w:hAnsi="Times New Roman" w:cs="Times New Roman"/>
+          <w:color w:val="FF0000"/>
+          <w:sz w:val="30"/>
+          <w:szCs w:val="30"/>
+        </w:rPr>
+        <w:t xml:space="preserve"> </w:t>
+      </w:r>
+      <w:proofErr w:type="spellStart"/>
+      <w:r>
+        <w:rPr>
+          <w:rFonts w:ascii="Times New Roman" w:eastAsiaTheme="minorEastAsia" w:hAnsi="Times New Roman" w:cs="Times New Roman"/>
+          <w:sz w:val="30"/>
+          <w:szCs w:val="30"/>
+        </w:rPr>
+        <w:t>của</w:t>
+      </w:r>
+      <w:proofErr w:type="spellEnd"/>
+      <w:r>
+        <w:rPr>
+          <w:rFonts w:ascii="Times New Roman" w:eastAsiaTheme="minorEastAsia" w:hAnsi="Times New Roman" w:cs="Times New Roman"/>
+          <w:sz w:val="30"/>
+          <w:szCs w:val="30"/>
+        </w:rPr>
+        <w:t xml:space="preserve"> </w:t>
+      </w:r>
+      <w:proofErr w:type="spellStart"/>
+      <w:r>
+        <w:rPr>
+          <w:rFonts w:ascii="Times New Roman" w:eastAsiaTheme="minorEastAsia" w:hAnsi="Times New Roman" w:cs="Times New Roman"/>
+          <w:sz w:val="30"/>
+          <w:szCs w:val="30"/>
+        </w:rPr>
+        <w:t>các</w:t>
+      </w:r>
+      <w:proofErr w:type="spellEnd"/>
+      <w:r>
+        <w:rPr>
+          <w:rFonts w:ascii="Times New Roman" w:eastAsiaTheme="minorEastAsia" w:hAnsi="Times New Roman" w:cs="Times New Roman"/>
+          <w:sz w:val="30"/>
+          <w:szCs w:val="30"/>
+        </w:rPr>
+        <w:t xml:space="preserve"> </w:t>
+      </w:r>
+      <w:proofErr w:type="spellStart"/>
+      <w:r>
+        <w:rPr>
+          <w:rFonts w:ascii="Times New Roman" w:eastAsiaTheme="minorEastAsia" w:hAnsi="Times New Roman" w:cs="Times New Roman"/>
+          <w:sz w:val="30"/>
+          <w:szCs w:val="30"/>
+        </w:rPr>
+        <w:t>nhân</w:t>
+      </w:r>
+      <w:proofErr w:type="spellEnd"/>
+      <w:r>
+        <w:rPr>
+          <w:rFonts w:ascii="Times New Roman" w:eastAsiaTheme="minorEastAsia" w:hAnsi="Times New Roman" w:cs="Times New Roman"/>
+          <w:sz w:val="30"/>
+          <w:szCs w:val="30"/>
+        </w:rPr>
+        <w:t xml:space="preserve"> </w:t>
+      </w:r>
+      <w:proofErr w:type="spellStart"/>
+      <w:r>
+        <w:rPr>
+          <w:rFonts w:ascii="Times New Roman" w:eastAsiaTheme="minorEastAsia" w:hAnsi="Times New Roman" w:cs="Times New Roman"/>
+          <w:sz w:val="30"/>
+          <w:szCs w:val="30"/>
+        </w:rPr>
+        <w:t>viên</w:t>
+      </w:r>
+      <w:proofErr w:type="spellEnd"/>
+      <w:r>
+        <w:rPr>
+          <w:rFonts w:ascii="Times New Roman" w:eastAsiaTheme="minorEastAsia" w:hAnsi="Times New Roman" w:cs="Times New Roman"/>
+          <w:sz w:val="30"/>
+          <w:szCs w:val="30"/>
+        </w:rPr>
+        <w:t xml:space="preserve"> </w:t>
+      </w:r>
+      <w:proofErr w:type="spellStart"/>
+      <w:r>
+        <w:rPr>
+          <w:rFonts w:ascii="Times New Roman" w:eastAsiaTheme="minorEastAsia" w:hAnsi="Times New Roman" w:cs="Times New Roman"/>
+          <w:sz w:val="30"/>
+          <w:szCs w:val="30"/>
+        </w:rPr>
+        <w:t>tham</w:t>
+      </w:r>
+      <w:proofErr w:type="spellEnd"/>
+      <w:r>
+        <w:rPr>
+          <w:rFonts w:ascii="Times New Roman" w:eastAsiaTheme="minorEastAsia" w:hAnsi="Times New Roman" w:cs="Times New Roman"/>
+          <w:sz w:val="30"/>
+          <w:szCs w:val="30"/>
+        </w:rPr>
+        <w:t xml:space="preserve"> </w:t>
+      </w:r>
+      <w:proofErr w:type="spellStart"/>
+      <w:r>
+        <w:rPr>
+          <w:rFonts w:ascii="Times New Roman" w:eastAsiaTheme="minorEastAsia" w:hAnsi="Times New Roman" w:cs="Times New Roman"/>
+          <w:sz w:val="30"/>
+          <w:szCs w:val="30"/>
+        </w:rPr>
+        <w:t>gia</w:t>
+      </w:r>
+      <w:proofErr w:type="spellEnd"/>
+      <w:r>
+        <w:rPr>
+          <w:rFonts w:ascii="Times New Roman" w:eastAsiaTheme="minorEastAsia" w:hAnsi="Times New Roman" w:cs="Times New Roman"/>
+          <w:sz w:val="30"/>
+          <w:szCs w:val="30"/>
+        </w:rPr>
+        <w:t xml:space="preserve"> </w:t>
+      </w:r>
+      <w:proofErr w:type="spellStart"/>
+      <w:r>
+        <w:rPr>
+          <w:rFonts w:ascii="Times New Roman" w:eastAsiaTheme="minorEastAsia" w:hAnsi="Times New Roman" w:cs="Times New Roman"/>
+          <w:color w:val="FF0000"/>
+          <w:sz w:val="30"/>
+          <w:szCs w:val="30"/>
+        </w:rPr>
+        <w:t>dự</w:t>
+      </w:r>
+      <w:proofErr w:type="spellEnd"/>
+      <w:r>
+        <w:rPr>
+          <w:rFonts w:ascii="Times New Roman" w:eastAsiaTheme="minorEastAsia" w:hAnsi="Times New Roman" w:cs="Times New Roman"/>
+          <w:color w:val="FF0000"/>
+          <w:sz w:val="30"/>
+          <w:szCs w:val="30"/>
+        </w:rPr>
+        <w:t xml:space="preserve"> </w:t>
+      </w:r>
+      <w:proofErr w:type="spellStart"/>
+      <w:r>
+        <w:rPr>
+          <w:rFonts w:ascii="Times New Roman" w:eastAsiaTheme="minorEastAsia" w:hAnsi="Times New Roman" w:cs="Times New Roman"/>
+          <w:color w:val="FF0000"/>
+          <w:sz w:val="30"/>
+          <w:szCs w:val="30"/>
+        </w:rPr>
+        <w:t>án</w:t>
+      </w:r>
+      <w:proofErr w:type="spellEnd"/>
+      <w:r>
+        <w:rPr>
+          <w:rFonts w:ascii="Times New Roman" w:eastAsiaTheme="minorEastAsia" w:hAnsi="Times New Roman" w:cs="Times New Roman"/>
+          <w:color w:val="FF0000"/>
+          <w:sz w:val="30"/>
+          <w:szCs w:val="30"/>
+        </w:rPr>
+        <w:t xml:space="preserve"> “</w:t>
+      </w:r>
+      <w:proofErr w:type="spellStart"/>
+      <w:r>
+        <w:rPr>
+          <w:rFonts w:ascii="Times New Roman" w:eastAsiaTheme="minorEastAsia" w:hAnsi="Times New Roman" w:cs="Times New Roman"/>
+          <w:color w:val="FF0000"/>
+          <w:sz w:val="30"/>
+          <w:szCs w:val="30"/>
+        </w:rPr>
+        <w:t>Sản</w:t>
+      </w:r>
+      <w:proofErr w:type="spellEnd"/>
+      <w:r>
+        <w:rPr>
+          <w:rFonts w:ascii="Times New Roman" w:eastAsiaTheme="minorEastAsia" w:hAnsi="Times New Roman" w:cs="Times New Roman"/>
+          <w:color w:val="FF0000"/>
+          <w:sz w:val="30"/>
+          <w:szCs w:val="30"/>
+        </w:rPr>
+        <w:t xml:space="preserve"> </w:t>
+      </w:r>
+      <w:proofErr w:type="spellStart"/>
+      <w:r>
+        <w:rPr>
+          <w:rFonts w:ascii="Times New Roman" w:eastAsiaTheme="minorEastAsia" w:hAnsi="Times New Roman" w:cs="Times New Roman"/>
+          <w:color w:val="FF0000"/>
+          <w:sz w:val="30"/>
+          <w:szCs w:val="30"/>
+        </w:rPr>
+        <w:t>phẩm</w:t>
+      </w:r>
+      <w:proofErr w:type="spellEnd"/>
+      <w:r>
+        <w:rPr>
+          <w:rFonts w:ascii="Times New Roman" w:eastAsiaTheme="minorEastAsia" w:hAnsi="Times New Roman" w:cs="Times New Roman"/>
+          <w:color w:val="FF0000"/>
+          <w:sz w:val="30"/>
+          <w:szCs w:val="30"/>
+        </w:rPr>
+        <w:t xml:space="preserve"> X”</w:t>
+      </w:r>
+      <w:r>
+        <w:rPr>
+          <w:rFonts w:ascii="Times New Roman" w:eastAsiaTheme="minorEastAsia" w:hAnsi="Times New Roman" w:cs="Times New Roman"/>
+          <w:sz w:val="30"/>
+          <w:szCs w:val="30"/>
+        </w:rPr>
+        <w:t xml:space="preserve"> </w:t>
+      </w:r>
+      <w:proofErr w:type="spellStart"/>
+      <w:r>
+        <w:rPr>
+          <w:rFonts w:ascii="Times New Roman" w:eastAsiaTheme="minorEastAsia" w:hAnsi="Times New Roman" w:cs="Times New Roman"/>
+          <w:sz w:val="30"/>
+          <w:szCs w:val="30"/>
+        </w:rPr>
+        <w:t>nếu</w:t>
+      </w:r>
+      <w:proofErr w:type="spellEnd"/>
+      <w:r>
+        <w:rPr>
+          <w:rFonts w:ascii="Times New Roman" w:eastAsiaTheme="minorEastAsia" w:hAnsi="Times New Roman" w:cs="Times New Roman"/>
+          <w:sz w:val="30"/>
+          <w:szCs w:val="30"/>
+        </w:rPr>
+        <w:t xml:space="preserve"> </w:t>
+      </w:r>
+      <w:proofErr w:type="spellStart"/>
+      <w:r>
+        <w:rPr>
+          <w:rFonts w:ascii="Times New Roman" w:eastAsiaTheme="minorEastAsia" w:hAnsi="Times New Roman" w:cs="Times New Roman"/>
+          <w:sz w:val="30"/>
+          <w:szCs w:val="30"/>
+        </w:rPr>
+        <w:t>như</w:t>
+      </w:r>
+      <w:proofErr w:type="spellEnd"/>
+      <w:r>
+        <w:rPr>
+          <w:rFonts w:ascii="Times New Roman" w:eastAsiaTheme="minorEastAsia" w:hAnsi="Times New Roman" w:cs="Times New Roman"/>
+          <w:sz w:val="30"/>
+          <w:szCs w:val="30"/>
+        </w:rPr>
+        <w:t xml:space="preserve"> </w:t>
+      </w:r>
+      <w:proofErr w:type="spellStart"/>
+      <w:r>
+        <w:rPr>
+          <w:rFonts w:ascii="Times New Roman" w:eastAsiaTheme="minorEastAsia" w:hAnsi="Times New Roman" w:cs="Times New Roman"/>
+          <w:sz w:val="30"/>
+          <w:szCs w:val="30"/>
+        </w:rPr>
+        <w:t>họ</w:t>
+      </w:r>
+      <w:proofErr w:type="spellEnd"/>
+      <w:r>
+        <w:rPr>
+          <w:rFonts w:ascii="Times New Roman" w:eastAsiaTheme="minorEastAsia" w:hAnsi="Times New Roman" w:cs="Times New Roman"/>
+          <w:sz w:val="30"/>
+          <w:szCs w:val="30"/>
+        </w:rPr>
+        <w:t xml:space="preserve"> </w:t>
+      </w:r>
+      <w:proofErr w:type="spellStart"/>
+      <w:r>
+        <w:rPr>
+          <w:rFonts w:ascii="Times New Roman" w:eastAsiaTheme="minorEastAsia" w:hAnsi="Times New Roman" w:cs="Times New Roman"/>
+          <w:sz w:val="30"/>
+          <w:szCs w:val="30"/>
+        </w:rPr>
+        <w:t>được</w:t>
+      </w:r>
+      <w:proofErr w:type="spellEnd"/>
+      <w:r>
+        <w:rPr>
+          <w:rFonts w:ascii="Times New Roman" w:eastAsiaTheme="minorEastAsia" w:hAnsi="Times New Roman" w:cs="Times New Roman"/>
+          <w:sz w:val="30"/>
+          <w:szCs w:val="30"/>
+        </w:rPr>
+        <w:t xml:space="preserve"> </w:t>
+      </w:r>
+      <w:proofErr w:type="spellStart"/>
+      <w:r>
+        <w:rPr>
+          <w:rFonts w:ascii="Times New Roman" w:eastAsiaTheme="minorEastAsia" w:hAnsi="Times New Roman" w:cs="Times New Roman"/>
+          <w:sz w:val="30"/>
+          <w:szCs w:val="30"/>
+        </w:rPr>
+        <w:t>tăng</w:t>
+      </w:r>
+      <w:proofErr w:type="spellEnd"/>
+      <w:r>
+        <w:rPr>
+          <w:rFonts w:ascii="Times New Roman" w:eastAsiaTheme="minorEastAsia" w:hAnsi="Times New Roman" w:cs="Times New Roman"/>
+          <w:sz w:val="30"/>
+          <w:szCs w:val="30"/>
+        </w:rPr>
+        <w:t xml:space="preserve"> 10% </w:t>
+      </w:r>
+      <w:proofErr w:type="spellStart"/>
+      <w:r>
+        <w:rPr>
+          <w:rFonts w:ascii="Times New Roman" w:eastAsiaTheme="minorEastAsia" w:hAnsi="Times New Roman" w:cs="Times New Roman"/>
+          <w:sz w:val="30"/>
+          <w:szCs w:val="30"/>
+        </w:rPr>
+        <w:t>lương</w:t>
+      </w:r>
+      <w:proofErr w:type="spellEnd"/>
     </w:p>
     <w:p>
       <w:pPr>
@@ -2107,16 +4865,44 @@
           <w:sz w:val="30"/>
           <w:szCs w:val="30"/>
         </w:rPr>
-        <w:t>Quan hệ: NHANVIEN</w:t>
-      </w:r>
-      <w:r>
-        <w:rPr>
-          <w:rFonts w:ascii="Times New Roman" w:hAnsi="Times New Roman" w:cs="Times New Roman"/>
-          <w:sz w:val="30"/>
-          <w:szCs w:val="30"/>
-        </w:rPr>
-        <w:t>, DEAN,PHANCONG</w:t>
-      </w:r>
+        <w:t xml:space="preserve">Quan </w:t>
+      </w:r>
+      <w:proofErr w:type="spellStart"/>
+      <w:r>
+        <w:rPr>
+          <w:rFonts w:ascii="Times New Roman" w:hAnsi="Times New Roman" w:cs="Times New Roman"/>
+          <w:sz w:val="30"/>
+          <w:szCs w:val="30"/>
+        </w:rPr>
+        <w:t>hệ</w:t>
+      </w:r>
+      <w:proofErr w:type="spellEnd"/>
+      <w:r>
+        <w:rPr>
+          <w:rFonts w:ascii="Times New Roman" w:hAnsi="Times New Roman" w:cs="Times New Roman"/>
+          <w:sz w:val="30"/>
+          <w:szCs w:val="30"/>
+        </w:rPr>
+        <w:t>: NHANVIEN</w:t>
+      </w:r>
+      <w:r>
+        <w:rPr>
+          <w:rFonts w:ascii="Times New Roman" w:hAnsi="Times New Roman" w:cs="Times New Roman"/>
+          <w:sz w:val="30"/>
+          <w:szCs w:val="30"/>
+        </w:rPr>
+        <w:t xml:space="preserve">, </w:t>
+      </w:r>
+      <w:proofErr w:type="gramStart"/>
+      <w:r>
+        <w:rPr>
+          <w:rFonts w:ascii="Times New Roman" w:hAnsi="Times New Roman" w:cs="Times New Roman"/>
+          <w:sz w:val="30"/>
+          <w:szCs w:val="30"/>
+        </w:rPr>
+        <w:t>DEAN,PHANCONG</w:t>
+      </w:r>
+      <w:proofErr w:type="gramEnd"/>
     </w:p>
     <w:p>
       <w:pPr>
@@ -2131,13 +4917,41 @@
           <w:szCs w:val="30"/>
         </w:rPr>
       </w:pPr>
-      <w:r>
-        <w:rPr>
-          <w:rFonts w:ascii="Times New Roman" w:hAnsi="Times New Roman" w:cs="Times New Roman"/>
-          <w:sz w:val="30"/>
-          <w:szCs w:val="30"/>
-        </w:rPr>
-        <w:t xml:space="preserve">Thuộc tính: </w:t>
+      <w:proofErr w:type="spellStart"/>
+      <w:r>
+        <w:rPr>
+          <w:rFonts w:ascii="Times New Roman" w:hAnsi="Times New Roman" w:cs="Times New Roman"/>
+          <w:sz w:val="30"/>
+          <w:szCs w:val="30"/>
+        </w:rPr>
+        <w:t>Thuộc</w:t>
+      </w:r>
+      <w:proofErr w:type="spellEnd"/>
+      <w:r>
+        <w:rPr>
+          <w:rFonts w:ascii="Times New Roman" w:hAnsi="Times New Roman" w:cs="Times New Roman"/>
+          <w:sz w:val="30"/>
+          <w:szCs w:val="30"/>
+        </w:rPr>
+        <w:t xml:space="preserve"> </w:t>
+      </w:r>
+      <w:proofErr w:type="spellStart"/>
+      <w:r>
+        <w:rPr>
+          <w:rFonts w:ascii="Times New Roman" w:hAnsi="Times New Roman" w:cs="Times New Roman"/>
+          <w:sz w:val="30"/>
+          <w:szCs w:val="30"/>
+        </w:rPr>
+        <w:t>tính</w:t>
+      </w:r>
+      <w:proofErr w:type="spellEnd"/>
+      <w:r>
+        <w:rPr>
+          <w:rFonts w:ascii="Times New Roman" w:hAnsi="Times New Roman" w:cs="Times New Roman"/>
+          <w:sz w:val="30"/>
+          <w:szCs w:val="30"/>
+        </w:rPr>
+        <w:t xml:space="preserve">: </w:t>
       </w:r>
       <w:r>
         <w:rPr>
@@ -2161,21 +4975,95 @@
           <w:szCs w:val="30"/>
         </w:rPr>
       </w:pPr>
-      <w:r>
-        <w:rPr>
-          <w:rFonts w:ascii="Times New Roman" w:hAnsi="Times New Roman" w:cs="Times New Roman"/>
-          <w:sz w:val="30"/>
-          <w:szCs w:val="30"/>
-        </w:rPr>
-        <w:t>Điều kiện:</w:t>
-      </w:r>
-      <w:r>
-        <w:rPr>
-          <w:rFonts w:ascii="Times New Roman" w:hAnsi="Times New Roman" w:cs="Times New Roman"/>
-          <w:sz w:val="30"/>
-          <w:szCs w:val="30"/>
-        </w:rPr>
-        <w:t xml:space="preserve"> TENDA=”Sản phẩm x”</w:t>
+      <w:proofErr w:type="spellStart"/>
+      <w:r>
+        <w:rPr>
+          <w:rFonts w:ascii="Times New Roman" w:hAnsi="Times New Roman" w:cs="Times New Roman"/>
+          <w:sz w:val="30"/>
+          <w:szCs w:val="30"/>
+        </w:rPr>
+        <w:t>Điều</w:t>
+      </w:r>
+      <w:proofErr w:type="spellEnd"/>
+      <w:r>
+        <w:rPr>
+          <w:rFonts w:ascii="Times New Roman" w:hAnsi="Times New Roman" w:cs="Times New Roman"/>
+          <w:sz w:val="30"/>
+          <w:szCs w:val="30"/>
+        </w:rPr>
+        <w:t xml:space="preserve"> </w:t>
+      </w:r>
+      <w:proofErr w:type="spellStart"/>
+      <w:r>
+        <w:rPr>
+          <w:rFonts w:ascii="Times New Roman" w:hAnsi="Times New Roman" w:cs="Times New Roman"/>
+          <w:sz w:val="30"/>
+          <w:szCs w:val="30"/>
+        </w:rPr>
+        <w:t>kiện</w:t>
+      </w:r>
+      <w:proofErr w:type="spellEnd"/>
+      <w:r>
+        <w:rPr>
+          <w:rFonts w:ascii="Times New Roman" w:hAnsi="Times New Roman" w:cs="Times New Roman"/>
+          <w:sz w:val="30"/>
+          <w:szCs w:val="30"/>
+        </w:rPr>
+        <w:t>:</w:t>
+      </w:r>
+      <w:r>
+        <w:rPr>
+          <w:rFonts w:ascii="Times New Roman" w:hAnsi="Times New Roman" w:cs="Times New Roman"/>
+          <w:sz w:val="30"/>
+          <w:szCs w:val="30"/>
+        </w:rPr>
+        <w:t xml:space="preserve"> TENDA</w:t>
+      </w:r>
+      <w:proofErr w:type="gramStart"/>
+      <w:r>
+        <w:rPr>
+          <w:rFonts w:ascii="Times New Roman" w:hAnsi="Times New Roman" w:cs="Times New Roman"/>
+          <w:sz w:val="30"/>
+          <w:szCs w:val="30"/>
+        </w:rPr>
+        <w:t>=”</w:t>
+      </w:r>
+      <w:proofErr w:type="spellStart"/>
+      <w:r>
+        <w:rPr>
+          <w:rFonts w:ascii="Times New Roman" w:hAnsi="Times New Roman" w:cs="Times New Roman"/>
+          <w:sz w:val="30"/>
+          <w:szCs w:val="30"/>
+        </w:rPr>
+        <w:t>Sản</w:t>
+      </w:r>
+      <w:proofErr w:type="spellEnd"/>
+      <w:proofErr w:type="gramEnd"/>
+      <w:r>
+        <w:rPr>
+          <w:rFonts w:ascii="Times New Roman" w:hAnsi="Times New Roman" w:cs="Times New Roman"/>
+          <w:sz w:val="30"/>
+          <w:szCs w:val="30"/>
+        </w:rPr>
+        <w:t xml:space="preserve"> </w:t>
+      </w:r>
+      <w:proofErr w:type="spellStart"/>
+      <w:r>
+        <w:rPr>
+          <w:rFonts w:ascii="Times New Roman" w:hAnsi="Times New Roman" w:cs="Times New Roman"/>
+          <w:sz w:val="30"/>
+          <w:szCs w:val="30"/>
+        </w:rPr>
+        <w:t>phẩm</w:t>
+      </w:r>
+      <w:proofErr w:type="spellEnd"/>
+      <w:r>
+        <w:rPr>
+          <w:rFonts w:ascii="Times New Roman" w:hAnsi="Times New Roman" w:cs="Times New Roman"/>
+          <w:sz w:val="30"/>
+          <w:szCs w:val="30"/>
+        </w:rPr>
+        <w:t xml:space="preserve"> x”</w:t>
       </w:r>
     </w:p>
     <w:p>
@@ -2642,21 +5530,247 @@
           <w:szCs w:val="30"/>
         </w:rPr>
       </w:pPr>
-      <w:r>
-        <w:rPr>
-          <w:rFonts w:ascii="Times New Roman" w:eastAsiaTheme="minorEastAsia" w:hAnsi="Times New Roman" w:cs="Times New Roman"/>
-          <w:sz w:val="30"/>
-          <w:szCs w:val="30"/>
-        </w:rPr>
-        <w:t xml:space="preserve">Câu 10: </w:t>
-      </w:r>
-      <w:r>
-        <w:rPr>
-          <w:rFonts w:ascii="Times New Roman" w:eastAsiaTheme="minorEastAsia" w:hAnsi="Times New Roman" w:cs="Times New Roman"/>
-          <w:sz w:val="30"/>
-          <w:szCs w:val="30"/>
-        </w:rPr>
-        <w:t>Cho biết các nhân viên của phòng số 5 có mức lương từ 30000 đến 50000</w:t>
+      <w:proofErr w:type="spellStart"/>
+      <w:r>
+        <w:rPr>
+          <w:rFonts w:ascii="Times New Roman" w:eastAsiaTheme="minorEastAsia" w:hAnsi="Times New Roman" w:cs="Times New Roman"/>
+          <w:sz w:val="30"/>
+          <w:szCs w:val="30"/>
+        </w:rPr>
+        <w:t>Câu</w:t>
+      </w:r>
+      <w:proofErr w:type="spellEnd"/>
+      <w:r>
+        <w:rPr>
+          <w:rFonts w:ascii="Times New Roman" w:eastAsiaTheme="minorEastAsia" w:hAnsi="Times New Roman" w:cs="Times New Roman"/>
+          <w:sz w:val="30"/>
+          <w:szCs w:val="30"/>
+        </w:rPr>
+        <w:t xml:space="preserve"> 10: </w:t>
+      </w:r>
+      <w:r>
+        <w:rPr>
+          <w:rFonts w:ascii="Times New Roman" w:eastAsiaTheme="minorEastAsia" w:hAnsi="Times New Roman" w:cs="Times New Roman"/>
+          <w:sz w:val="30"/>
+          <w:szCs w:val="30"/>
+        </w:rPr>
+        <w:t xml:space="preserve">Cho </w:t>
+      </w:r>
+      <w:proofErr w:type="spellStart"/>
+      <w:r>
+        <w:rPr>
+          <w:rFonts w:ascii="Times New Roman" w:eastAsiaTheme="minorEastAsia" w:hAnsi="Times New Roman" w:cs="Times New Roman"/>
+          <w:sz w:val="30"/>
+          <w:szCs w:val="30"/>
+        </w:rPr>
+        <w:t>biết</w:t>
+      </w:r>
+      <w:proofErr w:type="spellEnd"/>
+      <w:r>
+        <w:rPr>
+          <w:rFonts w:ascii="Times New Roman" w:eastAsiaTheme="minorEastAsia" w:hAnsi="Times New Roman" w:cs="Times New Roman"/>
+          <w:sz w:val="30"/>
+          <w:szCs w:val="30"/>
+        </w:rPr>
+        <w:t xml:space="preserve"> </w:t>
+      </w:r>
+      <w:proofErr w:type="spellStart"/>
+      <w:r>
+        <w:rPr>
+          <w:rFonts w:ascii="Times New Roman" w:eastAsiaTheme="minorEastAsia" w:hAnsi="Times New Roman" w:cs="Times New Roman"/>
+          <w:sz w:val="30"/>
+          <w:szCs w:val="30"/>
+        </w:rPr>
+        <w:t>các</w:t>
+      </w:r>
+      <w:proofErr w:type="spellEnd"/>
+      <w:r>
+        <w:rPr>
+          <w:rFonts w:ascii="Times New Roman" w:eastAsiaTheme="minorEastAsia" w:hAnsi="Times New Roman" w:cs="Times New Roman"/>
+          <w:sz w:val="30"/>
+          <w:szCs w:val="30"/>
+        </w:rPr>
+        <w:t xml:space="preserve"> </w:t>
+      </w:r>
+      <w:proofErr w:type="spellStart"/>
+      <w:r>
+        <w:rPr>
+          <w:rFonts w:ascii="Times New Roman" w:eastAsiaTheme="minorEastAsia" w:hAnsi="Times New Roman" w:cs="Times New Roman"/>
+          <w:sz w:val="30"/>
+          <w:szCs w:val="30"/>
+        </w:rPr>
+        <w:t>nhân</w:t>
+      </w:r>
+      <w:proofErr w:type="spellEnd"/>
+      <w:r>
+        <w:rPr>
+          <w:rFonts w:ascii="Times New Roman" w:eastAsiaTheme="minorEastAsia" w:hAnsi="Times New Roman" w:cs="Times New Roman"/>
+          <w:sz w:val="30"/>
+          <w:szCs w:val="30"/>
+        </w:rPr>
+        <w:t xml:space="preserve"> </w:t>
+      </w:r>
+      <w:proofErr w:type="spellStart"/>
+      <w:r>
+        <w:rPr>
+          <w:rFonts w:ascii="Times New Roman" w:eastAsiaTheme="minorEastAsia" w:hAnsi="Times New Roman" w:cs="Times New Roman"/>
+          <w:sz w:val="30"/>
+          <w:szCs w:val="30"/>
+        </w:rPr>
+        <w:t>viên</w:t>
+      </w:r>
+      <w:proofErr w:type="spellEnd"/>
+      <w:r>
+        <w:rPr>
+          <w:rFonts w:ascii="Times New Roman" w:eastAsiaTheme="minorEastAsia" w:hAnsi="Times New Roman" w:cs="Times New Roman"/>
+          <w:sz w:val="30"/>
+          <w:szCs w:val="30"/>
+        </w:rPr>
+        <w:t xml:space="preserve"> </w:t>
+      </w:r>
+      <w:proofErr w:type="spellStart"/>
+      <w:r>
+        <w:rPr>
+          <w:rFonts w:ascii="Times New Roman" w:eastAsiaTheme="minorEastAsia" w:hAnsi="Times New Roman" w:cs="Times New Roman"/>
+          <w:sz w:val="30"/>
+          <w:szCs w:val="30"/>
+        </w:rPr>
+        <w:t>của</w:t>
+      </w:r>
+      <w:proofErr w:type="spellEnd"/>
+      <w:r>
+        <w:rPr>
+          <w:rFonts w:ascii="Times New Roman" w:eastAsiaTheme="minorEastAsia" w:hAnsi="Times New Roman" w:cs="Times New Roman"/>
+          <w:sz w:val="30"/>
+          <w:szCs w:val="30"/>
+        </w:rPr>
+        <w:t xml:space="preserve"> </w:t>
+      </w:r>
+      <w:proofErr w:type="spellStart"/>
+      <w:r>
+        <w:rPr>
+          <w:rFonts w:ascii="Times New Roman" w:eastAsiaTheme="minorEastAsia" w:hAnsi="Times New Roman" w:cs="Times New Roman"/>
+          <w:sz w:val="30"/>
+          <w:szCs w:val="30"/>
+        </w:rPr>
+        <w:t>phòng</w:t>
+      </w:r>
+      <w:proofErr w:type="spellEnd"/>
+      <w:r>
+        <w:rPr>
+          <w:rFonts w:ascii="Times New Roman" w:eastAsiaTheme="minorEastAsia" w:hAnsi="Times New Roman" w:cs="Times New Roman"/>
+          <w:sz w:val="30"/>
+          <w:szCs w:val="30"/>
+        </w:rPr>
+        <w:t xml:space="preserve"> </w:t>
+      </w:r>
+      <w:proofErr w:type="spellStart"/>
+      <w:r>
+        <w:rPr>
+          <w:rFonts w:ascii="Times New Roman" w:eastAsiaTheme="minorEastAsia" w:hAnsi="Times New Roman" w:cs="Times New Roman"/>
+          <w:sz w:val="30"/>
+          <w:szCs w:val="30"/>
+        </w:rPr>
+        <w:t>số</w:t>
+      </w:r>
+      <w:proofErr w:type="spellEnd"/>
+      <w:r>
+        <w:rPr>
+          <w:rFonts w:ascii="Times New Roman" w:eastAsiaTheme="minorEastAsia" w:hAnsi="Times New Roman" w:cs="Times New Roman"/>
+          <w:sz w:val="30"/>
+          <w:szCs w:val="30"/>
+        </w:rPr>
+        <w:t xml:space="preserve"> 5 </w:t>
+      </w:r>
+      <w:proofErr w:type="spellStart"/>
+      <w:r>
+        <w:rPr>
+          <w:rFonts w:ascii="Times New Roman" w:eastAsiaTheme="minorEastAsia" w:hAnsi="Times New Roman" w:cs="Times New Roman"/>
+          <w:sz w:val="30"/>
+          <w:szCs w:val="30"/>
+        </w:rPr>
+        <w:t>có</w:t>
+      </w:r>
+      <w:proofErr w:type="spellEnd"/>
+      <w:r>
+        <w:rPr>
+          <w:rFonts w:ascii="Times New Roman" w:eastAsiaTheme="minorEastAsia" w:hAnsi="Times New Roman" w:cs="Times New Roman"/>
+          <w:sz w:val="30"/>
+          <w:szCs w:val="30"/>
+        </w:rPr>
+        <w:t xml:space="preserve"> </w:t>
+      </w:r>
+      <w:proofErr w:type="spellStart"/>
+      <w:r>
+        <w:rPr>
+          <w:rFonts w:ascii="Times New Roman" w:eastAsiaTheme="minorEastAsia" w:hAnsi="Times New Roman" w:cs="Times New Roman"/>
+          <w:sz w:val="30"/>
+          <w:szCs w:val="30"/>
+        </w:rPr>
+        <w:t>mức</w:t>
+      </w:r>
+      <w:proofErr w:type="spellEnd"/>
+      <w:r>
+        <w:rPr>
+          <w:rFonts w:ascii="Times New Roman" w:eastAsiaTheme="minorEastAsia" w:hAnsi="Times New Roman" w:cs="Times New Roman"/>
+          <w:sz w:val="30"/>
+          <w:szCs w:val="30"/>
+        </w:rPr>
+        <w:t xml:space="preserve"> </w:t>
+      </w:r>
+      <w:proofErr w:type="spellStart"/>
+      <w:r>
+        <w:rPr>
+          <w:rFonts w:ascii="Times New Roman" w:eastAsiaTheme="minorEastAsia" w:hAnsi="Times New Roman" w:cs="Times New Roman"/>
+          <w:sz w:val="30"/>
+          <w:szCs w:val="30"/>
+        </w:rPr>
+        <w:t>lương</w:t>
+      </w:r>
+      <w:proofErr w:type="spellEnd"/>
+      <w:r>
+        <w:rPr>
+          <w:rFonts w:ascii="Times New Roman" w:eastAsiaTheme="minorEastAsia" w:hAnsi="Times New Roman" w:cs="Times New Roman"/>
+          <w:sz w:val="30"/>
+          <w:szCs w:val="30"/>
+        </w:rPr>
+        <w:t xml:space="preserve"> </w:t>
+      </w:r>
+      <w:proofErr w:type="spellStart"/>
+      <w:r>
+        <w:rPr>
+          <w:rFonts w:ascii="Times New Roman" w:eastAsiaTheme="minorEastAsia" w:hAnsi="Times New Roman" w:cs="Times New Roman"/>
+          <w:sz w:val="30"/>
+          <w:szCs w:val="30"/>
+        </w:rPr>
+        <w:t>từ</w:t>
+      </w:r>
+      <w:proofErr w:type="spellEnd"/>
+      <w:r>
+        <w:rPr>
+          <w:rFonts w:ascii="Times New Roman" w:eastAsiaTheme="minorEastAsia" w:hAnsi="Times New Roman" w:cs="Times New Roman"/>
+          <w:sz w:val="30"/>
+          <w:szCs w:val="30"/>
+        </w:rPr>
+        <w:t xml:space="preserve"> 30000 </w:t>
+      </w:r>
+      <w:proofErr w:type="spellStart"/>
+      <w:r>
+        <w:rPr>
+          <w:rFonts w:ascii="Times New Roman" w:eastAsiaTheme="minorEastAsia" w:hAnsi="Times New Roman" w:cs="Times New Roman"/>
+          <w:sz w:val="30"/>
+          <w:szCs w:val="30"/>
+        </w:rPr>
+        <w:t>đến</w:t>
+      </w:r>
+      <w:proofErr w:type="spellEnd"/>
+      <w:r>
+        <w:rPr>
+          <w:rFonts w:ascii="Times New Roman" w:eastAsiaTheme="minorEastAsia" w:hAnsi="Times New Roman" w:cs="Times New Roman"/>
+          <w:sz w:val="30"/>
+          <w:szCs w:val="30"/>
+        </w:rPr>
+        <w:t xml:space="preserve"> 50000</w:t>
       </w:r>
     </w:p>
     <w:p>
@@ -2678,7 +5792,25 @@
           <w:sz w:val="30"/>
           <w:szCs w:val="30"/>
         </w:rPr>
-        <w:t>Quan hệ: NHANVIEN</w:t>
+        <w:t xml:space="preserve">Quan </w:t>
+      </w:r>
+      <w:proofErr w:type="spellStart"/>
+      <w:r>
+        <w:rPr>
+          <w:rFonts w:ascii="Times New Roman" w:hAnsi="Times New Roman" w:cs="Times New Roman"/>
+          <w:sz w:val="30"/>
+          <w:szCs w:val="30"/>
+        </w:rPr>
+        <w:t>hệ</w:t>
+      </w:r>
+      <w:proofErr w:type="spellEnd"/>
+      <w:r>
+        <w:rPr>
+          <w:rFonts w:ascii="Times New Roman" w:hAnsi="Times New Roman" w:cs="Times New Roman"/>
+          <w:sz w:val="30"/>
+          <w:szCs w:val="30"/>
+        </w:rPr>
+        <w:t>: NHANVIEN</w:t>
       </w:r>
     </w:p>
     <w:p>
@@ -2694,13 +5826,41 @@
           <w:szCs w:val="30"/>
         </w:rPr>
       </w:pPr>
-      <w:r>
-        <w:rPr>
-          <w:rFonts w:ascii="Times New Roman" w:hAnsi="Times New Roman" w:cs="Times New Roman"/>
-          <w:sz w:val="30"/>
-          <w:szCs w:val="30"/>
-        </w:rPr>
-        <w:t xml:space="preserve">Thuộc tính: </w:t>
+      <w:proofErr w:type="spellStart"/>
+      <w:r>
+        <w:rPr>
+          <w:rFonts w:ascii="Times New Roman" w:hAnsi="Times New Roman" w:cs="Times New Roman"/>
+          <w:sz w:val="30"/>
+          <w:szCs w:val="30"/>
+        </w:rPr>
+        <w:t>Thuộc</w:t>
+      </w:r>
+      <w:proofErr w:type="spellEnd"/>
+      <w:r>
+        <w:rPr>
+          <w:rFonts w:ascii="Times New Roman" w:hAnsi="Times New Roman" w:cs="Times New Roman"/>
+          <w:sz w:val="30"/>
+          <w:szCs w:val="30"/>
+        </w:rPr>
+        <w:t xml:space="preserve"> </w:t>
+      </w:r>
+      <w:proofErr w:type="spellStart"/>
+      <w:r>
+        <w:rPr>
+          <w:rFonts w:ascii="Times New Roman" w:hAnsi="Times New Roman" w:cs="Times New Roman"/>
+          <w:sz w:val="30"/>
+          <w:szCs w:val="30"/>
+        </w:rPr>
+        <w:t>tính</w:t>
+      </w:r>
+      <w:proofErr w:type="spellEnd"/>
+      <w:r>
+        <w:rPr>
+          <w:rFonts w:ascii="Times New Roman" w:hAnsi="Times New Roman" w:cs="Times New Roman"/>
+          <w:sz w:val="30"/>
+          <w:szCs w:val="30"/>
+        </w:rPr>
+        <w:t xml:space="preserve">: </w:t>
       </w:r>
       <w:r>
         <w:rPr>
@@ -2724,13 +5884,41 @@
           <w:szCs w:val="30"/>
         </w:rPr>
       </w:pPr>
-      <w:r>
-        <w:rPr>
-          <w:rFonts w:ascii="Times New Roman" w:hAnsi="Times New Roman" w:cs="Times New Roman"/>
-          <w:sz w:val="30"/>
-          <w:szCs w:val="30"/>
-        </w:rPr>
-        <w:t>Điều kiện: LƯƠNG&gt;=30000 VÀ LƯƠNG &lt;=50000</w:t>
+      <w:proofErr w:type="spellStart"/>
+      <w:r>
+        <w:rPr>
+          <w:rFonts w:ascii="Times New Roman" w:hAnsi="Times New Roman" w:cs="Times New Roman"/>
+          <w:sz w:val="30"/>
+          <w:szCs w:val="30"/>
+        </w:rPr>
+        <w:t>Điều</w:t>
+      </w:r>
+      <w:proofErr w:type="spellEnd"/>
+      <w:r>
+        <w:rPr>
+          <w:rFonts w:ascii="Times New Roman" w:hAnsi="Times New Roman" w:cs="Times New Roman"/>
+          <w:sz w:val="30"/>
+          <w:szCs w:val="30"/>
+        </w:rPr>
+        <w:t xml:space="preserve"> </w:t>
+      </w:r>
+      <w:proofErr w:type="spellStart"/>
+      <w:r>
+        <w:rPr>
+          <w:rFonts w:ascii="Times New Roman" w:hAnsi="Times New Roman" w:cs="Times New Roman"/>
+          <w:sz w:val="30"/>
+          <w:szCs w:val="30"/>
+        </w:rPr>
+        <w:t>kiện</w:t>
+      </w:r>
+      <w:proofErr w:type="spellEnd"/>
+      <w:r>
+        <w:rPr>
+          <w:rFonts w:ascii="Times New Roman" w:hAnsi="Times New Roman" w:cs="Times New Roman"/>
+          <w:sz w:val="30"/>
+          <w:szCs w:val="30"/>
+        </w:rPr>
+        <w:t>: LƯƠNG&gt;=30000 VÀ LƯƠNG &lt;=50000</w:t>
       </w:r>
     </w:p>
     <w:p>
@@ -2797,23 +5985,7 @@
                 <w:sz w:val="30"/>
                 <w:szCs w:val="30"/>
               </w:rPr>
-              <m:t>LƯƠNG≥30000</m:t>
-            </m:r>
-            <m:r>
-              <w:rPr>
-                <w:rFonts w:ascii="Cambria Math" w:eastAsiaTheme="minorEastAsia" w:hAnsi="Cambria Math" w:cs="Times New Roman"/>
-                <w:sz w:val="30"/>
-                <w:szCs w:val="30"/>
-              </w:rPr>
-              <m:t>⋀</m:t>
-            </m:r>
-            <m:r>
-              <w:rPr>
-                <w:rFonts w:ascii="Cambria Math" w:eastAsiaTheme="minorEastAsia" w:hAnsi="Cambria Math" w:cs="Times New Roman"/>
-                <w:sz w:val="30"/>
-                <w:szCs w:val="30"/>
-              </w:rPr>
-              <m:t>LƯƠNG≤50000⋀PHG=5</m:t>
+              <m:t>LƯƠNG≥30000⋀LƯƠNG≤50000⋀PHG=5</m:t>
             </m:r>
           </m:sub>
         </m:sSub>
@@ -2856,22 +6028,258 @@
           <w:szCs w:val="30"/>
         </w:rPr>
       </w:pPr>
-      <w:r>
-        <w:rPr>
-          <w:rFonts w:ascii="Times New Roman" w:eastAsiaTheme="minorEastAsia" w:hAnsi="Times New Roman" w:cs="Times New Roman"/>
-          <w:sz w:val="30"/>
-          <w:szCs w:val="30"/>
-        </w:rPr>
-        <w:t xml:space="preserve">Câu 11: </w:t>
-      </w:r>
-      <w:r>
-        <w:rPr>
-          <w:rFonts w:ascii="Times New Roman" w:eastAsiaTheme="minorEastAsia" w:hAnsi="Times New Roman" w:cs="Times New Roman"/>
-          <w:sz w:val="30"/>
-          <w:szCs w:val="30"/>
-        </w:rPr>
-        <w:t>Cho biết danh sách các nhân viên và dự án mà họ tham gia</w:t>
-      </w:r>
+      <w:proofErr w:type="spellStart"/>
+      <w:r>
+        <w:rPr>
+          <w:rFonts w:ascii="Times New Roman" w:eastAsiaTheme="minorEastAsia" w:hAnsi="Times New Roman" w:cs="Times New Roman"/>
+          <w:sz w:val="30"/>
+          <w:szCs w:val="30"/>
+        </w:rPr>
+        <w:t>Câu</w:t>
+      </w:r>
+      <w:proofErr w:type="spellEnd"/>
+      <w:r>
+        <w:rPr>
+          <w:rFonts w:ascii="Times New Roman" w:eastAsiaTheme="minorEastAsia" w:hAnsi="Times New Roman" w:cs="Times New Roman"/>
+          <w:sz w:val="30"/>
+          <w:szCs w:val="30"/>
+        </w:rPr>
+        <w:t xml:space="preserve"> 11: </w:t>
+      </w:r>
+      <w:r>
+        <w:rPr>
+          <w:rFonts w:ascii="Times New Roman" w:eastAsiaTheme="minorEastAsia" w:hAnsi="Times New Roman" w:cs="Times New Roman"/>
+          <w:sz w:val="30"/>
+          <w:szCs w:val="30"/>
+        </w:rPr>
+        <w:t xml:space="preserve">Cho </w:t>
+      </w:r>
+      <w:proofErr w:type="spellStart"/>
+      <w:r>
+        <w:rPr>
+          <w:rFonts w:ascii="Times New Roman" w:eastAsiaTheme="minorEastAsia" w:hAnsi="Times New Roman" w:cs="Times New Roman"/>
+          <w:sz w:val="30"/>
+          <w:szCs w:val="30"/>
+        </w:rPr>
+        <w:t>biết</w:t>
+      </w:r>
+      <w:proofErr w:type="spellEnd"/>
+      <w:r>
+        <w:rPr>
+          <w:rFonts w:ascii="Times New Roman" w:eastAsiaTheme="minorEastAsia" w:hAnsi="Times New Roman" w:cs="Times New Roman"/>
+          <w:sz w:val="30"/>
+          <w:szCs w:val="30"/>
+        </w:rPr>
+        <w:t xml:space="preserve"> </w:t>
+      </w:r>
+      <w:proofErr w:type="spellStart"/>
+      <w:r>
+        <w:rPr>
+          <w:rFonts w:ascii="Times New Roman" w:eastAsiaTheme="minorEastAsia" w:hAnsi="Times New Roman" w:cs="Times New Roman"/>
+          <w:sz w:val="30"/>
+          <w:szCs w:val="30"/>
+        </w:rPr>
+        <w:t>danh</w:t>
+      </w:r>
+      <w:proofErr w:type="spellEnd"/>
+      <w:r>
+        <w:rPr>
+          <w:rFonts w:ascii="Times New Roman" w:eastAsiaTheme="minorEastAsia" w:hAnsi="Times New Roman" w:cs="Times New Roman"/>
+          <w:sz w:val="30"/>
+          <w:szCs w:val="30"/>
+        </w:rPr>
+        <w:t xml:space="preserve"> </w:t>
+      </w:r>
+      <w:proofErr w:type="spellStart"/>
+      <w:r>
+        <w:rPr>
+          <w:rFonts w:ascii="Times New Roman" w:eastAsiaTheme="minorEastAsia" w:hAnsi="Times New Roman" w:cs="Times New Roman"/>
+          <w:sz w:val="30"/>
+          <w:szCs w:val="30"/>
+        </w:rPr>
+        <w:t>sách</w:t>
+      </w:r>
+      <w:proofErr w:type="spellEnd"/>
+      <w:r>
+        <w:rPr>
+          <w:rFonts w:ascii="Times New Roman" w:eastAsiaTheme="minorEastAsia" w:hAnsi="Times New Roman" w:cs="Times New Roman"/>
+          <w:sz w:val="30"/>
+          <w:szCs w:val="30"/>
+        </w:rPr>
+        <w:t xml:space="preserve"> </w:t>
+      </w:r>
+      <w:proofErr w:type="spellStart"/>
+      <w:r>
+        <w:rPr>
+          <w:rFonts w:ascii="Times New Roman" w:eastAsiaTheme="minorEastAsia" w:hAnsi="Times New Roman" w:cs="Times New Roman"/>
+          <w:sz w:val="30"/>
+          <w:szCs w:val="30"/>
+        </w:rPr>
+        <w:t>các</w:t>
+      </w:r>
+      <w:proofErr w:type="spellEnd"/>
+      <w:r>
+        <w:rPr>
+          <w:rFonts w:ascii="Times New Roman" w:eastAsiaTheme="minorEastAsia" w:hAnsi="Times New Roman" w:cs="Times New Roman"/>
+          <w:sz w:val="30"/>
+          <w:szCs w:val="30"/>
+        </w:rPr>
+        <w:t xml:space="preserve"> </w:t>
+      </w:r>
+      <w:proofErr w:type="spellStart"/>
+      <w:r>
+        <w:rPr>
+          <w:rFonts w:ascii="Times New Roman" w:eastAsiaTheme="minorEastAsia" w:hAnsi="Times New Roman" w:cs="Times New Roman"/>
+          <w:sz w:val="30"/>
+          <w:szCs w:val="30"/>
+        </w:rPr>
+        <w:t>nhân</w:t>
+      </w:r>
+      <w:proofErr w:type="spellEnd"/>
+      <w:r>
+        <w:rPr>
+          <w:rFonts w:ascii="Times New Roman" w:eastAsiaTheme="minorEastAsia" w:hAnsi="Times New Roman" w:cs="Times New Roman"/>
+          <w:sz w:val="30"/>
+          <w:szCs w:val="30"/>
+        </w:rPr>
+        <w:t xml:space="preserve"> </w:t>
+      </w:r>
+      <w:proofErr w:type="spellStart"/>
+      <w:r>
+        <w:rPr>
+          <w:rFonts w:ascii="Times New Roman" w:eastAsiaTheme="minorEastAsia" w:hAnsi="Times New Roman" w:cs="Times New Roman"/>
+          <w:sz w:val="30"/>
+          <w:szCs w:val="30"/>
+        </w:rPr>
+        <w:t>viên</w:t>
+      </w:r>
+      <w:proofErr w:type="spellEnd"/>
+      <w:r>
+        <w:rPr>
+          <w:rFonts w:ascii="Times New Roman" w:eastAsiaTheme="minorEastAsia" w:hAnsi="Times New Roman" w:cs="Times New Roman"/>
+          <w:sz w:val="30"/>
+          <w:szCs w:val="30"/>
+        </w:rPr>
+        <w:t xml:space="preserve"> </w:t>
+      </w:r>
+      <w:proofErr w:type="spellStart"/>
+      <w:r>
+        <w:rPr>
+          <w:rFonts w:ascii="Times New Roman" w:eastAsiaTheme="minorEastAsia" w:hAnsi="Times New Roman" w:cs="Times New Roman"/>
+          <w:sz w:val="30"/>
+          <w:szCs w:val="30"/>
+        </w:rPr>
+        <w:t>và</w:t>
+      </w:r>
+      <w:proofErr w:type="spellEnd"/>
+      <w:r>
+        <w:rPr>
+          <w:rFonts w:ascii="Times New Roman" w:eastAsiaTheme="minorEastAsia" w:hAnsi="Times New Roman" w:cs="Times New Roman"/>
+          <w:sz w:val="30"/>
+          <w:szCs w:val="30"/>
+        </w:rPr>
+        <w:t xml:space="preserve"> </w:t>
+      </w:r>
+      <w:proofErr w:type="spellStart"/>
+      <w:r>
+        <w:rPr>
+          <w:rFonts w:ascii="Times New Roman" w:eastAsiaTheme="minorEastAsia" w:hAnsi="Times New Roman" w:cs="Times New Roman"/>
+          <w:sz w:val="30"/>
+          <w:szCs w:val="30"/>
+        </w:rPr>
+        <w:t>dự</w:t>
+      </w:r>
+      <w:proofErr w:type="spellEnd"/>
+      <w:r>
+        <w:rPr>
+          <w:rFonts w:ascii="Times New Roman" w:eastAsiaTheme="minorEastAsia" w:hAnsi="Times New Roman" w:cs="Times New Roman"/>
+          <w:sz w:val="30"/>
+          <w:szCs w:val="30"/>
+        </w:rPr>
+        <w:t xml:space="preserve"> </w:t>
+      </w:r>
+      <w:proofErr w:type="spellStart"/>
+      <w:r>
+        <w:rPr>
+          <w:rFonts w:ascii="Times New Roman" w:eastAsiaTheme="minorEastAsia" w:hAnsi="Times New Roman" w:cs="Times New Roman"/>
+          <w:sz w:val="30"/>
+          <w:szCs w:val="30"/>
+        </w:rPr>
+        <w:t>án</w:t>
+      </w:r>
+      <w:proofErr w:type="spellEnd"/>
+      <w:r>
+        <w:rPr>
+          <w:rFonts w:ascii="Times New Roman" w:eastAsiaTheme="minorEastAsia" w:hAnsi="Times New Roman" w:cs="Times New Roman"/>
+          <w:sz w:val="30"/>
+          <w:szCs w:val="30"/>
+        </w:rPr>
+        <w:t xml:space="preserve"> </w:t>
+      </w:r>
+      <w:proofErr w:type="spellStart"/>
+      <w:r>
+        <w:rPr>
+          <w:rFonts w:ascii="Times New Roman" w:eastAsiaTheme="minorEastAsia" w:hAnsi="Times New Roman" w:cs="Times New Roman"/>
+          <w:sz w:val="30"/>
+          <w:szCs w:val="30"/>
+        </w:rPr>
+        <w:t>mà</w:t>
+      </w:r>
+      <w:proofErr w:type="spellEnd"/>
+      <w:r>
+        <w:rPr>
+          <w:rFonts w:ascii="Times New Roman" w:eastAsiaTheme="minorEastAsia" w:hAnsi="Times New Roman" w:cs="Times New Roman"/>
+          <w:sz w:val="30"/>
+          <w:szCs w:val="30"/>
+        </w:rPr>
+        <w:t xml:space="preserve"> </w:t>
+      </w:r>
+      <w:proofErr w:type="spellStart"/>
+      <w:r>
+        <w:rPr>
+          <w:rFonts w:ascii="Times New Roman" w:eastAsiaTheme="minorEastAsia" w:hAnsi="Times New Roman" w:cs="Times New Roman"/>
+          <w:sz w:val="30"/>
+          <w:szCs w:val="30"/>
+        </w:rPr>
+        <w:t>họ</w:t>
+      </w:r>
+      <w:proofErr w:type="spellEnd"/>
+      <w:r>
+        <w:rPr>
+          <w:rFonts w:ascii="Times New Roman" w:eastAsiaTheme="minorEastAsia" w:hAnsi="Times New Roman" w:cs="Times New Roman"/>
+          <w:sz w:val="30"/>
+          <w:szCs w:val="30"/>
+        </w:rPr>
+        <w:t xml:space="preserve"> </w:t>
+      </w:r>
+      <w:proofErr w:type="spellStart"/>
+      <w:r>
+        <w:rPr>
+          <w:rFonts w:ascii="Times New Roman" w:eastAsiaTheme="minorEastAsia" w:hAnsi="Times New Roman" w:cs="Times New Roman"/>
+          <w:sz w:val="30"/>
+          <w:szCs w:val="30"/>
+        </w:rPr>
+        <w:t>tham</w:t>
+      </w:r>
+      <w:proofErr w:type="spellEnd"/>
+      <w:r>
+        <w:rPr>
+          <w:rFonts w:ascii="Times New Roman" w:eastAsiaTheme="minorEastAsia" w:hAnsi="Times New Roman" w:cs="Times New Roman"/>
+          <w:sz w:val="30"/>
+          <w:szCs w:val="30"/>
+        </w:rPr>
+        <w:t xml:space="preserve"> </w:t>
+      </w:r>
+      <w:proofErr w:type="spellStart"/>
+      <w:r>
+        <w:rPr>
+          <w:rFonts w:ascii="Times New Roman" w:eastAsiaTheme="minorEastAsia" w:hAnsi="Times New Roman" w:cs="Times New Roman"/>
+          <w:sz w:val="30"/>
+          <w:szCs w:val="30"/>
+        </w:rPr>
+        <w:t>gia</w:t>
+      </w:r>
+      <w:proofErr w:type="spellEnd"/>
     </w:p>
     <w:p>
       <w:pPr>
@@ -2892,15 +6300,51 @@
           <w:sz w:val="30"/>
           <w:szCs w:val="30"/>
         </w:rPr>
-        <w:t>Quan hệ: NHANVIEN</w:t>
-      </w:r>
-      <w:r>
-        <w:rPr>
-          <w:rFonts w:ascii="Times New Roman" w:hAnsi="Times New Roman" w:cs="Times New Roman"/>
-          <w:sz w:val="30"/>
-          <w:szCs w:val="30"/>
-        </w:rPr>
-        <w:t>, phancong, dean</w:t>
+        <w:t xml:space="preserve">Quan </w:t>
+      </w:r>
+      <w:proofErr w:type="spellStart"/>
+      <w:r>
+        <w:rPr>
+          <w:rFonts w:ascii="Times New Roman" w:hAnsi="Times New Roman" w:cs="Times New Roman"/>
+          <w:sz w:val="30"/>
+          <w:szCs w:val="30"/>
+        </w:rPr>
+        <w:t>hệ</w:t>
+      </w:r>
+      <w:proofErr w:type="spellEnd"/>
+      <w:r>
+        <w:rPr>
+          <w:rFonts w:ascii="Times New Roman" w:hAnsi="Times New Roman" w:cs="Times New Roman"/>
+          <w:sz w:val="30"/>
+          <w:szCs w:val="30"/>
+        </w:rPr>
+        <w:t>: NHANVIEN</w:t>
+      </w:r>
+      <w:r>
+        <w:rPr>
+          <w:rFonts w:ascii="Times New Roman" w:hAnsi="Times New Roman" w:cs="Times New Roman"/>
+          <w:sz w:val="30"/>
+          <w:szCs w:val="30"/>
+        </w:rPr>
+        <w:t xml:space="preserve">, </w:t>
+      </w:r>
+      <w:proofErr w:type="spellStart"/>
+      <w:r>
+        <w:rPr>
+          <w:rFonts w:ascii="Times New Roman" w:hAnsi="Times New Roman" w:cs="Times New Roman"/>
+          <w:sz w:val="30"/>
+          <w:szCs w:val="30"/>
+        </w:rPr>
+        <w:t>phancong</w:t>
+      </w:r>
+      <w:proofErr w:type="spellEnd"/>
+      <w:r>
+        <w:rPr>
+          <w:rFonts w:ascii="Times New Roman" w:hAnsi="Times New Roman" w:cs="Times New Roman"/>
+          <w:sz w:val="30"/>
+          <w:szCs w:val="30"/>
+        </w:rPr>
+        <w:t>, dean</w:t>
       </w:r>
     </w:p>
     <w:p>
@@ -2916,13 +6360,41 @@
           <w:szCs w:val="30"/>
         </w:rPr>
       </w:pPr>
-      <w:r>
-        <w:rPr>
-          <w:rFonts w:ascii="Times New Roman" w:hAnsi="Times New Roman" w:cs="Times New Roman"/>
-          <w:sz w:val="30"/>
-          <w:szCs w:val="30"/>
-        </w:rPr>
-        <w:t xml:space="preserve">Thuộc tính: </w:t>
+      <w:proofErr w:type="spellStart"/>
+      <w:r>
+        <w:rPr>
+          <w:rFonts w:ascii="Times New Roman" w:hAnsi="Times New Roman" w:cs="Times New Roman"/>
+          <w:sz w:val="30"/>
+          <w:szCs w:val="30"/>
+        </w:rPr>
+        <w:t>Thuộc</w:t>
+      </w:r>
+      <w:proofErr w:type="spellEnd"/>
+      <w:r>
+        <w:rPr>
+          <w:rFonts w:ascii="Times New Roman" w:hAnsi="Times New Roman" w:cs="Times New Roman"/>
+          <w:sz w:val="30"/>
+          <w:szCs w:val="30"/>
+        </w:rPr>
+        <w:t xml:space="preserve"> </w:t>
+      </w:r>
+      <w:proofErr w:type="spellStart"/>
+      <w:r>
+        <w:rPr>
+          <w:rFonts w:ascii="Times New Roman" w:hAnsi="Times New Roman" w:cs="Times New Roman"/>
+          <w:sz w:val="30"/>
+          <w:szCs w:val="30"/>
+        </w:rPr>
+        <w:t>tính</w:t>
+      </w:r>
+      <w:proofErr w:type="spellEnd"/>
+      <w:r>
+        <w:rPr>
+          <w:rFonts w:ascii="Times New Roman" w:hAnsi="Times New Roman" w:cs="Times New Roman"/>
+          <w:sz w:val="30"/>
+          <w:szCs w:val="30"/>
+        </w:rPr>
+        <w:t xml:space="preserve">: </w:t>
       </w:r>
       <w:r>
         <w:rPr>
@@ -2946,13 +6418,41 @@
           <w:szCs w:val="30"/>
         </w:rPr>
       </w:pPr>
-      <w:r>
-        <w:rPr>
-          <w:rFonts w:ascii="Times New Roman" w:hAnsi="Times New Roman" w:cs="Times New Roman"/>
-          <w:sz w:val="30"/>
-          <w:szCs w:val="30"/>
-        </w:rPr>
-        <w:t xml:space="preserve">Điều kiện: </w:t>
+      <w:proofErr w:type="spellStart"/>
+      <w:r>
+        <w:rPr>
+          <w:rFonts w:ascii="Times New Roman" w:hAnsi="Times New Roman" w:cs="Times New Roman"/>
+          <w:sz w:val="30"/>
+          <w:szCs w:val="30"/>
+        </w:rPr>
+        <w:t>Điều</w:t>
+      </w:r>
+      <w:proofErr w:type="spellEnd"/>
+      <w:r>
+        <w:rPr>
+          <w:rFonts w:ascii="Times New Roman" w:hAnsi="Times New Roman" w:cs="Times New Roman"/>
+          <w:sz w:val="30"/>
+          <w:szCs w:val="30"/>
+        </w:rPr>
+        <w:t xml:space="preserve"> </w:t>
+      </w:r>
+      <w:proofErr w:type="spellStart"/>
+      <w:r>
+        <w:rPr>
+          <w:rFonts w:ascii="Times New Roman" w:hAnsi="Times New Roman" w:cs="Times New Roman"/>
+          <w:sz w:val="30"/>
+          <w:szCs w:val="30"/>
+        </w:rPr>
+        <w:t>kiện</w:t>
+      </w:r>
+      <w:proofErr w:type="spellEnd"/>
+      <w:r>
+        <w:rPr>
+          <w:rFonts w:ascii="Times New Roman" w:hAnsi="Times New Roman" w:cs="Times New Roman"/>
+          <w:sz w:val="30"/>
+          <w:szCs w:val="30"/>
+        </w:rPr>
+        <w:t xml:space="preserve">: </w:t>
       </w:r>
     </w:p>
     <w:p>
@@ -3058,15 +6558,7 @@
                 <w:sz w:val="24"/>
                 <w:szCs w:val="24"/>
               </w:rPr>
-              <m:t>PHANCONG.MADA=DEAN.MAD</m:t>
-            </m:r>
-            <m:r>
-              <w:rPr>
-                <w:rFonts w:ascii="Cambria Math" w:eastAsiaTheme="minorEastAsia" w:hAnsi="Cambria Math" w:cs="Times New Roman"/>
-                <w:sz w:val="24"/>
-                <w:szCs w:val="24"/>
-              </w:rPr>
-              <m:t>A</m:t>
+              <m:t>PHANCONG.MADA=DEAN.MADA</m:t>
             </m:r>
           </m:sub>
         </m:sSub>
@@ -3107,47 +6599,7 @@
             <w:sz w:val="30"/>
             <w:szCs w:val="30"/>
           </w:rPr>
-          <m:t>←</m:t>
-        </m:r>
-        <m:sSub>
-          <m:sSubPr>
-            <m:ctrlPr>
-              <w:rPr>
-                <w:rFonts w:ascii="Cambria Math" w:eastAsiaTheme="minorEastAsia" w:hAnsi="Cambria Math" w:cs="Times New Roman"/>
-                <w:i/>
-                <w:sz w:val="30"/>
-                <w:szCs w:val="30"/>
-              </w:rPr>
-            </m:ctrlPr>
-          </m:sSubPr>
-          <m:e>
-            <m:r>
-              <w:rPr>
-                <w:rFonts w:ascii="Cambria Math" w:eastAsiaTheme="minorEastAsia" w:hAnsi="Cambria Math" w:cs="Times New Roman"/>
-                <w:sz w:val="30"/>
-                <w:szCs w:val="30"/>
-              </w:rPr>
-              <m:t>π</m:t>
-            </m:r>
-          </m:e>
-          <m:sub>
-            <m:r>
-              <w:rPr>
-                <w:rFonts w:ascii="Cambria Math" w:eastAsiaTheme="minorEastAsia" w:hAnsi="Cambria Math" w:cs="Times New Roman"/>
-                <w:sz w:val="30"/>
-                <w:szCs w:val="30"/>
-              </w:rPr>
-              <m:t>HONV,TENLOT,TENNV,TENDA</m:t>
-            </m:r>
-          </m:sub>
-        </m:sSub>
-        <m:r>
-          <w:rPr>
-            <w:rFonts w:ascii="Cambria Math" w:eastAsiaTheme="minorEastAsia" w:hAnsi="Cambria Math" w:cs="Times New Roman"/>
-            <w:sz w:val="30"/>
-            <w:szCs w:val="30"/>
-          </w:rPr>
-          <m:t>(R)</m:t>
+          <m:t xml:space="preserve"> ←σ(R)</m:t>
         </m:r>
       </m:oMath>
     </w:p>
@@ -3157,6 +6609,7 @@
           <w:rFonts w:ascii="Times New Roman" w:eastAsiaTheme="minorEastAsia" w:hAnsi="Times New Roman" w:cs="Times New Roman"/>
           <w:sz w:val="30"/>
           <w:szCs w:val="30"/>
+          <w:lang w:val="vi-VN"/>
         </w:rPr>
       </w:pPr>
     </w:p>
@@ -3169,22 +6622,258 @@
           <w:szCs w:val="30"/>
         </w:rPr>
       </w:pPr>
-      <w:r>
-        <w:rPr>
-          <w:rFonts w:ascii="Times New Roman" w:eastAsiaTheme="minorEastAsia" w:hAnsi="Times New Roman" w:cs="Times New Roman"/>
-          <w:sz w:val="30"/>
-          <w:szCs w:val="30"/>
-        </w:rPr>
-        <w:t xml:space="preserve">Câu 14: </w:t>
-      </w:r>
-      <w:r>
-        <w:rPr>
-          <w:rFonts w:ascii="Times New Roman" w:eastAsiaTheme="minorEastAsia" w:hAnsi="Times New Roman" w:cs="Times New Roman"/>
-          <w:sz w:val="30"/>
-          <w:szCs w:val="30"/>
-        </w:rPr>
-        <w:t>Cho biết họ, tên lót, tên của các nhân viên không có thân nhân</w:t>
-      </w:r>
+      <w:proofErr w:type="spellStart"/>
+      <w:r>
+        <w:rPr>
+          <w:rFonts w:ascii="Times New Roman" w:eastAsiaTheme="minorEastAsia" w:hAnsi="Times New Roman" w:cs="Times New Roman"/>
+          <w:sz w:val="30"/>
+          <w:szCs w:val="30"/>
+        </w:rPr>
+        <w:t>Câu</w:t>
+      </w:r>
+      <w:proofErr w:type="spellEnd"/>
+      <w:r>
+        <w:rPr>
+          <w:rFonts w:ascii="Times New Roman" w:eastAsiaTheme="minorEastAsia" w:hAnsi="Times New Roman" w:cs="Times New Roman"/>
+          <w:sz w:val="30"/>
+          <w:szCs w:val="30"/>
+        </w:rPr>
+        <w:t xml:space="preserve"> 14: </w:t>
+      </w:r>
+      <w:r>
+        <w:rPr>
+          <w:rFonts w:ascii="Times New Roman" w:eastAsiaTheme="minorEastAsia" w:hAnsi="Times New Roman" w:cs="Times New Roman"/>
+          <w:sz w:val="30"/>
+          <w:szCs w:val="30"/>
+        </w:rPr>
+        <w:t xml:space="preserve">Cho </w:t>
+      </w:r>
+      <w:proofErr w:type="spellStart"/>
+      <w:r>
+        <w:rPr>
+          <w:rFonts w:ascii="Times New Roman" w:eastAsiaTheme="minorEastAsia" w:hAnsi="Times New Roman" w:cs="Times New Roman"/>
+          <w:sz w:val="30"/>
+          <w:szCs w:val="30"/>
+        </w:rPr>
+        <w:t>biết</w:t>
+      </w:r>
+      <w:proofErr w:type="spellEnd"/>
+      <w:r>
+        <w:rPr>
+          <w:rFonts w:ascii="Times New Roman" w:eastAsiaTheme="minorEastAsia" w:hAnsi="Times New Roman" w:cs="Times New Roman"/>
+          <w:sz w:val="30"/>
+          <w:szCs w:val="30"/>
+        </w:rPr>
+        <w:t xml:space="preserve"> </w:t>
+      </w:r>
+      <w:proofErr w:type="spellStart"/>
+      <w:r>
+        <w:rPr>
+          <w:rFonts w:ascii="Times New Roman" w:eastAsiaTheme="minorEastAsia" w:hAnsi="Times New Roman" w:cs="Times New Roman"/>
+          <w:sz w:val="30"/>
+          <w:szCs w:val="30"/>
+        </w:rPr>
+        <w:t>họ</w:t>
+      </w:r>
+      <w:proofErr w:type="spellEnd"/>
+      <w:r>
+        <w:rPr>
+          <w:rFonts w:ascii="Times New Roman" w:eastAsiaTheme="minorEastAsia" w:hAnsi="Times New Roman" w:cs="Times New Roman"/>
+          <w:sz w:val="30"/>
+          <w:szCs w:val="30"/>
+        </w:rPr>
+        <w:t xml:space="preserve">, </w:t>
+      </w:r>
+      <w:proofErr w:type="spellStart"/>
+      <w:r>
+        <w:rPr>
+          <w:rFonts w:ascii="Times New Roman" w:eastAsiaTheme="minorEastAsia" w:hAnsi="Times New Roman" w:cs="Times New Roman"/>
+          <w:sz w:val="30"/>
+          <w:szCs w:val="30"/>
+        </w:rPr>
+        <w:t>tên</w:t>
+      </w:r>
+      <w:proofErr w:type="spellEnd"/>
+      <w:r>
+        <w:rPr>
+          <w:rFonts w:ascii="Times New Roman" w:eastAsiaTheme="minorEastAsia" w:hAnsi="Times New Roman" w:cs="Times New Roman"/>
+          <w:sz w:val="30"/>
+          <w:szCs w:val="30"/>
+        </w:rPr>
+        <w:t xml:space="preserve"> </w:t>
+      </w:r>
+      <w:proofErr w:type="spellStart"/>
+      <w:r>
+        <w:rPr>
+          <w:rFonts w:ascii="Times New Roman" w:eastAsiaTheme="minorEastAsia" w:hAnsi="Times New Roman" w:cs="Times New Roman"/>
+          <w:sz w:val="30"/>
+          <w:szCs w:val="30"/>
+        </w:rPr>
+        <w:t>lót</w:t>
+      </w:r>
+      <w:proofErr w:type="spellEnd"/>
+      <w:r>
+        <w:rPr>
+          <w:rFonts w:ascii="Times New Roman" w:eastAsiaTheme="minorEastAsia" w:hAnsi="Times New Roman" w:cs="Times New Roman"/>
+          <w:sz w:val="30"/>
+          <w:szCs w:val="30"/>
+        </w:rPr>
+        <w:t xml:space="preserve">, </w:t>
+      </w:r>
+      <w:proofErr w:type="spellStart"/>
+      <w:r>
+        <w:rPr>
+          <w:rFonts w:ascii="Times New Roman" w:eastAsiaTheme="minorEastAsia" w:hAnsi="Times New Roman" w:cs="Times New Roman"/>
+          <w:sz w:val="30"/>
+          <w:szCs w:val="30"/>
+        </w:rPr>
+        <w:t>tên</w:t>
+      </w:r>
+      <w:proofErr w:type="spellEnd"/>
+      <w:r>
+        <w:rPr>
+          <w:rFonts w:ascii="Times New Roman" w:eastAsiaTheme="minorEastAsia" w:hAnsi="Times New Roman" w:cs="Times New Roman"/>
+          <w:sz w:val="30"/>
+          <w:szCs w:val="30"/>
+        </w:rPr>
+        <w:t xml:space="preserve"> </w:t>
+      </w:r>
+      <w:proofErr w:type="spellStart"/>
+      <w:r>
+        <w:rPr>
+          <w:rFonts w:ascii="Times New Roman" w:eastAsiaTheme="minorEastAsia" w:hAnsi="Times New Roman" w:cs="Times New Roman"/>
+          <w:sz w:val="30"/>
+          <w:szCs w:val="30"/>
+        </w:rPr>
+        <w:t>của</w:t>
+      </w:r>
+      <w:proofErr w:type="spellEnd"/>
+      <w:r>
+        <w:rPr>
+          <w:rFonts w:ascii="Times New Roman" w:eastAsiaTheme="minorEastAsia" w:hAnsi="Times New Roman" w:cs="Times New Roman"/>
+          <w:sz w:val="30"/>
+          <w:szCs w:val="30"/>
+        </w:rPr>
+        <w:t xml:space="preserve"> </w:t>
+      </w:r>
+      <w:proofErr w:type="spellStart"/>
+      <w:r>
+        <w:rPr>
+          <w:rFonts w:ascii="Times New Roman" w:eastAsiaTheme="minorEastAsia" w:hAnsi="Times New Roman" w:cs="Times New Roman"/>
+          <w:sz w:val="30"/>
+          <w:szCs w:val="30"/>
+        </w:rPr>
+        <w:t>các</w:t>
+      </w:r>
+      <w:proofErr w:type="spellEnd"/>
+      <w:r>
+        <w:rPr>
+          <w:rFonts w:ascii="Times New Roman" w:eastAsiaTheme="minorEastAsia" w:hAnsi="Times New Roman" w:cs="Times New Roman"/>
+          <w:sz w:val="30"/>
+          <w:szCs w:val="30"/>
+        </w:rPr>
+        <w:t xml:space="preserve"> </w:t>
+      </w:r>
+      <w:proofErr w:type="spellStart"/>
+      <w:r>
+        <w:rPr>
+          <w:rFonts w:ascii="Times New Roman" w:eastAsiaTheme="minorEastAsia" w:hAnsi="Times New Roman" w:cs="Times New Roman"/>
+          <w:sz w:val="30"/>
+          <w:szCs w:val="30"/>
+        </w:rPr>
+        <w:t>nhân</w:t>
+      </w:r>
+      <w:proofErr w:type="spellEnd"/>
+      <w:r>
+        <w:rPr>
+          <w:rFonts w:ascii="Times New Roman" w:eastAsiaTheme="minorEastAsia" w:hAnsi="Times New Roman" w:cs="Times New Roman"/>
+          <w:sz w:val="30"/>
+          <w:szCs w:val="30"/>
+        </w:rPr>
+        <w:t xml:space="preserve"> </w:t>
+      </w:r>
+      <w:proofErr w:type="spellStart"/>
+      <w:r>
+        <w:rPr>
+          <w:rFonts w:ascii="Times New Roman" w:eastAsiaTheme="minorEastAsia" w:hAnsi="Times New Roman" w:cs="Times New Roman"/>
+          <w:sz w:val="30"/>
+          <w:szCs w:val="30"/>
+        </w:rPr>
+        <w:t>viên</w:t>
+      </w:r>
+      <w:proofErr w:type="spellEnd"/>
+      <w:r>
+        <w:rPr>
+          <w:rFonts w:ascii="Times New Roman" w:eastAsiaTheme="minorEastAsia" w:hAnsi="Times New Roman" w:cs="Times New Roman"/>
+          <w:sz w:val="30"/>
+          <w:szCs w:val="30"/>
+        </w:rPr>
+        <w:t xml:space="preserve"> </w:t>
+      </w:r>
+      <w:proofErr w:type="spellStart"/>
+      <w:r>
+        <w:rPr>
+          <w:rFonts w:ascii="Times New Roman" w:eastAsiaTheme="minorEastAsia" w:hAnsi="Times New Roman" w:cs="Times New Roman"/>
+          <w:sz w:val="30"/>
+          <w:szCs w:val="30"/>
+        </w:rPr>
+        <w:t>không</w:t>
+      </w:r>
+      <w:proofErr w:type="spellEnd"/>
+      <w:r>
+        <w:rPr>
+          <w:rFonts w:ascii="Times New Roman" w:eastAsiaTheme="minorEastAsia" w:hAnsi="Times New Roman" w:cs="Times New Roman"/>
+          <w:sz w:val="30"/>
+          <w:szCs w:val="30"/>
+        </w:rPr>
+        <w:t xml:space="preserve"> </w:t>
+      </w:r>
+      <w:proofErr w:type="spellStart"/>
+      <w:r>
+        <w:rPr>
+          <w:rFonts w:ascii="Times New Roman" w:eastAsiaTheme="minorEastAsia" w:hAnsi="Times New Roman" w:cs="Times New Roman"/>
+          <w:sz w:val="30"/>
+          <w:szCs w:val="30"/>
+        </w:rPr>
+        <w:t>có</w:t>
+      </w:r>
+      <w:proofErr w:type="spellEnd"/>
+      <w:r>
+        <w:rPr>
+          <w:rFonts w:ascii="Times New Roman" w:eastAsiaTheme="minorEastAsia" w:hAnsi="Times New Roman" w:cs="Times New Roman"/>
+          <w:sz w:val="30"/>
+          <w:szCs w:val="30"/>
+        </w:rPr>
+        <w:t xml:space="preserve"> </w:t>
+      </w:r>
+      <w:proofErr w:type="spellStart"/>
+      <w:r>
+        <w:rPr>
+          <w:rFonts w:ascii="Times New Roman" w:eastAsiaTheme="minorEastAsia" w:hAnsi="Times New Roman" w:cs="Times New Roman"/>
+          <w:sz w:val="30"/>
+          <w:szCs w:val="30"/>
+        </w:rPr>
+        <w:t>thân</w:t>
+      </w:r>
+      <w:proofErr w:type="spellEnd"/>
+      <w:r>
+        <w:rPr>
+          <w:rFonts w:ascii="Times New Roman" w:eastAsiaTheme="minorEastAsia" w:hAnsi="Times New Roman" w:cs="Times New Roman"/>
+          <w:sz w:val="30"/>
+          <w:szCs w:val="30"/>
+        </w:rPr>
+        <w:t xml:space="preserve"> </w:t>
+      </w:r>
+      <w:proofErr w:type="spellStart"/>
+      <w:r>
+        <w:rPr>
+          <w:rFonts w:ascii="Times New Roman" w:eastAsiaTheme="minorEastAsia" w:hAnsi="Times New Roman" w:cs="Times New Roman"/>
+          <w:sz w:val="30"/>
+          <w:szCs w:val="30"/>
+        </w:rPr>
+        <w:t>nhân</w:t>
+      </w:r>
+      <w:proofErr w:type="spellEnd"/>
     </w:p>
     <w:p>
       <w:pPr>
@@ -3205,7 +6894,25 @@
           <w:sz w:val="30"/>
           <w:szCs w:val="30"/>
         </w:rPr>
-        <w:t xml:space="preserve">Quan hệ: </w:t>
+        <w:t xml:space="preserve">Quan </w:t>
+      </w:r>
+      <w:proofErr w:type="spellStart"/>
+      <w:r>
+        <w:rPr>
+          <w:rFonts w:ascii="Times New Roman" w:hAnsi="Times New Roman" w:cs="Times New Roman"/>
+          <w:sz w:val="30"/>
+          <w:szCs w:val="30"/>
+        </w:rPr>
+        <w:t>hệ</w:t>
+      </w:r>
+      <w:proofErr w:type="spellEnd"/>
+      <w:r>
+        <w:rPr>
+          <w:rFonts w:ascii="Times New Roman" w:hAnsi="Times New Roman" w:cs="Times New Roman"/>
+          <w:sz w:val="30"/>
+          <w:szCs w:val="30"/>
+        </w:rPr>
+        <w:t xml:space="preserve">: </w:t>
       </w:r>
       <w:r>
         <w:rPr>
@@ -3229,13 +6936,41 @@
           <w:szCs w:val="30"/>
         </w:rPr>
       </w:pPr>
-      <w:r>
-        <w:rPr>
-          <w:rFonts w:ascii="Times New Roman" w:hAnsi="Times New Roman" w:cs="Times New Roman"/>
-          <w:sz w:val="30"/>
-          <w:szCs w:val="30"/>
-        </w:rPr>
-        <w:t xml:space="preserve">Thuộc tính: </w:t>
+      <w:proofErr w:type="spellStart"/>
+      <w:r>
+        <w:rPr>
+          <w:rFonts w:ascii="Times New Roman" w:hAnsi="Times New Roman" w:cs="Times New Roman"/>
+          <w:sz w:val="30"/>
+          <w:szCs w:val="30"/>
+        </w:rPr>
+        <w:t>Thuộc</w:t>
+      </w:r>
+      <w:proofErr w:type="spellEnd"/>
+      <w:r>
+        <w:rPr>
+          <w:rFonts w:ascii="Times New Roman" w:hAnsi="Times New Roman" w:cs="Times New Roman"/>
+          <w:sz w:val="30"/>
+          <w:szCs w:val="30"/>
+        </w:rPr>
+        <w:t xml:space="preserve"> </w:t>
+      </w:r>
+      <w:proofErr w:type="spellStart"/>
+      <w:r>
+        <w:rPr>
+          <w:rFonts w:ascii="Times New Roman" w:hAnsi="Times New Roman" w:cs="Times New Roman"/>
+          <w:sz w:val="30"/>
+          <w:szCs w:val="30"/>
+        </w:rPr>
+        <w:t>tính</w:t>
+      </w:r>
+      <w:proofErr w:type="spellEnd"/>
+      <w:r>
+        <w:rPr>
+          <w:rFonts w:ascii="Times New Roman" w:hAnsi="Times New Roman" w:cs="Times New Roman"/>
+          <w:sz w:val="30"/>
+          <w:szCs w:val="30"/>
+        </w:rPr>
+        <w:t xml:space="preserve">: </w:t>
       </w:r>
       <w:r>
         <w:rPr>
@@ -3259,13 +6994,41 @@
           <w:szCs w:val="30"/>
         </w:rPr>
       </w:pPr>
-      <w:r>
-        <w:rPr>
-          <w:rFonts w:ascii="Times New Roman" w:hAnsi="Times New Roman" w:cs="Times New Roman"/>
-          <w:sz w:val="30"/>
-          <w:szCs w:val="30"/>
-        </w:rPr>
-        <w:t>Điều kiện:</w:t>
+      <w:proofErr w:type="spellStart"/>
+      <w:r>
+        <w:rPr>
+          <w:rFonts w:ascii="Times New Roman" w:hAnsi="Times New Roman" w:cs="Times New Roman"/>
+          <w:sz w:val="30"/>
+          <w:szCs w:val="30"/>
+        </w:rPr>
+        <w:t>Điều</w:t>
+      </w:r>
+      <w:proofErr w:type="spellEnd"/>
+      <w:r>
+        <w:rPr>
+          <w:rFonts w:ascii="Times New Roman" w:hAnsi="Times New Roman" w:cs="Times New Roman"/>
+          <w:sz w:val="30"/>
+          <w:szCs w:val="30"/>
+        </w:rPr>
+        <w:t xml:space="preserve"> </w:t>
+      </w:r>
+      <w:proofErr w:type="spellStart"/>
+      <w:r>
+        <w:rPr>
+          <w:rFonts w:ascii="Times New Roman" w:hAnsi="Times New Roman" w:cs="Times New Roman"/>
+          <w:sz w:val="30"/>
+          <w:szCs w:val="30"/>
+        </w:rPr>
+        <w:t>kiện</w:t>
+      </w:r>
+      <w:proofErr w:type="spellEnd"/>
+      <w:r>
+        <w:rPr>
+          <w:rFonts w:ascii="Times New Roman" w:hAnsi="Times New Roman" w:cs="Times New Roman"/>
+          <w:sz w:val="30"/>
+          <w:szCs w:val="30"/>
+        </w:rPr>
+        <w:t>:</w:t>
       </w:r>
     </w:p>
     <w:p>
@@ -3282,22 +7045,14 @@
         <w:tabs>
           <w:tab w:val="left" w:pos="5692"/>
         </w:tabs>
-        <w:rPr>
-          <w:rFonts w:ascii="Times New Roman" w:eastAsiaTheme="minorEastAsia" w:hAnsi="Times New Roman" w:cs="Times New Roman"/>
-          <w:sz w:val="30"/>
-          <w:szCs w:val="30"/>
+        <w:jc w:val="center"/>
+        <w:rPr>
+          <w:rFonts w:ascii="Times New Roman" w:eastAsiaTheme="minorEastAsia" w:hAnsi="Times New Roman" w:cs="Times New Roman"/>
+          <w:sz w:val="30"/>
+          <w:szCs w:val="30"/>
+          <w:lang w:val="vi-VN"/>
         </w:rPr>
       </w:pPr>
-      <w:r>
-        <w:rPr>
-          <w:rFonts w:ascii="Times New Roman" w:eastAsiaTheme="minorEastAsia" w:hAnsi="Times New Roman" w:cs="Times New Roman"/>
-          <w:sz w:val="30"/>
-          <w:szCs w:val="30"/>
-        </w:rPr>
-        <w:tab/>
-      </w:r>
-      <w:bookmarkStart w:id="0" w:name="_GoBack"/>
-      <w:bookmarkEnd w:id="0"/>
     </w:p>
     <w:p>
       <w:pPr>
@@ -3317,22 +7072,294 @@
           <w:szCs w:val="30"/>
         </w:rPr>
       </w:pPr>
-      <w:r>
-        <w:rPr>
-          <w:rFonts w:ascii="Times New Roman" w:eastAsiaTheme="minorEastAsia" w:hAnsi="Times New Roman" w:cs="Times New Roman"/>
-          <w:sz w:val="30"/>
-          <w:szCs w:val="30"/>
-        </w:rPr>
-        <w:t xml:space="preserve">Câu 15: </w:t>
-      </w:r>
-      <w:r>
-        <w:rPr>
-          <w:rFonts w:ascii="Times New Roman" w:eastAsiaTheme="minorEastAsia" w:hAnsi="Times New Roman" w:cs="Times New Roman"/>
-          <w:sz w:val="30"/>
-          <w:szCs w:val="30"/>
-        </w:rPr>
-        <w:t>Cho biết họ, tên lót, tên của các trưởng phòng có ít nhất một thân nhân</w:t>
-      </w:r>
+      <w:proofErr w:type="spellStart"/>
+      <w:r>
+        <w:rPr>
+          <w:rFonts w:ascii="Times New Roman" w:eastAsiaTheme="minorEastAsia" w:hAnsi="Times New Roman" w:cs="Times New Roman"/>
+          <w:sz w:val="30"/>
+          <w:szCs w:val="30"/>
+        </w:rPr>
+        <w:t>Câu</w:t>
+      </w:r>
+      <w:proofErr w:type="spellEnd"/>
+      <w:r>
+        <w:rPr>
+          <w:rFonts w:ascii="Times New Roman" w:eastAsiaTheme="minorEastAsia" w:hAnsi="Times New Roman" w:cs="Times New Roman"/>
+          <w:sz w:val="30"/>
+          <w:szCs w:val="30"/>
+        </w:rPr>
+        <w:t xml:space="preserve"> 15: </w:t>
+      </w:r>
+      <w:r>
+        <w:rPr>
+          <w:rFonts w:ascii="Times New Roman" w:eastAsiaTheme="minorEastAsia" w:hAnsi="Times New Roman" w:cs="Times New Roman"/>
+          <w:sz w:val="30"/>
+          <w:szCs w:val="30"/>
+        </w:rPr>
+        <w:t xml:space="preserve">Cho </w:t>
+      </w:r>
+      <w:proofErr w:type="spellStart"/>
+      <w:r>
+        <w:rPr>
+          <w:rFonts w:ascii="Times New Roman" w:eastAsiaTheme="minorEastAsia" w:hAnsi="Times New Roman" w:cs="Times New Roman"/>
+          <w:sz w:val="30"/>
+          <w:szCs w:val="30"/>
+        </w:rPr>
+        <w:t>biết</w:t>
+      </w:r>
+      <w:proofErr w:type="spellEnd"/>
+      <w:r>
+        <w:rPr>
+          <w:rFonts w:ascii="Times New Roman" w:eastAsiaTheme="minorEastAsia" w:hAnsi="Times New Roman" w:cs="Times New Roman"/>
+          <w:sz w:val="30"/>
+          <w:szCs w:val="30"/>
+        </w:rPr>
+        <w:t xml:space="preserve"> </w:t>
+      </w:r>
+      <w:proofErr w:type="spellStart"/>
+      <w:r>
+        <w:rPr>
+          <w:rFonts w:ascii="Times New Roman" w:eastAsiaTheme="minorEastAsia" w:hAnsi="Times New Roman" w:cs="Times New Roman"/>
+          <w:sz w:val="30"/>
+          <w:szCs w:val="30"/>
+        </w:rPr>
+        <w:t>họ</w:t>
+      </w:r>
+      <w:proofErr w:type="spellEnd"/>
+      <w:r>
+        <w:rPr>
+          <w:rFonts w:ascii="Times New Roman" w:eastAsiaTheme="minorEastAsia" w:hAnsi="Times New Roman" w:cs="Times New Roman"/>
+          <w:sz w:val="30"/>
+          <w:szCs w:val="30"/>
+        </w:rPr>
+        <w:t xml:space="preserve">, </w:t>
+      </w:r>
+      <w:proofErr w:type="spellStart"/>
+      <w:r>
+        <w:rPr>
+          <w:rFonts w:ascii="Times New Roman" w:eastAsiaTheme="minorEastAsia" w:hAnsi="Times New Roman" w:cs="Times New Roman"/>
+          <w:sz w:val="30"/>
+          <w:szCs w:val="30"/>
+        </w:rPr>
+        <w:t>tên</w:t>
+      </w:r>
+      <w:proofErr w:type="spellEnd"/>
+      <w:r>
+        <w:rPr>
+          <w:rFonts w:ascii="Times New Roman" w:eastAsiaTheme="minorEastAsia" w:hAnsi="Times New Roman" w:cs="Times New Roman"/>
+          <w:sz w:val="30"/>
+          <w:szCs w:val="30"/>
+        </w:rPr>
+        <w:t xml:space="preserve"> </w:t>
+      </w:r>
+      <w:proofErr w:type="spellStart"/>
+      <w:r>
+        <w:rPr>
+          <w:rFonts w:ascii="Times New Roman" w:eastAsiaTheme="minorEastAsia" w:hAnsi="Times New Roman" w:cs="Times New Roman"/>
+          <w:sz w:val="30"/>
+          <w:szCs w:val="30"/>
+        </w:rPr>
+        <w:t>lót</w:t>
+      </w:r>
+      <w:proofErr w:type="spellEnd"/>
+      <w:r>
+        <w:rPr>
+          <w:rFonts w:ascii="Times New Roman" w:eastAsiaTheme="minorEastAsia" w:hAnsi="Times New Roman" w:cs="Times New Roman"/>
+          <w:sz w:val="30"/>
+          <w:szCs w:val="30"/>
+        </w:rPr>
+        <w:t xml:space="preserve">, </w:t>
+      </w:r>
+      <w:proofErr w:type="spellStart"/>
+      <w:r>
+        <w:rPr>
+          <w:rFonts w:ascii="Times New Roman" w:eastAsiaTheme="minorEastAsia" w:hAnsi="Times New Roman" w:cs="Times New Roman"/>
+          <w:sz w:val="30"/>
+          <w:szCs w:val="30"/>
+        </w:rPr>
+        <w:t>tên</w:t>
+      </w:r>
+      <w:proofErr w:type="spellEnd"/>
+      <w:r>
+        <w:rPr>
+          <w:rFonts w:ascii="Times New Roman" w:eastAsiaTheme="minorEastAsia" w:hAnsi="Times New Roman" w:cs="Times New Roman"/>
+          <w:sz w:val="30"/>
+          <w:szCs w:val="30"/>
+        </w:rPr>
+        <w:t xml:space="preserve"> </w:t>
+      </w:r>
+      <w:proofErr w:type="spellStart"/>
+      <w:r>
+        <w:rPr>
+          <w:rFonts w:ascii="Times New Roman" w:eastAsiaTheme="minorEastAsia" w:hAnsi="Times New Roman" w:cs="Times New Roman"/>
+          <w:sz w:val="30"/>
+          <w:szCs w:val="30"/>
+        </w:rPr>
+        <w:t>của</w:t>
+      </w:r>
+      <w:proofErr w:type="spellEnd"/>
+      <w:r>
+        <w:rPr>
+          <w:rFonts w:ascii="Times New Roman" w:eastAsiaTheme="minorEastAsia" w:hAnsi="Times New Roman" w:cs="Times New Roman"/>
+          <w:sz w:val="30"/>
+          <w:szCs w:val="30"/>
+        </w:rPr>
+        <w:t xml:space="preserve"> </w:t>
+      </w:r>
+      <w:proofErr w:type="spellStart"/>
+      <w:r>
+        <w:rPr>
+          <w:rFonts w:ascii="Times New Roman" w:eastAsiaTheme="minorEastAsia" w:hAnsi="Times New Roman" w:cs="Times New Roman"/>
+          <w:sz w:val="30"/>
+          <w:szCs w:val="30"/>
+        </w:rPr>
+        <w:t>các</w:t>
+      </w:r>
+      <w:proofErr w:type="spellEnd"/>
+      <w:r>
+        <w:rPr>
+          <w:rFonts w:ascii="Times New Roman" w:eastAsiaTheme="minorEastAsia" w:hAnsi="Times New Roman" w:cs="Times New Roman"/>
+          <w:sz w:val="30"/>
+          <w:szCs w:val="30"/>
+        </w:rPr>
+        <w:t xml:space="preserve"> </w:t>
+      </w:r>
+      <w:proofErr w:type="spellStart"/>
+      <w:r>
+        <w:rPr>
+          <w:rFonts w:ascii="Times New Roman" w:eastAsiaTheme="minorEastAsia" w:hAnsi="Times New Roman" w:cs="Times New Roman"/>
+          <w:sz w:val="30"/>
+          <w:szCs w:val="30"/>
+        </w:rPr>
+        <w:t>trưởng</w:t>
+      </w:r>
+      <w:proofErr w:type="spellEnd"/>
+      <w:r>
+        <w:rPr>
+          <w:rFonts w:ascii="Times New Roman" w:eastAsiaTheme="minorEastAsia" w:hAnsi="Times New Roman" w:cs="Times New Roman"/>
+          <w:sz w:val="30"/>
+          <w:szCs w:val="30"/>
+        </w:rPr>
+        <w:t xml:space="preserve"> </w:t>
+      </w:r>
+      <w:proofErr w:type="spellStart"/>
+      <w:r>
+        <w:rPr>
+          <w:rFonts w:ascii="Times New Roman" w:eastAsiaTheme="minorEastAsia" w:hAnsi="Times New Roman" w:cs="Times New Roman"/>
+          <w:sz w:val="30"/>
+          <w:szCs w:val="30"/>
+        </w:rPr>
+        <w:t>phòng</w:t>
+      </w:r>
+      <w:proofErr w:type="spellEnd"/>
+      <w:r>
+        <w:rPr>
+          <w:rFonts w:ascii="Times New Roman" w:eastAsiaTheme="minorEastAsia" w:hAnsi="Times New Roman" w:cs="Times New Roman"/>
+          <w:sz w:val="30"/>
+          <w:szCs w:val="30"/>
+        </w:rPr>
+        <w:t xml:space="preserve"> </w:t>
+      </w:r>
+      <w:proofErr w:type="spellStart"/>
+      <w:r>
+        <w:rPr>
+          <w:rFonts w:ascii="Times New Roman" w:eastAsiaTheme="minorEastAsia" w:hAnsi="Times New Roman" w:cs="Times New Roman"/>
+          <w:sz w:val="30"/>
+          <w:szCs w:val="30"/>
+        </w:rPr>
+        <w:t>có</w:t>
+      </w:r>
+      <w:proofErr w:type="spellEnd"/>
+      <w:r>
+        <w:rPr>
+          <w:rFonts w:ascii="Times New Roman" w:eastAsiaTheme="minorEastAsia" w:hAnsi="Times New Roman" w:cs="Times New Roman"/>
+          <w:sz w:val="30"/>
+          <w:szCs w:val="30"/>
+        </w:rPr>
+        <w:t xml:space="preserve"> </w:t>
+      </w:r>
+      <w:proofErr w:type="spellStart"/>
+      <w:r>
+        <w:rPr>
+          <w:rFonts w:ascii="Times New Roman" w:eastAsiaTheme="minorEastAsia" w:hAnsi="Times New Roman" w:cs="Times New Roman"/>
+          <w:sz w:val="30"/>
+          <w:szCs w:val="30"/>
+        </w:rPr>
+        <w:t>ít</w:t>
+      </w:r>
+      <w:proofErr w:type="spellEnd"/>
+      <w:r>
+        <w:rPr>
+          <w:rFonts w:ascii="Times New Roman" w:eastAsiaTheme="minorEastAsia" w:hAnsi="Times New Roman" w:cs="Times New Roman"/>
+          <w:sz w:val="30"/>
+          <w:szCs w:val="30"/>
+        </w:rPr>
+        <w:t xml:space="preserve"> </w:t>
+      </w:r>
+      <w:proofErr w:type="spellStart"/>
+      <w:r>
+        <w:rPr>
+          <w:rFonts w:ascii="Times New Roman" w:eastAsiaTheme="minorEastAsia" w:hAnsi="Times New Roman" w:cs="Times New Roman"/>
+          <w:sz w:val="30"/>
+          <w:szCs w:val="30"/>
+        </w:rPr>
+        <w:t>nhất</w:t>
+      </w:r>
+      <w:proofErr w:type="spellEnd"/>
+      <w:r>
+        <w:rPr>
+          <w:rFonts w:ascii="Times New Roman" w:eastAsiaTheme="minorEastAsia" w:hAnsi="Times New Roman" w:cs="Times New Roman"/>
+          <w:sz w:val="30"/>
+          <w:szCs w:val="30"/>
+        </w:rPr>
+        <w:t xml:space="preserve"> </w:t>
+      </w:r>
+      <w:proofErr w:type="spellStart"/>
+      <w:r>
+        <w:rPr>
+          <w:rFonts w:ascii="Times New Roman" w:eastAsiaTheme="minorEastAsia" w:hAnsi="Times New Roman" w:cs="Times New Roman"/>
+          <w:sz w:val="30"/>
+          <w:szCs w:val="30"/>
+        </w:rPr>
+        <w:t>một</w:t>
+      </w:r>
+      <w:proofErr w:type="spellEnd"/>
+      <w:r>
+        <w:rPr>
+          <w:rFonts w:ascii="Times New Roman" w:eastAsiaTheme="minorEastAsia" w:hAnsi="Times New Roman" w:cs="Times New Roman"/>
+          <w:sz w:val="30"/>
+          <w:szCs w:val="30"/>
+        </w:rPr>
+        <w:t xml:space="preserve"> </w:t>
+      </w:r>
+      <w:proofErr w:type="spellStart"/>
+      <w:r>
+        <w:rPr>
+          <w:rFonts w:ascii="Times New Roman" w:eastAsiaTheme="minorEastAsia" w:hAnsi="Times New Roman" w:cs="Times New Roman"/>
+          <w:sz w:val="30"/>
+          <w:szCs w:val="30"/>
+        </w:rPr>
+        <w:t>thân</w:t>
+      </w:r>
+      <w:proofErr w:type="spellEnd"/>
+      <w:r>
+        <w:rPr>
+          <w:rFonts w:ascii="Times New Roman" w:eastAsiaTheme="minorEastAsia" w:hAnsi="Times New Roman" w:cs="Times New Roman"/>
+          <w:sz w:val="30"/>
+          <w:szCs w:val="30"/>
+        </w:rPr>
+        <w:t xml:space="preserve"> </w:t>
+      </w:r>
+      <w:proofErr w:type="spellStart"/>
+      <w:r>
+        <w:rPr>
+          <w:rFonts w:ascii="Times New Roman" w:eastAsiaTheme="minorEastAsia" w:hAnsi="Times New Roman" w:cs="Times New Roman"/>
+          <w:sz w:val="30"/>
+          <w:szCs w:val="30"/>
+        </w:rPr>
+        <w:t>nhân</w:t>
+      </w:r>
+      <w:proofErr w:type="spellEnd"/>
     </w:p>
     <w:p>
       <w:pPr>
@@ -3353,7 +7380,25 @@
           <w:sz w:val="30"/>
           <w:szCs w:val="30"/>
         </w:rPr>
-        <w:t xml:space="preserve">Quan hệ: </w:t>
+        <w:t xml:space="preserve">Quan </w:t>
+      </w:r>
+      <w:proofErr w:type="spellStart"/>
+      <w:r>
+        <w:rPr>
+          <w:rFonts w:ascii="Times New Roman" w:hAnsi="Times New Roman" w:cs="Times New Roman"/>
+          <w:sz w:val="30"/>
+          <w:szCs w:val="30"/>
+        </w:rPr>
+        <w:t>hệ</w:t>
+      </w:r>
+      <w:proofErr w:type="spellEnd"/>
+      <w:r>
+        <w:rPr>
+          <w:rFonts w:ascii="Times New Roman" w:hAnsi="Times New Roman" w:cs="Times New Roman"/>
+          <w:sz w:val="30"/>
+          <w:szCs w:val="30"/>
+        </w:rPr>
+        <w:t xml:space="preserve">: </w:t>
       </w:r>
       <w:r>
         <w:rPr>
@@ -3393,13 +7438,41 @@
           <w:szCs w:val="30"/>
         </w:rPr>
       </w:pPr>
-      <w:r>
-        <w:rPr>
-          <w:rFonts w:ascii="Times New Roman" w:hAnsi="Times New Roman" w:cs="Times New Roman"/>
-          <w:sz w:val="30"/>
-          <w:szCs w:val="30"/>
-        </w:rPr>
-        <w:t xml:space="preserve">Thuộc tính: </w:t>
+      <w:proofErr w:type="spellStart"/>
+      <w:r>
+        <w:rPr>
+          <w:rFonts w:ascii="Times New Roman" w:hAnsi="Times New Roman" w:cs="Times New Roman"/>
+          <w:sz w:val="30"/>
+          <w:szCs w:val="30"/>
+        </w:rPr>
+        <w:t>Thuộc</w:t>
+      </w:r>
+      <w:proofErr w:type="spellEnd"/>
+      <w:r>
+        <w:rPr>
+          <w:rFonts w:ascii="Times New Roman" w:hAnsi="Times New Roman" w:cs="Times New Roman"/>
+          <w:sz w:val="30"/>
+          <w:szCs w:val="30"/>
+        </w:rPr>
+        <w:t xml:space="preserve"> </w:t>
+      </w:r>
+      <w:proofErr w:type="spellStart"/>
+      <w:r>
+        <w:rPr>
+          <w:rFonts w:ascii="Times New Roman" w:hAnsi="Times New Roman" w:cs="Times New Roman"/>
+          <w:sz w:val="30"/>
+          <w:szCs w:val="30"/>
+        </w:rPr>
+        <w:t>tính</w:t>
+      </w:r>
+      <w:proofErr w:type="spellEnd"/>
+      <w:r>
+        <w:rPr>
+          <w:rFonts w:ascii="Times New Roman" w:hAnsi="Times New Roman" w:cs="Times New Roman"/>
+          <w:sz w:val="30"/>
+          <w:szCs w:val="30"/>
+        </w:rPr>
+        <w:t xml:space="preserve">: </w:t>
       </w:r>
       <w:r>
         <w:rPr>
@@ -3423,13 +7496,41 @@
           <w:szCs w:val="30"/>
         </w:rPr>
       </w:pPr>
-      <w:r>
-        <w:rPr>
-          <w:rFonts w:ascii="Times New Roman" w:hAnsi="Times New Roman" w:cs="Times New Roman"/>
-          <w:sz w:val="30"/>
-          <w:szCs w:val="30"/>
-        </w:rPr>
-        <w:t>Điều kiện:</w:t>
+      <w:proofErr w:type="spellStart"/>
+      <w:r>
+        <w:rPr>
+          <w:rFonts w:ascii="Times New Roman" w:hAnsi="Times New Roman" w:cs="Times New Roman"/>
+          <w:sz w:val="30"/>
+          <w:szCs w:val="30"/>
+        </w:rPr>
+        <w:t>Điều</w:t>
+      </w:r>
+      <w:proofErr w:type="spellEnd"/>
+      <w:r>
+        <w:rPr>
+          <w:rFonts w:ascii="Times New Roman" w:hAnsi="Times New Roman" w:cs="Times New Roman"/>
+          <w:sz w:val="30"/>
+          <w:szCs w:val="30"/>
+        </w:rPr>
+        <w:t xml:space="preserve"> </w:t>
+      </w:r>
+      <w:proofErr w:type="spellStart"/>
+      <w:r>
+        <w:rPr>
+          <w:rFonts w:ascii="Times New Roman" w:hAnsi="Times New Roman" w:cs="Times New Roman"/>
+          <w:sz w:val="30"/>
+          <w:szCs w:val="30"/>
+        </w:rPr>
+        <w:t>kiện</w:t>
+      </w:r>
+      <w:proofErr w:type="spellEnd"/>
+      <w:r>
+        <w:rPr>
+          <w:rFonts w:ascii="Times New Roman" w:hAnsi="Times New Roman" w:cs="Times New Roman"/>
+          <w:sz w:val="30"/>
+          <w:szCs w:val="30"/>
+        </w:rPr>
+        <w:t>:</w:t>
       </w:r>
     </w:p>
     <w:p>
@@ -3441,21 +7542,283 @@
           <w:szCs w:val="30"/>
         </w:rPr>
       </w:pPr>
-      <w:r>
-        <w:rPr>
-          <w:rFonts w:ascii="Times New Roman" w:eastAsiaTheme="minorEastAsia" w:hAnsi="Times New Roman" w:cs="Times New Roman"/>
-          <w:sz w:val="30"/>
-          <w:szCs w:val="30"/>
-        </w:rPr>
-        <w:t xml:space="preserve">Câu 16: </w:t>
-      </w:r>
-      <w:r>
-        <w:rPr>
-          <w:rFonts w:ascii="Times New Roman" w:eastAsiaTheme="minorEastAsia" w:hAnsi="Times New Roman" w:cs="Times New Roman"/>
-          <w:sz w:val="30"/>
-          <w:szCs w:val="30"/>
-        </w:rPr>
-        <w:t>Cho biết mã nhân viên tham gia vào dự án số 1, hoặc số 2 hoặc số 3</w:t>
+      <w:proofErr w:type="spellStart"/>
+      <w:r>
+        <w:rPr>
+          <w:rFonts w:ascii="Times New Roman" w:eastAsiaTheme="minorEastAsia" w:hAnsi="Times New Roman" w:cs="Times New Roman"/>
+          <w:sz w:val="30"/>
+          <w:szCs w:val="30"/>
+        </w:rPr>
+        <w:t>Câu</w:t>
+      </w:r>
+      <w:proofErr w:type="spellEnd"/>
+      <w:r>
+        <w:rPr>
+          <w:rFonts w:ascii="Times New Roman" w:eastAsiaTheme="minorEastAsia" w:hAnsi="Times New Roman" w:cs="Times New Roman"/>
+          <w:sz w:val="30"/>
+          <w:szCs w:val="30"/>
+        </w:rPr>
+        <w:t xml:space="preserve"> 16: </w:t>
+      </w:r>
+      <w:r>
+        <w:rPr>
+          <w:rFonts w:ascii="Times New Roman" w:eastAsiaTheme="minorEastAsia" w:hAnsi="Times New Roman" w:cs="Times New Roman"/>
+          <w:sz w:val="30"/>
+          <w:szCs w:val="30"/>
+        </w:rPr>
+        <w:t xml:space="preserve">Cho </w:t>
+      </w:r>
+      <w:proofErr w:type="spellStart"/>
+      <w:r>
+        <w:rPr>
+          <w:rFonts w:ascii="Times New Roman" w:eastAsiaTheme="minorEastAsia" w:hAnsi="Times New Roman" w:cs="Times New Roman"/>
+          <w:sz w:val="30"/>
+          <w:szCs w:val="30"/>
+        </w:rPr>
+        <w:t>biết</w:t>
+      </w:r>
+      <w:proofErr w:type="spellEnd"/>
+      <w:r>
+        <w:rPr>
+          <w:rFonts w:ascii="Times New Roman" w:eastAsiaTheme="minorEastAsia" w:hAnsi="Times New Roman" w:cs="Times New Roman"/>
+          <w:sz w:val="30"/>
+          <w:szCs w:val="30"/>
+        </w:rPr>
+        <w:t xml:space="preserve"> </w:t>
+      </w:r>
+      <w:proofErr w:type="spellStart"/>
+      <w:r>
+        <w:rPr>
+          <w:rFonts w:ascii="Times New Roman" w:eastAsiaTheme="minorEastAsia" w:hAnsi="Times New Roman" w:cs="Times New Roman"/>
+          <w:sz w:val="30"/>
+          <w:szCs w:val="30"/>
+        </w:rPr>
+        <w:t>mã</w:t>
+      </w:r>
+      <w:proofErr w:type="spellEnd"/>
+      <w:r>
+        <w:rPr>
+          <w:rFonts w:ascii="Times New Roman" w:eastAsiaTheme="minorEastAsia" w:hAnsi="Times New Roman" w:cs="Times New Roman"/>
+          <w:sz w:val="30"/>
+          <w:szCs w:val="30"/>
+        </w:rPr>
+        <w:t xml:space="preserve"> </w:t>
+      </w:r>
+      <w:proofErr w:type="spellStart"/>
+      <w:r>
+        <w:rPr>
+          <w:rFonts w:ascii="Times New Roman" w:eastAsiaTheme="minorEastAsia" w:hAnsi="Times New Roman" w:cs="Times New Roman"/>
+          <w:sz w:val="30"/>
+          <w:szCs w:val="30"/>
+        </w:rPr>
+        <w:t>nhân</w:t>
+      </w:r>
+      <w:proofErr w:type="spellEnd"/>
+      <w:r>
+        <w:rPr>
+          <w:rFonts w:ascii="Times New Roman" w:eastAsiaTheme="minorEastAsia" w:hAnsi="Times New Roman" w:cs="Times New Roman"/>
+          <w:sz w:val="30"/>
+          <w:szCs w:val="30"/>
+        </w:rPr>
+        <w:t xml:space="preserve"> </w:t>
+      </w:r>
+      <w:proofErr w:type="spellStart"/>
+      <w:r>
+        <w:rPr>
+          <w:rFonts w:ascii="Times New Roman" w:eastAsiaTheme="minorEastAsia" w:hAnsi="Times New Roman" w:cs="Times New Roman"/>
+          <w:sz w:val="30"/>
+          <w:szCs w:val="30"/>
+        </w:rPr>
+        <w:t>viên</w:t>
+      </w:r>
+      <w:proofErr w:type="spellEnd"/>
+      <w:r>
+        <w:rPr>
+          <w:rFonts w:ascii="Times New Roman" w:eastAsiaTheme="minorEastAsia" w:hAnsi="Times New Roman" w:cs="Times New Roman"/>
+          <w:sz w:val="30"/>
+          <w:szCs w:val="30"/>
+        </w:rPr>
+        <w:t xml:space="preserve"> </w:t>
+      </w:r>
+      <w:proofErr w:type="spellStart"/>
+      <w:r>
+        <w:rPr>
+          <w:rFonts w:ascii="Times New Roman" w:eastAsiaTheme="minorEastAsia" w:hAnsi="Times New Roman" w:cs="Times New Roman"/>
+          <w:sz w:val="30"/>
+          <w:szCs w:val="30"/>
+        </w:rPr>
+        <w:t>tham</w:t>
+      </w:r>
+      <w:proofErr w:type="spellEnd"/>
+      <w:r>
+        <w:rPr>
+          <w:rFonts w:ascii="Times New Roman" w:eastAsiaTheme="minorEastAsia" w:hAnsi="Times New Roman" w:cs="Times New Roman"/>
+          <w:sz w:val="30"/>
+          <w:szCs w:val="30"/>
+        </w:rPr>
+        <w:t xml:space="preserve"> </w:t>
+      </w:r>
+      <w:proofErr w:type="spellStart"/>
+      <w:r>
+        <w:rPr>
+          <w:rFonts w:ascii="Times New Roman" w:eastAsiaTheme="minorEastAsia" w:hAnsi="Times New Roman" w:cs="Times New Roman"/>
+          <w:sz w:val="30"/>
+          <w:szCs w:val="30"/>
+        </w:rPr>
+        <w:t>gia</w:t>
+      </w:r>
+      <w:proofErr w:type="spellEnd"/>
+      <w:r>
+        <w:rPr>
+          <w:rFonts w:ascii="Times New Roman" w:eastAsiaTheme="minorEastAsia" w:hAnsi="Times New Roman" w:cs="Times New Roman"/>
+          <w:sz w:val="30"/>
+          <w:szCs w:val="30"/>
+        </w:rPr>
+        <w:t xml:space="preserve"> </w:t>
+      </w:r>
+      <w:proofErr w:type="spellStart"/>
+      <w:r>
+        <w:rPr>
+          <w:rFonts w:ascii="Times New Roman" w:eastAsiaTheme="minorEastAsia" w:hAnsi="Times New Roman" w:cs="Times New Roman"/>
+          <w:sz w:val="30"/>
+          <w:szCs w:val="30"/>
+        </w:rPr>
+        <w:t>vào</w:t>
+      </w:r>
+      <w:proofErr w:type="spellEnd"/>
+      <w:r>
+        <w:rPr>
+          <w:rFonts w:ascii="Times New Roman" w:eastAsiaTheme="minorEastAsia" w:hAnsi="Times New Roman" w:cs="Times New Roman"/>
+          <w:sz w:val="30"/>
+          <w:szCs w:val="30"/>
+        </w:rPr>
+        <w:t xml:space="preserve"> </w:t>
+      </w:r>
+      <w:proofErr w:type="spellStart"/>
+      <w:r>
+        <w:rPr>
+          <w:rFonts w:ascii="Times New Roman" w:eastAsiaTheme="minorEastAsia" w:hAnsi="Times New Roman" w:cs="Times New Roman"/>
+          <w:sz w:val="30"/>
+          <w:szCs w:val="30"/>
+        </w:rPr>
+        <w:t>dự</w:t>
+      </w:r>
+      <w:proofErr w:type="spellEnd"/>
+      <w:r>
+        <w:rPr>
+          <w:rFonts w:ascii="Times New Roman" w:eastAsiaTheme="minorEastAsia" w:hAnsi="Times New Roman" w:cs="Times New Roman"/>
+          <w:sz w:val="30"/>
+          <w:szCs w:val="30"/>
+        </w:rPr>
+        <w:t xml:space="preserve"> </w:t>
+      </w:r>
+      <w:proofErr w:type="spellStart"/>
+      <w:r>
+        <w:rPr>
+          <w:rFonts w:ascii="Times New Roman" w:eastAsiaTheme="minorEastAsia" w:hAnsi="Times New Roman" w:cs="Times New Roman"/>
+          <w:sz w:val="30"/>
+          <w:szCs w:val="30"/>
+        </w:rPr>
+        <w:t>án</w:t>
+      </w:r>
+      <w:proofErr w:type="spellEnd"/>
+      <w:r>
+        <w:rPr>
+          <w:rFonts w:ascii="Times New Roman" w:eastAsiaTheme="minorEastAsia" w:hAnsi="Times New Roman" w:cs="Times New Roman"/>
+          <w:sz w:val="30"/>
+          <w:szCs w:val="30"/>
+        </w:rPr>
+        <w:t xml:space="preserve"> </w:t>
+      </w:r>
+      <w:proofErr w:type="spellStart"/>
+      <w:r>
+        <w:rPr>
+          <w:rFonts w:ascii="Times New Roman" w:eastAsiaTheme="minorEastAsia" w:hAnsi="Times New Roman" w:cs="Times New Roman"/>
+          <w:sz w:val="30"/>
+          <w:szCs w:val="30"/>
+        </w:rPr>
+        <w:t>số</w:t>
+      </w:r>
+      <w:proofErr w:type="spellEnd"/>
+      <w:r>
+        <w:rPr>
+          <w:rFonts w:ascii="Times New Roman" w:eastAsiaTheme="minorEastAsia" w:hAnsi="Times New Roman" w:cs="Times New Roman"/>
+          <w:sz w:val="30"/>
+          <w:szCs w:val="30"/>
+        </w:rPr>
+        <w:t xml:space="preserve"> 1, </w:t>
+      </w:r>
+      <w:proofErr w:type="spellStart"/>
+      <w:r>
+        <w:rPr>
+          <w:rFonts w:ascii="Times New Roman" w:eastAsiaTheme="minorEastAsia" w:hAnsi="Times New Roman" w:cs="Times New Roman"/>
+          <w:sz w:val="30"/>
+          <w:szCs w:val="30"/>
+        </w:rPr>
+        <w:t>hoặc</w:t>
+      </w:r>
+      <w:proofErr w:type="spellEnd"/>
+      <w:r>
+        <w:rPr>
+          <w:rFonts w:ascii="Times New Roman" w:eastAsiaTheme="minorEastAsia" w:hAnsi="Times New Roman" w:cs="Times New Roman"/>
+          <w:sz w:val="30"/>
+          <w:szCs w:val="30"/>
+        </w:rPr>
+        <w:t xml:space="preserve"> </w:t>
+      </w:r>
+      <w:proofErr w:type="spellStart"/>
+      <w:r>
+        <w:rPr>
+          <w:rFonts w:ascii="Times New Roman" w:eastAsiaTheme="minorEastAsia" w:hAnsi="Times New Roman" w:cs="Times New Roman"/>
+          <w:sz w:val="30"/>
+          <w:szCs w:val="30"/>
+        </w:rPr>
+        <w:t>số</w:t>
+      </w:r>
+      <w:proofErr w:type="spellEnd"/>
+      <w:r>
+        <w:rPr>
+          <w:rFonts w:ascii="Times New Roman" w:eastAsiaTheme="minorEastAsia" w:hAnsi="Times New Roman" w:cs="Times New Roman"/>
+          <w:sz w:val="30"/>
+          <w:szCs w:val="30"/>
+        </w:rPr>
+        <w:t xml:space="preserve"> 2 </w:t>
+      </w:r>
+      <w:proofErr w:type="spellStart"/>
+      <w:r>
+        <w:rPr>
+          <w:rFonts w:ascii="Times New Roman" w:eastAsiaTheme="minorEastAsia" w:hAnsi="Times New Roman" w:cs="Times New Roman"/>
+          <w:sz w:val="30"/>
+          <w:szCs w:val="30"/>
+        </w:rPr>
+        <w:t>hoặc</w:t>
+      </w:r>
+      <w:proofErr w:type="spellEnd"/>
+      <w:r>
+        <w:rPr>
+          <w:rFonts w:ascii="Times New Roman" w:eastAsiaTheme="minorEastAsia" w:hAnsi="Times New Roman" w:cs="Times New Roman"/>
+          <w:sz w:val="30"/>
+          <w:szCs w:val="30"/>
+        </w:rPr>
+        <w:t xml:space="preserve"> </w:t>
+      </w:r>
+      <w:proofErr w:type="spellStart"/>
+      <w:r>
+        <w:rPr>
+          <w:rFonts w:ascii="Times New Roman" w:eastAsiaTheme="minorEastAsia" w:hAnsi="Times New Roman" w:cs="Times New Roman"/>
+          <w:sz w:val="30"/>
+          <w:szCs w:val="30"/>
+        </w:rPr>
+        <w:t>số</w:t>
+      </w:r>
+      <w:proofErr w:type="spellEnd"/>
+      <w:r>
+        <w:rPr>
+          <w:rFonts w:ascii="Times New Roman" w:eastAsiaTheme="minorEastAsia" w:hAnsi="Times New Roman" w:cs="Times New Roman"/>
+          <w:sz w:val="30"/>
+          <w:szCs w:val="30"/>
+        </w:rPr>
+        <w:t xml:space="preserve"> 3</w:t>
       </w:r>
     </w:p>
     <w:p>
@@ -3477,7 +7840,25 @@
           <w:sz w:val="30"/>
           <w:szCs w:val="30"/>
         </w:rPr>
-        <w:t xml:space="preserve">Quan hệ: </w:t>
+        <w:t xml:space="preserve">Quan </w:t>
+      </w:r>
+      <w:proofErr w:type="spellStart"/>
+      <w:r>
+        <w:rPr>
+          <w:rFonts w:ascii="Times New Roman" w:hAnsi="Times New Roman" w:cs="Times New Roman"/>
+          <w:sz w:val="30"/>
+          <w:szCs w:val="30"/>
+        </w:rPr>
+        <w:t>hệ</w:t>
+      </w:r>
+      <w:proofErr w:type="spellEnd"/>
+      <w:r>
+        <w:rPr>
+          <w:rFonts w:ascii="Times New Roman" w:hAnsi="Times New Roman" w:cs="Times New Roman"/>
+          <w:sz w:val="30"/>
+          <w:szCs w:val="30"/>
+        </w:rPr>
+        <w:t xml:space="preserve">: </w:t>
       </w:r>
       <w:r>
         <w:rPr>
@@ -3501,13 +7882,41 @@
           <w:szCs w:val="30"/>
         </w:rPr>
       </w:pPr>
-      <w:r>
-        <w:rPr>
-          <w:rFonts w:ascii="Times New Roman" w:hAnsi="Times New Roman" w:cs="Times New Roman"/>
-          <w:sz w:val="30"/>
-          <w:szCs w:val="30"/>
-        </w:rPr>
-        <w:t xml:space="preserve">Thuộc tính: </w:t>
+      <w:proofErr w:type="spellStart"/>
+      <w:r>
+        <w:rPr>
+          <w:rFonts w:ascii="Times New Roman" w:hAnsi="Times New Roman" w:cs="Times New Roman"/>
+          <w:sz w:val="30"/>
+          <w:szCs w:val="30"/>
+        </w:rPr>
+        <w:t>Thuộc</w:t>
+      </w:r>
+      <w:proofErr w:type="spellEnd"/>
+      <w:r>
+        <w:rPr>
+          <w:rFonts w:ascii="Times New Roman" w:hAnsi="Times New Roman" w:cs="Times New Roman"/>
+          <w:sz w:val="30"/>
+          <w:szCs w:val="30"/>
+        </w:rPr>
+        <w:t xml:space="preserve"> </w:t>
+      </w:r>
+      <w:proofErr w:type="spellStart"/>
+      <w:r>
+        <w:rPr>
+          <w:rFonts w:ascii="Times New Roman" w:hAnsi="Times New Roman" w:cs="Times New Roman"/>
+          <w:sz w:val="30"/>
+          <w:szCs w:val="30"/>
+        </w:rPr>
+        <w:t>tính</w:t>
+      </w:r>
+      <w:proofErr w:type="spellEnd"/>
+      <w:r>
+        <w:rPr>
+          <w:rFonts w:ascii="Times New Roman" w:hAnsi="Times New Roman" w:cs="Times New Roman"/>
+          <w:sz w:val="30"/>
+          <w:szCs w:val="30"/>
+        </w:rPr>
+        <w:t xml:space="preserve">: </w:t>
       </w:r>
       <w:r>
         <w:rPr>
@@ -3531,13 +7940,41 @@
           <w:szCs w:val="30"/>
         </w:rPr>
       </w:pPr>
-      <w:r>
-        <w:rPr>
-          <w:rFonts w:ascii="Times New Roman" w:hAnsi="Times New Roman" w:cs="Times New Roman"/>
-          <w:sz w:val="30"/>
-          <w:szCs w:val="30"/>
-        </w:rPr>
-        <w:t>Điều kiện:</w:t>
+      <w:proofErr w:type="spellStart"/>
+      <w:r>
+        <w:rPr>
+          <w:rFonts w:ascii="Times New Roman" w:hAnsi="Times New Roman" w:cs="Times New Roman"/>
+          <w:sz w:val="30"/>
+          <w:szCs w:val="30"/>
+        </w:rPr>
+        <w:t>Điều</w:t>
+      </w:r>
+      <w:proofErr w:type="spellEnd"/>
+      <w:r>
+        <w:rPr>
+          <w:rFonts w:ascii="Times New Roman" w:hAnsi="Times New Roman" w:cs="Times New Roman"/>
+          <w:sz w:val="30"/>
+          <w:szCs w:val="30"/>
+        </w:rPr>
+        <w:t xml:space="preserve"> </w:t>
+      </w:r>
+      <w:proofErr w:type="spellStart"/>
+      <w:r>
+        <w:rPr>
+          <w:rFonts w:ascii="Times New Roman" w:hAnsi="Times New Roman" w:cs="Times New Roman"/>
+          <w:sz w:val="30"/>
+          <w:szCs w:val="30"/>
+        </w:rPr>
+        <w:t>kiện</w:t>
+      </w:r>
+      <w:proofErr w:type="spellEnd"/>
+      <w:r>
+        <w:rPr>
+          <w:rFonts w:ascii="Times New Roman" w:hAnsi="Times New Roman" w:cs="Times New Roman"/>
+          <w:sz w:val="30"/>
+          <w:szCs w:val="30"/>
+        </w:rPr>
+        <w:t>:</w:t>
       </w:r>
       <w:r>
         <w:rPr>
@@ -3557,6 +7994,7 @@
           <w:szCs w:val="30"/>
         </w:rPr>
       </w:pPr>
+      <w:proofErr w:type="spellStart"/>
       <w:r>
         <w:rPr>
           <w:rFonts w:ascii="Times New Roman" w:eastAsiaTheme="minorEastAsia" w:hAnsi="Times New Roman" w:cs="Times New Roman"/>
@@ -3564,32 +8002,387 @@
           <w:szCs w:val="30"/>
         </w:rPr>
         <w:lastRenderedPageBreak/>
-        <w:t xml:space="preserve">Câu 17: </w:t>
-      </w:r>
-      <w:r>
-        <w:rPr>
-          <w:rFonts w:ascii="Times New Roman" w:eastAsiaTheme="minorEastAsia" w:hAnsi="Times New Roman" w:cs="Times New Roman"/>
-          <w:sz w:val="30"/>
-          <w:szCs w:val="30"/>
-        </w:rPr>
-        <w:t>Tính tổng lương của tất cả các nhân viên, mức lương cao nhất, mức lương thấp nhất</w:t>
-      </w:r>
-      <w:r>
-        <w:rPr>
-          <w:rFonts w:ascii="Times New Roman" w:eastAsiaTheme="minorEastAsia" w:hAnsi="Times New Roman" w:cs="Times New Roman"/>
-          <w:sz w:val="30"/>
-          <w:szCs w:val="30"/>
-        </w:rPr>
-        <w:t xml:space="preserve"> </w:t>
-      </w:r>
-      <w:r>
-        <w:rPr>
-          <w:rFonts w:ascii="Times New Roman" w:eastAsiaTheme="minorEastAsia" w:hAnsi="Times New Roman" w:cs="Times New Roman"/>
-          <w:sz w:val="30"/>
-          <w:szCs w:val="30"/>
-        </w:rPr>
-        <w:t>và lương trung bình</w:t>
-      </w:r>
+        <w:t>Câu</w:t>
+      </w:r>
+      <w:proofErr w:type="spellEnd"/>
+      <w:r>
+        <w:rPr>
+          <w:rFonts w:ascii="Times New Roman" w:eastAsiaTheme="minorEastAsia" w:hAnsi="Times New Roman" w:cs="Times New Roman"/>
+          <w:sz w:val="30"/>
+          <w:szCs w:val="30"/>
+        </w:rPr>
+        <w:t xml:space="preserve"> 17: </w:t>
+      </w:r>
+      <w:proofErr w:type="spellStart"/>
+      <w:r>
+        <w:rPr>
+          <w:rFonts w:ascii="Times New Roman" w:eastAsiaTheme="minorEastAsia" w:hAnsi="Times New Roman" w:cs="Times New Roman"/>
+          <w:sz w:val="30"/>
+          <w:szCs w:val="30"/>
+        </w:rPr>
+        <w:t>Tính</w:t>
+      </w:r>
+      <w:proofErr w:type="spellEnd"/>
+      <w:r>
+        <w:rPr>
+          <w:rFonts w:ascii="Times New Roman" w:eastAsiaTheme="minorEastAsia" w:hAnsi="Times New Roman" w:cs="Times New Roman"/>
+          <w:sz w:val="30"/>
+          <w:szCs w:val="30"/>
+        </w:rPr>
+        <w:t xml:space="preserve"> </w:t>
+      </w:r>
+      <w:proofErr w:type="spellStart"/>
+      <w:r>
+        <w:rPr>
+          <w:rFonts w:ascii="Times New Roman" w:eastAsiaTheme="minorEastAsia" w:hAnsi="Times New Roman" w:cs="Times New Roman"/>
+          <w:sz w:val="30"/>
+          <w:szCs w:val="30"/>
+        </w:rPr>
+        <w:t>tổng</w:t>
+      </w:r>
+      <w:proofErr w:type="spellEnd"/>
+      <w:r>
+        <w:rPr>
+          <w:rFonts w:ascii="Times New Roman" w:eastAsiaTheme="minorEastAsia" w:hAnsi="Times New Roman" w:cs="Times New Roman"/>
+          <w:sz w:val="30"/>
+          <w:szCs w:val="30"/>
+        </w:rPr>
+        <w:t xml:space="preserve"> </w:t>
+      </w:r>
+      <w:proofErr w:type="spellStart"/>
+      <w:r>
+        <w:rPr>
+          <w:rFonts w:ascii="Times New Roman" w:eastAsiaTheme="minorEastAsia" w:hAnsi="Times New Roman" w:cs="Times New Roman"/>
+          <w:sz w:val="30"/>
+          <w:szCs w:val="30"/>
+        </w:rPr>
+        <w:t>lương</w:t>
+      </w:r>
+      <w:proofErr w:type="spellEnd"/>
+      <w:r>
+        <w:rPr>
+          <w:rFonts w:ascii="Times New Roman" w:eastAsiaTheme="minorEastAsia" w:hAnsi="Times New Roman" w:cs="Times New Roman"/>
+          <w:sz w:val="30"/>
+          <w:szCs w:val="30"/>
+        </w:rPr>
+        <w:t xml:space="preserve"> </w:t>
+      </w:r>
+      <w:proofErr w:type="spellStart"/>
+      <w:r>
+        <w:rPr>
+          <w:rFonts w:ascii="Times New Roman" w:eastAsiaTheme="minorEastAsia" w:hAnsi="Times New Roman" w:cs="Times New Roman"/>
+          <w:sz w:val="30"/>
+          <w:szCs w:val="30"/>
+        </w:rPr>
+        <w:t>của</w:t>
+      </w:r>
+      <w:proofErr w:type="spellEnd"/>
+      <w:r>
+        <w:rPr>
+          <w:rFonts w:ascii="Times New Roman" w:eastAsiaTheme="minorEastAsia" w:hAnsi="Times New Roman" w:cs="Times New Roman"/>
+          <w:sz w:val="30"/>
+          <w:szCs w:val="30"/>
+        </w:rPr>
+        <w:t xml:space="preserve"> </w:t>
+      </w:r>
+      <w:proofErr w:type="spellStart"/>
+      <w:r>
+        <w:rPr>
+          <w:rFonts w:ascii="Times New Roman" w:eastAsiaTheme="minorEastAsia" w:hAnsi="Times New Roman" w:cs="Times New Roman"/>
+          <w:sz w:val="30"/>
+          <w:szCs w:val="30"/>
+        </w:rPr>
+        <w:t>tất</w:t>
+      </w:r>
+      <w:proofErr w:type="spellEnd"/>
+      <w:r>
+        <w:rPr>
+          <w:rFonts w:ascii="Times New Roman" w:eastAsiaTheme="minorEastAsia" w:hAnsi="Times New Roman" w:cs="Times New Roman"/>
+          <w:sz w:val="30"/>
+          <w:szCs w:val="30"/>
+        </w:rPr>
+        <w:t xml:space="preserve"> </w:t>
+      </w:r>
+      <w:proofErr w:type="spellStart"/>
+      <w:r>
+        <w:rPr>
+          <w:rFonts w:ascii="Times New Roman" w:eastAsiaTheme="minorEastAsia" w:hAnsi="Times New Roman" w:cs="Times New Roman"/>
+          <w:sz w:val="30"/>
+          <w:szCs w:val="30"/>
+        </w:rPr>
+        <w:t>cả</w:t>
+      </w:r>
+      <w:proofErr w:type="spellEnd"/>
+      <w:r>
+        <w:rPr>
+          <w:rFonts w:ascii="Times New Roman" w:eastAsiaTheme="minorEastAsia" w:hAnsi="Times New Roman" w:cs="Times New Roman"/>
+          <w:sz w:val="30"/>
+          <w:szCs w:val="30"/>
+        </w:rPr>
+        <w:t xml:space="preserve"> </w:t>
+      </w:r>
+      <w:proofErr w:type="spellStart"/>
+      <w:r>
+        <w:rPr>
+          <w:rFonts w:ascii="Times New Roman" w:eastAsiaTheme="minorEastAsia" w:hAnsi="Times New Roman" w:cs="Times New Roman"/>
+          <w:sz w:val="30"/>
+          <w:szCs w:val="30"/>
+        </w:rPr>
+        <w:t>các</w:t>
+      </w:r>
+      <w:proofErr w:type="spellEnd"/>
+      <w:r>
+        <w:rPr>
+          <w:rFonts w:ascii="Times New Roman" w:eastAsiaTheme="minorEastAsia" w:hAnsi="Times New Roman" w:cs="Times New Roman"/>
+          <w:sz w:val="30"/>
+          <w:szCs w:val="30"/>
+        </w:rPr>
+        <w:t xml:space="preserve"> </w:t>
+      </w:r>
+      <w:proofErr w:type="spellStart"/>
+      <w:r>
+        <w:rPr>
+          <w:rFonts w:ascii="Times New Roman" w:eastAsiaTheme="minorEastAsia" w:hAnsi="Times New Roman" w:cs="Times New Roman"/>
+          <w:sz w:val="30"/>
+          <w:szCs w:val="30"/>
+        </w:rPr>
+        <w:t>nhân</w:t>
+      </w:r>
+      <w:proofErr w:type="spellEnd"/>
+      <w:r>
+        <w:rPr>
+          <w:rFonts w:ascii="Times New Roman" w:eastAsiaTheme="minorEastAsia" w:hAnsi="Times New Roman" w:cs="Times New Roman"/>
+          <w:sz w:val="30"/>
+          <w:szCs w:val="30"/>
+        </w:rPr>
+        <w:t xml:space="preserve"> </w:t>
+      </w:r>
+      <w:proofErr w:type="spellStart"/>
+      <w:r>
+        <w:rPr>
+          <w:rFonts w:ascii="Times New Roman" w:eastAsiaTheme="minorEastAsia" w:hAnsi="Times New Roman" w:cs="Times New Roman"/>
+          <w:sz w:val="30"/>
+          <w:szCs w:val="30"/>
+        </w:rPr>
+        <w:t>viên</w:t>
+      </w:r>
+      <w:proofErr w:type="spellEnd"/>
+      <w:r>
+        <w:rPr>
+          <w:rFonts w:ascii="Times New Roman" w:eastAsiaTheme="minorEastAsia" w:hAnsi="Times New Roman" w:cs="Times New Roman"/>
+          <w:sz w:val="30"/>
+          <w:szCs w:val="30"/>
+        </w:rPr>
+        <w:t xml:space="preserve">, </w:t>
+      </w:r>
+      <w:proofErr w:type="spellStart"/>
+      <w:r>
+        <w:rPr>
+          <w:rFonts w:ascii="Times New Roman" w:eastAsiaTheme="minorEastAsia" w:hAnsi="Times New Roman" w:cs="Times New Roman"/>
+          <w:sz w:val="30"/>
+          <w:szCs w:val="30"/>
+        </w:rPr>
+        <w:t>mức</w:t>
+      </w:r>
+      <w:proofErr w:type="spellEnd"/>
+      <w:r>
+        <w:rPr>
+          <w:rFonts w:ascii="Times New Roman" w:eastAsiaTheme="minorEastAsia" w:hAnsi="Times New Roman" w:cs="Times New Roman"/>
+          <w:sz w:val="30"/>
+          <w:szCs w:val="30"/>
+        </w:rPr>
+        <w:t xml:space="preserve"> </w:t>
+      </w:r>
+      <w:proofErr w:type="spellStart"/>
+      <w:r>
+        <w:rPr>
+          <w:rFonts w:ascii="Times New Roman" w:eastAsiaTheme="minorEastAsia" w:hAnsi="Times New Roman" w:cs="Times New Roman"/>
+          <w:sz w:val="30"/>
+          <w:szCs w:val="30"/>
+        </w:rPr>
+        <w:t>lương</w:t>
+      </w:r>
+      <w:proofErr w:type="spellEnd"/>
+      <w:r>
+        <w:rPr>
+          <w:rFonts w:ascii="Times New Roman" w:eastAsiaTheme="minorEastAsia" w:hAnsi="Times New Roman" w:cs="Times New Roman"/>
+          <w:sz w:val="30"/>
+          <w:szCs w:val="30"/>
+        </w:rPr>
+        <w:t xml:space="preserve"> </w:t>
+      </w:r>
+      <w:proofErr w:type="spellStart"/>
+      <w:r>
+        <w:rPr>
+          <w:rFonts w:ascii="Times New Roman" w:eastAsiaTheme="minorEastAsia" w:hAnsi="Times New Roman" w:cs="Times New Roman"/>
+          <w:sz w:val="30"/>
+          <w:szCs w:val="30"/>
+        </w:rPr>
+        <w:t>cao</w:t>
+      </w:r>
+      <w:proofErr w:type="spellEnd"/>
+      <w:r>
+        <w:rPr>
+          <w:rFonts w:ascii="Times New Roman" w:eastAsiaTheme="minorEastAsia" w:hAnsi="Times New Roman" w:cs="Times New Roman"/>
+          <w:sz w:val="30"/>
+          <w:szCs w:val="30"/>
+        </w:rPr>
+        <w:t xml:space="preserve"> </w:t>
+      </w:r>
+      <w:proofErr w:type="spellStart"/>
+      <w:r>
+        <w:rPr>
+          <w:rFonts w:ascii="Times New Roman" w:eastAsiaTheme="minorEastAsia" w:hAnsi="Times New Roman" w:cs="Times New Roman"/>
+          <w:sz w:val="30"/>
+          <w:szCs w:val="30"/>
+        </w:rPr>
+        <w:t>nhất</w:t>
+      </w:r>
+      <w:proofErr w:type="spellEnd"/>
+      <w:r>
+        <w:rPr>
+          <w:rFonts w:ascii="Times New Roman" w:eastAsiaTheme="minorEastAsia" w:hAnsi="Times New Roman" w:cs="Times New Roman"/>
+          <w:sz w:val="30"/>
+          <w:szCs w:val="30"/>
+        </w:rPr>
+        <w:t xml:space="preserve">, </w:t>
+      </w:r>
+      <w:proofErr w:type="spellStart"/>
+      <w:r>
+        <w:rPr>
+          <w:rFonts w:ascii="Times New Roman" w:eastAsiaTheme="minorEastAsia" w:hAnsi="Times New Roman" w:cs="Times New Roman"/>
+          <w:sz w:val="30"/>
+          <w:szCs w:val="30"/>
+        </w:rPr>
+        <w:t>mức</w:t>
+      </w:r>
+      <w:proofErr w:type="spellEnd"/>
+      <w:r>
+        <w:rPr>
+          <w:rFonts w:ascii="Times New Roman" w:eastAsiaTheme="minorEastAsia" w:hAnsi="Times New Roman" w:cs="Times New Roman"/>
+          <w:sz w:val="30"/>
+          <w:szCs w:val="30"/>
+        </w:rPr>
+        <w:t xml:space="preserve"> </w:t>
+      </w:r>
+      <w:proofErr w:type="spellStart"/>
+      <w:r>
+        <w:rPr>
+          <w:rFonts w:ascii="Times New Roman" w:eastAsiaTheme="minorEastAsia" w:hAnsi="Times New Roman" w:cs="Times New Roman"/>
+          <w:sz w:val="30"/>
+          <w:szCs w:val="30"/>
+        </w:rPr>
+        <w:t>lương</w:t>
+      </w:r>
+      <w:proofErr w:type="spellEnd"/>
+      <w:r>
+        <w:rPr>
+          <w:rFonts w:ascii="Times New Roman" w:eastAsiaTheme="minorEastAsia" w:hAnsi="Times New Roman" w:cs="Times New Roman"/>
+          <w:sz w:val="30"/>
+          <w:szCs w:val="30"/>
+        </w:rPr>
+        <w:t xml:space="preserve"> </w:t>
+      </w:r>
+      <w:proofErr w:type="spellStart"/>
+      <w:r>
+        <w:rPr>
+          <w:rFonts w:ascii="Times New Roman" w:eastAsiaTheme="minorEastAsia" w:hAnsi="Times New Roman" w:cs="Times New Roman"/>
+          <w:sz w:val="30"/>
+          <w:szCs w:val="30"/>
+        </w:rPr>
+        <w:t>thấp</w:t>
+      </w:r>
+      <w:proofErr w:type="spellEnd"/>
+      <w:r>
+        <w:rPr>
+          <w:rFonts w:ascii="Times New Roman" w:eastAsiaTheme="minorEastAsia" w:hAnsi="Times New Roman" w:cs="Times New Roman"/>
+          <w:sz w:val="30"/>
+          <w:szCs w:val="30"/>
+        </w:rPr>
+        <w:t xml:space="preserve"> </w:t>
+      </w:r>
+      <w:proofErr w:type="spellStart"/>
+      <w:r>
+        <w:rPr>
+          <w:rFonts w:ascii="Times New Roman" w:eastAsiaTheme="minorEastAsia" w:hAnsi="Times New Roman" w:cs="Times New Roman"/>
+          <w:sz w:val="30"/>
+          <w:szCs w:val="30"/>
+        </w:rPr>
+        <w:t>nhất</w:t>
+      </w:r>
+      <w:proofErr w:type="spellEnd"/>
+      <w:r>
+        <w:rPr>
+          <w:rFonts w:ascii="Times New Roman" w:eastAsiaTheme="minorEastAsia" w:hAnsi="Times New Roman" w:cs="Times New Roman"/>
+          <w:sz w:val="30"/>
+          <w:szCs w:val="30"/>
+        </w:rPr>
+        <w:t xml:space="preserve"> </w:t>
+      </w:r>
+      <w:proofErr w:type="spellStart"/>
+      <w:r>
+        <w:rPr>
+          <w:rFonts w:ascii="Times New Roman" w:eastAsiaTheme="minorEastAsia" w:hAnsi="Times New Roman" w:cs="Times New Roman"/>
+          <w:sz w:val="30"/>
+          <w:szCs w:val="30"/>
+        </w:rPr>
+        <w:t>và</w:t>
+      </w:r>
+      <w:proofErr w:type="spellEnd"/>
+      <w:r>
+        <w:rPr>
+          <w:rFonts w:ascii="Times New Roman" w:eastAsiaTheme="minorEastAsia" w:hAnsi="Times New Roman" w:cs="Times New Roman"/>
+          <w:sz w:val="30"/>
+          <w:szCs w:val="30"/>
+        </w:rPr>
+        <w:t xml:space="preserve"> </w:t>
+      </w:r>
+      <w:proofErr w:type="spellStart"/>
+      <w:r>
+        <w:rPr>
+          <w:rFonts w:ascii="Times New Roman" w:eastAsiaTheme="minorEastAsia" w:hAnsi="Times New Roman" w:cs="Times New Roman"/>
+          <w:sz w:val="30"/>
+          <w:szCs w:val="30"/>
+        </w:rPr>
+        <w:t>lương</w:t>
+      </w:r>
+      <w:proofErr w:type="spellEnd"/>
+      <w:r>
+        <w:rPr>
+          <w:rFonts w:ascii="Times New Roman" w:eastAsiaTheme="minorEastAsia" w:hAnsi="Times New Roman" w:cs="Times New Roman"/>
+          <w:sz w:val="30"/>
+          <w:szCs w:val="30"/>
+        </w:rPr>
+        <w:t xml:space="preserve"> </w:t>
+      </w:r>
+      <w:proofErr w:type="spellStart"/>
+      <w:r>
+        <w:rPr>
+          <w:rFonts w:ascii="Times New Roman" w:eastAsiaTheme="minorEastAsia" w:hAnsi="Times New Roman" w:cs="Times New Roman"/>
+          <w:sz w:val="30"/>
+          <w:szCs w:val="30"/>
+        </w:rPr>
+        <w:t>trung</w:t>
+      </w:r>
+      <w:proofErr w:type="spellEnd"/>
+      <w:r>
+        <w:rPr>
+          <w:rFonts w:ascii="Times New Roman" w:eastAsiaTheme="minorEastAsia" w:hAnsi="Times New Roman" w:cs="Times New Roman"/>
+          <w:sz w:val="30"/>
+          <w:szCs w:val="30"/>
+        </w:rPr>
+        <w:t xml:space="preserve"> </w:t>
+      </w:r>
+      <w:proofErr w:type="spellStart"/>
+      <w:r>
+        <w:rPr>
+          <w:rFonts w:ascii="Times New Roman" w:eastAsiaTheme="minorEastAsia" w:hAnsi="Times New Roman" w:cs="Times New Roman"/>
+          <w:sz w:val="30"/>
+          <w:szCs w:val="30"/>
+        </w:rPr>
+        <w:t>bình</w:t>
+      </w:r>
+      <w:proofErr w:type="spellEnd"/>
     </w:p>
     <w:p>
       <w:pPr>
@@ -3610,7 +8403,25 @@
           <w:sz w:val="30"/>
           <w:szCs w:val="30"/>
         </w:rPr>
-        <w:t xml:space="preserve">Quan hệ: </w:t>
+        <w:t xml:space="preserve">Quan </w:t>
+      </w:r>
+      <w:proofErr w:type="spellStart"/>
+      <w:r>
+        <w:rPr>
+          <w:rFonts w:ascii="Times New Roman" w:hAnsi="Times New Roman" w:cs="Times New Roman"/>
+          <w:sz w:val="30"/>
+          <w:szCs w:val="30"/>
+        </w:rPr>
+        <w:t>hệ</w:t>
+      </w:r>
+      <w:proofErr w:type="spellEnd"/>
+      <w:r>
+        <w:rPr>
+          <w:rFonts w:ascii="Times New Roman" w:hAnsi="Times New Roman" w:cs="Times New Roman"/>
+          <w:sz w:val="30"/>
+          <w:szCs w:val="30"/>
+        </w:rPr>
+        <w:t xml:space="preserve">: </w:t>
       </w:r>
       <w:r>
         <w:rPr>
@@ -3634,13 +8445,41 @@
           <w:szCs w:val="30"/>
         </w:rPr>
       </w:pPr>
-      <w:r>
-        <w:rPr>
-          <w:rFonts w:ascii="Times New Roman" w:hAnsi="Times New Roman" w:cs="Times New Roman"/>
-          <w:sz w:val="30"/>
-          <w:szCs w:val="30"/>
-        </w:rPr>
-        <w:t xml:space="preserve">Thuộc tính: </w:t>
+      <w:proofErr w:type="spellStart"/>
+      <w:r>
+        <w:rPr>
+          <w:rFonts w:ascii="Times New Roman" w:hAnsi="Times New Roman" w:cs="Times New Roman"/>
+          <w:sz w:val="30"/>
+          <w:szCs w:val="30"/>
+        </w:rPr>
+        <w:t>Thuộc</w:t>
+      </w:r>
+      <w:proofErr w:type="spellEnd"/>
+      <w:r>
+        <w:rPr>
+          <w:rFonts w:ascii="Times New Roman" w:hAnsi="Times New Roman" w:cs="Times New Roman"/>
+          <w:sz w:val="30"/>
+          <w:szCs w:val="30"/>
+        </w:rPr>
+        <w:t xml:space="preserve"> </w:t>
+      </w:r>
+      <w:proofErr w:type="spellStart"/>
+      <w:r>
+        <w:rPr>
+          <w:rFonts w:ascii="Times New Roman" w:hAnsi="Times New Roman" w:cs="Times New Roman"/>
+          <w:sz w:val="30"/>
+          <w:szCs w:val="30"/>
+        </w:rPr>
+        <w:t>tính</w:t>
+      </w:r>
+      <w:proofErr w:type="spellEnd"/>
+      <w:r>
+        <w:rPr>
+          <w:rFonts w:ascii="Times New Roman" w:hAnsi="Times New Roman" w:cs="Times New Roman"/>
+          <w:sz w:val="30"/>
+          <w:szCs w:val="30"/>
+        </w:rPr>
+        <w:t xml:space="preserve">: </w:t>
       </w:r>
       <w:r>
         <w:rPr>
@@ -3664,13 +8503,41 @@
           <w:szCs w:val="30"/>
         </w:rPr>
       </w:pPr>
-      <w:r>
-        <w:rPr>
-          <w:rFonts w:ascii="Times New Roman" w:hAnsi="Times New Roman" w:cs="Times New Roman"/>
-          <w:sz w:val="30"/>
-          <w:szCs w:val="30"/>
-        </w:rPr>
-        <w:t xml:space="preserve">Điều kiện: </w:t>
+      <w:proofErr w:type="spellStart"/>
+      <w:r>
+        <w:rPr>
+          <w:rFonts w:ascii="Times New Roman" w:hAnsi="Times New Roman" w:cs="Times New Roman"/>
+          <w:sz w:val="30"/>
+          <w:szCs w:val="30"/>
+        </w:rPr>
+        <w:t>Điều</w:t>
+      </w:r>
+      <w:proofErr w:type="spellEnd"/>
+      <w:r>
+        <w:rPr>
+          <w:rFonts w:ascii="Times New Roman" w:hAnsi="Times New Roman" w:cs="Times New Roman"/>
+          <w:sz w:val="30"/>
+          <w:szCs w:val="30"/>
+        </w:rPr>
+        <w:t xml:space="preserve"> </w:t>
+      </w:r>
+      <w:proofErr w:type="spellStart"/>
+      <w:r>
+        <w:rPr>
+          <w:rFonts w:ascii="Times New Roman" w:hAnsi="Times New Roman" w:cs="Times New Roman"/>
+          <w:sz w:val="30"/>
+          <w:szCs w:val="30"/>
+        </w:rPr>
+        <w:t>kiện</w:t>
+      </w:r>
+      <w:proofErr w:type="spellEnd"/>
+      <w:r>
+        <w:rPr>
+          <w:rFonts w:ascii="Times New Roman" w:hAnsi="Times New Roman" w:cs="Times New Roman"/>
+          <w:sz w:val="30"/>
+          <w:szCs w:val="30"/>
+        </w:rPr>
+        <w:t xml:space="preserve">: </w:t>
       </w:r>
     </w:p>
     <w:p>
@@ -3682,38 +8549,412 @@
           <w:szCs w:val="30"/>
         </w:rPr>
       </w:pPr>
-      <w:r>
-        <w:rPr>
-          <w:rFonts w:ascii="Times New Roman" w:eastAsiaTheme="minorEastAsia" w:hAnsi="Times New Roman" w:cs="Times New Roman"/>
-          <w:sz w:val="30"/>
-          <w:szCs w:val="30"/>
-        </w:rPr>
-        <w:t xml:space="preserve">Câu 18: </w:t>
-      </w:r>
-      <w:r>
-        <w:rPr>
-          <w:rFonts w:ascii="Times New Roman" w:eastAsiaTheme="minorEastAsia" w:hAnsi="Times New Roman" w:cs="Times New Roman"/>
-          <w:sz w:val="30"/>
-          <w:szCs w:val="30"/>
-        </w:rPr>
-        <w:t>Tính tổng lương của các nhân viên phòng “Nghiên cứu”, mức lương cao nhất, thấp</w:t>
-      </w:r>
-      <w:r>
-        <w:rPr>
-          <w:rFonts w:ascii="Times New Roman" w:eastAsiaTheme="minorEastAsia" w:hAnsi="Times New Roman" w:cs="Times New Roman"/>
-          <w:sz w:val="30"/>
-          <w:szCs w:val="30"/>
-        </w:rPr>
-        <w:t xml:space="preserve"> </w:t>
-      </w:r>
-      <w:r>
-        <w:rPr>
-          <w:rFonts w:ascii="Times New Roman" w:eastAsiaTheme="minorEastAsia" w:hAnsi="Times New Roman" w:cs="Times New Roman"/>
-          <w:sz w:val="30"/>
-          <w:szCs w:val="30"/>
-        </w:rPr>
-        <w:t>nhất và trung bình của phòng này</w:t>
-      </w:r>
+      <w:proofErr w:type="spellStart"/>
+      <w:r>
+        <w:rPr>
+          <w:rFonts w:ascii="Times New Roman" w:eastAsiaTheme="minorEastAsia" w:hAnsi="Times New Roman" w:cs="Times New Roman"/>
+          <w:sz w:val="30"/>
+          <w:szCs w:val="30"/>
+        </w:rPr>
+        <w:t>Câu</w:t>
+      </w:r>
+      <w:proofErr w:type="spellEnd"/>
+      <w:r>
+        <w:rPr>
+          <w:rFonts w:ascii="Times New Roman" w:eastAsiaTheme="minorEastAsia" w:hAnsi="Times New Roman" w:cs="Times New Roman"/>
+          <w:sz w:val="30"/>
+          <w:szCs w:val="30"/>
+        </w:rPr>
+        <w:t xml:space="preserve"> 18: </w:t>
+      </w:r>
+      <w:proofErr w:type="spellStart"/>
+      <w:r>
+        <w:rPr>
+          <w:rFonts w:ascii="Times New Roman" w:eastAsiaTheme="minorEastAsia" w:hAnsi="Times New Roman" w:cs="Times New Roman"/>
+          <w:sz w:val="30"/>
+          <w:szCs w:val="30"/>
+        </w:rPr>
+        <w:t>Tính</w:t>
+      </w:r>
+      <w:proofErr w:type="spellEnd"/>
+      <w:r>
+        <w:rPr>
+          <w:rFonts w:ascii="Times New Roman" w:eastAsiaTheme="minorEastAsia" w:hAnsi="Times New Roman" w:cs="Times New Roman"/>
+          <w:sz w:val="30"/>
+          <w:szCs w:val="30"/>
+        </w:rPr>
+        <w:t xml:space="preserve"> </w:t>
+      </w:r>
+      <w:proofErr w:type="spellStart"/>
+      <w:r>
+        <w:rPr>
+          <w:rFonts w:ascii="Times New Roman" w:eastAsiaTheme="minorEastAsia" w:hAnsi="Times New Roman" w:cs="Times New Roman"/>
+          <w:sz w:val="30"/>
+          <w:szCs w:val="30"/>
+        </w:rPr>
+        <w:t>tổng</w:t>
+      </w:r>
+      <w:proofErr w:type="spellEnd"/>
+      <w:r>
+        <w:rPr>
+          <w:rFonts w:ascii="Times New Roman" w:eastAsiaTheme="minorEastAsia" w:hAnsi="Times New Roman" w:cs="Times New Roman"/>
+          <w:sz w:val="30"/>
+          <w:szCs w:val="30"/>
+        </w:rPr>
+        <w:t xml:space="preserve"> </w:t>
+      </w:r>
+      <w:proofErr w:type="spellStart"/>
+      <w:r>
+        <w:rPr>
+          <w:rFonts w:ascii="Times New Roman" w:eastAsiaTheme="minorEastAsia" w:hAnsi="Times New Roman" w:cs="Times New Roman"/>
+          <w:sz w:val="30"/>
+          <w:szCs w:val="30"/>
+        </w:rPr>
+        <w:t>lương</w:t>
+      </w:r>
+      <w:proofErr w:type="spellEnd"/>
+      <w:r>
+        <w:rPr>
+          <w:rFonts w:ascii="Times New Roman" w:eastAsiaTheme="minorEastAsia" w:hAnsi="Times New Roman" w:cs="Times New Roman"/>
+          <w:sz w:val="30"/>
+          <w:szCs w:val="30"/>
+        </w:rPr>
+        <w:t xml:space="preserve"> </w:t>
+      </w:r>
+      <w:proofErr w:type="spellStart"/>
+      <w:r>
+        <w:rPr>
+          <w:rFonts w:ascii="Times New Roman" w:eastAsiaTheme="minorEastAsia" w:hAnsi="Times New Roman" w:cs="Times New Roman"/>
+          <w:sz w:val="30"/>
+          <w:szCs w:val="30"/>
+        </w:rPr>
+        <w:t>của</w:t>
+      </w:r>
+      <w:proofErr w:type="spellEnd"/>
+      <w:r>
+        <w:rPr>
+          <w:rFonts w:ascii="Times New Roman" w:eastAsiaTheme="minorEastAsia" w:hAnsi="Times New Roman" w:cs="Times New Roman"/>
+          <w:sz w:val="30"/>
+          <w:szCs w:val="30"/>
+        </w:rPr>
+        <w:t xml:space="preserve"> </w:t>
+      </w:r>
+      <w:proofErr w:type="spellStart"/>
+      <w:r>
+        <w:rPr>
+          <w:rFonts w:ascii="Times New Roman" w:eastAsiaTheme="minorEastAsia" w:hAnsi="Times New Roman" w:cs="Times New Roman"/>
+          <w:sz w:val="30"/>
+          <w:szCs w:val="30"/>
+        </w:rPr>
+        <w:t>các</w:t>
+      </w:r>
+      <w:proofErr w:type="spellEnd"/>
+      <w:r>
+        <w:rPr>
+          <w:rFonts w:ascii="Times New Roman" w:eastAsiaTheme="minorEastAsia" w:hAnsi="Times New Roman" w:cs="Times New Roman"/>
+          <w:sz w:val="30"/>
+          <w:szCs w:val="30"/>
+        </w:rPr>
+        <w:t xml:space="preserve"> </w:t>
+      </w:r>
+      <w:proofErr w:type="spellStart"/>
+      <w:r>
+        <w:rPr>
+          <w:rFonts w:ascii="Times New Roman" w:eastAsiaTheme="minorEastAsia" w:hAnsi="Times New Roman" w:cs="Times New Roman"/>
+          <w:sz w:val="30"/>
+          <w:szCs w:val="30"/>
+        </w:rPr>
+        <w:t>nhân</w:t>
+      </w:r>
+      <w:proofErr w:type="spellEnd"/>
+      <w:r>
+        <w:rPr>
+          <w:rFonts w:ascii="Times New Roman" w:eastAsiaTheme="minorEastAsia" w:hAnsi="Times New Roman" w:cs="Times New Roman"/>
+          <w:sz w:val="30"/>
+          <w:szCs w:val="30"/>
+        </w:rPr>
+        <w:t xml:space="preserve"> </w:t>
+      </w:r>
+      <w:proofErr w:type="spellStart"/>
+      <w:r>
+        <w:rPr>
+          <w:rFonts w:ascii="Times New Roman" w:eastAsiaTheme="minorEastAsia" w:hAnsi="Times New Roman" w:cs="Times New Roman"/>
+          <w:sz w:val="30"/>
+          <w:szCs w:val="30"/>
+        </w:rPr>
+        <w:t>viên</w:t>
+      </w:r>
+      <w:proofErr w:type="spellEnd"/>
+      <w:r>
+        <w:rPr>
+          <w:rFonts w:ascii="Times New Roman" w:eastAsiaTheme="minorEastAsia" w:hAnsi="Times New Roman" w:cs="Times New Roman"/>
+          <w:sz w:val="30"/>
+          <w:szCs w:val="30"/>
+        </w:rPr>
+        <w:t xml:space="preserve"> </w:t>
+      </w:r>
+      <w:proofErr w:type="spellStart"/>
+      <w:r>
+        <w:rPr>
+          <w:rFonts w:ascii="Times New Roman" w:eastAsiaTheme="minorEastAsia" w:hAnsi="Times New Roman" w:cs="Times New Roman"/>
+          <w:sz w:val="30"/>
+          <w:szCs w:val="30"/>
+        </w:rPr>
+        <w:t>phòng</w:t>
+      </w:r>
+      <w:proofErr w:type="spellEnd"/>
+      <w:r>
+        <w:rPr>
+          <w:rFonts w:ascii="Times New Roman" w:eastAsiaTheme="minorEastAsia" w:hAnsi="Times New Roman" w:cs="Times New Roman"/>
+          <w:sz w:val="30"/>
+          <w:szCs w:val="30"/>
+        </w:rPr>
+        <w:t xml:space="preserve"> “</w:t>
+      </w:r>
+      <w:proofErr w:type="spellStart"/>
+      <w:r>
+        <w:rPr>
+          <w:rFonts w:ascii="Times New Roman" w:eastAsiaTheme="minorEastAsia" w:hAnsi="Times New Roman" w:cs="Times New Roman"/>
+          <w:sz w:val="30"/>
+          <w:szCs w:val="30"/>
+        </w:rPr>
+        <w:t>Nghiên</w:t>
+      </w:r>
+      <w:proofErr w:type="spellEnd"/>
+      <w:r>
+        <w:rPr>
+          <w:rFonts w:ascii="Times New Roman" w:eastAsiaTheme="minorEastAsia" w:hAnsi="Times New Roman" w:cs="Times New Roman"/>
+          <w:sz w:val="30"/>
+          <w:szCs w:val="30"/>
+        </w:rPr>
+        <w:t xml:space="preserve"> </w:t>
+      </w:r>
+      <w:proofErr w:type="spellStart"/>
+      <w:r>
+        <w:rPr>
+          <w:rFonts w:ascii="Times New Roman" w:eastAsiaTheme="minorEastAsia" w:hAnsi="Times New Roman" w:cs="Times New Roman"/>
+          <w:sz w:val="30"/>
+          <w:szCs w:val="30"/>
+        </w:rPr>
+        <w:t>cứu</w:t>
+      </w:r>
+      <w:proofErr w:type="spellEnd"/>
+      <w:r>
+        <w:rPr>
+          <w:rFonts w:ascii="Times New Roman" w:eastAsiaTheme="minorEastAsia" w:hAnsi="Times New Roman" w:cs="Times New Roman"/>
+          <w:sz w:val="30"/>
+          <w:szCs w:val="30"/>
+        </w:rPr>
+        <w:t xml:space="preserve">”, </w:t>
+      </w:r>
+      <w:proofErr w:type="spellStart"/>
+      <w:r>
+        <w:rPr>
+          <w:rFonts w:ascii="Times New Roman" w:eastAsiaTheme="minorEastAsia" w:hAnsi="Times New Roman" w:cs="Times New Roman"/>
+          <w:sz w:val="30"/>
+          <w:szCs w:val="30"/>
+        </w:rPr>
+        <w:t>mức</w:t>
+      </w:r>
+      <w:proofErr w:type="spellEnd"/>
+      <w:r>
+        <w:rPr>
+          <w:rFonts w:ascii="Times New Roman" w:eastAsiaTheme="minorEastAsia" w:hAnsi="Times New Roman" w:cs="Times New Roman"/>
+          <w:sz w:val="30"/>
+          <w:szCs w:val="30"/>
+        </w:rPr>
+        <w:t xml:space="preserve"> </w:t>
+      </w:r>
+      <w:proofErr w:type="spellStart"/>
+      <w:r>
+        <w:rPr>
+          <w:rFonts w:ascii="Times New Roman" w:eastAsiaTheme="minorEastAsia" w:hAnsi="Times New Roman" w:cs="Times New Roman"/>
+          <w:sz w:val="30"/>
+          <w:szCs w:val="30"/>
+        </w:rPr>
+        <w:t>lương</w:t>
+      </w:r>
+      <w:proofErr w:type="spellEnd"/>
+      <w:r>
+        <w:rPr>
+          <w:rFonts w:ascii="Times New Roman" w:eastAsiaTheme="minorEastAsia" w:hAnsi="Times New Roman" w:cs="Times New Roman"/>
+          <w:sz w:val="30"/>
+          <w:szCs w:val="30"/>
+        </w:rPr>
+        <w:t xml:space="preserve"> </w:t>
+      </w:r>
+      <w:proofErr w:type="spellStart"/>
+      <w:r>
+        <w:rPr>
+          <w:rFonts w:ascii="Times New Roman" w:eastAsiaTheme="minorEastAsia" w:hAnsi="Times New Roman" w:cs="Times New Roman"/>
+          <w:sz w:val="30"/>
+          <w:szCs w:val="30"/>
+        </w:rPr>
+        <w:t>cao</w:t>
+      </w:r>
+      <w:proofErr w:type="spellEnd"/>
+      <w:r>
+        <w:rPr>
+          <w:rFonts w:ascii="Times New Roman" w:eastAsiaTheme="minorEastAsia" w:hAnsi="Times New Roman" w:cs="Times New Roman"/>
+          <w:sz w:val="30"/>
+          <w:szCs w:val="30"/>
+        </w:rPr>
+        <w:t xml:space="preserve"> </w:t>
+      </w:r>
+      <w:proofErr w:type="spellStart"/>
+      <w:r>
+        <w:rPr>
+          <w:rFonts w:ascii="Times New Roman" w:eastAsiaTheme="minorEastAsia" w:hAnsi="Times New Roman" w:cs="Times New Roman"/>
+          <w:sz w:val="30"/>
+          <w:szCs w:val="30"/>
+        </w:rPr>
+        <w:t>nhất</w:t>
+      </w:r>
+      <w:proofErr w:type="spellEnd"/>
+      <w:r>
+        <w:rPr>
+          <w:rFonts w:ascii="Times New Roman" w:eastAsiaTheme="minorEastAsia" w:hAnsi="Times New Roman" w:cs="Times New Roman"/>
+          <w:sz w:val="30"/>
+          <w:szCs w:val="30"/>
+        </w:rPr>
+        <w:t xml:space="preserve">, </w:t>
+      </w:r>
+      <w:proofErr w:type="spellStart"/>
+      <w:r>
+        <w:rPr>
+          <w:rFonts w:ascii="Times New Roman" w:eastAsiaTheme="minorEastAsia" w:hAnsi="Times New Roman" w:cs="Times New Roman"/>
+          <w:sz w:val="30"/>
+          <w:szCs w:val="30"/>
+        </w:rPr>
+        <w:t>thấp</w:t>
+      </w:r>
+      <w:proofErr w:type="spellEnd"/>
+      <w:r>
+        <w:rPr>
+          <w:rFonts w:ascii="Times New Roman" w:eastAsiaTheme="minorEastAsia" w:hAnsi="Times New Roman" w:cs="Times New Roman"/>
+          <w:sz w:val="30"/>
+          <w:szCs w:val="30"/>
+        </w:rPr>
+        <w:t xml:space="preserve"> </w:t>
+      </w:r>
+      <w:proofErr w:type="spellStart"/>
+      <w:r>
+        <w:rPr>
+          <w:rFonts w:ascii="Times New Roman" w:eastAsiaTheme="minorEastAsia" w:hAnsi="Times New Roman" w:cs="Times New Roman"/>
+          <w:sz w:val="30"/>
+          <w:szCs w:val="30"/>
+        </w:rPr>
+        <w:t>nhất</w:t>
+      </w:r>
+      <w:proofErr w:type="spellEnd"/>
+      <w:r>
+        <w:rPr>
+          <w:rFonts w:ascii="Times New Roman" w:eastAsiaTheme="minorEastAsia" w:hAnsi="Times New Roman" w:cs="Times New Roman"/>
+          <w:sz w:val="30"/>
+          <w:szCs w:val="30"/>
+        </w:rPr>
+        <w:t xml:space="preserve"> </w:t>
+      </w:r>
+      <w:proofErr w:type="spellStart"/>
+      <w:r>
+        <w:rPr>
+          <w:rFonts w:ascii="Times New Roman" w:eastAsiaTheme="minorEastAsia" w:hAnsi="Times New Roman" w:cs="Times New Roman"/>
+          <w:sz w:val="30"/>
+          <w:szCs w:val="30"/>
+        </w:rPr>
+        <w:t>và</w:t>
+      </w:r>
+      <w:proofErr w:type="spellEnd"/>
+      <w:r>
+        <w:rPr>
+          <w:rFonts w:ascii="Times New Roman" w:eastAsiaTheme="minorEastAsia" w:hAnsi="Times New Roman" w:cs="Times New Roman"/>
+          <w:sz w:val="30"/>
+          <w:szCs w:val="30"/>
+        </w:rPr>
+        <w:t xml:space="preserve"> </w:t>
+      </w:r>
+      <w:proofErr w:type="spellStart"/>
+      <w:r>
+        <w:rPr>
+          <w:rFonts w:ascii="Times New Roman" w:eastAsiaTheme="minorEastAsia" w:hAnsi="Times New Roman" w:cs="Times New Roman"/>
+          <w:sz w:val="30"/>
+          <w:szCs w:val="30"/>
+        </w:rPr>
+        <w:t>trung</w:t>
+      </w:r>
+      <w:proofErr w:type="spellEnd"/>
+      <w:r>
+        <w:rPr>
+          <w:rFonts w:ascii="Times New Roman" w:eastAsiaTheme="minorEastAsia" w:hAnsi="Times New Roman" w:cs="Times New Roman"/>
+          <w:sz w:val="30"/>
+          <w:szCs w:val="30"/>
+        </w:rPr>
+        <w:t xml:space="preserve"> </w:t>
+      </w:r>
+      <w:proofErr w:type="spellStart"/>
+      <w:r>
+        <w:rPr>
+          <w:rFonts w:ascii="Times New Roman" w:eastAsiaTheme="minorEastAsia" w:hAnsi="Times New Roman" w:cs="Times New Roman"/>
+          <w:sz w:val="30"/>
+          <w:szCs w:val="30"/>
+        </w:rPr>
+        <w:t>bình</w:t>
+      </w:r>
+      <w:proofErr w:type="spellEnd"/>
+      <w:r>
+        <w:rPr>
+          <w:rFonts w:ascii="Times New Roman" w:eastAsiaTheme="minorEastAsia" w:hAnsi="Times New Roman" w:cs="Times New Roman"/>
+          <w:sz w:val="30"/>
+          <w:szCs w:val="30"/>
+        </w:rPr>
+        <w:t xml:space="preserve"> </w:t>
+      </w:r>
+      <w:proofErr w:type="spellStart"/>
+      <w:r>
+        <w:rPr>
+          <w:rFonts w:ascii="Times New Roman" w:eastAsiaTheme="minorEastAsia" w:hAnsi="Times New Roman" w:cs="Times New Roman"/>
+          <w:sz w:val="30"/>
+          <w:szCs w:val="30"/>
+        </w:rPr>
+        <w:t>của</w:t>
+      </w:r>
+      <w:proofErr w:type="spellEnd"/>
+      <w:r>
+        <w:rPr>
+          <w:rFonts w:ascii="Times New Roman" w:eastAsiaTheme="minorEastAsia" w:hAnsi="Times New Roman" w:cs="Times New Roman"/>
+          <w:sz w:val="30"/>
+          <w:szCs w:val="30"/>
+        </w:rPr>
+        <w:t xml:space="preserve"> </w:t>
+      </w:r>
+      <w:proofErr w:type="spellStart"/>
+      <w:r>
+        <w:rPr>
+          <w:rFonts w:ascii="Times New Roman" w:eastAsiaTheme="minorEastAsia" w:hAnsi="Times New Roman" w:cs="Times New Roman"/>
+          <w:sz w:val="30"/>
+          <w:szCs w:val="30"/>
+        </w:rPr>
+        <w:t>phòng</w:t>
+      </w:r>
+      <w:proofErr w:type="spellEnd"/>
+      <w:r>
+        <w:rPr>
+          <w:rFonts w:ascii="Times New Roman" w:eastAsiaTheme="minorEastAsia" w:hAnsi="Times New Roman" w:cs="Times New Roman"/>
+          <w:sz w:val="30"/>
+          <w:szCs w:val="30"/>
+        </w:rPr>
+        <w:t xml:space="preserve"> </w:t>
+      </w:r>
+      <w:proofErr w:type="spellStart"/>
+      <w:r>
+        <w:rPr>
+          <w:rFonts w:ascii="Times New Roman" w:eastAsiaTheme="minorEastAsia" w:hAnsi="Times New Roman" w:cs="Times New Roman"/>
+          <w:sz w:val="30"/>
+          <w:szCs w:val="30"/>
+        </w:rPr>
+        <w:t>này</w:t>
+      </w:r>
+      <w:proofErr w:type="spellEnd"/>
     </w:p>
     <w:p>
       <w:pPr>
@@ -3734,7 +8975,25 @@
           <w:sz w:val="30"/>
           <w:szCs w:val="30"/>
         </w:rPr>
-        <w:t xml:space="preserve">Quan hệ: </w:t>
+        <w:t xml:space="preserve">Quan </w:t>
+      </w:r>
+      <w:proofErr w:type="spellStart"/>
+      <w:r>
+        <w:rPr>
+          <w:rFonts w:ascii="Times New Roman" w:hAnsi="Times New Roman" w:cs="Times New Roman"/>
+          <w:sz w:val="30"/>
+          <w:szCs w:val="30"/>
+        </w:rPr>
+        <w:t>hệ</w:t>
+      </w:r>
+      <w:proofErr w:type="spellEnd"/>
+      <w:r>
+        <w:rPr>
+          <w:rFonts w:ascii="Times New Roman" w:hAnsi="Times New Roman" w:cs="Times New Roman"/>
+          <w:sz w:val="30"/>
+          <w:szCs w:val="30"/>
+        </w:rPr>
+        <w:t xml:space="preserve">: </w:t>
       </w:r>
       <w:r>
         <w:rPr>
@@ -3766,13 +9025,41 @@
           <w:szCs w:val="30"/>
         </w:rPr>
       </w:pPr>
-      <w:r>
-        <w:rPr>
-          <w:rFonts w:ascii="Times New Roman" w:hAnsi="Times New Roman" w:cs="Times New Roman"/>
-          <w:sz w:val="30"/>
-          <w:szCs w:val="30"/>
-        </w:rPr>
-        <w:t xml:space="preserve">Thuộc tính: </w:t>
+      <w:proofErr w:type="spellStart"/>
+      <w:r>
+        <w:rPr>
+          <w:rFonts w:ascii="Times New Roman" w:hAnsi="Times New Roman" w:cs="Times New Roman"/>
+          <w:sz w:val="30"/>
+          <w:szCs w:val="30"/>
+        </w:rPr>
+        <w:t>Thuộc</w:t>
+      </w:r>
+      <w:proofErr w:type="spellEnd"/>
+      <w:r>
+        <w:rPr>
+          <w:rFonts w:ascii="Times New Roman" w:hAnsi="Times New Roman" w:cs="Times New Roman"/>
+          <w:sz w:val="30"/>
+          <w:szCs w:val="30"/>
+        </w:rPr>
+        <w:t xml:space="preserve"> </w:t>
+      </w:r>
+      <w:proofErr w:type="spellStart"/>
+      <w:r>
+        <w:rPr>
+          <w:rFonts w:ascii="Times New Roman" w:hAnsi="Times New Roman" w:cs="Times New Roman"/>
+          <w:sz w:val="30"/>
+          <w:szCs w:val="30"/>
+        </w:rPr>
+        <w:t>tính</w:t>
+      </w:r>
+      <w:proofErr w:type="spellEnd"/>
+      <w:r>
+        <w:rPr>
+          <w:rFonts w:ascii="Times New Roman" w:hAnsi="Times New Roman" w:cs="Times New Roman"/>
+          <w:sz w:val="30"/>
+          <w:szCs w:val="30"/>
+        </w:rPr>
+        <w:t xml:space="preserve">: </w:t>
       </w:r>
       <w:r>
         <w:rPr>
@@ -3796,13 +9083,41 @@
           <w:szCs w:val="30"/>
         </w:rPr>
       </w:pPr>
-      <w:r>
-        <w:rPr>
-          <w:rFonts w:ascii="Times New Roman" w:hAnsi="Times New Roman" w:cs="Times New Roman"/>
-          <w:sz w:val="30"/>
-          <w:szCs w:val="30"/>
-        </w:rPr>
-        <w:t xml:space="preserve">Điều kiện: </w:t>
+      <w:proofErr w:type="spellStart"/>
+      <w:r>
+        <w:rPr>
+          <w:rFonts w:ascii="Times New Roman" w:hAnsi="Times New Roman" w:cs="Times New Roman"/>
+          <w:sz w:val="30"/>
+          <w:szCs w:val="30"/>
+        </w:rPr>
+        <w:t>Điều</w:t>
+      </w:r>
+      <w:proofErr w:type="spellEnd"/>
+      <w:r>
+        <w:rPr>
+          <w:rFonts w:ascii="Times New Roman" w:hAnsi="Times New Roman" w:cs="Times New Roman"/>
+          <w:sz w:val="30"/>
+          <w:szCs w:val="30"/>
+        </w:rPr>
+        <w:t xml:space="preserve"> </w:t>
+      </w:r>
+      <w:proofErr w:type="spellStart"/>
+      <w:r>
+        <w:rPr>
+          <w:rFonts w:ascii="Times New Roman" w:hAnsi="Times New Roman" w:cs="Times New Roman"/>
+          <w:sz w:val="30"/>
+          <w:szCs w:val="30"/>
+        </w:rPr>
+        <w:t>kiện</w:t>
+      </w:r>
+      <w:proofErr w:type="spellEnd"/>
+      <w:r>
+        <w:rPr>
+          <w:rFonts w:ascii="Times New Roman" w:hAnsi="Times New Roman" w:cs="Times New Roman"/>
+          <w:sz w:val="30"/>
+          <w:szCs w:val="30"/>
+        </w:rPr>
+        <w:t xml:space="preserve">: </w:t>
       </w:r>
     </w:p>
     <w:p>
@@ -3814,21 +9129,193 @@
           <w:szCs w:val="30"/>
         </w:rPr>
       </w:pPr>
-      <w:r>
-        <w:rPr>
-          <w:rFonts w:ascii="Times New Roman" w:eastAsiaTheme="minorEastAsia" w:hAnsi="Times New Roman" w:cs="Times New Roman"/>
-          <w:sz w:val="30"/>
-          <w:szCs w:val="30"/>
-        </w:rPr>
-        <w:t xml:space="preserve">Câu 19: </w:t>
-      </w:r>
-      <w:r>
-        <w:rPr>
-          <w:rFonts w:ascii="Times New Roman" w:eastAsiaTheme="minorEastAsia" w:hAnsi="Times New Roman" w:cs="Times New Roman"/>
-          <w:sz w:val="30"/>
-          <w:szCs w:val="30"/>
-        </w:rPr>
-        <w:t>Cho biết tổng số nhân viên của phòng “Nghiên cứu”</w:t>
+      <w:proofErr w:type="spellStart"/>
+      <w:r>
+        <w:rPr>
+          <w:rFonts w:ascii="Times New Roman" w:eastAsiaTheme="minorEastAsia" w:hAnsi="Times New Roman" w:cs="Times New Roman"/>
+          <w:sz w:val="30"/>
+          <w:szCs w:val="30"/>
+        </w:rPr>
+        <w:t>Câu</w:t>
+      </w:r>
+      <w:proofErr w:type="spellEnd"/>
+      <w:r>
+        <w:rPr>
+          <w:rFonts w:ascii="Times New Roman" w:eastAsiaTheme="minorEastAsia" w:hAnsi="Times New Roman" w:cs="Times New Roman"/>
+          <w:sz w:val="30"/>
+          <w:szCs w:val="30"/>
+        </w:rPr>
+        <w:t xml:space="preserve"> 19: </w:t>
+      </w:r>
+      <w:r>
+        <w:rPr>
+          <w:rFonts w:ascii="Times New Roman" w:eastAsiaTheme="minorEastAsia" w:hAnsi="Times New Roman" w:cs="Times New Roman"/>
+          <w:sz w:val="30"/>
+          <w:szCs w:val="30"/>
+        </w:rPr>
+        <w:t xml:space="preserve">Cho </w:t>
+      </w:r>
+      <w:proofErr w:type="spellStart"/>
+      <w:r>
+        <w:rPr>
+          <w:rFonts w:ascii="Times New Roman" w:eastAsiaTheme="minorEastAsia" w:hAnsi="Times New Roman" w:cs="Times New Roman"/>
+          <w:sz w:val="30"/>
+          <w:szCs w:val="30"/>
+        </w:rPr>
+        <w:t>biết</w:t>
+      </w:r>
+      <w:proofErr w:type="spellEnd"/>
+      <w:r>
+        <w:rPr>
+          <w:rFonts w:ascii="Times New Roman" w:eastAsiaTheme="minorEastAsia" w:hAnsi="Times New Roman" w:cs="Times New Roman"/>
+          <w:sz w:val="30"/>
+          <w:szCs w:val="30"/>
+        </w:rPr>
+        <w:t xml:space="preserve"> </w:t>
+      </w:r>
+      <w:proofErr w:type="spellStart"/>
+      <w:r>
+        <w:rPr>
+          <w:rFonts w:ascii="Times New Roman" w:eastAsiaTheme="minorEastAsia" w:hAnsi="Times New Roman" w:cs="Times New Roman"/>
+          <w:sz w:val="30"/>
+          <w:szCs w:val="30"/>
+        </w:rPr>
+        <w:t>tổng</w:t>
+      </w:r>
+      <w:proofErr w:type="spellEnd"/>
+      <w:r>
+        <w:rPr>
+          <w:rFonts w:ascii="Times New Roman" w:eastAsiaTheme="minorEastAsia" w:hAnsi="Times New Roman" w:cs="Times New Roman"/>
+          <w:sz w:val="30"/>
+          <w:szCs w:val="30"/>
+        </w:rPr>
+        <w:t xml:space="preserve"> </w:t>
+      </w:r>
+      <w:proofErr w:type="spellStart"/>
+      <w:r>
+        <w:rPr>
+          <w:rFonts w:ascii="Times New Roman" w:eastAsiaTheme="minorEastAsia" w:hAnsi="Times New Roman" w:cs="Times New Roman"/>
+          <w:sz w:val="30"/>
+          <w:szCs w:val="30"/>
+        </w:rPr>
+        <w:t>số</w:t>
+      </w:r>
+      <w:proofErr w:type="spellEnd"/>
+      <w:r>
+        <w:rPr>
+          <w:rFonts w:ascii="Times New Roman" w:eastAsiaTheme="minorEastAsia" w:hAnsi="Times New Roman" w:cs="Times New Roman"/>
+          <w:sz w:val="30"/>
+          <w:szCs w:val="30"/>
+        </w:rPr>
+        <w:t xml:space="preserve"> </w:t>
+      </w:r>
+      <w:proofErr w:type="spellStart"/>
+      <w:r>
+        <w:rPr>
+          <w:rFonts w:ascii="Times New Roman" w:eastAsiaTheme="minorEastAsia" w:hAnsi="Times New Roman" w:cs="Times New Roman"/>
+          <w:sz w:val="30"/>
+          <w:szCs w:val="30"/>
+        </w:rPr>
+        <w:t>nhân</w:t>
+      </w:r>
+      <w:proofErr w:type="spellEnd"/>
+      <w:r>
+        <w:rPr>
+          <w:rFonts w:ascii="Times New Roman" w:eastAsiaTheme="minorEastAsia" w:hAnsi="Times New Roman" w:cs="Times New Roman"/>
+          <w:sz w:val="30"/>
+          <w:szCs w:val="30"/>
+        </w:rPr>
+        <w:t xml:space="preserve"> </w:t>
+      </w:r>
+      <w:proofErr w:type="spellStart"/>
+      <w:r>
+        <w:rPr>
+          <w:rFonts w:ascii="Times New Roman" w:eastAsiaTheme="minorEastAsia" w:hAnsi="Times New Roman" w:cs="Times New Roman"/>
+          <w:sz w:val="30"/>
+          <w:szCs w:val="30"/>
+        </w:rPr>
+        <w:t>viên</w:t>
+      </w:r>
+      <w:proofErr w:type="spellEnd"/>
+      <w:r>
+        <w:rPr>
+          <w:rFonts w:ascii="Times New Roman" w:eastAsiaTheme="minorEastAsia" w:hAnsi="Times New Roman" w:cs="Times New Roman"/>
+          <w:sz w:val="30"/>
+          <w:szCs w:val="30"/>
+        </w:rPr>
+        <w:t xml:space="preserve"> </w:t>
+      </w:r>
+      <w:proofErr w:type="spellStart"/>
+      <w:r>
+        <w:rPr>
+          <w:rFonts w:ascii="Times New Roman" w:eastAsiaTheme="minorEastAsia" w:hAnsi="Times New Roman" w:cs="Times New Roman"/>
+          <w:sz w:val="30"/>
+          <w:szCs w:val="30"/>
+        </w:rPr>
+        <w:t>của</w:t>
+      </w:r>
+      <w:proofErr w:type="spellEnd"/>
+      <w:r>
+        <w:rPr>
+          <w:rFonts w:ascii="Times New Roman" w:eastAsiaTheme="minorEastAsia" w:hAnsi="Times New Roman" w:cs="Times New Roman"/>
+          <w:sz w:val="30"/>
+          <w:szCs w:val="30"/>
+        </w:rPr>
+        <w:t xml:space="preserve"> </w:t>
+      </w:r>
+      <w:proofErr w:type="spellStart"/>
+      <w:r>
+        <w:rPr>
+          <w:rFonts w:ascii="Times New Roman" w:eastAsiaTheme="minorEastAsia" w:hAnsi="Times New Roman" w:cs="Times New Roman"/>
+          <w:sz w:val="30"/>
+          <w:szCs w:val="30"/>
+        </w:rPr>
+        <w:t>phòng</w:t>
+      </w:r>
+      <w:proofErr w:type="spellEnd"/>
+      <w:r>
+        <w:rPr>
+          <w:rFonts w:ascii="Times New Roman" w:eastAsiaTheme="minorEastAsia" w:hAnsi="Times New Roman" w:cs="Times New Roman"/>
+          <w:sz w:val="30"/>
+          <w:szCs w:val="30"/>
+        </w:rPr>
+        <w:t xml:space="preserve"> “</w:t>
+      </w:r>
+      <w:proofErr w:type="spellStart"/>
+      <w:r>
+        <w:rPr>
+          <w:rFonts w:ascii="Times New Roman" w:eastAsiaTheme="minorEastAsia" w:hAnsi="Times New Roman" w:cs="Times New Roman"/>
+          <w:sz w:val="30"/>
+          <w:szCs w:val="30"/>
+        </w:rPr>
+        <w:t>Nghiên</w:t>
+      </w:r>
+      <w:proofErr w:type="spellEnd"/>
+      <w:r>
+        <w:rPr>
+          <w:rFonts w:ascii="Times New Roman" w:eastAsiaTheme="minorEastAsia" w:hAnsi="Times New Roman" w:cs="Times New Roman"/>
+          <w:sz w:val="30"/>
+          <w:szCs w:val="30"/>
+        </w:rPr>
+        <w:t xml:space="preserve"> </w:t>
+      </w:r>
+      <w:proofErr w:type="spellStart"/>
+      <w:r>
+        <w:rPr>
+          <w:rFonts w:ascii="Times New Roman" w:eastAsiaTheme="minorEastAsia" w:hAnsi="Times New Roman" w:cs="Times New Roman"/>
+          <w:sz w:val="30"/>
+          <w:szCs w:val="30"/>
+        </w:rPr>
+        <w:t>cứu</w:t>
+      </w:r>
+      <w:proofErr w:type="spellEnd"/>
+      <w:r>
+        <w:rPr>
+          <w:rFonts w:ascii="Times New Roman" w:eastAsiaTheme="minorEastAsia" w:hAnsi="Times New Roman" w:cs="Times New Roman"/>
+          <w:sz w:val="30"/>
+          <w:szCs w:val="30"/>
+        </w:rPr>
+        <w:t>”</w:t>
       </w:r>
     </w:p>
     <w:p>
@@ -3850,7 +9337,25 @@
           <w:sz w:val="30"/>
           <w:szCs w:val="30"/>
         </w:rPr>
-        <w:t xml:space="preserve">Quan hệ: </w:t>
+        <w:t xml:space="preserve">Quan </w:t>
+      </w:r>
+      <w:proofErr w:type="spellStart"/>
+      <w:r>
+        <w:rPr>
+          <w:rFonts w:ascii="Times New Roman" w:hAnsi="Times New Roman" w:cs="Times New Roman"/>
+          <w:sz w:val="30"/>
+          <w:szCs w:val="30"/>
+        </w:rPr>
+        <w:t>hệ</w:t>
+      </w:r>
+      <w:proofErr w:type="spellEnd"/>
+      <w:r>
+        <w:rPr>
+          <w:rFonts w:ascii="Times New Roman" w:hAnsi="Times New Roman" w:cs="Times New Roman"/>
+          <w:sz w:val="30"/>
+          <w:szCs w:val="30"/>
+        </w:rPr>
+        <w:t xml:space="preserve">: </w:t>
       </w:r>
       <w:r>
         <w:rPr>
@@ -3874,13 +9379,41 @@
           <w:szCs w:val="30"/>
         </w:rPr>
       </w:pPr>
-      <w:r>
-        <w:rPr>
-          <w:rFonts w:ascii="Times New Roman" w:hAnsi="Times New Roman" w:cs="Times New Roman"/>
-          <w:sz w:val="30"/>
-          <w:szCs w:val="30"/>
-        </w:rPr>
-        <w:t xml:space="preserve">Thuộc tính: </w:t>
+      <w:proofErr w:type="spellStart"/>
+      <w:r>
+        <w:rPr>
+          <w:rFonts w:ascii="Times New Roman" w:hAnsi="Times New Roman" w:cs="Times New Roman"/>
+          <w:sz w:val="30"/>
+          <w:szCs w:val="30"/>
+        </w:rPr>
+        <w:t>Thuộc</w:t>
+      </w:r>
+      <w:proofErr w:type="spellEnd"/>
+      <w:r>
+        <w:rPr>
+          <w:rFonts w:ascii="Times New Roman" w:hAnsi="Times New Roman" w:cs="Times New Roman"/>
+          <w:sz w:val="30"/>
+          <w:szCs w:val="30"/>
+        </w:rPr>
+        <w:t xml:space="preserve"> </w:t>
+      </w:r>
+      <w:proofErr w:type="spellStart"/>
+      <w:r>
+        <w:rPr>
+          <w:rFonts w:ascii="Times New Roman" w:hAnsi="Times New Roman" w:cs="Times New Roman"/>
+          <w:sz w:val="30"/>
+          <w:szCs w:val="30"/>
+        </w:rPr>
+        <w:t>tính</w:t>
+      </w:r>
+      <w:proofErr w:type="spellEnd"/>
+      <w:r>
+        <w:rPr>
+          <w:rFonts w:ascii="Times New Roman" w:hAnsi="Times New Roman" w:cs="Times New Roman"/>
+          <w:sz w:val="30"/>
+          <w:szCs w:val="30"/>
+        </w:rPr>
+        <w:t xml:space="preserve">: </w:t>
       </w:r>
       <w:r>
         <w:rPr>
@@ -3904,13 +9437,41 @@
           <w:szCs w:val="30"/>
         </w:rPr>
       </w:pPr>
-      <w:r>
-        <w:rPr>
-          <w:rFonts w:ascii="Times New Roman" w:hAnsi="Times New Roman" w:cs="Times New Roman"/>
-          <w:sz w:val="30"/>
-          <w:szCs w:val="30"/>
-        </w:rPr>
-        <w:t xml:space="preserve">Điều kiện: </w:t>
+      <w:proofErr w:type="spellStart"/>
+      <w:r>
+        <w:rPr>
+          <w:rFonts w:ascii="Times New Roman" w:hAnsi="Times New Roman" w:cs="Times New Roman"/>
+          <w:sz w:val="30"/>
+          <w:szCs w:val="30"/>
+        </w:rPr>
+        <w:t>Điều</w:t>
+      </w:r>
+      <w:proofErr w:type="spellEnd"/>
+      <w:r>
+        <w:rPr>
+          <w:rFonts w:ascii="Times New Roman" w:hAnsi="Times New Roman" w:cs="Times New Roman"/>
+          <w:sz w:val="30"/>
+          <w:szCs w:val="30"/>
+        </w:rPr>
+        <w:t xml:space="preserve"> </w:t>
+      </w:r>
+      <w:proofErr w:type="spellStart"/>
+      <w:r>
+        <w:rPr>
+          <w:rFonts w:ascii="Times New Roman" w:hAnsi="Times New Roman" w:cs="Times New Roman"/>
+          <w:sz w:val="30"/>
+          <w:szCs w:val="30"/>
+        </w:rPr>
+        <w:t>kiện</w:t>
+      </w:r>
+      <w:proofErr w:type="spellEnd"/>
+      <w:r>
+        <w:rPr>
+          <w:rFonts w:ascii="Times New Roman" w:hAnsi="Times New Roman" w:cs="Times New Roman"/>
+          <w:sz w:val="30"/>
+          <w:szCs w:val="30"/>
+        </w:rPr>
+        <w:t xml:space="preserve">: </w:t>
       </w:r>
     </w:p>
     <w:p>
@@ -3922,30 +9483,61 @@
           <w:szCs w:val="30"/>
         </w:rPr>
       </w:pPr>
-      <w:r>
-        <w:rPr>
-          <w:rFonts w:ascii="Times New Roman" w:eastAsiaTheme="minorEastAsia" w:hAnsi="Times New Roman" w:cs="Times New Roman"/>
-          <w:sz w:val="30"/>
-          <w:szCs w:val="30"/>
-        </w:rPr>
-        <w:t xml:space="preserve">Câu 21: </w:t>
-      </w:r>
-      <w:r>
-        <w:rPr>
-          <w:rFonts w:ascii="Times New Roman" w:eastAsiaTheme="minorEastAsia" w:hAnsi="Times New Roman" w:cs="Times New Roman"/>
-          <w:sz w:val="30"/>
-          <w:szCs w:val="30"/>
-        </w:rPr>
-        <w:t>Với mỗi phòng, cho biết mã phòng, tổng số nhân viên và mức lương trung bình của</w:t>
-      </w:r>
-      <w:r>
-        <w:rPr>
-          <w:rFonts w:ascii="Times New Roman" w:eastAsiaTheme="minorEastAsia" w:hAnsi="Times New Roman" w:cs="Times New Roman"/>
-          <w:sz w:val="30"/>
-          <w:szCs w:val="30"/>
-        </w:rPr>
-        <w:t xml:space="preserve"> </w:t>
-      </w:r>
+      <w:proofErr w:type="spellStart"/>
+      <w:r>
+        <w:rPr>
+          <w:rFonts w:ascii="Times New Roman" w:eastAsiaTheme="minorEastAsia" w:hAnsi="Times New Roman" w:cs="Times New Roman"/>
+          <w:sz w:val="30"/>
+          <w:szCs w:val="30"/>
+        </w:rPr>
+        <w:t>Câu</w:t>
+      </w:r>
+      <w:proofErr w:type="spellEnd"/>
+      <w:r>
+        <w:rPr>
+          <w:rFonts w:ascii="Times New Roman" w:eastAsiaTheme="minorEastAsia" w:hAnsi="Times New Roman" w:cs="Times New Roman"/>
+          <w:sz w:val="30"/>
+          <w:szCs w:val="30"/>
+        </w:rPr>
+        <w:t xml:space="preserve"> 21: </w:t>
+      </w:r>
+      <w:proofErr w:type="spellStart"/>
+      <w:r>
+        <w:rPr>
+          <w:rFonts w:ascii="Times New Roman" w:eastAsiaTheme="minorEastAsia" w:hAnsi="Times New Roman" w:cs="Times New Roman"/>
+          <w:sz w:val="30"/>
+          <w:szCs w:val="30"/>
+        </w:rPr>
+        <w:t>Với</w:t>
+      </w:r>
+      <w:proofErr w:type="spellEnd"/>
+      <w:r>
+        <w:rPr>
+          <w:rFonts w:ascii="Times New Roman" w:eastAsiaTheme="minorEastAsia" w:hAnsi="Times New Roman" w:cs="Times New Roman"/>
+          <w:sz w:val="30"/>
+          <w:szCs w:val="30"/>
+        </w:rPr>
+        <w:t xml:space="preserve"> </w:t>
+      </w:r>
+      <w:proofErr w:type="spellStart"/>
+      <w:r>
+        <w:rPr>
+          <w:rFonts w:ascii="Times New Roman" w:eastAsiaTheme="minorEastAsia" w:hAnsi="Times New Roman" w:cs="Times New Roman"/>
+          <w:sz w:val="30"/>
+          <w:szCs w:val="30"/>
+        </w:rPr>
+        <w:t>mỗi</w:t>
+      </w:r>
+      <w:proofErr w:type="spellEnd"/>
+      <w:r>
+        <w:rPr>
+          <w:rFonts w:ascii="Times New Roman" w:eastAsiaTheme="minorEastAsia" w:hAnsi="Times New Roman" w:cs="Times New Roman"/>
+          <w:sz w:val="30"/>
+          <w:szCs w:val="30"/>
+        </w:rPr>
+        <w:t xml:space="preserve"> </w:t>
+      </w:r>
+      <w:proofErr w:type="spellStart"/>
       <w:r>
         <w:rPr>
           <w:rFonts w:ascii="Times New Roman" w:eastAsiaTheme="minorEastAsia" w:hAnsi="Times New Roman" w:cs="Times New Roman"/>
@@ -3954,6 +9546,277 @@
         </w:rPr>
         <w:t>phòng</w:t>
       </w:r>
+      <w:proofErr w:type="spellEnd"/>
+      <w:r>
+        <w:rPr>
+          <w:rFonts w:ascii="Times New Roman" w:eastAsiaTheme="minorEastAsia" w:hAnsi="Times New Roman" w:cs="Times New Roman"/>
+          <w:sz w:val="30"/>
+          <w:szCs w:val="30"/>
+        </w:rPr>
+        <w:t xml:space="preserve">, </w:t>
+      </w:r>
+      <w:proofErr w:type="spellStart"/>
+      <w:r>
+        <w:rPr>
+          <w:rFonts w:ascii="Times New Roman" w:eastAsiaTheme="minorEastAsia" w:hAnsi="Times New Roman" w:cs="Times New Roman"/>
+          <w:sz w:val="30"/>
+          <w:szCs w:val="30"/>
+        </w:rPr>
+        <w:t>cho</w:t>
+      </w:r>
+      <w:proofErr w:type="spellEnd"/>
+      <w:r>
+        <w:rPr>
+          <w:rFonts w:ascii="Times New Roman" w:eastAsiaTheme="minorEastAsia" w:hAnsi="Times New Roman" w:cs="Times New Roman"/>
+          <w:sz w:val="30"/>
+          <w:szCs w:val="30"/>
+        </w:rPr>
+        <w:t xml:space="preserve"> </w:t>
+      </w:r>
+      <w:proofErr w:type="spellStart"/>
+      <w:r>
+        <w:rPr>
+          <w:rFonts w:ascii="Times New Roman" w:eastAsiaTheme="minorEastAsia" w:hAnsi="Times New Roman" w:cs="Times New Roman"/>
+          <w:sz w:val="30"/>
+          <w:szCs w:val="30"/>
+        </w:rPr>
+        <w:t>biết</w:t>
+      </w:r>
+      <w:proofErr w:type="spellEnd"/>
+      <w:r>
+        <w:rPr>
+          <w:rFonts w:ascii="Times New Roman" w:eastAsiaTheme="minorEastAsia" w:hAnsi="Times New Roman" w:cs="Times New Roman"/>
+          <w:sz w:val="30"/>
+          <w:szCs w:val="30"/>
+        </w:rPr>
+        <w:t xml:space="preserve"> </w:t>
+      </w:r>
+      <w:proofErr w:type="spellStart"/>
+      <w:r>
+        <w:rPr>
+          <w:rFonts w:ascii="Times New Roman" w:eastAsiaTheme="minorEastAsia" w:hAnsi="Times New Roman" w:cs="Times New Roman"/>
+          <w:sz w:val="30"/>
+          <w:szCs w:val="30"/>
+        </w:rPr>
+        <w:t>mã</w:t>
+      </w:r>
+      <w:proofErr w:type="spellEnd"/>
+      <w:r>
+        <w:rPr>
+          <w:rFonts w:ascii="Times New Roman" w:eastAsiaTheme="minorEastAsia" w:hAnsi="Times New Roman" w:cs="Times New Roman"/>
+          <w:sz w:val="30"/>
+          <w:szCs w:val="30"/>
+        </w:rPr>
+        <w:t xml:space="preserve"> </w:t>
+      </w:r>
+      <w:proofErr w:type="spellStart"/>
+      <w:r>
+        <w:rPr>
+          <w:rFonts w:ascii="Times New Roman" w:eastAsiaTheme="minorEastAsia" w:hAnsi="Times New Roman" w:cs="Times New Roman"/>
+          <w:sz w:val="30"/>
+          <w:szCs w:val="30"/>
+        </w:rPr>
+        <w:t>phòng</w:t>
+      </w:r>
+      <w:proofErr w:type="spellEnd"/>
+      <w:r>
+        <w:rPr>
+          <w:rFonts w:ascii="Times New Roman" w:eastAsiaTheme="minorEastAsia" w:hAnsi="Times New Roman" w:cs="Times New Roman"/>
+          <w:sz w:val="30"/>
+          <w:szCs w:val="30"/>
+        </w:rPr>
+        <w:t xml:space="preserve">, </w:t>
+      </w:r>
+      <w:proofErr w:type="spellStart"/>
+      <w:r>
+        <w:rPr>
+          <w:rFonts w:ascii="Times New Roman" w:eastAsiaTheme="minorEastAsia" w:hAnsi="Times New Roman" w:cs="Times New Roman"/>
+          <w:sz w:val="30"/>
+          <w:szCs w:val="30"/>
+        </w:rPr>
+        <w:t>tổng</w:t>
+      </w:r>
+      <w:proofErr w:type="spellEnd"/>
+      <w:r>
+        <w:rPr>
+          <w:rFonts w:ascii="Times New Roman" w:eastAsiaTheme="minorEastAsia" w:hAnsi="Times New Roman" w:cs="Times New Roman"/>
+          <w:sz w:val="30"/>
+          <w:szCs w:val="30"/>
+        </w:rPr>
+        <w:t xml:space="preserve"> </w:t>
+      </w:r>
+      <w:proofErr w:type="spellStart"/>
+      <w:r>
+        <w:rPr>
+          <w:rFonts w:ascii="Times New Roman" w:eastAsiaTheme="minorEastAsia" w:hAnsi="Times New Roman" w:cs="Times New Roman"/>
+          <w:sz w:val="30"/>
+          <w:szCs w:val="30"/>
+        </w:rPr>
+        <w:t>số</w:t>
+      </w:r>
+      <w:proofErr w:type="spellEnd"/>
+      <w:r>
+        <w:rPr>
+          <w:rFonts w:ascii="Times New Roman" w:eastAsiaTheme="minorEastAsia" w:hAnsi="Times New Roman" w:cs="Times New Roman"/>
+          <w:sz w:val="30"/>
+          <w:szCs w:val="30"/>
+        </w:rPr>
+        <w:t xml:space="preserve"> </w:t>
+      </w:r>
+      <w:proofErr w:type="spellStart"/>
+      <w:r>
+        <w:rPr>
+          <w:rFonts w:ascii="Times New Roman" w:eastAsiaTheme="minorEastAsia" w:hAnsi="Times New Roman" w:cs="Times New Roman"/>
+          <w:sz w:val="30"/>
+          <w:szCs w:val="30"/>
+        </w:rPr>
+        <w:t>nhân</w:t>
+      </w:r>
+      <w:proofErr w:type="spellEnd"/>
+      <w:r>
+        <w:rPr>
+          <w:rFonts w:ascii="Times New Roman" w:eastAsiaTheme="minorEastAsia" w:hAnsi="Times New Roman" w:cs="Times New Roman"/>
+          <w:sz w:val="30"/>
+          <w:szCs w:val="30"/>
+        </w:rPr>
+        <w:t xml:space="preserve"> </w:t>
+      </w:r>
+      <w:proofErr w:type="spellStart"/>
+      <w:r>
+        <w:rPr>
+          <w:rFonts w:ascii="Times New Roman" w:eastAsiaTheme="minorEastAsia" w:hAnsi="Times New Roman" w:cs="Times New Roman"/>
+          <w:sz w:val="30"/>
+          <w:szCs w:val="30"/>
+        </w:rPr>
+        <w:t>viên</w:t>
+      </w:r>
+      <w:proofErr w:type="spellEnd"/>
+      <w:r>
+        <w:rPr>
+          <w:rFonts w:ascii="Times New Roman" w:eastAsiaTheme="minorEastAsia" w:hAnsi="Times New Roman" w:cs="Times New Roman"/>
+          <w:sz w:val="30"/>
+          <w:szCs w:val="30"/>
+        </w:rPr>
+        <w:t xml:space="preserve"> </w:t>
+      </w:r>
+      <w:proofErr w:type="spellStart"/>
+      <w:r>
+        <w:rPr>
+          <w:rFonts w:ascii="Times New Roman" w:eastAsiaTheme="minorEastAsia" w:hAnsi="Times New Roman" w:cs="Times New Roman"/>
+          <w:sz w:val="30"/>
+          <w:szCs w:val="30"/>
+        </w:rPr>
+        <w:t>và</w:t>
+      </w:r>
+      <w:proofErr w:type="spellEnd"/>
+      <w:r>
+        <w:rPr>
+          <w:rFonts w:ascii="Times New Roman" w:eastAsiaTheme="minorEastAsia" w:hAnsi="Times New Roman" w:cs="Times New Roman"/>
+          <w:sz w:val="30"/>
+          <w:szCs w:val="30"/>
+        </w:rPr>
+        <w:t xml:space="preserve"> </w:t>
+      </w:r>
+      <w:proofErr w:type="spellStart"/>
+      <w:r>
+        <w:rPr>
+          <w:rFonts w:ascii="Times New Roman" w:eastAsiaTheme="minorEastAsia" w:hAnsi="Times New Roman" w:cs="Times New Roman"/>
+          <w:sz w:val="30"/>
+          <w:szCs w:val="30"/>
+        </w:rPr>
+        <w:t>mức</w:t>
+      </w:r>
+      <w:proofErr w:type="spellEnd"/>
+      <w:r>
+        <w:rPr>
+          <w:rFonts w:ascii="Times New Roman" w:eastAsiaTheme="minorEastAsia" w:hAnsi="Times New Roman" w:cs="Times New Roman"/>
+          <w:sz w:val="30"/>
+          <w:szCs w:val="30"/>
+        </w:rPr>
+        <w:t xml:space="preserve"> </w:t>
+      </w:r>
+      <w:proofErr w:type="spellStart"/>
+      <w:r>
+        <w:rPr>
+          <w:rFonts w:ascii="Times New Roman" w:eastAsiaTheme="minorEastAsia" w:hAnsi="Times New Roman" w:cs="Times New Roman"/>
+          <w:sz w:val="30"/>
+          <w:szCs w:val="30"/>
+        </w:rPr>
+        <w:t>lương</w:t>
+      </w:r>
+      <w:proofErr w:type="spellEnd"/>
+      <w:r>
+        <w:rPr>
+          <w:rFonts w:ascii="Times New Roman" w:eastAsiaTheme="minorEastAsia" w:hAnsi="Times New Roman" w:cs="Times New Roman"/>
+          <w:sz w:val="30"/>
+          <w:szCs w:val="30"/>
+        </w:rPr>
+        <w:t xml:space="preserve"> </w:t>
+      </w:r>
+      <w:proofErr w:type="spellStart"/>
+      <w:r>
+        <w:rPr>
+          <w:rFonts w:ascii="Times New Roman" w:eastAsiaTheme="minorEastAsia" w:hAnsi="Times New Roman" w:cs="Times New Roman"/>
+          <w:sz w:val="30"/>
+          <w:szCs w:val="30"/>
+        </w:rPr>
+        <w:t>trung</w:t>
+      </w:r>
+      <w:proofErr w:type="spellEnd"/>
+      <w:r>
+        <w:rPr>
+          <w:rFonts w:ascii="Times New Roman" w:eastAsiaTheme="minorEastAsia" w:hAnsi="Times New Roman" w:cs="Times New Roman"/>
+          <w:sz w:val="30"/>
+          <w:szCs w:val="30"/>
+        </w:rPr>
+        <w:t xml:space="preserve"> </w:t>
+      </w:r>
+      <w:proofErr w:type="spellStart"/>
+      <w:r>
+        <w:rPr>
+          <w:rFonts w:ascii="Times New Roman" w:eastAsiaTheme="minorEastAsia" w:hAnsi="Times New Roman" w:cs="Times New Roman"/>
+          <w:sz w:val="30"/>
+          <w:szCs w:val="30"/>
+        </w:rPr>
+        <w:t>bình</w:t>
+      </w:r>
+      <w:proofErr w:type="spellEnd"/>
+      <w:r>
+        <w:rPr>
+          <w:rFonts w:ascii="Times New Roman" w:eastAsiaTheme="minorEastAsia" w:hAnsi="Times New Roman" w:cs="Times New Roman"/>
+          <w:sz w:val="30"/>
+          <w:szCs w:val="30"/>
+        </w:rPr>
+        <w:t xml:space="preserve"> </w:t>
+      </w:r>
+      <w:proofErr w:type="spellStart"/>
+      <w:r>
+        <w:rPr>
+          <w:rFonts w:ascii="Times New Roman" w:eastAsiaTheme="minorEastAsia" w:hAnsi="Times New Roman" w:cs="Times New Roman"/>
+          <w:sz w:val="30"/>
+          <w:szCs w:val="30"/>
+        </w:rPr>
+        <w:t>của</w:t>
+      </w:r>
+      <w:proofErr w:type="spellEnd"/>
+      <w:r>
+        <w:rPr>
+          <w:rFonts w:ascii="Times New Roman" w:eastAsiaTheme="minorEastAsia" w:hAnsi="Times New Roman" w:cs="Times New Roman"/>
+          <w:sz w:val="30"/>
+          <w:szCs w:val="30"/>
+        </w:rPr>
+        <w:t xml:space="preserve"> </w:t>
+      </w:r>
+      <w:proofErr w:type="spellStart"/>
+      <w:r>
+        <w:rPr>
+          <w:rFonts w:ascii="Times New Roman" w:eastAsiaTheme="minorEastAsia" w:hAnsi="Times New Roman" w:cs="Times New Roman"/>
+          <w:sz w:val="30"/>
+          <w:szCs w:val="30"/>
+        </w:rPr>
+        <w:t>phòng</w:t>
+      </w:r>
+      <w:proofErr w:type="spellEnd"/>
     </w:p>
     <w:p>
       <w:pPr>
@@ -3974,7 +9837,25 @@
           <w:sz w:val="30"/>
           <w:szCs w:val="30"/>
         </w:rPr>
-        <w:t xml:space="preserve">Quan hệ: </w:t>
+        <w:t xml:space="preserve">Quan </w:t>
+      </w:r>
+      <w:proofErr w:type="spellStart"/>
+      <w:r>
+        <w:rPr>
+          <w:rFonts w:ascii="Times New Roman" w:hAnsi="Times New Roman" w:cs="Times New Roman"/>
+          <w:sz w:val="30"/>
+          <w:szCs w:val="30"/>
+        </w:rPr>
+        <w:t>hệ</w:t>
+      </w:r>
+      <w:proofErr w:type="spellEnd"/>
+      <w:r>
+        <w:rPr>
+          <w:rFonts w:ascii="Times New Roman" w:hAnsi="Times New Roman" w:cs="Times New Roman"/>
+          <w:sz w:val="30"/>
+          <w:szCs w:val="30"/>
+        </w:rPr>
+        <w:t xml:space="preserve">: </w:t>
       </w:r>
       <w:r>
         <w:rPr>
@@ -3998,13 +9879,41 @@
           <w:szCs w:val="30"/>
         </w:rPr>
       </w:pPr>
-      <w:r>
-        <w:rPr>
-          <w:rFonts w:ascii="Times New Roman" w:hAnsi="Times New Roman" w:cs="Times New Roman"/>
-          <w:sz w:val="30"/>
-          <w:szCs w:val="30"/>
-        </w:rPr>
-        <w:t xml:space="preserve">Thuộc tính: </w:t>
+      <w:proofErr w:type="spellStart"/>
+      <w:r>
+        <w:rPr>
+          <w:rFonts w:ascii="Times New Roman" w:hAnsi="Times New Roman" w:cs="Times New Roman"/>
+          <w:sz w:val="30"/>
+          <w:szCs w:val="30"/>
+        </w:rPr>
+        <w:t>Thuộc</w:t>
+      </w:r>
+      <w:proofErr w:type="spellEnd"/>
+      <w:r>
+        <w:rPr>
+          <w:rFonts w:ascii="Times New Roman" w:hAnsi="Times New Roman" w:cs="Times New Roman"/>
+          <w:sz w:val="30"/>
+          <w:szCs w:val="30"/>
+        </w:rPr>
+        <w:t xml:space="preserve"> </w:t>
+      </w:r>
+      <w:proofErr w:type="spellStart"/>
+      <w:r>
+        <w:rPr>
+          <w:rFonts w:ascii="Times New Roman" w:hAnsi="Times New Roman" w:cs="Times New Roman"/>
+          <w:sz w:val="30"/>
+          <w:szCs w:val="30"/>
+        </w:rPr>
+        <w:t>tính</w:t>
+      </w:r>
+      <w:proofErr w:type="spellEnd"/>
+      <w:r>
+        <w:rPr>
+          <w:rFonts w:ascii="Times New Roman" w:hAnsi="Times New Roman" w:cs="Times New Roman"/>
+          <w:sz w:val="30"/>
+          <w:szCs w:val="30"/>
+        </w:rPr>
+        <w:t xml:space="preserve">: </w:t>
       </w:r>
       <w:r>
         <w:rPr>
@@ -4028,13 +9937,41 @@
           <w:szCs w:val="30"/>
         </w:rPr>
       </w:pPr>
-      <w:r>
-        <w:rPr>
-          <w:rFonts w:ascii="Times New Roman" w:hAnsi="Times New Roman" w:cs="Times New Roman"/>
-          <w:sz w:val="30"/>
-          <w:szCs w:val="30"/>
-        </w:rPr>
-        <w:t xml:space="preserve">Điều kiện: </w:t>
+      <w:proofErr w:type="spellStart"/>
+      <w:r>
+        <w:rPr>
+          <w:rFonts w:ascii="Times New Roman" w:hAnsi="Times New Roman" w:cs="Times New Roman"/>
+          <w:sz w:val="30"/>
+          <w:szCs w:val="30"/>
+        </w:rPr>
+        <w:t>Điều</w:t>
+      </w:r>
+      <w:proofErr w:type="spellEnd"/>
+      <w:r>
+        <w:rPr>
+          <w:rFonts w:ascii="Times New Roman" w:hAnsi="Times New Roman" w:cs="Times New Roman"/>
+          <w:sz w:val="30"/>
+          <w:szCs w:val="30"/>
+        </w:rPr>
+        <w:t xml:space="preserve"> </w:t>
+      </w:r>
+      <w:proofErr w:type="spellStart"/>
+      <w:r>
+        <w:rPr>
+          <w:rFonts w:ascii="Times New Roman" w:hAnsi="Times New Roman" w:cs="Times New Roman"/>
+          <w:sz w:val="30"/>
+          <w:szCs w:val="30"/>
+        </w:rPr>
+        <w:t>kiện</w:t>
+      </w:r>
+      <w:proofErr w:type="spellEnd"/>
+      <w:r>
+        <w:rPr>
+          <w:rFonts w:ascii="Times New Roman" w:hAnsi="Times New Roman" w:cs="Times New Roman"/>
+          <w:sz w:val="30"/>
+          <w:szCs w:val="30"/>
+        </w:rPr>
+        <w:t xml:space="preserve">: </w:t>
       </w:r>
     </w:p>
     <w:p>
@@ -4046,22 +9983,394 @@
           <w:szCs w:val="30"/>
         </w:rPr>
       </w:pPr>
-      <w:r>
-        <w:rPr>
-          <w:rFonts w:ascii="Times New Roman" w:eastAsiaTheme="minorEastAsia" w:hAnsi="Times New Roman" w:cs="Times New Roman"/>
-          <w:sz w:val="30"/>
-          <w:szCs w:val="30"/>
-        </w:rPr>
-        <w:t xml:space="preserve">Câu 22: </w:t>
-      </w:r>
-      <w:r>
-        <w:rPr>
-          <w:rFonts w:ascii="Times New Roman" w:eastAsiaTheme="minorEastAsia" w:hAnsi="Times New Roman" w:cs="Times New Roman"/>
-          <w:sz w:val="30"/>
-          <w:szCs w:val="30"/>
-        </w:rPr>
-        <w:t>Với mỗi dự án, cho biết mã dự án, tên dự án và số nhân viên tham gia dự án đó</w:t>
-      </w:r>
+      <w:proofErr w:type="spellStart"/>
+      <w:r>
+        <w:rPr>
+          <w:rFonts w:ascii="Times New Roman" w:eastAsiaTheme="minorEastAsia" w:hAnsi="Times New Roman" w:cs="Times New Roman"/>
+          <w:sz w:val="30"/>
+          <w:szCs w:val="30"/>
+        </w:rPr>
+        <w:t>Câu</w:t>
+      </w:r>
+      <w:proofErr w:type="spellEnd"/>
+      <w:r>
+        <w:rPr>
+          <w:rFonts w:ascii="Times New Roman" w:eastAsiaTheme="minorEastAsia" w:hAnsi="Times New Roman" w:cs="Times New Roman"/>
+          <w:sz w:val="30"/>
+          <w:szCs w:val="30"/>
+        </w:rPr>
+        <w:t xml:space="preserve"> 22: </w:t>
+      </w:r>
+      <w:proofErr w:type="spellStart"/>
+      <w:r>
+        <w:rPr>
+          <w:rFonts w:ascii="Times New Roman" w:eastAsiaTheme="minorEastAsia" w:hAnsi="Times New Roman" w:cs="Times New Roman"/>
+          <w:sz w:val="30"/>
+          <w:szCs w:val="30"/>
+        </w:rPr>
+        <w:t>Với</w:t>
+      </w:r>
+      <w:proofErr w:type="spellEnd"/>
+      <w:r>
+        <w:rPr>
+          <w:rFonts w:ascii="Times New Roman" w:eastAsiaTheme="minorEastAsia" w:hAnsi="Times New Roman" w:cs="Times New Roman"/>
+          <w:sz w:val="30"/>
+          <w:szCs w:val="30"/>
+        </w:rPr>
+        <w:t xml:space="preserve"> </w:t>
+      </w:r>
+      <w:proofErr w:type="spellStart"/>
+      <w:r>
+        <w:rPr>
+          <w:rFonts w:ascii="Times New Roman" w:eastAsiaTheme="minorEastAsia" w:hAnsi="Times New Roman" w:cs="Times New Roman"/>
+          <w:sz w:val="30"/>
+          <w:szCs w:val="30"/>
+        </w:rPr>
+        <w:t>mỗi</w:t>
+      </w:r>
+      <w:proofErr w:type="spellEnd"/>
+      <w:r>
+        <w:rPr>
+          <w:rFonts w:ascii="Times New Roman" w:eastAsiaTheme="minorEastAsia" w:hAnsi="Times New Roman" w:cs="Times New Roman"/>
+          <w:sz w:val="30"/>
+          <w:szCs w:val="30"/>
+        </w:rPr>
+        <w:t xml:space="preserve"> </w:t>
+      </w:r>
+      <w:proofErr w:type="spellStart"/>
+      <w:r>
+        <w:rPr>
+          <w:rFonts w:ascii="Times New Roman" w:eastAsiaTheme="minorEastAsia" w:hAnsi="Times New Roman" w:cs="Times New Roman"/>
+          <w:sz w:val="30"/>
+          <w:szCs w:val="30"/>
+        </w:rPr>
+        <w:t>dự</w:t>
+      </w:r>
+      <w:proofErr w:type="spellEnd"/>
+      <w:r>
+        <w:rPr>
+          <w:rFonts w:ascii="Times New Roman" w:eastAsiaTheme="minorEastAsia" w:hAnsi="Times New Roman" w:cs="Times New Roman"/>
+          <w:sz w:val="30"/>
+          <w:szCs w:val="30"/>
+        </w:rPr>
+        <w:t xml:space="preserve"> </w:t>
+      </w:r>
+      <w:proofErr w:type="spellStart"/>
+      <w:r>
+        <w:rPr>
+          <w:rFonts w:ascii="Times New Roman" w:eastAsiaTheme="minorEastAsia" w:hAnsi="Times New Roman" w:cs="Times New Roman"/>
+          <w:sz w:val="30"/>
+          <w:szCs w:val="30"/>
+        </w:rPr>
+        <w:t>án</w:t>
+      </w:r>
+      <w:proofErr w:type="spellEnd"/>
+      <w:r>
+        <w:rPr>
+          <w:rFonts w:ascii="Times New Roman" w:eastAsiaTheme="minorEastAsia" w:hAnsi="Times New Roman" w:cs="Times New Roman"/>
+          <w:sz w:val="30"/>
+          <w:szCs w:val="30"/>
+        </w:rPr>
+        <w:t xml:space="preserve">, </w:t>
+      </w:r>
+      <w:proofErr w:type="spellStart"/>
+      <w:r>
+        <w:rPr>
+          <w:rFonts w:ascii="Times New Roman" w:eastAsiaTheme="minorEastAsia" w:hAnsi="Times New Roman" w:cs="Times New Roman"/>
+          <w:sz w:val="30"/>
+          <w:szCs w:val="30"/>
+        </w:rPr>
+        <w:t>cho</w:t>
+      </w:r>
+      <w:proofErr w:type="spellEnd"/>
+      <w:r>
+        <w:rPr>
+          <w:rFonts w:ascii="Times New Roman" w:eastAsiaTheme="minorEastAsia" w:hAnsi="Times New Roman" w:cs="Times New Roman"/>
+          <w:sz w:val="30"/>
+          <w:szCs w:val="30"/>
+        </w:rPr>
+        <w:t xml:space="preserve"> </w:t>
+      </w:r>
+      <w:proofErr w:type="spellStart"/>
+      <w:r>
+        <w:rPr>
+          <w:rFonts w:ascii="Times New Roman" w:eastAsiaTheme="minorEastAsia" w:hAnsi="Times New Roman" w:cs="Times New Roman"/>
+          <w:sz w:val="30"/>
+          <w:szCs w:val="30"/>
+        </w:rPr>
+        <w:t>biết</w:t>
+      </w:r>
+      <w:proofErr w:type="spellEnd"/>
+      <w:r>
+        <w:rPr>
+          <w:rFonts w:ascii="Times New Roman" w:eastAsiaTheme="minorEastAsia" w:hAnsi="Times New Roman" w:cs="Times New Roman"/>
+          <w:sz w:val="30"/>
+          <w:szCs w:val="30"/>
+        </w:rPr>
+        <w:t xml:space="preserve"> </w:t>
+      </w:r>
+      <w:proofErr w:type="spellStart"/>
+      <w:r>
+        <w:rPr>
+          <w:rFonts w:ascii="Times New Roman" w:eastAsiaTheme="minorEastAsia" w:hAnsi="Times New Roman" w:cs="Times New Roman"/>
+          <w:sz w:val="30"/>
+          <w:szCs w:val="30"/>
+        </w:rPr>
+        <w:t>mã</w:t>
+      </w:r>
+      <w:proofErr w:type="spellEnd"/>
+      <w:r>
+        <w:rPr>
+          <w:rFonts w:ascii="Times New Roman" w:eastAsiaTheme="minorEastAsia" w:hAnsi="Times New Roman" w:cs="Times New Roman"/>
+          <w:sz w:val="30"/>
+          <w:szCs w:val="30"/>
+        </w:rPr>
+        <w:t xml:space="preserve"> </w:t>
+      </w:r>
+      <w:proofErr w:type="spellStart"/>
+      <w:r>
+        <w:rPr>
+          <w:rFonts w:ascii="Times New Roman" w:eastAsiaTheme="minorEastAsia" w:hAnsi="Times New Roman" w:cs="Times New Roman"/>
+          <w:sz w:val="30"/>
+          <w:szCs w:val="30"/>
+        </w:rPr>
+        <w:t>dự</w:t>
+      </w:r>
+      <w:proofErr w:type="spellEnd"/>
+      <w:r>
+        <w:rPr>
+          <w:rFonts w:ascii="Times New Roman" w:eastAsiaTheme="minorEastAsia" w:hAnsi="Times New Roman" w:cs="Times New Roman"/>
+          <w:sz w:val="30"/>
+          <w:szCs w:val="30"/>
+        </w:rPr>
+        <w:t xml:space="preserve"> </w:t>
+      </w:r>
+      <w:proofErr w:type="spellStart"/>
+      <w:r>
+        <w:rPr>
+          <w:rFonts w:ascii="Times New Roman" w:eastAsiaTheme="minorEastAsia" w:hAnsi="Times New Roman" w:cs="Times New Roman"/>
+          <w:sz w:val="30"/>
+          <w:szCs w:val="30"/>
+        </w:rPr>
+        <w:t>án</w:t>
+      </w:r>
+      <w:proofErr w:type="spellEnd"/>
+      <w:r>
+        <w:rPr>
+          <w:rFonts w:ascii="Times New Roman" w:eastAsiaTheme="minorEastAsia" w:hAnsi="Times New Roman" w:cs="Times New Roman"/>
+          <w:sz w:val="30"/>
+          <w:szCs w:val="30"/>
+        </w:rPr>
+        <w:t xml:space="preserve">, </w:t>
+      </w:r>
+      <w:proofErr w:type="spellStart"/>
+      <w:r>
+        <w:rPr>
+          <w:rFonts w:ascii="Times New Roman" w:eastAsiaTheme="minorEastAsia" w:hAnsi="Times New Roman" w:cs="Times New Roman"/>
+          <w:sz w:val="30"/>
+          <w:szCs w:val="30"/>
+        </w:rPr>
+        <w:t>tên</w:t>
+      </w:r>
+      <w:proofErr w:type="spellEnd"/>
+      <w:r>
+        <w:rPr>
+          <w:rFonts w:ascii="Times New Roman" w:eastAsiaTheme="minorEastAsia" w:hAnsi="Times New Roman" w:cs="Times New Roman"/>
+          <w:sz w:val="30"/>
+          <w:szCs w:val="30"/>
+        </w:rPr>
+        <w:t xml:space="preserve"> </w:t>
+      </w:r>
+      <w:proofErr w:type="spellStart"/>
+      <w:r>
+        <w:rPr>
+          <w:rFonts w:ascii="Times New Roman" w:eastAsiaTheme="minorEastAsia" w:hAnsi="Times New Roman" w:cs="Times New Roman"/>
+          <w:sz w:val="30"/>
+          <w:szCs w:val="30"/>
+        </w:rPr>
+        <w:t>dự</w:t>
+      </w:r>
+      <w:proofErr w:type="spellEnd"/>
+      <w:r>
+        <w:rPr>
+          <w:rFonts w:ascii="Times New Roman" w:eastAsiaTheme="minorEastAsia" w:hAnsi="Times New Roman" w:cs="Times New Roman"/>
+          <w:sz w:val="30"/>
+          <w:szCs w:val="30"/>
+        </w:rPr>
+        <w:t xml:space="preserve"> </w:t>
+      </w:r>
+      <w:proofErr w:type="spellStart"/>
+      <w:r>
+        <w:rPr>
+          <w:rFonts w:ascii="Times New Roman" w:eastAsiaTheme="minorEastAsia" w:hAnsi="Times New Roman" w:cs="Times New Roman"/>
+          <w:sz w:val="30"/>
+          <w:szCs w:val="30"/>
+        </w:rPr>
+        <w:t>án</w:t>
+      </w:r>
+      <w:proofErr w:type="spellEnd"/>
+      <w:r>
+        <w:rPr>
+          <w:rFonts w:ascii="Times New Roman" w:eastAsiaTheme="minorEastAsia" w:hAnsi="Times New Roman" w:cs="Times New Roman"/>
+          <w:sz w:val="30"/>
+          <w:szCs w:val="30"/>
+        </w:rPr>
+        <w:t xml:space="preserve"> </w:t>
+      </w:r>
+      <w:proofErr w:type="spellStart"/>
+      <w:r>
+        <w:rPr>
+          <w:rFonts w:ascii="Times New Roman" w:eastAsiaTheme="minorEastAsia" w:hAnsi="Times New Roman" w:cs="Times New Roman"/>
+          <w:sz w:val="30"/>
+          <w:szCs w:val="30"/>
+        </w:rPr>
+        <w:t>và</w:t>
+      </w:r>
+      <w:proofErr w:type="spellEnd"/>
+      <w:r>
+        <w:rPr>
+          <w:rFonts w:ascii="Times New Roman" w:eastAsiaTheme="minorEastAsia" w:hAnsi="Times New Roman" w:cs="Times New Roman"/>
+          <w:sz w:val="30"/>
+          <w:szCs w:val="30"/>
+        </w:rPr>
+        <w:t xml:space="preserve"> </w:t>
+      </w:r>
+      <w:proofErr w:type="spellStart"/>
+      <w:r>
+        <w:rPr>
+          <w:rFonts w:ascii="Times New Roman" w:eastAsiaTheme="minorEastAsia" w:hAnsi="Times New Roman" w:cs="Times New Roman"/>
+          <w:sz w:val="30"/>
+          <w:szCs w:val="30"/>
+        </w:rPr>
+        <w:t>số</w:t>
+      </w:r>
+      <w:proofErr w:type="spellEnd"/>
+      <w:r>
+        <w:rPr>
+          <w:rFonts w:ascii="Times New Roman" w:eastAsiaTheme="minorEastAsia" w:hAnsi="Times New Roman" w:cs="Times New Roman"/>
+          <w:sz w:val="30"/>
+          <w:szCs w:val="30"/>
+        </w:rPr>
+        <w:t xml:space="preserve"> </w:t>
+      </w:r>
+      <w:proofErr w:type="spellStart"/>
+      <w:r>
+        <w:rPr>
+          <w:rFonts w:ascii="Times New Roman" w:eastAsiaTheme="minorEastAsia" w:hAnsi="Times New Roman" w:cs="Times New Roman"/>
+          <w:sz w:val="30"/>
+          <w:szCs w:val="30"/>
+        </w:rPr>
+        <w:t>nhân</w:t>
+      </w:r>
+      <w:proofErr w:type="spellEnd"/>
+      <w:r>
+        <w:rPr>
+          <w:rFonts w:ascii="Times New Roman" w:eastAsiaTheme="minorEastAsia" w:hAnsi="Times New Roman" w:cs="Times New Roman"/>
+          <w:sz w:val="30"/>
+          <w:szCs w:val="30"/>
+        </w:rPr>
+        <w:t xml:space="preserve"> </w:t>
+      </w:r>
+      <w:proofErr w:type="spellStart"/>
+      <w:r>
+        <w:rPr>
+          <w:rFonts w:ascii="Times New Roman" w:eastAsiaTheme="minorEastAsia" w:hAnsi="Times New Roman" w:cs="Times New Roman"/>
+          <w:sz w:val="30"/>
+          <w:szCs w:val="30"/>
+        </w:rPr>
+        <w:t>viên</w:t>
+      </w:r>
+      <w:proofErr w:type="spellEnd"/>
+      <w:r>
+        <w:rPr>
+          <w:rFonts w:ascii="Times New Roman" w:eastAsiaTheme="minorEastAsia" w:hAnsi="Times New Roman" w:cs="Times New Roman"/>
+          <w:sz w:val="30"/>
+          <w:szCs w:val="30"/>
+        </w:rPr>
+        <w:t xml:space="preserve"> </w:t>
+      </w:r>
+      <w:proofErr w:type="spellStart"/>
+      <w:r>
+        <w:rPr>
+          <w:rFonts w:ascii="Times New Roman" w:eastAsiaTheme="minorEastAsia" w:hAnsi="Times New Roman" w:cs="Times New Roman"/>
+          <w:sz w:val="30"/>
+          <w:szCs w:val="30"/>
+        </w:rPr>
+        <w:t>tham</w:t>
+      </w:r>
+      <w:proofErr w:type="spellEnd"/>
+      <w:r>
+        <w:rPr>
+          <w:rFonts w:ascii="Times New Roman" w:eastAsiaTheme="minorEastAsia" w:hAnsi="Times New Roman" w:cs="Times New Roman"/>
+          <w:sz w:val="30"/>
+          <w:szCs w:val="30"/>
+        </w:rPr>
+        <w:t xml:space="preserve"> </w:t>
+      </w:r>
+      <w:proofErr w:type="spellStart"/>
+      <w:r>
+        <w:rPr>
+          <w:rFonts w:ascii="Times New Roman" w:eastAsiaTheme="minorEastAsia" w:hAnsi="Times New Roman" w:cs="Times New Roman"/>
+          <w:sz w:val="30"/>
+          <w:szCs w:val="30"/>
+        </w:rPr>
+        <w:t>gia</w:t>
+      </w:r>
+      <w:proofErr w:type="spellEnd"/>
+      <w:r>
+        <w:rPr>
+          <w:rFonts w:ascii="Times New Roman" w:eastAsiaTheme="minorEastAsia" w:hAnsi="Times New Roman" w:cs="Times New Roman"/>
+          <w:sz w:val="30"/>
+          <w:szCs w:val="30"/>
+        </w:rPr>
+        <w:t xml:space="preserve"> </w:t>
+      </w:r>
+      <w:proofErr w:type="spellStart"/>
+      <w:r>
+        <w:rPr>
+          <w:rFonts w:ascii="Times New Roman" w:eastAsiaTheme="minorEastAsia" w:hAnsi="Times New Roman" w:cs="Times New Roman"/>
+          <w:sz w:val="30"/>
+          <w:szCs w:val="30"/>
+        </w:rPr>
+        <w:t>dự</w:t>
+      </w:r>
+      <w:proofErr w:type="spellEnd"/>
+      <w:r>
+        <w:rPr>
+          <w:rFonts w:ascii="Times New Roman" w:eastAsiaTheme="minorEastAsia" w:hAnsi="Times New Roman" w:cs="Times New Roman"/>
+          <w:sz w:val="30"/>
+          <w:szCs w:val="30"/>
+        </w:rPr>
+        <w:t xml:space="preserve"> </w:t>
+      </w:r>
+      <w:proofErr w:type="spellStart"/>
+      <w:r>
+        <w:rPr>
+          <w:rFonts w:ascii="Times New Roman" w:eastAsiaTheme="minorEastAsia" w:hAnsi="Times New Roman" w:cs="Times New Roman"/>
+          <w:sz w:val="30"/>
+          <w:szCs w:val="30"/>
+        </w:rPr>
+        <w:t>án</w:t>
+      </w:r>
+      <w:proofErr w:type="spellEnd"/>
+      <w:r>
+        <w:rPr>
+          <w:rFonts w:ascii="Times New Roman" w:eastAsiaTheme="minorEastAsia" w:hAnsi="Times New Roman" w:cs="Times New Roman"/>
+          <w:sz w:val="30"/>
+          <w:szCs w:val="30"/>
+        </w:rPr>
+        <w:t xml:space="preserve"> </w:t>
+      </w:r>
+      <w:proofErr w:type="spellStart"/>
+      <w:r>
+        <w:rPr>
+          <w:rFonts w:ascii="Times New Roman" w:eastAsiaTheme="minorEastAsia" w:hAnsi="Times New Roman" w:cs="Times New Roman"/>
+          <w:sz w:val="30"/>
+          <w:szCs w:val="30"/>
+        </w:rPr>
+        <w:t>đó</w:t>
+      </w:r>
+      <w:proofErr w:type="spellEnd"/>
     </w:p>
     <w:p>
       <w:pPr>
@@ -4082,7 +10391,25 @@
           <w:sz w:val="30"/>
           <w:szCs w:val="30"/>
         </w:rPr>
-        <w:t xml:space="preserve">Quan hệ: </w:t>
+        <w:t xml:space="preserve">Quan </w:t>
+      </w:r>
+      <w:proofErr w:type="spellStart"/>
+      <w:r>
+        <w:rPr>
+          <w:rFonts w:ascii="Times New Roman" w:hAnsi="Times New Roman" w:cs="Times New Roman"/>
+          <w:sz w:val="30"/>
+          <w:szCs w:val="30"/>
+        </w:rPr>
+        <w:t>hệ</w:t>
+      </w:r>
+      <w:proofErr w:type="spellEnd"/>
+      <w:r>
+        <w:rPr>
+          <w:rFonts w:ascii="Times New Roman" w:hAnsi="Times New Roman" w:cs="Times New Roman"/>
+          <w:sz w:val="30"/>
+          <w:szCs w:val="30"/>
+        </w:rPr>
+        <w:t xml:space="preserve">: </w:t>
       </w:r>
       <w:r>
         <w:rPr>
@@ -4106,13 +10433,41 @@
           <w:szCs w:val="30"/>
         </w:rPr>
       </w:pPr>
-      <w:r>
-        <w:rPr>
-          <w:rFonts w:ascii="Times New Roman" w:hAnsi="Times New Roman" w:cs="Times New Roman"/>
-          <w:sz w:val="30"/>
-          <w:szCs w:val="30"/>
-        </w:rPr>
-        <w:t xml:space="preserve">Thuộc tính: </w:t>
+      <w:proofErr w:type="spellStart"/>
+      <w:r>
+        <w:rPr>
+          <w:rFonts w:ascii="Times New Roman" w:hAnsi="Times New Roman" w:cs="Times New Roman"/>
+          <w:sz w:val="30"/>
+          <w:szCs w:val="30"/>
+        </w:rPr>
+        <w:t>Thuộc</w:t>
+      </w:r>
+      <w:proofErr w:type="spellEnd"/>
+      <w:r>
+        <w:rPr>
+          <w:rFonts w:ascii="Times New Roman" w:hAnsi="Times New Roman" w:cs="Times New Roman"/>
+          <w:sz w:val="30"/>
+          <w:szCs w:val="30"/>
+        </w:rPr>
+        <w:t xml:space="preserve"> </w:t>
+      </w:r>
+      <w:proofErr w:type="spellStart"/>
+      <w:r>
+        <w:rPr>
+          <w:rFonts w:ascii="Times New Roman" w:hAnsi="Times New Roman" w:cs="Times New Roman"/>
+          <w:sz w:val="30"/>
+          <w:szCs w:val="30"/>
+        </w:rPr>
+        <w:t>tính</w:t>
+      </w:r>
+      <w:proofErr w:type="spellEnd"/>
+      <w:r>
+        <w:rPr>
+          <w:rFonts w:ascii="Times New Roman" w:hAnsi="Times New Roman" w:cs="Times New Roman"/>
+          <w:sz w:val="30"/>
+          <w:szCs w:val="30"/>
+        </w:rPr>
+        <w:t xml:space="preserve">: </w:t>
       </w:r>
       <w:r>
         <w:rPr>
@@ -4136,13 +10491,41 @@
           <w:szCs w:val="30"/>
         </w:rPr>
       </w:pPr>
-      <w:r>
-        <w:rPr>
-          <w:rFonts w:ascii="Times New Roman" w:hAnsi="Times New Roman" w:cs="Times New Roman"/>
-          <w:sz w:val="30"/>
-          <w:szCs w:val="30"/>
-        </w:rPr>
-        <w:t xml:space="preserve">Điều kiện: </w:t>
+      <w:proofErr w:type="spellStart"/>
+      <w:r>
+        <w:rPr>
+          <w:rFonts w:ascii="Times New Roman" w:hAnsi="Times New Roman" w:cs="Times New Roman"/>
+          <w:sz w:val="30"/>
+          <w:szCs w:val="30"/>
+        </w:rPr>
+        <w:t>Điều</w:t>
+      </w:r>
+      <w:proofErr w:type="spellEnd"/>
+      <w:r>
+        <w:rPr>
+          <w:rFonts w:ascii="Times New Roman" w:hAnsi="Times New Roman" w:cs="Times New Roman"/>
+          <w:sz w:val="30"/>
+          <w:szCs w:val="30"/>
+        </w:rPr>
+        <w:t xml:space="preserve"> </w:t>
+      </w:r>
+      <w:proofErr w:type="spellStart"/>
+      <w:r>
+        <w:rPr>
+          <w:rFonts w:ascii="Times New Roman" w:hAnsi="Times New Roman" w:cs="Times New Roman"/>
+          <w:sz w:val="30"/>
+          <w:szCs w:val="30"/>
+        </w:rPr>
+        <w:t>kiện</w:t>
+      </w:r>
+      <w:proofErr w:type="spellEnd"/>
+      <w:r>
+        <w:rPr>
+          <w:rFonts w:ascii="Times New Roman" w:hAnsi="Times New Roman" w:cs="Times New Roman"/>
+          <w:sz w:val="30"/>
+          <w:szCs w:val="30"/>
+        </w:rPr>
+        <w:t xml:space="preserve">: </w:t>
       </w:r>
     </w:p>
     <w:p>
@@ -4186,7 +10569,7 @@
 </file>
 
 <file path=word/numbering.xml><?xml version="1.0" encoding="utf-8"?>
-<w:numbering xmlns:wpc="http://schemas.microsoft.com/office/word/2010/wordprocessingCanvas" xmlns:cx="http://schemas.microsoft.com/office/drawing/2014/chartex" xmlns:cx1="http://schemas.microsoft.com/office/drawing/2015/9/8/chartex" xmlns:cx2="http://schemas.microsoft.com/office/drawing/2015/10/21/chartex" xmlns:cx3="http://schemas.microsoft.com/office/drawing/2016/5/9/chartex" xmlns:cx4="http://schemas.microsoft.com/office/drawing/2016/5/10/chartex" xmlns:cx5="http://schemas.microsoft.com/office/drawing/2016/5/11/chartex" xmlns:cx6="http://schemas.microsoft.com/office/drawing/2016/5/12/chartex" xmlns:cx7="http://schemas.microsoft.com/office/drawing/2016/5/13/chartex" xmlns:cx8="http://schemas.microsoft.com/office/drawing/2016/5/14/chartex" xmlns:mc="http://schemas.openxmlformats.org/markup-compatibility/2006" xmlns:aink="http://schemas.microsoft.com/office/drawing/2016/ink" xmlns:am3d="http://schemas.microsoft.com/office/drawing/2017/model3d" xmlns:o="urn:schemas-microsoft-com:office:office" xmlns:r="http://schemas.openxmlformats.org/officeDocument/2006/relationships" xmlns:m="http://schemas.openxmlformats.org/officeDocument/2006/math" xmlns:v="urn:schemas-microsoft-com:vml" xmlns:wp14="http://schemas.microsoft.com/office/word/2010/wordprocessingDrawing" xmlns:wp="http://schemas.openxmlformats.org/drawingml/2006/wordprocessingDrawing" xmlns:w10="urn:schemas-microsoft-com:office:word" xmlns:w="http://schemas.openxmlformats.org/wordprocessingml/2006/main" xmlns:w14="http://schemas.microsoft.com/office/word/2010/wordml" xmlns:w15="http://schemas.microsoft.com/office/word/2012/wordml" xmlns:w16cex="http://schemas.microsoft.com/office/word/2018/wordml/cex" xmlns:w16cid="http://schemas.microsoft.com/office/word/2016/wordml/cid" xmlns:w16="http://schemas.microsoft.com/office/word/2018/wordml" xmlns:w16se="http://schemas.microsoft.com/office/word/2015/wordml/symex" xmlns:wpg="http://schemas.microsoft.com/office/word/2010/wordprocessingGroup" xmlns:wpi="http://schemas.microsoft.com/office/word/2010/wordprocessingInk" xmlns:wne="http://schemas.microsoft.com/office/word/2006/wordml" xmlns:wps="http://schemas.microsoft.com/office/word/2010/wordprocessingShape" mc:Ignorable="w14 w15 w16se w16cid w16 w16cex wp14">
+<w:numbering xmlns:wpc="http://schemas.microsoft.com/office/word/2010/wordprocessingCanvas" xmlns:cx="http://schemas.microsoft.com/office/drawing/2014/chartex" xmlns:cx1="http://schemas.microsoft.com/office/drawing/2015/9/8/chartex" xmlns:cx2="http://schemas.microsoft.com/office/drawing/2015/10/21/chartex" xmlns:cx3="http://schemas.microsoft.com/office/drawing/2016/5/9/chartex" xmlns:cx4="http://schemas.microsoft.com/office/drawing/2016/5/10/chartex" xmlns:cx5="http://schemas.microsoft.com/office/drawing/2016/5/11/chartex" xmlns:cx6="http://schemas.microsoft.com/office/drawing/2016/5/12/chartex" xmlns:cx7="http://schemas.microsoft.com/office/drawing/2016/5/13/chartex" xmlns:cx8="http://schemas.microsoft.com/office/drawing/2016/5/14/chartex" xmlns:mc="http://schemas.openxmlformats.org/markup-compatibility/2006" xmlns:aink="http://schemas.microsoft.com/office/drawing/2016/ink" xmlns:am3d="http://schemas.microsoft.com/office/drawing/2017/model3d" xmlns:o="urn:schemas-microsoft-com:office:office" xmlns:r="http://schemas.openxmlformats.org/officeDocument/2006/relationships" xmlns:m="http://schemas.openxmlformats.org/officeDocument/2006/math" xmlns:v="urn:schemas-microsoft-com:vml" xmlns:wp14="http://schemas.microsoft.com/office/word/2010/wordprocessingDrawing" xmlns:wp="http://schemas.openxmlformats.org/drawingml/2006/wordprocessingDrawing" xmlns:w10="urn:schemas-microsoft-com:office:word" xmlns:w="http://schemas.openxmlformats.org/wordprocessingml/2006/main" xmlns:w14="http://schemas.microsoft.com/office/word/2010/wordml" xmlns:w15="http://schemas.microsoft.com/office/word/2012/wordml" xmlns:w16cex="http://schemas.microsoft.com/office/word/2018/wordml/cex" xmlns:w16cid="http://schemas.microsoft.com/office/word/2016/wordml/cid" xmlns:w16="http://schemas.microsoft.com/office/word/2018/wordml" xmlns:w16sdtdh="http://schemas.microsoft.com/office/word/2020/wordml/sdtdatahash" xmlns:w16se="http://schemas.microsoft.com/office/word/2015/wordml/symex" xmlns:wpg="http://schemas.microsoft.com/office/word/2010/wordprocessingGroup" xmlns:wpi="http://schemas.microsoft.com/office/word/2010/wordprocessingInk" xmlns:wne="http://schemas.microsoft.com/office/word/2006/wordml" xmlns:wps="http://schemas.microsoft.com/office/word/2010/wordprocessingShape" mc:Ignorable="w14 w15 w16se w16cid w16 w16cex w16sdtdh wp14">
   <w:abstractNum w:abstractNumId="0" w15:restartNumberingAfterBreak="0">
     <w:nsid w:val="56720DF9"/>
     <w:multiLevelType w:val="hybridMultilevel"/>
@@ -4306,7 +10689,7 @@
 </file>
 
 <file path=word/styles.xml><?xml version="1.0" encoding="utf-8"?>
-<w:styles xmlns:mc="http://schemas.openxmlformats.org/markup-compatibility/2006" xmlns:r="http://schemas.openxmlformats.org/officeDocument/2006/relationships" xmlns:w="http://schemas.openxmlformats.org/wordprocessingml/2006/main" xmlns:w14="http://schemas.microsoft.com/office/word/2010/wordml" xmlns:w15="http://schemas.microsoft.com/office/word/2012/wordml" xmlns:w16cex="http://schemas.microsoft.com/office/word/2018/wordml/cex" xmlns:w16cid="http://schemas.microsoft.com/office/word/2016/wordml/cid" xmlns:w16="http://schemas.microsoft.com/office/word/2018/wordml" xmlns:w16se="http://schemas.microsoft.com/office/word/2015/wordml/symex" mc:Ignorable="w14 w15 w16se w16cid w16 w16cex">
+<w:styles xmlns:mc="http://schemas.openxmlformats.org/markup-compatibility/2006" xmlns:r="http://schemas.openxmlformats.org/officeDocument/2006/relationships" xmlns:w="http://schemas.openxmlformats.org/wordprocessingml/2006/main" xmlns:w14="http://schemas.microsoft.com/office/word/2010/wordml" xmlns:w15="http://schemas.microsoft.com/office/word/2012/wordml" xmlns:w16cex="http://schemas.microsoft.com/office/word/2018/wordml/cex" xmlns:w16cid="http://schemas.microsoft.com/office/word/2016/wordml/cid" xmlns:w16="http://schemas.microsoft.com/office/word/2018/wordml" xmlns:w16sdtdh="http://schemas.microsoft.com/office/word/2020/wordml/sdtdatahash" xmlns:w16se="http://schemas.microsoft.com/office/word/2015/wordml/symex" mc:Ignorable="w14 w15 w16se w16cid w16 w16cex w16sdtdh">
   <w:docDefaults>
     <w:rPrDefault>
       <w:rPr>
